--- a/Docs/PA2 Part 1/Project Design Document.docx
+++ b/Docs/PA2 Part 1/Project Design Document.docx
@@ -6,416 +6,2598 @@
       <w:pPr>
         <w:jc w:val="center"/>
         <w:rPr>
+          <w:rFonts w:ascii="Arial" w:hAnsi="Arial" w:cs="Arial"/>
+          <w:b/>
+          <w:sz w:val="32"/>
+          <w:szCs w:val="32"/>
+        </w:rPr>
+      </w:pPr>
+    </w:p>
+    <w:p>
+      <w:pPr>
+        <w:jc w:val="center"/>
+        <w:rPr>
+          <w:rFonts w:ascii="Arial" w:hAnsi="Arial" w:cs="Arial"/>
+          <w:b/>
+          <w:sz w:val="32"/>
+          <w:szCs w:val="32"/>
+        </w:rPr>
+      </w:pPr>
+      <w:r>
+        <w:rPr>
+          <w:rFonts w:ascii="Arial" w:hAnsi="Arial" w:cs="Arial"/>
+          <w:b/>
+          <w:sz w:val="32"/>
+          <w:szCs w:val="32"/>
+        </w:rPr>
+        <w:t>BİL481 – Yazılım Mühendisliği</w:t>
+      </w:r>
+    </w:p>
+    <w:p>
+      <w:pPr>
+        <w:jc w:val="center"/>
+        <w:rPr>
+          <w:rFonts w:ascii="Arial" w:hAnsi="Arial" w:cs="Arial"/>
+          <w:b/>
+          <w:sz w:val="32"/>
+          <w:szCs w:val="32"/>
+        </w:rPr>
+      </w:pPr>
+    </w:p>
+    <w:p>
+      <w:pPr>
+        <w:jc w:val="center"/>
+        <w:rPr>
+          <w:rFonts w:ascii="Arial" w:hAnsi="Arial" w:cs="Arial"/>
+          <w:b/>
+        </w:rPr>
+      </w:pPr>
+      <w:r>
+        <w:rPr>
+          <w:noProof/>
+          <w:lang w:val="tr-TR" w:eastAsia="tr-TR"/>
+        </w:rPr>
+        <w:drawing>
+          <wp:inline distT="0" distB="0" distL="0" distR="0" wp14:anchorId="5E9285AF" wp14:editId="361F677C">
+            <wp:extent cx="3764478" cy="2822880"/>
+            <wp:effectExtent l="0" t="0" r="7620" b="0"/>
+            <wp:docPr id="4" name="Resim 4" descr="TOBB ETÜ Kurumsal Logolarımız - TOBB ETÜ"/>
+            <wp:cNvGraphicFramePr>
+              <a:graphicFrameLocks xmlns:a="http://schemas.openxmlformats.org/drawingml/2006/main" noChangeAspect="1"/>
+            </wp:cNvGraphicFramePr>
+            <a:graphic xmlns:a="http://schemas.openxmlformats.org/drawingml/2006/main">
+              <a:graphicData uri="http://schemas.openxmlformats.org/drawingml/2006/picture">
+                <pic:pic xmlns:pic="http://schemas.openxmlformats.org/drawingml/2006/picture">
+                  <pic:nvPicPr>
+                    <pic:cNvPr id="0" name="Picture 16" descr="TOBB ETÜ Kurumsal Logolarımız - TOBB ETÜ"/>
+                    <pic:cNvPicPr>
+                      <a:picLocks noChangeAspect="1" noChangeArrowheads="1"/>
+                    </pic:cNvPicPr>
+                  </pic:nvPicPr>
+                  <pic:blipFill>
+                    <a:blip r:embed="rId5" cstate="print">
+                      <a:extLst>
+                        <a:ext uri="{28A0092B-C50C-407E-A947-70E740481C1C}">
+                          <a14:useLocalDpi xmlns:a14="http://schemas.microsoft.com/office/drawing/2010/main" val="0"/>
+                        </a:ext>
+                      </a:extLst>
+                    </a:blip>
+                    <a:srcRect/>
+                    <a:stretch>
+                      <a:fillRect/>
+                    </a:stretch>
+                  </pic:blipFill>
+                  <pic:spPr bwMode="auto">
+                    <a:xfrm>
+                      <a:off x="0" y="0"/>
+                      <a:ext cx="3769034" cy="2826296"/>
+                    </a:xfrm>
+                    <a:prstGeom prst="rect">
+                      <a:avLst/>
+                    </a:prstGeom>
+                    <a:noFill/>
+                    <a:ln>
+                      <a:noFill/>
+                    </a:ln>
+                  </pic:spPr>
+                </pic:pic>
+              </a:graphicData>
+            </a:graphic>
+          </wp:inline>
+        </w:drawing>
+      </w:r>
+    </w:p>
+    <w:p>
+      <w:pPr>
+        <w:jc w:val="center"/>
+        <w:rPr>
+          <w:rFonts w:ascii="Arial" w:hAnsi="Arial" w:cs="Arial"/>
+          <w:b/>
+        </w:rPr>
+      </w:pPr>
+    </w:p>
+    <w:p>
+      <w:pPr>
+        <w:jc w:val="center"/>
+        <w:rPr>
+          <w:rFonts w:ascii="Arial" w:hAnsi="Arial" w:cs="Arial"/>
+          <w:b/>
+          <w:sz w:val="32"/>
+          <w:szCs w:val="32"/>
+        </w:rPr>
+      </w:pPr>
+      <w:r>
+        <w:rPr>
+          <w:rFonts w:ascii="Arial" w:hAnsi="Arial" w:cs="Arial"/>
+          <w:b/>
+          <w:sz w:val="32"/>
+          <w:szCs w:val="32"/>
+        </w:rPr>
+        <w:t xml:space="preserve">Project </w:t>
+      </w:r>
+      <w:r>
+        <w:rPr>
+          <w:rFonts w:ascii="Arial" w:hAnsi="Arial" w:cs="Arial"/>
+          <w:b/>
+          <w:sz w:val="32"/>
+          <w:szCs w:val="32"/>
+        </w:rPr>
+        <w:t>Design Document</w:t>
+      </w:r>
+    </w:p>
+    <w:p>
+      <w:pPr>
+        <w:rPr>
+          <w:rFonts w:ascii="Arial" w:hAnsi="Arial" w:cs="Arial"/>
+          <w:b/>
+        </w:rPr>
+      </w:pPr>
+    </w:p>
+    <w:p>
+      <w:pPr>
+        <w:jc w:val="center"/>
+        <w:rPr>
+          <w:rFonts w:ascii="Arial" w:hAnsi="Arial" w:cs="Arial"/>
+          <w:b/>
+        </w:rPr>
+      </w:pPr>
+    </w:p>
+    <w:p>
+      <w:pPr>
+        <w:jc w:val="center"/>
+        <w:rPr>
+          <w:rFonts w:ascii="Arial" w:hAnsi="Arial" w:cs="Arial"/>
+          <w:b/>
+        </w:rPr>
+      </w:pPr>
+      <w:r>
+        <w:rPr>
+          <w:rFonts w:ascii="Arial" w:hAnsi="Arial" w:cs="Arial"/>
+          <w:b/>
+        </w:rPr>
+        <w:t>Katkı Sağlayanlar:</w:t>
+      </w:r>
+    </w:p>
+    <w:p>
+      <w:pPr>
+        <w:jc w:val="center"/>
+        <w:rPr>
+          <w:rFonts w:ascii="Arial" w:hAnsi="Arial" w:cs="Arial"/>
+        </w:rPr>
+      </w:pPr>
+      <w:r>
+        <w:rPr>
+          <w:rFonts w:ascii="Arial" w:hAnsi="Arial" w:cs="Arial"/>
+        </w:rPr>
+        <w:t>Burak Bingöl 241101047</w:t>
+      </w:r>
+    </w:p>
+    <w:p>
+      <w:pPr>
+        <w:jc w:val="center"/>
+        <w:rPr>
+          <w:rFonts w:ascii="Arial" w:hAnsi="Arial" w:cs="Arial"/>
+        </w:rPr>
+      </w:pPr>
+      <w:r>
+        <w:rPr>
+          <w:rFonts w:ascii="Arial" w:hAnsi="Arial" w:cs="Arial"/>
+        </w:rPr>
+        <w:t>Emine Betül Önal 241101030</w:t>
+      </w:r>
+    </w:p>
+    <w:p>
+      <w:pPr>
+        <w:jc w:val="center"/>
+        <w:rPr>
+          <w:rFonts w:ascii="Arial" w:hAnsi="Arial" w:cs="Arial"/>
+        </w:rPr>
+      </w:pPr>
+      <w:r>
+        <w:rPr>
+          <w:rFonts w:ascii="Arial" w:hAnsi="Arial" w:cs="Arial"/>
+        </w:rPr>
+        <w:t>Erhan Hıdır Mersin 241101002</w:t>
+      </w:r>
+    </w:p>
+    <w:p>
+      <w:pPr>
+        <w:jc w:val="center"/>
+        <w:rPr>
+          <w:rFonts w:ascii="Arial" w:hAnsi="Arial" w:cs="Arial"/>
+        </w:rPr>
+      </w:pPr>
+      <w:r>
+        <w:rPr>
+          <w:rFonts w:ascii="Arial" w:hAnsi="Arial" w:cs="Arial"/>
+        </w:rPr>
+        <w:t>Merve Gül Yıldız 231101049</w:t>
+      </w:r>
+    </w:p>
+    <w:p>
+      <w:pPr>
+        <w:jc w:val="center"/>
+        <w:rPr>
+          <w:rFonts w:ascii="Arial" w:hAnsi="Arial" w:cs="Arial"/>
+        </w:rPr>
+      </w:pPr>
+      <w:r>
+        <w:rPr>
+          <w:rFonts w:ascii="Arial" w:hAnsi="Arial" w:cs="Arial"/>
+        </w:rPr>
+        <w:t>Zeynep Sarılar 231101006</w:t>
+      </w:r>
+    </w:p>
+    <w:p>
+      <w:pPr>
+        <w:pStyle w:val="Balk1"/>
+        <w:rPr>
+          <w:rFonts w:ascii="Arial" w:hAnsi="Arial" w:cs="Arial"/>
+          <w:color w:val="auto"/>
+        </w:rPr>
+      </w:pPr>
+      <w:r>
+        <w:rPr>
+          <w:rFonts w:ascii="Arial" w:hAnsi="Arial" w:cs="Arial"/>
+          <w:color w:val="auto"/>
+        </w:rPr>
+        <w:lastRenderedPageBreak/>
+        <w:t>Project Design Document</w:t>
+      </w:r>
+    </w:p>
+    <w:p>
+      <w:pPr>
+        <w:pStyle w:val="Balk2"/>
+        <w:rPr>
+          <w:rFonts w:ascii="Arial" w:hAnsi="Arial" w:cs="Arial"/>
+          <w:color w:val="auto"/>
+        </w:rPr>
+      </w:pPr>
+      <w:r>
+        <w:rPr>
+          <w:rFonts w:ascii="Arial" w:hAnsi="Arial" w:cs="Arial"/>
+          <w:color w:val="auto"/>
+        </w:rPr>
+        <w:t>Table of Contents</w:t>
+      </w:r>
+    </w:p>
+    <w:p>
+      <w:pPr>
+        <w:pStyle w:val="NormalWeb"/>
+        <w:numPr>
+          <w:ilvl w:val="0"/>
+          <w:numId w:val="2"/>
+        </w:numPr>
+        <w:rPr>
+          <w:rFonts w:ascii="Arial" w:hAnsi="Arial" w:cs="Arial"/>
+        </w:rPr>
+      </w:pPr>
+      <w:r>
+        <w:rPr>
+          <w:rFonts w:ascii="Arial" w:hAnsi="Arial" w:cs="Arial"/>
+        </w:rPr>
+        <w:t>Task Matrix</w:t>
+      </w:r>
+    </w:p>
+    <w:p>
+      <w:pPr>
+        <w:pStyle w:val="NormalWeb"/>
+        <w:numPr>
+          <w:ilvl w:val="0"/>
+          <w:numId w:val="2"/>
+        </w:numPr>
+        <w:rPr>
+          <w:rFonts w:ascii="Arial" w:hAnsi="Arial" w:cs="Arial"/>
+        </w:rPr>
+      </w:pPr>
+      <w:r>
+        <w:rPr>
+          <w:rFonts w:ascii="Arial" w:hAnsi="Arial" w:cs="Arial"/>
+        </w:rPr>
+        <w:t>System Overview</w:t>
+      </w:r>
+    </w:p>
+    <w:p>
+      <w:pPr>
+        <w:pStyle w:val="NormalWeb"/>
+        <w:numPr>
+          <w:ilvl w:val="0"/>
+          <w:numId w:val="2"/>
+        </w:numPr>
+        <w:rPr>
+          <w:rFonts w:ascii="Arial" w:hAnsi="Arial" w:cs="Arial"/>
+        </w:rPr>
+      </w:pPr>
+      <w:r>
+        <w:rPr>
+          <w:rFonts w:ascii="Arial" w:hAnsi="Arial" w:cs="Arial"/>
+        </w:rPr>
+        <w:t>Implementation Details</w:t>
+      </w:r>
+    </w:p>
+    <w:p>
+      <w:pPr>
+        <w:pStyle w:val="NormalWeb"/>
+        <w:numPr>
+          <w:ilvl w:val="0"/>
+          <w:numId w:val="2"/>
+        </w:numPr>
+        <w:rPr>
+          <w:rFonts w:ascii="Arial" w:hAnsi="Arial" w:cs="Arial"/>
+        </w:rPr>
+      </w:pPr>
+      <w:r>
+        <w:rPr>
+          <w:rFonts w:ascii="Arial" w:hAnsi="Arial" w:cs="Arial"/>
+        </w:rPr>
+        <w:t>Use Case Support in Design</w:t>
+      </w:r>
+    </w:p>
+    <w:p>
+      <w:pPr>
+        <w:pStyle w:val="NormalWeb"/>
+        <w:numPr>
+          <w:ilvl w:val="0"/>
+          <w:numId w:val="2"/>
+        </w:numPr>
+        <w:rPr>
+          <w:rFonts w:ascii="Arial" w:hAnsi="Arial" w:cs="Arial"/>
+        </w:rPr>
+      </w:pPr>
+      <w:r>
+        <w:rPr>
+          <w:rFonts w:ascii="Arial" w:hAnsi="Arial" w:cs="Arial"/>
+        </w:rPr>
+        <w:t>Design Decisions</w:t>
+      </w:r>
+    </w:p>
+    <w:p>
+      <w:pPr>
+        <w:pStyle w:val="NormalWeb"/>
+        <w:rPr>
+          <w:rFonts w:ascii="Arial" w:hAnsi="Arial" w:cs="Arial"/>
+        </w:rPr>
+      </w:pPr>
+    </w:p>
+    <w:p>
+      <w:pPr>
+        <w:pStyle w:val="Balk2"/>
+        <w:rPr>
+          <w:rFonts w:ascii="Arial" w:hAnsi="Arial" w:cs="Arial"/>
+          <w:color w:val="auto"/>
+        </w:rPr>
+      </w:pPr>
+      <w:r>
+        <w:rPr>
+          <w:rFonts w:ascii="Arial" w:hAnsi="Arial" w:cs="Arial"/>
+          <w:color w:val="auto"/>
+        </w:rPr>
+        <w:t>1</w:t>
+      </w:r>
+      <w:r>
+        <w:rPr>
+          <w:rFonts w:ascii="Arial" w:hAnsi="Arial" w:cs="Arial"/>
+          <w:color w:val="auto"/>
+        </w:rPr>
+        <w:t>. Task Matrix</w:t>
+      </w:r>
+    </w:p>
+    <w:p>
+      <w:pPr>
+        <w:pStyle w:val="NormalWeb"/>
+        <w:rPr>
+          <w:rFonts w:ascii="Arial" w:hAnsi="Arial" w:cs="Arial"/>
+        </w:rPr>
+      </w:pPr>
+      <w:r>
+        <w:rPr>
+          <w:rStyle w:val="citation-84"/>
+          <w:rFonts w:ascii="Arial" w:hAnsi="Arial" w:cs="Arial"/>
+        </w:rPr>
+        <w:t>Aşağıdaki tablo, bu dokümanın hazırlanmasındaki görev dağılımını göstermektedir</w:t>
+      </w:r>
+      <w:r>
+        <w:rPr>
+          <w:rFonts w:ascii="Arial" w:hAnsi="Arial" w:cs="Arial"/>
+        </w:rPr>
+        <w:t>.</w:t>
+      </w:r>
+    </w:p>
+    <w:tbl>
+      <w:tblPr>
+        <w:tblW w:w="9855" w:type="dxa"/>
+        <w:tblCellSpacing w:w="15" w:type="dxa"/>
+        <w:tblCellMar>
+          <w:top w:w="15" w:type="dxa"/>
+          <w:left w:w="15" w:type="dxa"/>
+          <w:bottom w:w="15" w:type="dxa"/>
+          <w:right w:w="15" w:type="dxa"/>
+        </w:tblCellMar>
+        <w:tblLook w:val="04A0" w:firstRow="1" w:lastRow="0" w:firstColumn="1" w:lastColumn="0" w:noHBand="0" w:noVBand="1"/>
+      </w:tblPr>
+      <w:tblGrid>
+        <w:gridCol w:w="2174"/>
+        <w:gridCol w:w="7681"/>
+      </w:tblGrid>
+      <w:tr>
+        <w:trPr>
+          <w:trHeight w:val="927"/>
+          <w:tblHeader/>
+          <w:tblCellSpacing w:w="15" w:type="dxa"/>
+        </w:trPr>
+        <w:tc>
+          <w:tcPr>
+            <w:tcW w:w="0" w:type="auto"/>
+            <w:tcBorders>
+              <w:top w:val="single" w:sz="6" w:space="0" w:color="auto"/>
+              <w:left w:val="single" w:sz="6" w:space="0" w:color="auto"/>
+              <w:bottom w:val="single" w:sz="6" w:space="0" w:color="auto"/>
+              <w:right w:val="single" w:sz="6" w:space="0" w:color="auto"/>
+            </w:tcBorders>
+            <w:vAlign w:val="center"/>
+            <w:hideMark/>
+          </w:tcPr>
+          <w:p>
+            <w:pPr>
+              <w:spacing w:after="480"/>
+              <w:rPr>
+                <w:rFonts w:ascii="Arial" w:hAnsi="Arial" w:cs="Arial"/>
+              </w:rPr>
+            </w:pPr>
+            <w:r>
+              <w:rPr>
+                <w:rStyle w:val="Gl"/>
+                <w:rFonts w:ascii="Arial" w:hAnsi="Arial" w:cs="Arial"/>
+              </w:rPr>
+              <w:t>Team Member</w:t>
+            </w:r>
+          </w:p>
+        </w:tc>
+        <w:tc>
+          <w:tcPr>
+            <w:tcW w:w="0" w:type="auto"/>
+            <w:tcBorders>
+              <w:top w:val="single" w:sz="6" w:space="0" w:color="auto"/>
+              <w:left w:val="single" w:sz="6" w:space="0" w:color="auto"/>
+              <w:bottom w:val="single" w:sz="6" w:space="0" w:color="auto"/>
+              <w:right w:val="single" w:sz="6" w:space="0" w:color="auto"/>
+            </w:tcBorders>
+            <w:vAlign w:val="center"/>
+            <w:hideMark/>
+          </w:tcPr>
+          <w:p>
+            <w:pPr>
+              <w:spacing w:after="480"/>
+              <w:rPr>
+                <w:rFonts w:ascii="Arial" w:hAnsi="Arial" w:cs="Arial"/>
+              </w:rPr>
+            </w:pPr>
+            <w:r>
+              <w:rPr>
+                <w:rStyle w:val="Gl"/>
+                <w:rFonts w:ascii="Arial" w:hAnsi="Arial" w:cs="Arial"/>
+              </w:rPr>
+              <w:t>Task</w:t>
+            </w:r>
+          </w:p>
+        </w:tc>
+      </w:tr>
+      <w:tr>
+        <w:trPr>
+          <w:trHeight w:val="944"/>
+          <w:tblCellSpacing w:w="15" w:type="dxa"/>
+        </w:trPr>
+        <w:tc>
+          <w:tcPr>
+            <w:tcW w:w="0" w:type="auto"/>
+            <w:tcBorders>
+              <w:top w:val="single" w:sz="6" w:space="0" w:color="auto"/>
+              <w:left w:val="single" w:sz="6" w:space="0" w:color="auto"/>
+              <w:bottom w:val="single" w:sz="6" w:space="0" w:color="auto"/>
+              <w:right w:val="single" w:sz="6" w:space="0" w:color="auto"/>
+            </w:tcBorders>
+            <w:vAlign w:val="center"/>
+            <w:hideMark/>
+          </w:tcPr>
+          <w:p>
+            <w:pPr>
+              <w:spacing w:after="480"/>
+              <w:rPr>
+                <w:rFonts w:ascii="Arial" w:hAnsi="Arial" w:cs="Arial"/>
+              </w:rPr>
+            </w:pPr>
+            <w:r>
+              <w:rPr>
+                <w:rFonts w:ascii="Arial" w:hAnsi="Arial" w:cs="Arial"/>
+              </w:rPr>
+              <w:t>Burak Bingöl</w:t>
+            </w:r>
+          </w:p>
+        </w:tc>
+        <w:tc>
+          <w:tcPr>
+            <w:tcW w:w="0" w:type="auto"/>
+            <w:tcBorders>
+              <w:top w:val="single" w:sz="6" w:space="0" w:color="auto"/>
+              <w:left w:val="single" w:sz="6" w:space="0" w:color="auto"/>
+              <w:bottom w:val="single" w:sz="6" w:space="0" w:color="auto"/>
+              <w:right w:val="single" w:sz="6" w:space="0" w:color="auto"/>
+            </w:tcBorders>
+            <w:vAlign w:val="center"/>
+            <w:hideMark/>
+          </w:tcPr>
+          <w:p>
+            <w:pPr>
+              <w:spacing w:after="480"/>
+              <w:rPr>
+                <w:rFonts w:ascii="Arial" w:hAnsi="Arial" w:cs="Arial"/>
+              </w:rPr>
+            </w:pPr>
+            <w:r>
+              <w:rPr>
+                <w:rFonts w:ascii="Arial" w:hAnsi="Arial" w:cs="Arial"/>
+              </w:rPr>
+              <w:t xml:space="preserve">System Overview bölümünün </w:t>
+            </w:r>
+            <w:r>
+              <w:rPr>
+                <w:rFonts w:ascii="Arial" w:hAnsi="Arial" w:cs="Arial"/>
+              </w:rPr>
+              <w:t>yazılması.</w:t>
+            </w:r>
+          </w:p>
+        </w:tc>
+      </w:tr>
+      <w:tr>
+        <w:trPr>
+          <w:trHeight w:val="1294"/>
+          <w:tblCellSpacing w:w="15" w:type="dxa"/>
+        </w:trPr>
+        <w:tc>
+          <w:tcPr>
+            <w:tcW w:w="0" w:type="auto"/>
+            <w:tcBorders>
+              <w:top w:val="single" w:sz="6" w:space="0" w:color="auto"/>
+              <w:left w:val="single" w:sz="6" w:space="0" w:color="auto"/>
+              <w:bottom w:val="single" w:sz="6" w:space="0" w:color="auto"/>
+              <w:right w:val="single" w:sz="6" w:space="0" w:color="auto"/>
+            </w:tcBorders>
+            <w:vAlign w:val="center"/>
+            <w:hideMark/>
+          </w:tcPr>
+          <w:p>
+            <w:pPr>
+              <w:spacing w:after="480"/>
+              <w:rPr>
+                <w:rFonts w:ascii="Arial" w:hAnsi="Arial" w:cs="Arial"/>
+              </w:rPr>
+            </w:pPr>
+            <w:r>
+              <w:rPr>
+                <w:rFonts w:ascii="Arial" w:hAnsi="Arial" w:cs="Arial"/>
+              </w:rPr>
+              <w:t>Emine Betül Önal</w:t>
+            </w:r>
+          </w:p>
+        </w:tc>
+        <w:tc>
+          <w:tcPr>
+            <w:tcW w:w="0" w:type="auto"/>
+            <w:tcBorders>
+              <w:top w:val="single" w:sz="6" w:space="0" w:color="auto"/>
+              <w:left w:val="single" w:sz="6" w:space="0" w:color="auto"/>
+              <w:bottom w:val="single" w:sz="6" w:space="0" w:color="auto"/>
+              <w:right w:val="single" w:sz="6" w:space="0" w:color="auto"/>
+            </w:tcBorders>
+            <w:vAlign w:val="center"/>
+            <w:hideMark/>
+          </w:tcPr>
+          <w:p>
+            <w:pPr>
+              <w:spacing w:after="480"/>
+              <w:rPr>
+                <w:rFonts w:ascii="Arial" w:hAnsi="Arial" w:cs="Arial"/>
+              </w:rPr>
+            </w:pPr>
+            <w:r>
+              <w:rPr>
+                <w:rFonts w:ascii="Arial" w:hAnsi="Arial" w:cs="Arial"/>
+              </w:rPr>
+              <w:t>Implementation Details bölümünün</w:t>
+            </w:r>
+            <w:r>
+              <w:rPr>
+                <w:rFonts w:ascii="Arial" w:hAnsi="Arial" w:cs="Arial"/>
+              </w:rPr>
+              <w:t xml:space="preserve"> yazılması</w:t>
+            </w:r>
+            <w:r>
+              <w:rPr>
+                <w:rFonts w:ascii="Arial" w:hAnsi="Arial" w:cs="Arial"/>
+              </w:rPr>
+              <w:t>.</w:t>
+            </w:r>
+          </w:p>
+        </w:tc>
+      </w:tr>
+      <w:tr>
+        <w:trPr>
+          <w:trHeight w:val="1312"/>
+          <w:tblCellSpacing w:w="15" w:type="dxa"/>
+        </w:trPr>
+        <w:tc>
+          <w:tcPr>
+            <w:tcW w:w="0" w:type="auto"/>
+            <w:tcBorders>
+              <w:top w:val="single" w:sz="6" w:space="0" w:color="auto"/>
+              <w:left w:val="single" w:sz="6" w:space="0" w:color="auto"/>
+              <w:bottom w:val="single" w:sz="6" w:space="0" w:color="auto"/>
+              <w:right w:val="single" w:sz="6" w:space="0" w:color="auto"/>
+            </w:tcBorders>
+            <w:vAlign w:val="center"/>
+            <w:hideMark/>
+          </w:tcPr>
+          <w:p>
+            <w:pPr>
+              <w:spacing w:after="480"/>
+              <w:rPr>
+                <w:rFonts w:ascii="Arial" w:hAnsi="Arial" w:cs="Arial"/>
+              </w:rPr>
+            </w:pPr>
+            <w:r>
+              <w:rPr>
+                <w:rFonts w:ascii="Arial" w:hAnsi="Arial" w:cs="Arial"/>
+              </w:rPr>
+              <w:t>Erhan Hıdır Mersin</w:t>
+            </w:r>
+          </w:p>
+        </w:tc>
+        <w:tc>
+          <w:tcPr>
+            <w:tcW w:w="0" w:type="auto"/>
+            <w:tcBorders>
+              <w:top w:val="single" w:sz="6" w:space="0" w:color="auto"/>
+              <w:left w:val="single" w:sz="6" w:space="0" w:color="auto"/>
+              <w:bottom w:val="single" w:sz="6" w:space="0" w:color="auto"/>
+              <w:right w:val="single" w:sz="6" w:space="0" w:color="auto"/>
+            </w:tcBorders>
+            <w:vAlign w:val="center"/>
+            <w:hideMark/>
+          </w:tcPr>
+          <w:p>
+            <w:pPr>
+              <w:spacing w:after="480"/>
+              <w:rPr>
+                <w:rFonts w:ascii="Arial" w:hAnsi="Arial" w:cs="Arial"/>
+              </w:rPr>
+            </w:pPr>
+            <w:r>
+              <w:rPr>
+                <w:rFonts w:ascii="Arial" w:hAnsi="Arial" w:cs="Arial"/>
+              </w:rPr>
+              <w:t>Implementation Details bölümünün</w:t>
+            </w:r>
+            <w:r>
+              <w:rPr>
+                <w:rFonts w:ascii="Arial" w:hAnsi="Arial" w:cs="Arial"/>
+              </w:rPr>
+              <w:t xml:space="preserve"> yazılması</w:t>
+            </w:r>
+            <w:r>
+              <w:rPr>
+                <w:rFonts w:ascii="Arial" w:hAnsi="Arial" w:cs="Arial"/>
+              </w:rPr>
+              <w:t>.</w:t>
+            </w:r>
+          </w:p>
+        </w:tc>
+      </w:tr>
+      <w:tr>
+        <w:trPr>
+          <w:trHeight w:val="927"/>
+          <w:tblCellSpacing w:w="15" w:type="dxa"/>
+        </w:trPr>
+        <w:tc>
+          <w:tcPr>
+            <w:tcW w:w="0" w:type="auto"/>
+            <w:tcBorders>
+              <w:top w:val="single" w:sz="6" w:space="0" w:color="auto"/>
+              <w:left w:val="single" w:sz="6" w:space="0" w:color="auto"/>
+              <w:bottom w:val="single" w:sz="6" w:space="0" w:color="auto"/>
+              <w:right w:val="single" w:sz="6" w:space="0" w:color="auto"/>
+            </w:tcBorders>
+            <w:vAlign w:val="center"/>
+            <w:hideMark/>
+          </w:tcPr>
+          <w:p>
+            <w:pPr>
+              <w:spacing w:after="480"/>
+              <w:rPr>
+                <w:rFonts w:ascii="Arial" w:hAnsi="Arial" w:cs="Arial"/>
+              </w:rPr>
+            </w:pPr>
+            <w:r>
+              <w:rPr>
+                <w:rFonts w:ascii="Arial" w:hAnsi="Arial" w:cs="Arial"/>
+              </w:rPr>
+              <w:t>Merve Gül Yıldız</w:t>
+            </w:r>
+          </w:p>
+        </w:tc>
+        <w:tc>
+          <w:tcPr>
+            <w:tcW w:w="0" w:type="auto"/>
+            <w:tcBorders>
+              <w:top w:val="single" w:sz="6" w:space="0" w:color="auto"/>
+              <w:left w:val="single" w:sz="6" w:space="0" w:color="auto"/>
+              <w:bottom w:val="single" w:sz="6" w:space="0" w:color="auto"/>
+              <w:right w:val="single" w:sz="6" w:space="0" w:color="auto"/>
+            </w:tcBorders>
+            <w:vAlign w:val="center"/>
+            <w:hideMark/>
+          </w:tcPr>
+          <w:p>
+            <w:pPr>
+              <w:spacing w:after="480"/>
+              <w:rPr>
+                <w:rFonts w:ascii="Arial" w:hAnsi="Arial" w:cs="Arial"/>
+              </w:rPr>
+            </w:pPr>
+            <w:r>
+              <w:rPr>
+                <w:rFonts w:ascii="Arial" w:hAnsi="Arial" w:cs="Arial"/>
+              </w:rPr>
+              <w:t>Use Case Support in De</w:t>
+            </w:r>
+            <w:r>
+              <w:rPr>
+                <w:rFonts w:ascii="Arial" w:hAnsi="Arial" w:cs="Arial"/>
+              </w:rPr>
+              <w:t>sign bölümünde gereksinimlerin belirlenmesi</w:t>
+            </w:r>
+            <w:r>
+              <w:rPr>
+                <w:rFonts w:ascii="Arial" w:hAnsi="Arial" w:cs="Arial"/>
+              </w:rPr>
+              <w:t>.</w:t>
+            </w:r>
+          </w:p>
+        </w:tc>
+      </w:tr>
+      <w:tr>
+        <w:trPr>
+          <w:trHeight w:val="1312"/>
+          <w:tblCellSpacing w:w="15" w:type="dxa"/>
+        </w:trPr>
+        <w:tc>
+          <w:tcPr>
+            <w:tcW w:w="0" w:type="auto"/>
+            <w:tcBorders>
+              <w:top w:val="single" w:sz="6" w:space="0" w:color="auto"/>
+              <w:left w:val="single" w:sz="6" w:space="0" w:color="auto"/>
+              <w:bottom w:val="single" w:sz="6" w:space="0" w:color="auto"/>
+              <w:right w:val="single" w:sz="6" w:space="0" w:color="auto"/>
+            </w:tcBorders>
+            <w:vAlign w:val="center"/>
+            <w:hideMark/>
+          </w:tcPr>
+          <w:p>
+            <w:pPr>
+              <w:spacing w:after="480"/>
+              <w:rPr>
+                <w:rFonts w:ascii="Arial" w:hAnsi="Arial" w:cs="Arial"/>
+              </w:rPr>
+            </w:pPr>
+            <w:r>
+              <w:rPr>
+                <w:rFonts w:ascii="Arial" w:hAnsi="Arial" w:cs="Arial"/>
+              </w:rPr>
+              <w:t>Zeynep Sarılar</w:t>
+            </w:r>
+          </w:p>
+        </w:tc>
+        <w:tc>
+          <w:tcPr>
+            <w:tcW w:w="0" w:type="auto"/>
+            <w:tcBorders>
+              <w:top w:val="single" w:sz="6" w:space="0" w:color="auto"/>
+              <w:left w:val="single" w:sz="6" w:space="0" w:color="auto"/>
+              <w:bottom w:val="single" w:sz="6" w:space="0" w:color="auto"/>
+              <w:right w:val="single" w:sz="6" w:space="0" w:color="auto"/>
+            </w:tcBorders>
+            <w:vAlign w:val="center"/>
+            <w:hideMark/>
+          </w:tcPr>
+          <w:p>
+            <w:pPr>
+              <w:spacing w:after="480"/>
+              <w:rPr>
+                <w:rFonts w:ascii="Arial" w:hAnsi="Arial" w:cs="Arial"/>
+              </w:rPr>
+            </w:pPr>
+            <w:r>
+              <w:rPr>
+                <w:rFonts w:ascii="Arial" w:hAnsi="Arial" w:cs="Arial"/>
+              </w:rPr>
+              <w:t>Design Decisions bölümünde teknolojilerin karşılaştırılması.</w:t>
+            </w:r>
+          </w:p>
+        </w:tc>
+      </w:tr>
+    </w:tbl>
+    <w:p>
+      <w:pPr>
+        <w:spacing w:after="0"/>
+        <w:rPr>
+          <w:rFonts w:ascii="Arial" w:hAnsi="Arial" w:cs="Arial"/>
+        </w:rPr>
+      </w:pPr>
+    </w:p>
+    <w:p>
+      <w:pPr>
+        <w:pStyle w:val="Balk2"/>
+        <w:rPr>
+          <w:rFonts w:ascii="Arial" w:hAnsi="Arial" w:cs="Arial"/>
+          <w:color w:val="auto"/>
+        </w:rPr>
+      </w:pPr>
+    </w:p>
+    <w:p>
+      <w:pPr>
+        <w:pStyle w:val="Balk2"/>
+        <w:rPr>
+          <w:rFonts w:ascii="Arial" w:hAnsi="Arial" w:cs="Arial"/>
+          <w:color w:val="auto"/>
+        </w:rPr>
+      </w:pPr>
+      <w:r>
+        <w:rPr>
+          <w:rFonts w:ascii="Arial" w:hAnsi="Arial" w:cs="Arial"/>
+          <w:color w:val="auto"/>
+        </w:rPr>
+        <w:t>2</w:t>
+      </w:r>
+      <w:r>
+        <w:rPr>
+          <w:rFonts w:ascii="Arial" w:hAnsi="Arial" w:cs="Arial"/>
+          <w:color w:val="auto"/>
+        </w:rPr>
+        <w:t>. System Overview</w:t>
+      </w:r>
+    </w:p>
+    <w:p>
+      <w:pPr>
+        <w:pStyle w:val="NormalWeb"/>
+        <w:rPr>
+          <w:rFonts w:ascii="Arial" w:hAnsi="Arial" w:cs="Arial"/>
+        </w:rPr>
+      </w:pPr>
+      <w:r>
+        <w:rPr>
+          <w:rFonts w:ascii="Arial" w:hAnsi="Arial" w:cs="Arial"/>
           <w:b/>
           <w:bCs/>
-          <w:sz w:val="40"/>
-          <w:szCs w:val="40"/>
-        </w:rPr>
-      </w:pPr>
-      <w:r>
-        <w:rPr>
+        </w:rPr>
+        <w:t>Brief Project Description:</w:t>
+      </w:r>
+      <w:r>
+        <w:rPr>
+          <w:rFonts w:ascii="Arial" w:hAnsi="Arial" w:cs="Arial"/>
+        </w:rPr>
+        <w:t xml:space="preserve"> </w:t>
+      </w:r>
+      <w:r>
+        <w:rPr>
+          <w:rStyle w:val="citation-83"/>
+          <w:rFonts w:ascii="Arial" w:hAnsi="Arial" w:cs="Arial"/>
+        </w:rPr>
+        <w:t>Fellow, akademik süreçlerini yönetmek isteyen öğrenciler, eğitimciler ve araştırmacılar için tasarlanmış bir çalışma yönetim uygulamasıdır</w:t>
+      </w:r>
+      <w:r>
+        <w:rPr>
+          <w:rFonts w:ascii="Arial" w:hAnsi="Arial" w:cs="Arial"/>
+        </w:rPr>
+        <w:t xml:space="preserve">. </w:t>
+      </w:r>
+      <w:r>
+        <w:rPr>
+          <w:rStyle w:val="citation-82"/>
+          <w:rFonts w:ascii="Arial" w:eastAsiaTheme="majorEastAsia" w:hAnsi="Arial" w:cs="Arial"/>
+        </w:rPr>
+        <w:t>Kullanıcılar bu sistem üzerinden ders ve önemli günlerini takip edebilir, kronometre veya Pomodoro sayacı ile çalışma sürelerini tutabilir ve hangi konuya ne kadar çalıştıklarının istatistiğini görsel olarak analiz edebilirler</w:t>
+      </w:r>
+      <w:r>
+        <w:rPr>
+          <w:rFonts w:ascii="Arial" w:hAnsi="Arial" w:cs="Arial"/>
+        </w:rPr>
+        <w:t xml:space="preserve">. </w:t>
+      </w:r>
+      <w:r>
+        <w:rPr>
+          <w:rStyle w:val="citation-81"/>
+          <w:rFonts w:ascii="Arial" w:hAnsi="Arial" w:cs="Arial"/>
+        </w:rPr>
+        <w:t>Uygulama bir ders kaynağı (video, PDF vb.) sunmaz; bunun yerine öğrencinin verimliliğini artırmayı hedefleyen bir yönetim aracı olarak görev yapar</w:t>
+      </w:r>
+      <w:r>
+        <w:rPr>
+          <w:rFonts w:ascii="Arial" w:hAnsi="Arial" w:cs="Arial"/>
+        </w:rPr>
+        <w:t>.</w:t>
+      </w:r>
+    </w:p>
+    <w:p>
+      <w:pPr>
+        <w:pStyle w:val="NormalWeb"/>
+        <w:rPr>
+          <w:rFonts w:ascii="Arial" w:hAnsi="Arial" w:cs="Arial"/>
+        </w:rPr>
+      </w:pPr>
+      <w:r>
+        <w:rPr>
+          <w:rFonts w:ascii="Arial" w:hAnsi="Arial" w:cs="Arial"/>
           <w:b/>
           <w:bCs/>
-          <w:sz w:val="40"/>
-          <w:szCs w:val="40"/>
-        </w:rPr>
-        <w:t>Project Design Document</w:t>
-      </w:r>
-    </w:p>
-    <w:p>
-      <w:pPr>
-        <w:pStyle w:val="ListParagraph"/>
+        </w:rPr>
+        <w:t>System Architecture:</w:t>
+      </w:r>
+      <w:r>
+        <w:rPr>
+          <w:rFonts w:ascii="Arial" w:hAnsi="Arial" w:cs="Arial"/>
+        </w:rPr>
+        <w:t xml:space="preserve"> </w:t>
+      </w:r>
+      <w:r>
+        <w:rPr>
+          <w:rStyle w:val="citation-80"/>
+          <w:rFonts w:ascii="Arial" w:hAnsi="Arial" w:cs="Arial"/>
+        </w:rPr>
+        <w:t>Proje, Frontend, Backend ve Database katmanlarının birbirinden izole edilerek modüler bir yapı oluşturduğu "Katmanlı Mimari" (Layered Architecture) üzerine inşa edilmiştir</w:t>
+      </w:r>
+      <w:r>
+        <w:rPr>
+          <w:rFonts w:ascii="Arial" w:hAnsi="Arial" w:cs="Arial"/>
+        </w:rPr>
+        <w:t>.</w:t>
+      </w:r>
+    </w:p>
+    <w:p>
+      <w:pPr>
+        <w:pStyle w:val="NormalWeb"/>
+        <w:rPr>
+          <w:rFonts w:ascii="Arial" w:hAnsi="Arial" w:cs="Arial"/>
+        </w:rPr>
+      </w:pPr>
+      <w:r>
+        <w:rPr>
+          <w:rFonts w:ascii="Arial" w:hAnsi="Arial" w:cs="Arial"/>
+          <w:b/>
+          <w:bCs/>
+        </w:rPr>
+        <w:t>Technology Stack:</w:t>
+      </w:r>
+    </w:p>
+    <w:p>
+      <w:pPr>
+        <w:pStyle w:val="NormalWeb"/>
         <w:numPr>
           <w:ilvl w:val="0"/>
-          <w:numId w:val="1"/>
+          <w:numId w:val="3"/>
         </w:numPr>
         <w:rPr>
+          <w:rFonts w:ascii="Arial" w:hAnsi="Arial" w:cs="Arial"/>
+        </w:rPr>
+      </w:pPr>
+      <w:r>
+        <w:rPr>
+          <w:rStyle w:val="citation-79"/>
+          <w:rFonts w:ascii="Arial" w:hAnsi="Arial" w:cs="Arial"/>
           <w:b/>
           <w:bCs/>
-          <w:sz w:val="32"/>
-          <w:szCs w:val="32"/>
-        </w:rPr>
-      </w:pPr>
-      <w:r>
-        <w:rPr>
+        </w:rPr>
+        <w:t>Yazılım Dili:</w:t>
+      </w:r>
+      <w:r>
+        <w:rPr>
+          <w:rStyle w:val="citation-79"/>
+          <w:rFonts w:ascii="Arial" w:hAnsi="Arial" w:cs="Arial"/>
+        </w:rPr>
+        <w:t xml:space="preserve"> Java (JDK 17 LTS) </w:t>
+      </w:r>
+    </w:p>
+    <w:p>
+      <w:pPr>
+        <w:pStyle w:val="NormalWeb"/>
+        <w:numPr>
+          <w:ilvl w:val="0"/>
+          <w:numId w:val="3"/>
+        </w:numPr>
+        <w:rPr>
+          <w:rFonts w:ascii="Arial" w:hAnsi="Arial" w:cs="Arial"/>
+        </w:rPr>
+      </w:pPr>
+      <w:r>
+        <w:rPr>
+          <w:rStyle w:val="citation-78"/>
+          <w:rFonts w:ascii="Arial" w:hAnsi="Arial" w:cs="Arial"/>
           <w:b/>
           <w:bCs/>
-          <w:sz w:val="32"/>
-          <w:szCs w:val="32"/>
-        </w:rPr>
-        <w:t>System Over</w:t>
-      </w:r>
-      <w:r>
-        <w:rPr>
+        </w:rPr>
+        <w:t>Arayüz (Frontend):</w:t>
+      </w:r>
+      <w:r>
+        <w:rPr>
+          <w:rStyle w:val="citation-78"/>
+          <w:rFonts w:ascii="Arial" w:hAnsi="Arial" w:cs="Arial"/>
+        </w:rPr>
+        <w:t xml:space="preserve"> Masaüstü için JavaFX, mobil arayüz için Android Studio </w:t>
+      </w:r>
+    </w:p>
+    <w:p>
+      <w:pPr>
+        <w:pStyle w:val="NormalWeb"/>
+        <w:numPr>
+          <w:ilvl w:val="0"/>
+          <w:numId w:val="3"/>
+        </w:numPr>
+        <w:rPr>
+          <w:rFonts w:ascii="Arial" w:hAnsi="Arial" w:cs="Arial"/>
+        </w:rPr>
+      </w:pPr>
+      <w:r>
+        <w:rPr>
+          <w:rStyle w:val="citation-77"/>
+          <w:rFonts w:ascii="Arial" w:hAnsi="Arial" w:cs="Arial"/>
           <w:b/>
           <w:bCs/>
-          <w:sz w:val="32"/>
-          <w:szCs w:val="32"/>
-        </w:rPr>
-        <w:t>view</w:t>
-      </w:r>
-    </w:p>
-    <w:p>
-      <w:pPr>
-        <w:rPr>
-          <w:sz w:val="22"/>
-          <w:szCs w:val="22"/>
-        </w:rPr>
-      </w:pPr>
-      <w:r>
-        <w:rPr>
+        </w:rPr>
+        <w:t>Veritabanı (Database):</w:t>
+      </w:r>
+      <w:r>
+        <w:rPr>
+          <w:rStyle w:val="citation-77"/>
+          <w:rFonts w:ascii="Arial" w:hAnsi="Arial" w:cs="Arial"/>
+        </w:rPr>
+        <w:t xml:space="preserve"> Yerel çevrimdışı veri saklama için SQLite </w:t>
+      </w:r>
+    </w:p>
+    <w:p>
+      <w:pPr>
+        <w:pStyle w:val="NormalWeb"/>
+        <w:numPr>
+          <w:ilvl w:val="0"/>
+          <w:numId w:val="3"/>
+        </w:numPr>
+        <w:rPr>
+          <w:rFonts w:ascii="Arial" w:hAnsi="Arial" w:cs="Arial"/>
+        </w:rPr>
+      </w:pPr>
+      <w:r>
+        <w:rPr>
+          <w:rStyle w:val="citation-76"/>
+          <w:rFonts w:ascii="Arial" w:hAnsi="Arial" w:cs="Arial"/>
           <w:b/>
           <w:bCs/>
-          <w:sz w:val="28"/>
-          <w:szCs w:val="28"/>
-        </w:rPr>
-        <w:t>Brief Project Description:</w:t>
-      </w:r>
-      <w:r>
-        <w:rPr>
+        </w:rPr>
+        <w:t>Bağlantı Katmanı:</w:t>
+      </w:r>
+      <w:r>
+        <w:rPr>
+          <w:rStyle w:val="citation-76"/>
+          <w:rFonts w:ascii="Arial" w:hAnsi="Arial" w:cs="Arial"/>
+        </w:rPr>
+        <w:t xml:space="preserve"> SQLite JDBC Driver </w:t>
+      </w:r>
+    </w:p>
+    <w:p>
+      <w:pPr>
+        <w:pStyle w:val="NormalWeb"/>
+        <w:numPr>
+          <w:ilvl w:val="0"/>
+          <w:numId w:val="3"/>
+        </w:numPr>
+        <w:rPr>
+          <w:rFonts w:ascii="Arial" w:hAnsi="Arial" w:cs="Arial"/>
+        </w:rPr>
+      </w:pPr>
+      <w:r>
+        <w:rPr>
+          <w:rStyle w:val="citation-75"/>
+          <w:rFonts w:ascii="Arial" w:hAnsi="Arial" w:cs="Arial"/>
           <w:b/>
           <w:bCs/>
-          <w:sz w:val="28"/>
-          <w:szCs w:val="28"/>
-        </w:rPr>
-        <w:t xml:space="preserve"> </w:t>
-      </w:r>
-      <w:r>
-        <w:rPr>
-          <w:sz w:val="22"/>
-          <w:szCs w:val="22"/>
-        </w:rPr>
-        <w:t xml:space="preserve">Fellow </w:t>
-      </w:r>
-      <w:proofErr w:type="spellStart"/>
-      <w:r>
-        <w:rPr>
-          <w:sz w:val="22"/>
-          <w:szCs w:val="22"/>
-        </w:rPr>
-        <w:t>isimli</w:t>
-      </w:r>
-      <w:proofErr w:type="spellEnd"/>
-      <w:r>
-        <w:rPr>
-          <w:sz w:val="22"/>
-          <w:szCs w:val="22"/>
-        </w:rPr>
-        <w:t xml:space="preserve"> </w:t>
-      </w:r>
-      <w:proofErr w:type="spellStart"/>
-      <w:r>
-        <w:rPr>
-          <w:sz w:val="22"/>
-          <w:szCs w:val="22"/>
-        </w:rPr>
-        <w:t>bir</w:t>
-      </w:r>
-      <w:proofErr w:type="spellEnd"/>
-      <w:r>
-        <w:rPr>
-          <w:sz w:val="22"/>
-          <w:szCs w:val="22"/>
-        </w:rPr>
-        <w:t xml:space="preserve"> </w:t>
-      </w:r>
-      <w:proofErr w:type="spellStart"/>
-      <w:r>
-        <w:rPr>
-          <w:sz w:val="22"/>
-          <w:szCs w:val="22"/>
-        </w:rPr>
-        <w:t>çalışma</w:t>
-      </w:r>
-      <w:proofErr w:type="spellEnd"/>
-      <w:r>
-        <w:rPr>
-          <w:sz w:val="22"/>
-          <w:szCs w:val="22"/>
-        </w:rPr>
-        <w:t xml:space="preserve"> </w:t>
-      </w:r>
-      <w:proofErr w:type="spellStart"/>
-      <w:r>
-        <w:rPr>
-          <w:sz w:val="22"/>
-          <w:szCs w:val="22"/>
-        </w:rPr>
-        <w:t>yönetim</w:t>
-      </w:r>
-      <w:proofErr w:type="spellEnd"/>
-      <w:r>
-        <w:rPr>
-          <w:sz w:val="22"/>
-          <w:szCs w:val="22"/>
-        </w:rPr>
-        <w:t xml:space="preserve"> </w:t>
-      </w:r>
-      <w:proofErr w:type="spellStart"/>
-      <w:r>
-        <w:rPr>
-          <w:sz w:val="22"/>
-          <w:szCs w:val="22"/>
-        </w:rPr>
-        <w:t>uygulaması</w:t>
-      </w:r>
-      <w:proofErr w:type="spellEnd"/>
-      <w:r>
-        <w:rPr>
-          <w:sz w:val="22"/>
-          <w:szCs w:val="22"/>
-        </w:rPr>
-        <w:t>.</w:t>
-      </w:r>
-    </w:p>
-    <w:p>
-      <w:pPr>
-        <w:rPr>
-          <w:sz w:val="22"/>
-          <w:szCs w:val="22"/>
-        </w:rPr>
-      </w:pPr>
-      <w:r>
-        <w:rPr>
+        </w:rPr>
+        <w:t>Araçlar (Tools):</w:t>
+      </w:r>
+      <w:r>
+        <w:rPr>
+          <w:rStyle w:val="citation-75"/>
+          <w:rFonts w:ascii="Arial" w:hAnsi="Arial" w:cs="Arial"/>
+        </w:rPr>
+        <w:t xml:space="preserve"> Geliştirme için VSCode, versiyon kontrolü için GitHub </w:t>
+      </w:r>
+    </w:p>
+    <w:p>
+      <w:pPr>
+        <w:rPr>
+          <w:rFonts w:ascii="Arial" w:hAnsi="Arial" w:cs="Arial"/>
+        </w:rPr>
+      </w:pPr>
+    </w:p>
+    <w:p>
+      <w:pPr>
+        <w:rPr>
+          <w:rFonts w:ascii="Arial" w:hAnsi="Arial" w:cs="Arial"/>
+        </w:rPr>
+      </w:pPr>
+    </w:p>
+    <w:p>
+      <w:pPr>
+        <w:rPr>
+          <w:rFonts w:ascii="Arial" w:hAnsi="Arial" w:cs="Arial"/>
+        </w:rPr>
+      </w:pPr>
+    </w:p>
+    <w:p>
+      <w:pPr>
+        <w:pStyle w:val="Balk2"/>
+        <w:rPr>
+          <w:rFonts w:ascii="Arial" w:hAnsi="Arial" w:cs="Arial"/>
+          <w:color w:val="auto"/>
+        </w:rPr>
+      </w:pPr>
+      <w:r>
+        <w:rPr>
+          <w:rFonts w:ascii="Arial" w:hAnsi="Arial" w:cs="Arial"/>
+          <w:color w:val="auto"/>
+        </w:rPr>
+        <w:t>3</w:t>
+      </w:r>
+      <w:r>
+        <w:rPr>
+          <w:rFonts w:ascii="Arial" w:hAnsi="Arial" w:cs="Arial"/>
+          <w:color w:val="auto"/>
+        </w:rPr>
+        <w:t>. Implementation Details</w:t>
+      </w:r>
+    </w:p>
+    <w:p>
+      <w:pPr>
+        <w:pStyle w:val="NormalWeb"/>
+        <w:rPr>
+          <w:rFonts w:ascii="Arial" w:hAnsi="Arial" w:cs="Arial"/>
+        </w:rPr>
+      </w:pPr>
+      <w:r>
+        <w:rPr>
+          <w:rFonts w:ascii="Arial" w:hAnsi="Arial" w:cs="Arial"/>
           <w:b/>
           <w:bCs/>
-          <w:sz w:val="28"/>
-          <w:szCs w:val="28"/>
-        </w:rPr>
-        <w:t xml:space="preserve">System </w:t>
-      </w:r>
-      <w:r>
-        <w:rPr>
+        </w:rPr>
+        <w:t>Codebase Structure:</w:t>
+      </w:r>
+      <w:r>
+        <w:rPr>
+          <w:rFonts w:ascii="Arial" w:hAnsi="Arial" w:cs="Arial"/>
+        </w:rPr>
+        <w:t xml:space="preserve"> </w:t>
+      </w:r>
+      <w:r>
+        <w:rPr>
+          <w:rStyle w:val="citation-74"/>
+          <w:rFonts w:ascii="Arial" w:hAnsi="Arial" w:cs="Arial"/>
+        </w:rPr>
+        <w:t>Proje dizini, katmanlı mimariye uygun şekilde yapılandırılmıştır</w:t>
+      </w:r>
+      <w:r>
+        <w:rPr>
+          <w:rFonts w:ascii="Arial" w:hAnsi="Arial" w:cs="Arial"/>
+        </w:rPr>
+        <w:t xml:space="preserve">. </w:t>
+      </w:r>
+      <w:r>
+        <w:rPr>
+          <w:rStyle w:val="citation-73"/>
+          <w:rFonts w:ascii="Arial" w:hAnsi="Arial" w:cs="Arial"/>
+        </w:rPr>
+        <w:t>Kod tabanı genel olarak UI ekranlarını içeren arayüz paketi, zaman tutma ve istatistik analizi gibi iş mantıklarını yürüten Java sınıflarını barındıran backend paketi ve SQLite veritabanı bağlantılarını yöneten veri erişim katmanı paketinden oluşmaktadır</w:t>
+      </w:r>
+      <w:r>
+        <w:rPr>
+          <w:rFonts w:ascii="Arial" w:hAnsi="Arial" w:cs="Arial"/>
+        </w:rPr>
+        <w:t>.</w:t>
+      </w:r>
+    </w:p>
+    <w:p>
+      <w:pPr>
+        <w:pStyle w:val="NormalWeb"/>
+        <w:rPr>
+          <w:rFonts w:ascii="Arial" w:hAnsi="Arial" w:cs="Arial"/>
+        </w:rPr>
+      </w:pPr>
+      <w:r>
+        <w:rPr>
+          <w:rFonts w:ascii="Arial" w:hAnsi="Arial" w:cs="Arial"/>
           <w:b/>
           <w:bCs/>
-          <w:sz w:val="28"/>
-          <w:szCs w:val="28"/>
-        </w:rPr>
-        <w:t>Architecture:</w:t>
-      </w:r>
-      <w:r>
-        <w:rPr>
-          <w:sz w:val="22"/>
-          <w:szCs w:val="22"/>
-        </w:rPr>
-        <w:t xml:space="preserve"> </w:t>
-      </w:r>
-      <w:proofErr w:type="spellStart"/>
-      <w:r>
-        <w:rPr>
-          <w:sz w:val="22"/>
-          <w:szCs w:val="22"/>
-        </w:rPr>
-        <w:t>Katmanlı</w:t>
-      </w:r>
-      <w:proofErr w:type="spellEnd"/>
-      <w:r>
-        <w:rPr>
-          <w:sz w:val="22"/>
-          <w:szCs w:val="22"/>
-        </w:rPr>
-        <w:t xml:space="preserve"> </w:t>
-      </w:r>
-      <w:proofErr w:type="spellStart"/>
-      <w:r>
-        <w:rPr>
-          <w:sz w:val="22"/>
-          <w:szCs w:val="22"/>
-        </w:rPr>
-        <w:t>mimari</w:t>
-      </w:r>
-      <w:proofErr w:type="spellEnd"/>
-      <w:r>
-        <w:rPr>
-          <w:sz w:val="22"/>
-          <w:szCs w:val="22"/>
-        </w:rPr>
-        <w:t>.</w:t>
-      </w:r>
-    </w:p>
-    <w:p>
-      <w:pPr>
-        <w:rPr>
-          <w:sz w:val="22"/>
-          <w:szCs w:val="22"/>
-        </w:rPr>
-      </w:pPr>
-      <w:r>
-        <w:rPr>
+        </w:rPr>
+        <w:t>Key Implementations:</w:t>
+      </w:r>
+    </w:p>
+    <w:p>
+      <w:pPr>
+        <w:pStyle w:val="NormalWeb"/>
+        <w:numPr>
+          <w:ilvl w:val="0"/>
+          <w:numId w:val="4"/>
+        </w:numPr>
+        <w:rPr>
+          <w:rFonts w:ascii="Arial" w:hAnsi="Arial" w:cs="Arial"/>
+        </w:rPr>
+      </w:pPr>
+      <w:r>
+        <w:rPr>
+          <w:rStyle w:val="citation-72"/>
+          <w:rFonts w:ascii="Arial" w:hAnsi="Arial" w:cs="Arial"/>
           <w:b/>
           <w:bCs/>
-          <w:sz w:val="28"/>
-          <w:szCs w:val="28"/>
-        </w:rPr>
-        <w:t>Technology Stack:</w:t>
-      </w:r>
-      <w:r>
-        <w:rPr>
+        </w:rPr>
+        <w:t>Zaman Yönetimi Algoritması:</w:t>
+      </w:r>
+      <w:r>
+        <w:rPr>
+          <w:rStyle w:val="citation-72"/>
+          <w:rFonts w:ascii="Arial" w:hAnsi="Arial" w:cs="Arial"/>
+        </w:rPr>
+        <w:t xml:space="preserve"> Pomodoro ve manuel süre tutma mantığı kodlanmış olup, ar</w:t>
+      </w:r>
+      <w:r>
+        <w:rPr>
+          <w:rStyle w:val="citation-72"/>
+          <w:rFonts w:ascii="Arial" w:hAnsi="Arial" w:cs="Arial"/>
+        </w:rPr>
+        <w:t>ka planda zamanlayıcılar çalışır</w:t>
+      </w:r>
+      <w:r>
+        <w:rPr>
+          <w:rFonts w:ascii="Arial" w:hAnsi="Arial" w:cs="Arial"/>
+        </w:rPr>
+        <w:t>.</w:t>
+      </w:r>
+    </w:p>
+    <w:p>
+      <w:pPr>
+        <w:pStyle w:val="NormalWeb"/>
+        <w:numPr>
+          <w:ilvl w:val="0"/>
+          <w:numId w:val="4"/>
+        </w:numPr>
+        <w:rPr>
+          <w:rFonts w:ascii="Arial" w:hAnsi="Arial" w:cs="Arial"/>
+        </w:rPr>
+      </w:pPr>
+      <w:r>
+        <w:rPr>
+          <w:rStyle w:val="citation-71"/>
+          <w:rFonts w:ascii="Arial" w:hAnsi="Arial" w:cs="Arial"/>
           <w:b/>
           <w:bCs/>
-          <w:sz w:val="28"/>
-          <w:szCs w:val="28"/>
-        </w:rPr>
-        <w:t xml:space="preserve"> </w:t>
-      </w:r>
-      <w:r>
-        <w:rPr>
-          <w:sz w:val="22"/>
-          <w:szCs w:val="22"/>
-        </w:rPr>
-        <w:t>Frontend, Backend, Database</w:t>
-      </w:r>
-    </w:p>
-    <w:p>
-      <w:pPr>
-        <w:pStyle w:val="ListParagraph"/>
+        </w:rPr>
+        <w:t>Veritabanı Mantığı:</w:t>
+      </w:r>
+      <w:r>
+        <w:rPr>
+          <w:rStyle w:val="citation-71"/>
+          <w:rFonts w:ascii="Arial" w:hAnsi="Arial" w:cs="Arial"/>
+        </w:rPr>
+        <w:t xml:space="preserve"> SQLite JDBC bağlantı katmanı kurularak, uygulamanın internet bağlantısı olmasa dahi tüm verileri yerel diske kaydetmesi ve verilerin güvenli bir şekilde çekilmesi sağlanmıştır</w:t>
+      </w:r>
+      <w:r>
+        <w:rPr>
+          <w:rFonts w:ascii="Arial" w:hAnsi="Arial" w:cs="Arial"/>
+        </w:rPr>
+        <w:t>.</w:t>
+      </w:r>
+    </w:p>
+    <w:p>
+      <w:pPr>
+        <w:pStyle w:val="NormalWeb"/>
         <w:numPr>
           <w:ilvl w:val="0"/>
-          <w:numId w:val="1"/>
+          <w:numId w:val="4"/>
         </w:numPr>
         <w:rPr>
+          <w:rFonts w:ascii="Arial" w:hAnsi="Arial" w:cs="Arial"/>
+        </w:rPr>
+      </w:pPr>
+      <w:r>
+        <w:rPr>
+          <w:rStyle w:val="citation-70"/>
+          <w:rFonts w:ascii="Arial" w:hAnsi="Arial" w:cs="Arial"/>
           <w:b/>
           <w:bCs/>
-          <w:sz w:val="32"/>
-          <w:szCs w:val="32"/>
-        </w:rPr>
-      </w:pPr>
-      <w:r>
-        <w:rPr>
+        </w:rPr>
+        <w:t>İstatistik İşleme Sınıfları:</w:t>
+      </w:r>
+      <w:r>
+        <w:rPr>
+          <w:rStyle w:val="citation-70"/>
+          <w:rFonts w:ascii="Arial" w:hAnsi="Arial" w:cs="Arial"/>
+        </w:rPr>
+        <w:t xml:space="preserve"> Kullanıcının hangi derse veya konuya ne kadar zaman ayırdığı ve</w:t>
+      </w:r>
+      <w:r>
+        <w:rPr>
+          <w:rStyle w:val="citation-70"/>
+          <w:rFonts w:ascii="Arial" w:hAnsi="Arial" w:cs="Arial"/>
+        </w:rPr>
+        <w:t>ritabanından çekilir ve işlenir</w:t>
+      </w:r>
+      <w:r>
+        <w:rPr>
+          <w:rFonts w:ascii="Arial" w:hAnsi="Arial" w:cs="Arial"/>
+        </w:rPr>
+        <w:t>.</w:t>
+      </w:r>
+    </w:p>
+    <w:p>
+      <w:pPr>
+        <w:spacing w:before="100" w:beforeAutospacing="1" w:after="100" w:afterAutospacing="1" w:line="240" w:lineRule="auto"/>
+        <w:rPr>
+          <w:rFonts w:ascii="Arial" w:eastAsia="Times New Roman" w:hAnsi="Arial" w:cs="Arial"/>
+          <w:kern w:val="0"/>
+          <w:lang w:val="tr-TR" w:eastAsia="tr-TR"/>
+          <w14:ligatures w14:val="none"/>
+        </w:rPr>
+      </w:pPr>
+      <w:r>
+        <w:rPr>
+          <w:rFonts w:ascii="Arial" w:eastAsia="Times New Roman" w:hAnsi="Arial" w:cs="Arial"/>
           <w:b/>
           <w:bCs/>
-          <w:sz w:val="32"/>
-          <w:szCs w:val="32"/>
-        </w:rPr>
-        <w:t>Implementation Details</w:t>
-      </w:r>
-    </w:p>
-    <w:p>
-      <w:pPr>
-        <w:rPr>
+          <w:kern w:val="0"/>
+          <w:lang w:val="tr-TR" w:eastAsia="tr-TR"/>
+          <w14:ligatures w14:val="none"/>
+        </w:rPr>
+        <w:lastRenderedPageBreak/>
+        <w:t>Component Interfaces:</w:t>
+      </w:r>
+      <w:r>
+        <w:rPr>
+          <w:rFonts w:ascii="Arial" w:eastAsia="Times New Roman" w:hAnsi="Arial" w:cs="Arial"/>
+          <w:kern w:val="0"/>
+          <w:lang w:val="tr-TR" w:eastAsia="tr-TR"/>
+          <w14:ligatures w14:val="none"/>
+        </w:rPr>
+        <w:t xml:space="preserve"> Projenin modülerliğini ve test edilebilirliğini artırmak için katmanlar arası iletişim doğrudan sınıflarla değil, arayüzler (interfaces) üzerinden sağlanmaktadır. Temel bileşen arayüzleri şunlardır:</w:t>
+      </w:r>
+    </w:p>
+    <w:p>
+      <w:pPr>
+        <w:numPr>
+          <w:ilvl w:val="0"/>
+          <w:numId w:val="7"/>
+        </w:numPr>
+        <w:spacing w:before="100" w:beforeAutospacing="1" w:after="100" w:afterAutospacing="1" w:line="240" w:lineRule="auto"/>
+        <w:rPr>
+          <w:rFonts w:ascii="Arial" w:eastAsia="Times New Roman" w:hAnsi="Arial" w:cs="Arial"/>
+          <w:kern w:val="0"/>
+          <w:lang w:val="tr-TR" w:eastAsia="tr-TR"/>
+          <w14:ligatures w14:val="none"/>
+        </w:rPr>
+      </w:pPr>
+      <w:r>
+        <w:rPr>
+          <w:rFonts w:ascii="Arial" w:eastAsia="Times New Roman" w:hAnsi="Arial" w:cs="Arial"/>
           <w:b/>
           <w:bCs/>
-          <w:sz w:val="28"/>
-          <w:szCs w:val="28"/>
-        </w:rPr>
-      </w:pPr>
-      <w:r>
-        <w:rPr>
+          <w:kern w:val="0"/>
+          <w:lang w:val="tr-TR" w:eastAsia="tr-TR"/>
+          <w14:ligatures w14:val="none"/>
+        </w:rPr>
+        <w:t>Veri Erişim Arayüzleri (Data Access - DAO):</w:t>
+      </w:r>
+    </w:p>
+    <w:p>
+      <w:pPr>
+        <w:numPr>
+          <w:ilvl w:val="1"/>
+          <w:numId w:val="7"/>
+        </w:numPr>
+        <w:spacing w:before="100" w:beforeAutospacing="1" w:after="100" w:afterAutospacing="1" w:line="240" w:lineRule="auto"/>
+        <w:rPr>
+          <w:rFonts w:ascii="Arial" w:eastAsia="Times New Roman" w:hAnsi="Arial" w:cs="Arial"/>
+          <w:kern w:val="0"/>
+          <w:lang w:val="tr-TR" w:eastAsia="tr-TR"/>
+          <w14:ligatures w14:val="none"/>
+        </w:rPr>
+      </w:pPr>
+      <w:r>
+        <w:rPr>
+          <w:rFonts w:ascii="Arial" w:eastAsia="Times New Roman" w:hAnsi="Arial" w:cs="Arial"/>
           <w:b/>
           <w:bCs/>
-          <w:sz w:val="28"/>
-          <w:szCs w:val="28"/>
-        </w:rPr>
-        <w:t xml:space="preserve">Codebase </w:t>
-      </w:r>
-      <w:r>
-        <w:rPr>
+          <w:kern w:val="0"/>
+          <w:sz w:val="20"/>
+          <w:szCs w:val="20"/>
+          <w:lang w:val="tr-TR" w:eastAsia="tr-TR"/>
+          <w14:ligatures w14:val="none"/>
+        </w:rPr>
+        <w:t>IStudySessionDao</w:t>
+      </w:r>
+      <w:r>
+        <w:rPr>
+          <w:rFonts w:ascii="Arial" w:eastAsia="Times New Roman" w:hAnsi="Arial" w:cs="Arial"/>
           <w:b/>
           <w:bCs/>
-          <w:sz w:val="28"/>
-          <w:szCs w:val="28"/>
-        </w:rPr>
-        <w:t>Structure:</w:t>
-      </w:r>
-    </w:p>
-    <w:p>
-      <w:pPr>
-        <w:rPr>
+          <w:kern w:val="0"/>
+          <w:lang w:val="tr-TR" w:eastAsia="tr-TR"/>
+          <w14:ligatures w14:val="none"/>
+        </w:rPr>
+        <w:t xml:space="preserve"> ve </w:t>
+      </w:r>
+      <w:r>
+        <w:rPr>
+          <w:rFonts w:ascii="Arial" w:eastAsia="Times New Roman" w:hAnsi="Arial" w:cs="Arial"/>
           <w:b/>
           <w:bCs/>
-          <w:sz w:val="28"/>
-          <w:szCs w:val="28"/>
-        </w:rPr>
-      </w:pPr>
-      <w:r>
-        <w:rPr>
+          <w:kern w:val="0"/>
+          <w:sz w:val="20"/>
+          <w:szCs w:val="20"/>
+          <w:lang w:val="tr-TR" w:eastAsia="tr-TR"/>
+          <w14:ligatures w14:val="none"/>
+        </w:rPr>
+        <w:t>ICourseDao</w:t>
+      </w:r>
+      <w:r>
+        <w:rPr>
+          <w:rFonts w:ascii="Arial" w:eastAsia="Times New Roman" w:hAnsi="Arial" w:cs="Arial"/>
           <w:b/>
           <w:bCs/>
-          <w:sz w:val="28"/>
-          <w:szCs w:val="28"/>
-        </w:rPr>
-        <w:t>Key Implementations:</w:t>
-      </w:r>
-    </w:p>
-    <w:p>
-      <w:pPr>
-        <w:rPr>
+          <w:kern w:val="0"/>
+          <w:lang w:val="tr-TR" w:eastAsia="tr-TR"/>
+          <w14:ligatures w14:val="none"/>
+        </w:rPr>
+        <w:t>:</w:t>
+      </w:r>
+      <w:r>
+        <w:rPr>
+          <w:rFonts w:ascii="Arial" w:eastAsia="Times New Roman" w:hAnsi="Arial" w:cs="Arial"/>
+          <w:kern w:val="0"/>
+          <w:lang w:val="tr-TR" w:eastAsia="tr-TR"/>
+          <w14:ligatures w14:val="none"/>
+        </w:rPr>
+        <w:t xml:space="preserve"> Veritabanı şema tasarımını uygulayan ve sorgu isteklerini SQLite üzerinde çalıştıran veri erişim arayüzleridir. </w:t>
+      </w:r>
+      <w:r>
+        <w:rPr>
+          <w:rFonts w:ascii="Arial" w:eastAsia="Times New Roman" w:hAnsi="Arial" w:cs="Arial"/>
+          <w:kern w:val="0"/>
+          <w:sz w:val="20"/>
+          <w:szCs w:val="20"/>
+          <w:lang w:val="tr-TR" w:eastAsia="tr-TR"/>
+          <w14:ligatures w14:val="none"/>
+        </w:rPr>
+        <w:t>DatabaseManager</w:t>
+      </w:r>
+      <w:r>
+        <w:rPr>
+          <w:rFonts w:ascii="Arial" w:eastAsia="Times New Roman" w:hAnsi="Arial" w:cs="Arial"/>
+          <w:kern w:val="0"/>
+          <w:lang w:val="tr-TR" w:eastAsia="tr-TR"/>
+          <w14:ligatures w14:val="none"/>
+        </w:rPr>
+        <w:t xml:space="preserve"> sınıfının sorumlulukları bu arayüzlere bölünerek modülerleştirilmiştir.</w:t>
+      </w:r>
+    </w:p>
+    <w:p>
+      <w:pPr>
+        <w:numPr>
+          <w:ilvl w:val="2"/>
+          <w:numId w:val="7"/>
+        </w:numPr>
+        <w:spacing w:before="100" w:beforeAutospacing="1" w:after="100" w:afterAutospacing="1" w:line="240" w:lineRule="auto"/>
+        <w:rPr>
+          <w:rFonts w:ascii="Arial" w:eastAsia="Times New Roman" w:hAnsi="Arial" w:cs="Arial"/>
+          <w:kern w:val="0"/>
+          <w:lang w:val="tr-TR" w:eastAsia="tr-TR"/>
+          <w14:ligatures w14:val="none"/>
+        </w:rPr>
+      </w:pPr>
+      <w:r>
+        <w:rPr>
+          <w:rFonts w:ascii="Arial" w:eastAsia="Times New Roman" w:hAnsi="Arial" w:cs="Arial"/>
+          <w:i/>
+          <w:iCs/>
+          <w:kern w:val="0"/>
+          <w:lang w:val="tr-TR" w:eastAsia="tr-TR"/>
+          <w14:ligatures w14:val="none"/>
+        </w:rPr>
+        <w:t>Önemli Metot İmzaları:</w:t>
+      </w:r>
+      <w:r>
+        <w:rPr>
+          <w:rFonts w:ascii="Arial" w:eastAsia="Times New Roman" w:hAnsi="Arial" w:cs="Arial"/>
+          <w:kern w:val="0"/>
+          <w:lang w:val="tr-TR" w:eastAsia="tr-TR"/>
+          <w14:ligatures w14:val="none"/>
+        </w:rPr>
+        <w:t xml:space="preserve"> </w:t>
+      </w:r>
+    </w:p>
+    <w:p>
+      <w:pPr>
+        <w:numPr>
+          <w:ilvl w:val="3"/>
+          <w:numId w:val="7"/>
+        </w:numPr>
+        <w:spacing w:before="100" w:beforeAutospacing="1" w:after="100" w:afterAutospacing="1" w:line="240" w:lineRule="auto"/>
+        <w:rPr>
+          <w:rFonts w:ascii="Arial" w:eastAsia="Times New Roman" w:hAnsi="Arial" w:cs="Arial"/>
+          <w:kern w:val="0"/>
+          <w:lang w:val="tr-TR" w:eastAsia="tr-TR"/>
+          <w14:ligatures w14:val="none"/>
+        </w:rPr>
+      </w:pPr>
+      <w:r>
+        <w:rPr>
+          <w:rFonts w:ascii="Arial" w:eastAsia="Times New Roman" w:hAnsi="Arial" w:cs="Arial"/>
+          <w:kern w:val="0"/>
+          <w:sz w:val="20"/>
+          <w:szCs w:val="20"/>
+          <w:lang w:val="tr-TR" w:eastAsia="tr-TR"/>
+          <w14:ligatures w14:val="none"/>
+        </w:rPr>
+        <w:t>void saveSession(StudySession session);</w:t>
+      </w:r>
+    </w:p>
+    <w:p>
+      <w:pPr>
+        <w:numPr>
+          <w:ilvl w:val="3"/>
+          <w:numId w:val="7"/>
+        </w:numPr>
+        <w:spacing w:before="100" w:beforeAutospacing="1" w:after="100" w:afterAutospacing="1" w:line="240" w:lineRule="auto"/>
+        <w:rPr>
+          <w:rFonts w:ascii="Arial" w:eastAsia="Times New Roman" w:hAnsi="Arial" w:cs="Arial"/>
+          <w:kern w:val="0"/>
+          <w:lang w:val="tr-TR" w:eastAsia="tr-TR"/>
+          <w14:ligatures w14:val="none"/>
+        </w:rPr>
+      </w:pPr>
+      <w:r>
+        <w:rPr>
+          <w:rFonts w:ascii="Arial" w:eastAsia="Times New Roman" w:hAnsi="Arial" w:cs="Arial"/>
+          <w:kern w:val="0"/>
+          <w:sz w:val="20"/>
+          <w:szCs w:val="20"/>
+          <w:lang w:val="tr-TR" w:eastAsia="tr-TR"/>
+          <w14:ligatures w14:val="none"/>
+        </w:rPr>
+        <w:t>List&lt;StudySession&gt; getSessionsByCourseId(int courseId);</w:t>
+      </w:r>
+    </w:p>
+    <w:p>
+      <w:pPr>
+        <w:numPr>
+          <w:ilvl w:val="3"/>
+          <w:numId w:val="7"/>
+        </w:numPr>
+        <w:spacing w:before="100" w:beforeAutospacing="1" w:after="100" w:afterAutospacing="1" w:line="240" w:lineRule="auto"/>
+        <w:rPr>
+          <w:rFonts w:ascii="Arial" w:eastAsia="Times New Roman" w:hAnsi="Arial" w:cs="Arial"/>
+          <w:kern w:val="0"/>
+          <w:lang w:val="tr-TR" w:eastAsia="tr-TR"/>
+          <w14:ligatures w14:val="none"/>
+        </w:rPr>
+      </w:pPr>
+      <w:r>
+        <w:rPr>
+          <w:rFonts w:ascii="Arial" w:eastAsia="Times New Roman" w:hAnsi="Arial" w:cs="Arial"/>
+          <w:kern w:val="0"/>
+          <w:sz w:val="20"/>
+          <w:szCs w:val="20"/>
+          <w:lang w:val="tr-TR" w:eastAsia="tr-TR"/>
+          <w14:ligatures w14:val="none"/>
+        </w:rPr>
+        <w:t>void addCourse(Course course);</w:t>
+      </w:r>
+    </w:p>
+    <w:p>
+      <w:pPr>
+        <w:numPr>
+          <w:ilvl w:val="3"/>
+          <w:numId w:val="7"/>
+        </w:numPr>
+        <w:spacing w:before="100" w:beforeAutospacing="1" w:after="100" w:afterAutospacing="1" w:line="240" w:lineRule="auto"/>
+        <w:rPr>
+          <w:rFonts w:ascii="Arial" w:eastAsia="Times New Roman" w:hAnsi="Arial" w:cs="Arial"/>
+          <w:kern w:val="0"/>
+          <w:lang w:val="tr-TR" w:eastAsia="tr-TR"/>
+          <w14:ligatures w14:val="none"/>
+        </w:rPr>
+      </w:pPr>
+      <w:r>
+        <w:rPr>
+          <w:rFonts w:ascii="Arial" w:eastAsia="Times New Roman" w:hAnsi="Arial" w:cs="Arial"/>
+          <w:kern w:val="0"/>
+          <w:sz w:val="20"/>
+          <w:szCs w:val="20"/>
+          <w:lang w:val="tr-TR" w:eastAsia="tr-TR"/>
+          <w14:ligatures w14:val="none"/>
+        </w:rPr>
+        <w:t>void deleteCourse(int courseId);</w:t>
+      </w:r>
+    </w:p>
+    <w:p>
+      <w:pPr>
+        <w:numPr>
+          <w:ilvl w:val="0"/>
+          <w:numId w:val="7"/>
+        </w:numPr>
+        <w:spacing w:before="100" w:beforeAutospacing="1" w:after="100" w:afterAutospacing="1" w:line="240" w:lineRule="auto"/>
+        <w:rPr>
+          <w:rFonts w:ascii="Arial" w:eastAsia="Times New Roman" w:hAnsi="Arial" w:cs="Arial"/>
+          <w:kern w:val="0"/>
+          <w:lang w:val="tr-TR" w:eastAsia="tr-TR"/>
+          <w14:ligatures w14:val="none"/>
+        </w:rPr>
+      </w:pPr>
+      <w:r>
+        <w:rPr>
+          <w:rFonts w:ascii="Arial" w:eastAsia="Times New Roman" w:hAnsi="Arial" w:cs="Arial"/>
           <w:b/>
           <w:bCs/>
-          <w:sz w:val="28"/>
-          <w:szCs w:val="28"/>
-        </w:rPr>
-      </w:pPr>
-      <w:r>
-        <w:rPr>
+          <w:kern w:val="0"/>
+          <w:lang w:val="tr-TR" w:eastAsia="tr-TR"/>
+          <w14:ligatures w14:val="none"/>
+        </w:rPr>
+        <w:t>İş Mantığı Arayüzleri (Business Service):</w:t>
+      </w:r>
+    </w:p>
+    <w:p>
+      <w:pPr>
+        <w:numPr>
+          <w:ilvl w:val="1"/>
+          <w:numId w:val="7"/>
+        </w:numPr>
+        <w:spacing w:before="100" w:beforeAutospacing="1" w:after="100" w:afterAutospacing="1" w:line="240" w:lineRule="auto"/>
+        <w:rPr>
+          <w:rFonts w:ascii="Arial" w:eastAsia="Times New Roman" w:hAnsi="Arial" w:cs="Arial"/>
+          <w:kern w:val="0"/>
+          <w:lang w:val="tr-TR" w:eastAsia="tr-TR"/>
+          <w14:ligatures w14:val="none"/>
+        </w:rPr>
+      </w:pPr>
+      <w:r>
+        <w:rPr>
+          <w:rFonts w:ascii="Arial" w:eastAsia="Times New Roman" w:hAnsi="Arial" w:cs="Arial"/>
           <w:b/>
           <w:bCs/>
-          <w:sz w:val="28"/>
-          <w:szCs w:val="28"/>
-        </w:rPr>
-        <w:t xml:space="preserve">Component Interfaces: </w:t>
-      </w:r>
-    </w:p>
-    <w:p>
-      <w:pPr>
-        <w:rPr>
+          <w:kern w:val="0"/>
+          <w:sz w:val="20"/>
+          <w:szCs w:val="20"/>
+          <w:lang w:val="tr-TR" w:eastAsia="tr-TR"/>
+          <w14:ligatures w14:val="none"/>
+        </w:rPr>
+        <w:t>ITimeTrackerService</w:t>
+      </w:r>
+      <w:r>
+        <w:rPr>
+          <w:rFonts w:ascii="Arial" w:eastAsia="Times New Roman" w:hAnsi="Arial" w:cs="Arial"/>
           <w:b/>
           <w:bCs/>
-          <w:sz w:val="28"/>
-          <w:szCs w:val="28"/>
-        </w:rPr>
-      </w:pPr>
-      <w:r>
-        <w:rPr>
+          <w:kern w:val="0"/>
+          <w:lang w:val="tr-TR" w:eastAsia="tr-TR"/>
+          <w14:ligatures w14:val="none"/>
+        </w:rPr>
+        <w:t>:</w:t>
+      </w:r>
+      <w:r>
+        <w:rPr>
+          <w:rFonts w:ascii="Arial" w:eastAsia="Times New Roman" w:hAnsi="Arial" w:cs="Arial"/>
+          <w:kern w:val="0"/>
+          <w:lang w:val="tr-TR" w:eastAsia="tr-TR"/>
+          <w14:ligatures w14:val="none"/>
+        </w:rPr>
+        <w:t xml:space="preserve"> Pomodoro veya serbest kronometre oturumlarını kontrol eden iş mantığı arayüzüdür. Arka planda zamanlayıcı (Timer/Thread) işlemlerini yürütür ve çalışma bittiğinde, hesaplanan süreyi ilgili ders kodu ile eşleştirerek </w:t>
+      </w:r>
+      <w:r>
+        <w:rPr>
+          <w:rFonts w:ascii="Arial" w:eastAsia="Times New Roman" w:hAnsi="Arial" w:cs="Arial"/>
+          <w:kern w:val="0"/>
+          <w:sz w:val="20"/>
+          <w:szCs w:val="20"/>
+          <w:lang w:val="tr-TR" w:eastAsia="tr-TR"/>
+          <w14:ligatures w14:val="none"/>
+        </w:rPr>
+        <w:t>IStudySessionDao</w:t>
+      </w:r>
+      <w:r>
+        <w:rPr>
+          <w:rFonts w:ascii="Arial" w:eastAsia="Times New Roman" w:hAnsi="Arial" w:cs="Arial"/>
+          <w:kern w:val="0"/>
+          <w:lang w:val="tr-TR" w:eastAsia="tr-TR"/>
+          <w14:ligatures w14:val="none"/>
+        </w:rPr>
+        <w:t xml:space="preserve"> üzerinden veritabanına iletir.</w:t>
+      </w:r>
+    </w:p>
+    <w:p>
+      <w:pPr>
+        <w:numPr>
+          <w:ilvl w:val="2"/>
+          <w:numId w:val="7"/>
+        </w:numPr>
+        <w:spacing w:before="100" w:beforeAutospacing="1" w:after="100" w:afterAutospacing="1" w:line="240" w:lineRule="auto"/>
+        <w:rPr>
+          <w:rFonts w:ascii="Arial" w:eastAsia="Times New Roman" w:hAnsi="Arial" w:cs="Arial"/>
+          <w:kern w:val="0"/>
+          <w:lang w:val="tr-TR" w:eastAsia="tr-TR"/>
+          <w14:ligatures w14:val="none"/>
+        </w:rPr>
+      </w:pPr>
+      <w:r>
+        <w:rPr>
+          <w:rFonts w:ascii="Arial" w:eastAsia="Times New Roman" w:hAnsi="Arial" w:cs="Arial"/>
+          <w:i/>
+          <w:iCs/>
+          <w:kern w:val="0"/>
+          <w:lang w:val="tr-TR" w:eastAsia="tr-TR"/>
+          <w14:ligatures w14:val="none"/>
+        </w:rPr>
+        <w:t>Önemli Metot İmzaları:</w:t>
+      </w:r>
+    </w:p>
+    <w:p>
+      <w:pPr>
+        <w:numPr>
+          <w:ilvl w:val="3"/>
+          <w:numId w:val="7"/>
+        </w:numPr>
+        <w:spacing w:before="100" w:beforeAutospacing="1" w:after="100" w:afterAutospacing="1" w:line="240" w:lineRule="auto"/>
+        <w:rPr>
+          <w:rFonts w:ascii="Arial" w:eastAsia="Times New Roman" w:hAnsi="Arial" w:cs="Arial"/>
+          <w:kern w:val="0"/>
+          <w:lang w:val="tr-TR" w:eastAsia="tr-TR"/>
+          <w14:ligatures w14:val="none"/>
+        </w:rPr>
+      </w:pPr>
+      <w:r>
+        <w:rPr>
+          <w:rFonts w:ascii="Arial" w:eastAsia="Times New Roman" w:hAnsi="Arial" w:cs="Arial"/>
+          <w:kern w:val="0"/>
+          <w:sz w:val="20"/>
+          <w:szCs w:val="20"/>
+          <w:lang w:val="tr-TR" w:eastAsia="tr-TR"/>
+          <w14:ligatures w14:val="none"/>
+        </w:rPr>
+        <w:t>void startTimer();</w:t>
+      </w:r>
+    </w:p>
+    <w:p>
+      <w:pPr>
+        <w:numPr>
+          <w:ilvl w:val="3"/>
+          <w:numId w:val="7"/>
+        </w:numPr>
+        <w:spacing w:before="100" w:beforeAutospacing="1" w:after="100" w:afterAutospacing="1" w:line="240" w:lineRule="auto"/>
+        <w:rPr>
+          <w:rFonts w:ascii="Arial" w:eastAsia="Times New Roman" w:hAnsi="Arial" w:cs="Arial"/>
+          <w:kern w:val="0"/>
+          <w:lang w:val="tr-TR" w:eastAsia="tr-TR"/>
+          <w14:ligatures w14:val="none"/>
+        </w:rPr>
+      </w:pPr>
+      <w:r>
+        <w:rPr>
+          <w:rFonts w:ascii="Arial" w:eastAsia="Times New Roman" w:hAnsi="Arial" w:cs="Arial"/>
+          <w:kern w:val="0"/>
+          <w:sz w:val="20"/>
+          <w:szCs w:val="20"/>
+          <w:lang w:val="tr-TR" w:eastAsia="tr-TR"/>
+          <w14:ligatures w14:val="none"/>
+        </w:rPr>
+        <w:t>void pauseTimer();</w:t>
+      </w:r>
+    </w:p>
+    <w:p>
+      <w:pPr>
+        <w:numPr>
+          <w:ilvl w:val="3"/>
+          <w:numId w:val="7"/>
+        </w:numPr>
+        <w:spacing w:before="100" w:beforeAutospacing="1" w:after="100" w:afterAutospacing="1" w:line="240" w:lineRule="auto"/>
+        <w:rPr>
+          <w:rFonts w:ascii="Arial" w:eastAsia="Times New Roman" w:hAnsi="Arial" w:cs="Arial"/>
+          <w:kern w:val="0"/>
+          <w:lang w:val="tr-TR" w:eastAsia="tr-TR"/>
+          <w14:ligatures w14:val="none"/>
+        </w:rPr>
+      </w:pPr>
+      <w:r>
+        <w:rPr>
+          <w:rFonts w:ascii="Arial" w:eastAsia="Times New Roman" w:hAnsi="Arial" w:cs="Arial"/>
+          <w:kern w:val="0"/>
+          <w:sz w:val="20"/>
+          <w:szCs w:val="20"/>
+          <w:lang w:val="tr-TR" w:eastAsia="tr-TR"/>
+          <w14:ligatures w14:val="none"/>
+        </w:rPr>
+        <w:t>void stopTimer(int courseId);</w:t>
+      </w:r>
+    </w:p>
+    <w:p>
+      <w:pPr>
+        <w:numPr>
+          <w:ilvl w:val="3"/>
+          <w:numId w:val="7"/>
+        </w:numPr>
+        <w:spacing w:before="100" w:beforeAutospacing="1" w:after="100" w:afterAutospacing="1" w:line="240" w:lineRule="auto"/>
+        <w:rPr>
+          <w:rFonts w:ascii="Arial" w:eastAsia="Times New Roman" w:hAnsi="Arial" w:cs="Arial"/>
+          <w:kern w:val="0"/>
+          <w:lang w:val="tr-TR" w:eastAsia="tr-TR"/>
+          <w14:ligatures w14:val="none"/>
+        </w:rPr>
+      </w:pPr>
+      <w:r>
+        <w:rPr>
+          <w:rFonts w:ascii="Arial" w:eastAsia="Times New Roman" w:hAnsi="Arial" w:cs="Arial"/>
+          <w:kern w:val="0"/>
+          <w:sz w:val="20"/>
+          <w:szCs w:val="20"/>
+          <w:lang w:val="tr-TR" w:eastAsia="tr-TR"/>
+          <w14:ligatures w14:val="none"/>
+        </w:rPr>
+        <w:t>int getElapsedTimeInSeconds();</w:t>
+      </w:r>
+    </w:p>
+    <w:p>
+      <w:pPr>
+        <w:numPr>
+          <w:ilvl w:val="1"/>
+          <w:numId w:val="7"/>
+        </w:numPr>
+        <w:spacing w:before="100" w:beforeAutospacing="1" w:after="100" w:afterAutospacing="1" w:line="240" w:lineRule="auto"/>
+        <w:rPr>
+          <w:rFonts w:ascii="Arial" w:eastAsia="Times New Roman" w:hAnsi="Arial" w:cs="Arial"/>
+          <w:kern w:val="0"/>
+          <w:lang w:val="tr-TR" w:eastAsia="tr-TR"/>
+          <w14:ligatures w14:val="none"/>
+        </w:rPr>
+      </w:pPr>
+      <w:r>
+        <w:rPr>
+          <w:rFonts w:ascii="Arial" w:eastAsia="Times New Roman" w:hAnsi="Arial" w:cs="Arial"/>
           <w:b/>
           <w:bCs/>
-          <w:sz w:val="28"/>
-          <w:szCs w:val="28"/>
-        </w:rPr>
-        <w:t>Visual Interface:</w:t>
-      </w:r>
-    </w:p>
-    <w:p>
-      <w:pPr>
-        <w:pStyle w:val="ListParagraph"/>
+          <w:kern w:val="0"/>
+          <w:sz w:val="20"/>
+          <w:szCs w:val="20"/>
+          <w:lang w:val="tr-TR" w:eastAsia="tr-TR"/>
+          <w14:ligatures w14:val="none"/>
+        </w:rPr>
+        <w:t>IStatisticsService</w:t>
+      </w:r>
+      <w:r>
+        <w:rPr>
+          <w:rFonts w:ascii="Arial" w:eastAsia="Times New Roman" w:hAnsi="Arial" w:cs="Arial"/>
+          <w:b/>
+          <w:bCs/>
+          <w:kern w:val="0"/>
+          <w:lang w:val="tr-TR" w:eastAsia="tr-TR"/>
+          <w14:ligatures w14:val="none"/>
+        </w:rPr>
+        <w:t>:</w:t>
+      </w:r>
+      <w:r>
+        <w:rPr>
+          <w:rFonts w:ascii="Arial" w:eastAsia="Times New Roman" w:hAnsi="Arial" w:cs="Arial"/>
+          <w:kern w:val="0"/>
+          <w:lang w:val="tr-TR" w:eastAsia="tr-TR"/>
+          <w14:ligatures w14:val="none"/>
+        </w:rPr>
+        <w:t xml:space="preserve"> Veritabanından çekilen ham çalışma verilerini işleyerek Frontend katmanındaki grafiklerin anlayacağı formata (yüzdelik dilimler, toplam saatler) dönüştüren arayüzdür.</w:t>
+      </w:r>
+    </w:p>
+    <w:p>
+      <w:pPr>
+        <w:numPr>
+          <w:ilvl w:val="2"/>
+          <w:numId w:val="7"/>
+        </w:numPr>
+        <w:spacing w:before="100" w:beforeAutospacing="1" w:after="100" w:afterAutospacing="1" w:line="240" w:lineRule="auto"/>
+        <w:rPr>
+          <w:rFonts w:ascii="Arial" w:eastAsia="Times New Roman" w:hAnsi="Arial" w:cs="Arial"/>
+          <w:kern w:val="0"/>
+          <w:lang w:val="tr-TR" w:eastAsia="tr-TR"/>
+          <w14:ligatures w14:val="none"/>
+        </w:rPr>
+      </w:pPr>
+      <w:r>
+        <w:rPr>
+          <w:rFonts w:ascii="Arial" w:eastAsia="Times New Roman" w:hAnsi="Arial" w:cs="Arial"/>
+          <w:i/>
+          <w:iCs/>
+          <w:kern w:val="0"/>
+          <w:lang w:val="tr-TR" w:eastAsia="tr-TR"/>
+          <w14:ligatures w14:val="none"/>
+        </w:rPr>
+        <w:t>Önemli Metot İmzaları:</w:t>
+      </w:r>
+    </w:p>
+    <w:p>
+      <w:pPr>
+        <w:numPr>
+          <w:ilvl w:val="3"/>
+          <w:numId w:val="7"/>
+        </w:numPr>
+        <w:spacing w:before="100" w:beforeAutospacing="1" w:after="100" w:afterAutospacing="1" w:line="240" w:lineRule="auto"/>
+        <w:rPr>
+          <w:rFonts w:ascii="Arial" w:eastAsia="Times New Roman" w:hAnsi="Arial" w:cs="Arial"/>
+          <w:kern w:val="0"/>
+          <w:lang w:val="tr-TR" w:eastAsia="tr-TR"/>
+          <w14:ligatures w14:val="none"/>
+        </w:rPr>
+      </w:pPr>
+      <w:r>
+        <w:rPr>
+          <w:rFonts w:ascii="Arial" w:eastAsia="Times New Roman" w:hAnsi="Arial" w:cs="Arial"/>
+          <w:kern w:val="0"/>
+          <w:sz w:val="20"/>
+          <w:szCs w:val="20"/>
+          <w:lang w:val="tr-TR" w:eastAsia="tr-TR"/>
+          <w14:ligatures w14:val="none"/>
+        </w:rPr>
+        <w:t>Map&lt;String, Integer&gt; calculateWeeklyFocus();</w:t>
+      </w:r>
+    </w:p>
+    <w:p>
+      <w:pPr>
+        <w:pStyle w:val="NormalWeb"/>
+        <w:rPr>
+          <w:rFonts w:ascii="Arial" w:hAnsi="Arial" w:cs="Arial"/>
+        </w:rPr>
+      </w:pPr>
+      <w:r>
+        <w:rPr>
+          <w:rFonts w:ascii="Arial" w:hAnsi="Arial" w:cs="Arial"/>
+          <w:b/>
+          <w:bCs/>
+        </w:rPr>
+        <w:t>Visual Interfaces:</w:t>
+      </w:r>
+      <w:r>
+        <w:rPr>
+          <w:rFonts w:ascii="Arial" w:hAnsi="Arial" w:cs="Arial"/>
+        </w:rPr>
+        <w:t xml:space="preserve"> </w:t>
+      </w:r>
+      <w:r>
+        <w:rPr>
+          <w:rStyle w:val="citation-67"/>
+          <w:rFonts w:ascii="Arial" w:hAnsi="Arial" w:cs="Arial"/>
+        </w:rPr>
+        <w:t>Sistem, JavaFX kullanılarak tasarlanmış interaktif bir Dashboard, haftalık programın görüldüğü Takvim ekranı ve verilerin pasta/çubuk grafiklerle sunulduğu İstatistik panelinden oluşmaktadır</w:t>
+      </w:r>
+      <w:r>
+        <w:rPr>
+          <w:rFonts w:ascii="Arial" w:hAnsi="Arial" w:cs="Arial"/>
+        </w:rPr>
+        <w:t xml:space="preserve">. </w:t>
+      </w:r>
+      <w:r>
+        <w:rPr>
+          <w:rStyle w:val="citation-66"/>
+          <w:rFonts w:ascii="Arial" w:hAnsi="Arial" w:cs="Arial"/>
+        </w:rPr>
+        <w:t xml:space="preserve">(Projenin GitHub deposunda UI tasarımlarını gösteren wireframe ve ekran görüntüleri </w:t>
+      </w:r>
+      <w:r>
+        <w:rPr>
+          <w:rStyle w:val="citation-66"/>
+          <w:rFonts w:ascii="Arial" w:hAnsi="Arial" w:cs="Arial"/>
+          <w:sz w:val="20"/>
+          <w:szCs w:val="20"/>
+        </w:rPr>
+        <w:t>UI_Screenshots</w:t>
+      </w:r>
+      <w:r>
+        <w:rPr>
+          <w:rStyle w:val="citation-66"/>
+          <w:rFonts w:ascii="Arial" w:hAnsi="Arial" w:cs="Arial"/>
+        </w:rPr>
+        <w:t xml:space="preserve"> klasörü altında bulunacaktır </w:t>
+      </w:r>
+      <w:r>
+        <w:rPr>
+          <w:rFonts w:ascii="Arial" w:hAnsi="Arial" w:cs="Arial"/>
+        </w:rPr>
+        <w:t>).</w:t>
+      </w:r>
+    </w:p>
+    <w:p>
+      <w:pPr>
+        <w:rPr>
+          <w:rFonts w:ascii="Arial" w:hAnsi="Arial" w:cs="Arial"/>
+        </w:rPr>
+      </w:pPr>
+    </w:p>
+    <w:p>
+      <w:pPr>
+        <w:rPr>
+          <w:rFonts w:ascii="Arial" w:hAnsi="Arial" w:cs="Arial"/>
+        </w:rPr>
+      </w:pPr>
+    </w:p>
+    <w:p>
+      <w:pPr>
+        <w:rPr>
+          <w:rFonts w:ascii="Arial" w:hAnsi="Arial" w:cs="Arial"/>
+        </w:rPr>
+      </w:pPr>
+    </w:p>
+    <w:p>
+      <w:pPr>
+        <w:rPr>
+          <w:rFonts w:ascii="Arial" w:hAnsi="Arial" w:cs="Arial"/>
+        </w:rPr>
+      </w:pPr>
+    </w:p>
+    <w:p>
+      <w:pPr>
+        <w:rPr>
+          <w:rFonts w:ascii="Arial" w:hAnsi="Arial" w:cs="Arial"/>
+        </w:rPr>
+      </w:pPr>
+    </w:p>
+    <w:p>
+      <w:pPr>
+        <w:rPr>
+          <w:rFonts w:ascii="Arial" w:hAnsi="Arial" w:cs="Arial"/>
+        </w:rPr>
+      </w:pPr>
+    </w:p>
+    <w:p>
+      <w:pPr>
+        <w:rPr>
+          <w:rFonts w:ascii="Arial" w:hAnsi="Arial" w:cs="Arial"/>
+        </w:rPr>
+      </w:pPr>
+    </w:p>
+    <w:p>
+      <w:pPr>
+        <w:pStyle w:val="Balk2"/>
+        <w:rPr>
+          <w:rFonts w:ascii="Arial" w:hAnsi="Arial" w:cs="Arial"/>
+          <w:color w:val="auto"/>
+        </w:rPr>
+      </w:pPr>
+      <w:r>
+        <w:rPr>
+          <w:rFonts w:ascii="Arial" w:hAnsi="Arial" w:cs="Arial"/>
+          <w:color w:val="auto"/>
+        </w:rPr>
+        <w:lastRenderedPageBreak/>
+        <w:t>4</w:t>
+      </w:r>
+      <w:r>
+        <w:rPr>
+          <w:rFonts w:ascii="Arial" w:hAnsi="Arial" w:cs="Arial"/>
+          <w:color w:val="auto"/>
+        </w:rPr>
+        <w:t>. Use Case Support in Design</w:t>
+      </w:r>
+    </w:p>
+    <w:p>
+      <w:pPr>
+        <w:pStyle w:val="NormalWeb"/>
+        <w:rPr>
+          <w:rFonts w:ascii="Arial" w:hAnsi="Arial" w:cs="Arial"/>
+        </w:rPr>
+      </w:pPr>
+      <w:r>
+        <w:rPr>
+          <w:rStyle w:val="citation-65"/>
+          <w:rFonts w:ascii="Arial" w:hAnsi="Arial" w:cs="Arial"/>
+        </w:rPr>
+        <w:t>Proje tasarımının test edileceği ve final sunumunda gösterilecek 4 temel Use Case aşağıda listelenmiştir</w:t>
+      </w:r>
+      <w:r>
+        <w:rPr>
+          <w:rFonts w:ascii="Arial" w:hAnsi="Arial" w:cs="Arial"/>
+        </w:rPr>
+        <w:t>.</w:t>
+      </w:r>
+    </w:p>
+    <w:p>
+      <w:pPr>
+        <w:pStyle w:val="NormalWeb"/>
+        <w:rPr>
+          <w:rFonts w:ascii="Arial" w:hAnsi="Arial" w:cs="Arial"/>
+        </w:rPr>
+      </w:pPr>
+      <w:r>
+        <w:rPr>
+          <w:rFonts w:ascii="Arial" w:hAnsi="Arial" w:cs="Arial"/>
+          <w:b/>
+          <w:bCs/>
+        </w:rPr>
+        <w:t>1. Ders ve Sınav Takibi</w:t>
+      </w:r>
+    </w:p>
+    <w:p>
+      <w:pPr>
+        <w:pStyle w:val="NormalWeb"/>
+        <w:rPr>
+          <w:rFonts w:ascii="Arial" w:hAnsi="Arial" w:cs="Arial"/>
+        </w:rPr>
+      </w:pPr>
+      <w:r>
+        <w:rPr>
+          <w:rFonts w:ascii="Arial" w:hAnsi="Arial" w:cs="Arial"/>
+        </w:rPr>
+        <w:t xml:space="preserve">İlk senaryo olan </w:t>
+      </w:r>
+      <w:r>
+        <w:rPr>
+          <w:rFonts w:ascii="Arial" w:hAnsi="Arial" w:cs="Arial"/>
+          <w:bCs/>
+        </w:rPr>
+        <w:t>Ders ve Sınav Takibi</w:t>
+      </w:r>
+      <w:r>
+        <w:rPr>
+          <w:rFonts w:ascii="Arial" w:hAnsi="Arial" w:cs="Arial"/>
+        </w:rPr>
+        <w:t xml:space="preserve">; ders ekleme, ders silme ve sınav takibi gereksinimlerini kapsamaktadır. Bu yapıda, kullanıcının takvim arayüzü üzerinden girdiği dersin kodu, adı ve tarihi Frontend katmanından alınarak doğrulanır ve ardından </w:t>
+      </w:r>
+      <w:r>
+        <w:rPr>
+          <w:rStyle w:val="HTMLKodu"/>
+          <w:rFonts w:ascii="Arial" w:eastAsiaTheme="majorEastAsia" w:hAnsi="Arial" w:cs="Arial"/>
+        </w:rPr>
+        <w:t>DatabaseManager</w:t>
+      </w:r>
+      <w:r>
+        <w:rPr>
+          <w:rFonts w:ascii="Arial" w:hAnsi="Arial" w:cs="Arial"/>
+        </w:rPr>
+        <w:t xml:space="preserve"> aracılığıyla SQLite veritabanına INSERT veya DELETE işlemleriyle kalıcı olarak yansıtılır.</w:t>
+      </w:r>
+    </w:p>
+    <w:p>
+      <w:pPr>
+        <w:pStyle w:val="NormalWeb"/>
+        <w:rPr>
+          <w:rFonts w:ascii="Arial" w:hAnsi="Arial" w:cs="Arial"/>
+        </w:rPr>
+      </w:pPr>
+      <w:r>
+        <w:rPr>
+          <w:rFonts w:ascii="Arial" w:hAnsi="Arial" w:cs="Arial"/>
+          <w:b/>
+          <w:bCs/>
+        </w:rPr>
+        <w:t>2. Çalışma Süresi ve Pomodoro Yönetimi</w:t>
+      </w:r>
+    </w:p>
+    <w:p>
+      <w:pPr>
+        <w:pStyle w:val="NormalWeb"/>
+        <w:rPr>
+          <w:rFonts w:ascii="Arial" w:hAnsi="Arial" w:cs="Arial"/>
+        </w:rPr>
+      </w:pPr>
+      <w:r>
+        <w:rPr>
+          <w:rFonts w:ascii="Arial" w:hAnsi="Arial" w:cs="Arial"/>
+        </w:rPr>
+        <w:t xml:space="preserve">İkinci senaryo olan </w:t>
+      </w:r>
+      <w:r>
+        <w:rPr>
+          <w:rFonts w:ascii="Arial" w:hAnsi="Arial" w:cs="Arial"/>
+          <w:bCs/>
+        </w:rPr>
+        <w:t>Çalışma Süresi ve Pomodoro Yönetimi</w:t>
+      </w:r>
+      <w:r>
+        <w:rPr>
+          <w:rFonts w:ascii="Arial" w:hAnsi="Arial" w:cs="Arial"/>
+        </w:rPr>
+        <w:t xml:space="preserve">, Pomodoro sayacı ve manuel süre tutma gereksinimleriyle eşleşmektedir. Kullanıcı "Çalışmaya Başla" butonuna tıkladığında </w:t>
+      </w:r>
+      <w:r>
+        <w:rPr>
+          <w:rStyle w:val="HTMLKodu"/>
+          <w:rFonts w:ascii="Arial" w:eastAsiaTheme="majorEastAsia" w:hAnsi="Arial" w:cs="Arial"/>
+        </w:rPr>
+        <w:t>TimeTrackerService</w:t>
+      </w:r>
+      <w:r>
+        <w:rPr>
+          <w:rFonts w:ascii="Arial" w:hAnsi="Arial" w:cs="Arial"/>
+        </w:rPr>
+        <w:t xml:space="preserve"> tetiklenir; bu işlem Java'da ayrı bir thread (iş parçacığı) üzerinde asenkron olarak çalışır ve süre sonlandığında elde edilen toplam zaman, kullanıcının seçtiği derse ait tabloya eklenmek üzere backend üzerinden veritabanına iletilir.</w:t>
+      </w:r>
+    </w:p>
+    <w:p>
+      <w:pPr>
+        <w:pStyle w:val="NormalWeb"/>
+        <w:rPr>
+          <w:rFonts w:ascii="Arial" w:hAnsi="Arial" w:cs="Arial"/>
+        </w:rPr>
+      </w:pPr>
+      <w:r>
+        <w:rPr>
+          <w:rFonts w:ascii="Arial" w:hAnsi="Arial" w:cs="Arial"/>
+          <w:b/>
+          <w:bCs/>
+        </w:rPr>
+        <w:t>3. İstatistik Paneli Analizi</w:t>
+      </w:r>
+    </w:p>
+    <w:p>
+      <w:pPr>
+        <w:pStyle w:val="NormalWeb"/>
+        <w:rPr>
+          <w:rFonts w:ascii="Arial" w:hAnsi="Arial" w:cs="Arial"/>
+        </w:rPr>
+      </w:pPr>
+      <w:r>
+        <w:rPr>
+          <w:rStyle w:val="citation-59"/>
+          <w:rFonts w:ascii="Arial" w:hAnsi="Arial" w:cs="Arial"/>
+          <w:bCs/>
+        </w:rPr>
+        <w:t>Üçüncü senaryo olan İstatistik Paneli Analizi, istatistik paneli gereksinimini destekleyecek şekilde tasarlanmıştır. Kullanıcı istatistik sekmesini açtığında, backend katmanı SQLite veritabanına bir okuma isteği gönderir; veritabanından dönen ham çalışma süreleri Java sınıflarında gruplandırılır ve JavaFX grafik bileşenlerine uygun veri formatına dönüştürülerek ekranda haftalık veya aylık bazda görselleştirilir.</w:t>
+      </w:r>
+    </w:p>
+    <w:p>
+      <w:pPr>
+        <w:pStyle w:val="NormalWeb"/>
+        <w:rPr>
+          <w:rFonts w:ascii="Arial" w:hAnsi="Arial" w:cs="Arial"/>
+        </w:rPr>
+      </w:pPr>
+      <w:r>
+        <w:rPr>
+          <w:rFonts w:ascii="Arial" w:hAnsi="Arial" w:cs="Arial"/>
+          <w:b/>
+          <w:bCs/>
+        </w:rPr>
+        <w:t>4. Çalışılacaklar Listesi Oluşturma</w:t>
+      </w:r>
+    </w:p>
+    <w:p>
+      <w:pPr>
+        <w:pStyle w:val="NormalWeb"/>
+        <w:rPr>
+          <w:rFonts w:ascii="Arial" w:hAnsi="Arial" w:cs="Arial"/>
+        </w:rPr>
+      </w:pPr>
+      <w:r>
+        <w:rPr>
+          <w:rStyle w:val="citation-56"/>
+          <w:rFonts w:ascii="Arial" w:hAnsi="Arial" w:cs="Arial"/>
+          <w:bCs/>
+        </w:rPr>
+        <w:t>Son senaryo olan Çalışılacaklar Listesi Oluşturma ise günlük görevlerin takibi gereksinimiyle doğrudan eşleşir. Gün içinde bitirilmesi gereken görevler UI üzerinden girildiğinde doğrudan veritabanına eklenir ve uygulamanın yerel veri saklama yapısı sayesinde, program tamamen kapatılsa bile bu liste güvenle korunarak tekrar açılışta kayıpsız bir şekilde geri yüklenir.</w:t>
+      </w:r>
+    </w:p>
+    <w:p>
+      <w:pPr>
+        <w:pStyle w:val="NormalWeb"/>
+        <w:rPr>
+          <w:rFonts w:ascii="Arial" w:hAnsi="Arial" w:cs="Arial"/>
+        </w:rPr>
+      </w:pPr>
+    </w:p>
+    <w:p>
+      <w:pPr>
+        <w:pStyle w:val="NormalWeb"/>
+        <w:rPr>
+          <w:rFonts w:ascii="Arial" w:hAnsi="Arial" w:cs="Arial"/>
+        </w:rPr>
+      </w:pPr>
+    </w:p>
+    <w:p>
+      <w:pPr>
+        <w:pStyle w:val="NormalWeb"/>
+        <w:rPr>
+          <w:rFonts w:ascii="Arial" w:hAnsi="Arial" w:cs="Arial"/>
+        </w:rPr>
+      </w:pPr>
+    </w:p>
+    <w:p>
+      <w:pPr>
+        <w:pStyle w:val="Balk2"/>
+        <w:rPr>
+          <w:rFonts w:ascii="Arial" w:hAnsi="Arial" w:cs="Arial"/>
+          <w:color w:val="auto"/>
+        </w:rPr>
+      </w:pPr>
+      <w:r>
+        <w:rPr>
+          <w:rFonts w:ascii="Arial" w:hAnsi="Arial" w:cs="Arial"/>
+          <w:color w:val="auto"/>
+        </w:rPr>
+        <w:lastRenderedPageBreak/>
+        <w:t>5</w:t>
+      </w:r>
+      <w:r>
+        <w:rPr>
+          <w:rFonts w:ascii="Arial" w:hAnsi="Arial" w:cs="Arial"/>
+          <w:color w:val="auto"/>
+        </w:rPr>
+        <w:t>. Design Decisions</w:t>
+      </w:r>
+    </w:p>
+    <w:p>
+      <w:pPr>
+        <w:pStyle w:val="NormalWeb"/>
+        <w:rPr>
+          <w:rFonts w:ascii="Arial" w:hAnsi="Arial" w:cs="Arial"/>
+        </w:rPr>
+      </w:pPr>
+      <w:r>
+        <w:rPr>
+          <w:rFonts w:ascii="Arial" w:hAnsi="Arial" w:cs="Arial"/>
+          <w:b/>
+          <w:bCs/>
+        </w:rPr>
+        <w:t>Technology Comparisons:</w:t>
+      </w:r>
+    </w:p>
+    <w:p>
+      <w:pPr>
+        <w:pStyle w:val="NormalWeb"/>
         <w:numPr>
           <w:ilvl w:val="0"/>
-          <w:numId w:val="1"/>
+          <w:numId w:val="5"/>
         </w:numPr>
         <w:rPr>
+          <w:rFonts w:ascii="Arial" w:hAnsi="Arial" w:cs="Arial"/>
+        </w:rPr>
+      </w:pPr>
+      <w:r>
+        <w:rPr>
+          <w:rStyle w:val="citation-54"/>
+          <w:rFonts w:ascii="Arial" w:hAnsi="Arial" w:cs="Arial"/>
           <w:b/>
           <w:bCs/>
-          <w:sz w:val="32"/>
-          <w:szCs w:val="32"/>
-        </w:rPr>
-      </w:pPr>
-      <w:r>
-        <w:rPr>
+        </w:rPr>
+        <w:t>Veritabanı: SQLite vs. PostgreSQL:</w:t>
+      </w:r>
+      <w:r>
+        <w:rPr>
+          <w:rStyle w:val="citation-54"/>
+          <w:rFonts w:ascii="Arial" w:hAnsi="Arial" w:cs="Arial"/>
+        </w:rPr>
+        <w:t xml:space="preserve"> SQLite, doğrudan cihaz üzerinde çalışan, ekstra bir sunucu kurulumu gerektirmeyen hafif ve yerel bir veritabanı çözümüdür</w:t>
+      </w:r>
+      <w:r>
+        <w:rPr>
+          <w:rFonts w:ascii="Arial" w:hAnsi="Arial" w:cs="Arial"/>
+        </w:rPr>
+        <w:t xml:space="preserve">. </w:t>
+      </w:r>
+      <w:r>
+        <w:rPr>
+          <w:rStyle w:val="citation-53"/>
+          <w:rFonts w:ascii="Arial" w:hAnsi="Arial" w:cs="Arial"/>
+        </w:rPr>
+        <w:t>PostgreSQL ise daha karmaşık sorguları destekleyen, bulut ortamı için ideal, güçlü ancak kurulum gerektiren ilişkisel bir veritabanıdır</w:t>
+      </w:r>
+      <w:r>
+        <w:rPr>
+          <w:rFonts w:ascii="Arial" w:hAnsi="Arial" w:cs="Arial"/>
+        </w:rPr>
+        <w:t>.</w:t>
+      </w:r>
+    </w:p>
+    <w:p>
+      <w:pPr>
+        <w:pStyle w:val="NormalWeb"/>
+        <w:numPr>
+          <w:ilvl w:val="0"/>
+          <w:numId w:val="5"/>
+        </w:numPr>
+        <w:rPr>
+          <w:rFonts w:ascii="Arial" w:hAnsi="Arial" w:cs="Arial"/>
+        </w:rPr>
+      </w:pPr>
+      <w:r>
+        <w:rPr>
+          <w:rStyle w:val="citation-52"/>
+          <w:rFonts w:ascii="Arial" w:hAnsi="Arial" w:cs="Arial"/>
           <w:b/>
           <w:bCs/>
-          <w:sz w:val="32"/>
-          <w:szCs w:val="32"/>
-        </w:rPr>
-        <w:t>Use Case Support</w:t>
-      </w:r>
-    </w:p>
-    <w:p>
-      <w:pPr>
-        <w:rPr>
+        </w:rPr>
+        <w:t>Arayüz: JavaFX vs. React:</w:t>
+      </w:r>
+      <w:r>
+        <w:rPr>
+          <w:rStyle w:val="citation-52"/>
+          <w:rFonts w:ascii="Arial" w:hAnsi="Arial" w:cs="Arial"/>
+        </w:rPr>
+        <w:t xml:space="preserve"> JavaFX, doğrudan Java ile bütünleşik çalışarak masaüstü uygulamaları için zengin grafik bileşenleri sunar</w:t>
+      </w:r>
+      <w:r>
+        <w:rPr>
+          <w:rFonts w:ascii="Arial" w:hAnsi="Arial" w:cs="Arial"/>
+        </w:rPr>
+        <w:t xml:space="preserve">. </w:t>
+      </w:r>
+      <w:r>
+        <w:rPr>
+          <w:rStyle w:val="citation-51"/>
+          <w:rFonts w:ascii="Arial" w:hAnsi="Arial" w:cs="Arial"/>
+        </w:rPr>
+        <w:t>React ise web uygulamaları geliştirmek için kullanılan modern ve güçlü bir kütüphanedir</w:t>
+      </w:r>
+      <w:r>
+        <w:rPr>
+          <w:rFonts w:ascii="Arial" w:hAnsi="Arial" w:cs="Arial"/>
+        </w:rPr>
+        <w:t>.</w:t>
+      </w:r>
+    </w:p>
+    <w:p>
+      <w:pPr>
+        <w:pStyle w:val="NormalWeb"/>
+        <w:rPr>
+          <w:rFonts w:ascii="Arial" w:hAnsi="Arial" w:cs="Arial"/>
+        </w:rPr>
+      </w:pPr>
+      <w:r>
+        <w:rPr>
+          <w:rFonts w:ascii="Arial" w:hAnsi="Arial" w:cs="Arial"/>
           <w:b/>
           <w:bCs/>
-          <w:sz w:val="28"/>
-          <w:szCs w:val="28"/>
-        </w:rPr>
-      </w:pPr>
-      <w:r>
-        <w:rPr>
+        </w:rPr>
+        <w:t>Decision Justifications:</w:t>
+      </w:r>
+    </w:p>
+    <w:p>
+      <w:pPr>
+        <w:pStyle w:val="NormalWeb"/>
+        <w:numPr>
+          <w:ilvl w:val="0"/>
+          <w:numId w:val="6"/>
+        </w:numPr>
+        <w:rPr>
+          <w:rFonts w:ascii="Arial" w:hAnsi="Arial" w:cs="Arial"/>
+        </w:rPr>
+      </w:pPr>
+      <w:r>
+        <w:rPr>
+          <w:rStyle w:val="citation-50"/>
+          <w:rFonts w:ascii="Arial" w:hAnsi="Arial" w:cs="Arial"/>
           <w:b/>
           <w:bCs/>
-          <w:sz w:val="28"/>
-          <w:szCs w:val="28"/>
-        </w:rPr>
-        <w:t xml:space="preserve">Use Case Selection: </w:t>
+        </w:rPr>
+        <w:t>Veritabanı Kararı (SQLite):</w:t>
+      </w:r>
+      <w:r>
+        <w:rPr>
+          <w:rStyle w:val="citation-50"/>
+          <w:rFonts w:ascii="Arial" w:hAnsi="Arial" w:cs="Arial"/>
+        </w:rPr>
+        <w:t xml:space="preserve"> Projenin gereksinimleri arasında verilerin farklı cihazlar arasında çevrimiçi eşitlenmesi (senkronizasyon) bulunmamaktadır</w:t>
+      </w:r>
+      <w:r>
+        <w:rPr>
+          <w:rFonts w:ascii="Arial" w:hAnsi="Arial" w:cs="Arial"/>
+        </w:rPr>
+        <w:t xml:space="preserve">. </w:t>
+      </w:r>
+      <w:r>
+        <w:rPr>
+          <w:rStyle w:val="citation-49"/>
+          <w:rFonts w:ascii="Arial" w:hAnsi="Arial" w:cs="Arial"/>
+        </w:rPr>
+        <w:t xml:space="preserve">Uygulamanın internet bağlantısı olmaksızın (offline) çalışması kısıtı bulunduğu için yerel veri saklama imkanı sunan </w:t>
+      </w:r>
+      <w:r>
+        <w:rPr>
+          <w:rStyle w:val="citation-49"/>
+          <w:rFonts w:ascii="Arial" w:hAnsi="Arial" w:cs="Arial"/>
+          <w:bCs/>
+        </w:rPr>
+        <w:t>SQLite</w:t>
+      </w:r>
+      <w:r>
+        <w:rPr>
+          <w:rStyle w:val="citation-49"/>
+          <w:rFonts w:ascii="Arial" w:hAnsi="Arial" w:cs="Arial"/>
+        </w:rPr>
+        <w:t xml:space="preserve"> seçilmiştir</w:t>
+      </w:r>
+      <w:r>
+        <w:rPr>
+          <w:rFonts w:ascii="Arial" w:hAnsi="Arial" w:cs="Arial"/>
+        </w:rPr>
+        <w:t>.</w:t>
+      </w:r>
+    </w:p>
+    <w:p>
+      <w:pPr>
+        <w:pStyle w:val="NormalWeb"/>
+        <w:numPr>
+          <w:ilvl w:val="0"/>
+          <w:numId w:val="6"/>
+        </w:numPr>
+        <w:rPr>
+          <w:rFonts w:ascii="Arial" w:hAnsi="Arial" w:cs="Arial"/>
+        </w:rPr>
+      </w:pPr>
+      <w:r>
+        <w:rPr>
+          <w:rStyle w:val="citation-48"/>
+          <w:rFonts w:ascii="Arial" w:hAnsi="Arial" w:cs="Arial"/>
+          <w:b/>
+          <w:bCs/>
+        </w:rPr>
+        <w:t>Framework Kararı (JavaFX):</w:t>
+      </w:r>
+      <w:r>
+        <w:rPr>
+          <w:rStyle w:val="citation-48"/>
+          <w:rFonts w:ascii="Arial" w:hAnsi="Arial" w:cs="Arial"/>
+        </w:rPr>
+        <w:t xml:space="preserve"> Geliştirme ekibinin teknik yetkinliği Java üzerine olduğundan </w:t>
+      </w:r>
+      <w:r>
+        <w:rPr>
+          <w:rStyle w:val="citation-47"/>
+          <w:rFonts w:ascii="Arial" w:hAnsi="Arial" w:cs="Arial"/>
+        </w:rPr>
+        <w:t xml:space="preserve">, hızlı ve uyumlu bir entegrasyon için masaüstü grafiklerinde </w:t>
+      </w:r>
+      <w:r>
+        <w:rPr>
+          <w:rStyle w:val="citation-47"/>
+          <w:rFonts w:ascii="Arial" w:hAnsi="Arial" w:cs="Arial"/>
+          <w:bCs/>
+        </w:rPr>
+        <w:t>JavaFX</w:t>
+      </w:r>
+      <w:r>
+        <w:rPr>
+          <w:rStyle w:val="citation-47"/>
+          <w:rFonts w:ascii="Arial" w:hAnsi="Arial" w:cs="Arial"/>
+        </w:rPr>
+        <w:t xml:space="preserve"> kütüphanesi tercih edilmiştir</w:t>
+      </w:r>
+      <w:r>
+        <w:rPr>
+          <w:rFonts w:ascii="Arial" w:hAnsi="Arial" w:cs="Arial"/>
+        </w:rPr>
+        <w:t>.</w:t>
       </w:r>
     </w:p>
     <w:p>
@@ -529,8 +2711,884 @@
       </w:pPr>
     </w:lvl>
   </w:abstractNum>
+  <w:abstractNum w:abstractNumId="1" w15:restartNumberingAfterBreak="0">
+    <w:nsid w:val="4E9A3018"/>
+    <w:multiLevelType w:val="multilevel"/>
+    <w:tmpl w:val="A7501BB2"/>
+    <w:lvl w:ilvl="0">
+      <w:start w:val="1"/>
+      <w:numFmt w:val="bullet"/>
+      <w:lvlText w:val=""/>
+      <w:lvlJc w:val="left"/>
+      <w:pPr>
+        <w:tabs>
+          <w:tab w:val="num" w:pos="720"/>
+        </w:tabs>
+        <w:ind w:left="720" w:hanging="360"/>
+      </w:pPr>
+      <w:rPr>
+        <w:rFonts w:ascii="Symbol" w:hAnsi="Symbol" w:hint="default"/>
+        <w:sz w:val="20"/>
+      </w:rPr>
+    </w:lvl>
+    <w:lvl w:ilvl="1" w:tentative="1">
+      <w:start w:val="1"/>
+      <w:numFmt w:val="bullet"/>
+      <w:lvlText w:val="o"/>
+      <w:lvlJc w:val="left"/>
+      <w:pPr>
+        <w:tabs>
+          <w:tab w:val="num" w:pos="1440"/>
+        </w:tabs>
+        <w:ind w:left="1440" w:hanging="360"/>
+      </w:pPr>
+      <w:rPr>
+        <w:rFonts w:ascii="Courier New" w:hAnsi="Courier New" w:hint="default"/>
+        <w:sz w:val="20"/>
+      </w:rPr>
+    </w:lvl>
+    <w:lvl w:ilvl="2" w:tentative="1">
+      <w:start w:val="1"/>
+      <w:numFmt w:val="bullet"/>
+      <w:lvlText w:val=""/>
+      <w:lvlJc w:val="left"/>
+      <w:pPr>
+        <w:tabs>
+          <w:tab w:val="num" w:pos="2160"/>
+        </w:tabs>
+        <w:ind w:left="2160" w:hanging="360"/>
+      </w:pPr>
+      <w:rPr>
+        <w:rFonts w:ascii="Wingdings" w:hAnsi="Wingdings" w:hint="default"/>
+        <w:sz w:val="20"/>
+      </w:rPr>
+    </w:lvl>
+    <w:lvl w:ilvl="3" w:tentative="1">
+      <w:start w:val="1"/>
+      <w:numFmt w:val="bullet"/>
+      <w:lvlText w:val=""/>
+      <w:lvlJc w:val="left"/>
+      <w:pPr>
+        <w:tabs>
+          <w:tab w:val="num" w:pos="2880"/>
+        </w:tabs>
+        <w:ind w:left="2880" w:hanging="360"/>
+      </w:pPr>
+      <w:rPr>
+        <w:rFonts w:ascii="Wingdings" w:hAnsi="Wingdings" w:hint="default"/>
+        <w:sz w:val="20"/>
+      </w:rPr>
+    </w:lvl>
+    <w:lvl w:ilvl="4" w:tentative="1">
+      <w:start w:val="1"/>
+      <w:numFmt w:val="bullet"/>
+      <w:lvlText w:val=""/>
+      <w:lvlJc w:val="left"/>
+      <w:pPr>
+        <w:tabs>
+          <w:tab w:val="num" w:pos="3600"/>
+        </w:tabs>
+        <w:ind w:left="3600" w:hanging="360"/>
+      </w:pPr>
+      <w:rPr>
+        <w:rFonts w:ascii="Wingdings" w:hAnsi="Wingdings" w:hint="default"/>
+        <w:sz w:val="20"/>
+      </w:rPr>
+    </w:lvl>
+    <w:lvl w:ilvl="5" w:tentative="1">
+      <w:start w:val="1"/>
+      <w:numFmt w:val="bullet"/>
+      <w:lvlText w:val=""/>
+      <w:lvlJc w:val="left"/>
+      <w:pPr>
+        <w:tabs>
+          <w:tab w:val="num" w:pos="4320"/>
+        </w:tabs>
+        <w:ind w:left="4320" w:hanging="360"/>
+      </w:pPr>
+      <w:rPr>
+        <w:rFonts w:ascii="Wingdings" w:hAnsi="Wingdings" w:hint="default"/>
+        <w:sz w:val="20"/>
+      </w:rPr>
+    </w:lvl>
+    <w:lvl w:ilvl="6" w:tentative="1">
+      <w:start w:val="1"/>
+      <w:numFmt w:val="bullet"/>
+      <w:lvlText w:val=""/>
+      <w:lvlJc w:val="left"/>
+      <w:pPr>
+        <w:tabs>
+          <w:tab w:val="num" w:pos="5040"/>
+        </w:tabs>
+        <w:ind w:left="5040" w:hanging="360"/>
+      </w:pPr>
+      <w:rPr>
+        <w:rFonts w:ascii="Wingdings" w:hAnsi="Wingdings" w:hint="default"/>
+        <w:sz w:val="20"/>
+      </w:rPr>
+    </w:lvl>
+    <w:lvl w:ilvl="7" w:tentative="1">
+      <w:start w:val="1"/>
+      <w:numFmt w:val="bullet"/>
+      <w:lvlText w:val=""/>
+      <w:lvlJc w:val="left"/>
+      <w:pPr>
+        <w:tabs>
+          <w:tab w:val="num" w:pos="5760"/>
+        </w:tabs>
+        <w:ind w:left="5760" w:hanging="360"/>
+      </w:pPr>
+      <w:rPr>
+        <w:rFonts w:ascii="Wingdings" w:hAnsi="Wingdings" w:hint="default"/>
+        <w:sz w:val="20"/>
+      </w:rPr>
+    </w:lvl>
+    <w:lvl w:ilvl="8" w:tentative="1">
+      <w:start w:val="1"/>
+      <w:numFmt w:val="bullet"/>
+      <w:lvlText w:val=""/>
+      <w:lvlJc w:val="left"/>
+      <w:pPr>
+        <w:tabs>
+          <w:tab w:val="num" w:pos="6480"/>
+        </w:tabs>
+        <w:ind w:left="6480" w:hanging="360"/>
+      </w:pPr>
+      <w:rPr>
+        <w:rFonts w:ascii="Wingdings" w:hAnsi="Wingdings" w:hint="default"/>
+        <w:sz w:val="20"/>
+      </w:rPr>
+    </w:lvl>
+  </w:abstractNum>
+  <w:abstractNum w:abstractNumId="2" w15:restartNumberingAfterBreak="0">
+    <w:nsid w:val="5DC107F5"/>
+    <w:multiLevelType w:val="multilevel"/>
+    <w:tmpl w:val="D9AC3260"/>
+    <w:lvl w:ilvl="0">
+      <w:start w:val="1"/>
+      <w:numFmt w:val="bullet"/>
+      <w:lvlText w:val=""/>
+      <w:lvlJc w:val="left"/>
+      <w:pPr>
+        <w:tabs>
+          <w:tab w:val="num" w:pos="720"/>
+        </w:tabs>
+        <w:ind w:left="720" w:hanging="360"/>
+      </w:pPr>
+      <w:rPr>
+        <w:rFonts w:ascii="Symbol" w:hAnsi="Symbol" w:hint="default"/>
+        <w:sz w:val="20"/>
+      </w:rPr>
+    </w:lvl>
+    <w:lvl w:ilvl="1" w:tentative="1">
+      <w:start w:val="1"/>
+      <w:numFmt w:val="bullet"/>
+      <w:lvlText w:val="o"/>
+      <w:lvlJc w:val="left"/>
+      <w:pPr>
+        <w:tabs>
+          <w:tab w:val="num" w:pos="1440"/>
+        </w:tabs>
+        <w:ind w:left="1440" w:hanging="360"/>
+      </w:pPr>
+      <w:rPr>
+        <w:rFonts w:ascii="Courier New" w:hAnsi="Courier New" w:hint="default"/>
+        <w:sz w:val="20"/>
+      </w:rPr>
+    </w:lvl>
+    <w:lvl w:ilvl="2" w:tentative="1">
+      <w:start w:val="1"/>
+      <w:numFmt w:val="bullet"/>
+      <w:lvlText w:val=""/>
+      <w:lvlJc w:val="left"/>
+      <w:pPr>
+        <w:tabs>
+          <w:tab w:val="num" w:pos="2160"/>
+        </w:tabs>
+        <w:ind w:left="2160" w:hanging="360"/>
+      </w:pPr>
+      <w:rPr>
+        <w:rFonts w:ascii="Wingdings" w:hAnsi="Wingdings" w:hint="default"/>
+        <w:sz w:val="20"/>
+      </w:rPr>
+    </w:lvl>
+    <w:lvl w:ilvl="3" w:tentative="1">
+      <w:start w:val="1"/>
+      <w:numFmt w:val="bullet"/>
+      <w:lvlText w:val=""/>
+      <w:lvlJc w:val="left"/>
+      <w:pPr>
+        <w:tabs>
+          <w:tab w:val="num" w:pos="2880"/>
+        </w:tabs>
+        <w:ind w:left="2880" w:hanging="360"/>
+      </w:pPr>
+      <w:rPr>
+        <w:rFonts w:ascii="Wingdings" w:hAnsi="Wingdings" w:hint="default"/>
+        <w:sz w:val="20"/>
+      </w:rPr>
+    </w:lvl>
+    <w:lvl w:ilvl="4" w:tentative="1">
+      <w:start w:val="1"/>
+      <w:numFmt w:val="bullet"/>
+      <w:lvlText w:val=""/>
+      <w:lvlJc w:val="left"/>
+      <w:pPr>
+        <w:tabs>
+          <w:tab w:val="num" w:pos="3600"/>
+        </w:tabs>
+        <w:ind w:left="3600" w:hanging="360"/>
+      </w:pPr>
+      <w:rPr>
+        <w:rFonts w:ascii="Wingdings" w:hAnsi="Wingdings" w:hint="default"/>
+        <w:sz w:val="20"/>
+      </w:rPr>
+    </w:lvl>
+    <w:lvl w:ilvl="5" w:tentative="1">
+      <w:start w:val="1"/>
+      <w:numFmt w:val="bullet"/>
+      <w:lvlText w:val=""/>
+      <w:lvlJc w:val="left"/>
+      <w:pPr>
+        <w:tabs>
+          <w:tab w:val="num" w:pos="4320"/>
+        </w:tabs>
+        <w:ind w:left="4320" w:hanging="360"/>
+      </w:pPr>
+      <w:rPr>
+        <w:rFonts w:ascii="Wingdings" w:hAnsi="Wingdings" w:hint="default"/>
+        <w:sz w:val="20"/>
+      </w:rPr>
+    </w:lvl>
+    <w:lvl w:ilvl="6" w:tentative="1">
+      <w:start w:val="1"/>
+      <w:numFmt w:val="bullet"/>
+      <w:lvlText w:val=""/>
+      <w:lvlJc w:val="left"/>
+      <w:pPr>
+        <w:tabs>
+          <w:tab w:val="num" w:pos="5040"/>
+        </w:tabs>
+        <w:ind w:left="5040" w:hanging="360"/>
+      </w:pPr>
+      <w:rPr>
+        <w:rFonts w:ascii="Wingdings" w:hAnsi="Wingdings" w:hint="default"/>
+        <w:sz w:val="20"/>
+      </w:rPr>
+    </w:lvl>
+    <w:lvl w:ilvl="7" w:tentative="1">
+      <w:start w:val="1"/>
+      <w:numFmt w:val="bullet"/>
+      <w:lvlText w:val=""/>
+      <w:lvlJc w:val="left"/>
+      <w:pPr>
+        <w:tabs>
+          <w:tab w:val="num" w:pos="5760"/>
+        </w:tabs>
+        <w:ind w:left="5760" w:hanging="360"/>
+      </w:pPr>
+      <w:rPr>
+        <w:rFonts w:ascii="Wingdings" w:hAnsi="Wingdings" w:hint="default"/>
+        <w:sz w:val="20"/>
+      </w:rPr>
+    </w:lvl>
+    <w:lvl w:ilvl="8" w:tentative="1">
+      <w:start w:val="1"/>
+      <w:numFmt w:val="bullet"/>
+      <w:lvlText w:val=""/>
+      <w:lvlJc w:val="left"/>
+      <w:pPr>
+        <w:tabs>
+          <w:tab w:val="num" w:pos="6480"/>
+        </w:tabs>
+        <w:ind w:left="6480" w:hanging="360"/>
+      </w:pPr>
+      <w:rPr>
+        <w:rFonts w:ascii="Wingdings" w:hAnsi="Wingdings" w:hint="default"/>
+        <w:sz w:val="20"/>
+      </w:rPr>
+    </w:lvl>
+  </w:abstractNum>
+  <w:abstractNum w:abstractNumId="3" w15:restartNumberingAfterBreak="0">
+    <w:nsid w:val="5F354304"/>
+    <w:multiLevelType w:val="multilevel"/>
+    <w:tmpl w:val="6D7ED2BA"/>
+    <w:lvl w:ilvl="0">
+      <w:start w:val="1"/>
+      <w:numFmt w:val="bullet"/>
+      <w:lvlText w:val=""/>
+      <w:lvlJc w:val="left"/>
+      <w:pPr>
+        <w:tabs>
+          <w:tab w:val="num" w:pos="720"/>
+        </w:tabs>
+        <w:ind w:left="720" w:hanging="360"/>
+      </w:pPr>
+      <w:rPr>
+        <w:rFonts w:ascii="Symbol" w:hAnsi="Symbol" w:hint="default"/>
+        <w:sz w:val="20"/>
+      </w:rPr>
+    </w:lvl>
+    <w:lvl w:ilvl="1">
+      <w:start w:val="1"/>
+      <w:numFmt w:val="bullet"/>
+      <w:lvlText w:val="o"/>
+      <w:lvlJc w:val="left"/>
+      <w:pPr>
+        <w:tabs>
+          <w:tab w:val="num" w:pos="1440"/>
+        </w:tabs>
+        <w:ind w:left="1440" w:hanging="360"/>
+      </w:pPr>
+      <w:rPr>
+        <w:rFonts w:ascii="Courier New" w:hAnsi="Courier New" w:hint="default"/>
+        <w:sz w:val="20"/>
+      </w:rPr>
+    </w:lvl>
+    <w:lvl w:ilvl="2">
+      <w:start w:val="1"/>
+      <w:numFmt w:val="bullet"/>
+      <w:lvlText w:val=""/>
+      <w:lvlJc w:val="left"/>
+      <w:pPr>
+        <w:tabs>
+          <w:tab w:val="num" w:pos="2160"/>
+        </w:tabs>
+        <w:ind w:left="2160" w:hanging="360"/>
+      </w:pPr>
+      <w:rPr>
+        <w:rFonts w:ascii="Wingdings" w:hAnsi="Wingdings" w:hint="default"/>
+        <w:sz w:val="20"/>
+      </w:rPr>
+    </w:lvl>
+    <w:lvl w:ilvl="3">
+      <w:start w:val="1"/>
+      <w:numFmt w:val="bullet"/>
+      <w:lvlText w:val=""/>
+      <w:lvlJc w:val="left"/>
+      <w:pPr>
+        <w:tabs>
+          <w:tab w:val="num" w:pos="2880"/>
+        </w:tabs>
+        <w:ind w:left="2880" w:hanging="360"/>
+      </w:pPr>
+      <w:rPr>
+        <w:rFonts w:ascii="Wingdings" w:hAnsi="Wingdings" w:hint="default"/>
+        <w:sz w:val="20"/>
+      </w:rPr>
+    </w:lvl>
+    <w:lvl w:ilvl="4" w:tentative="1">
+      <w:start w:val="1"/>
+      <w:numFmt w:val="bullet"/>
+      <w:lvlText w:val=""/>
+      <w:lvlJc w:val="left"/>
+      <w:pPr>
+        <w:tabs>
+          <w:tab w:val="num" w:pos="3600"/>
+        </w:tabs>
+        <w:ind w:left="3600" w:hanging="360"/>
+      </w:pPr>
+      <w:rPr>
+        <w:rFonts w:ascii="Wingdings" w:hAnsi="Wingdings" w:hint="default"/>
+        <w:sz w:val="20"/>
+      </w:rPr>
+    </w:lvl>
+    <w:lvl w:ilvl="5" w:tentative="1">
+      <w:start w:val="1"/>
+      <w:numFmt w:val="bullet"/>
+      <w:lvlText w:val=""/>
+      <w:lvlJc w:val="left"/>
+      <w:pPr>
+        <w:tabs>
+          <w:tab w:val="num" w:pos="4320"/>
+        </w:tabs>
+        <w:ind w:left="4320" w:hanging="360"/>
+      </w:pPr>
+      <w:rPr>
+        <w:rFonts w:ascii="Wingdings" w:hAnsi="Wingdings" w:hint="default"/>
+        <w:sz w:val="20"/>
+      </w:rPr>
+    </w:lvl>
+    <w:lvl w:ilvl="6" w:tentative="1">
+      <w:start w:val="1"/>
+      <w:numFmt w:val="bullet"/>
+      <w:lvlText w:val=""/>
+      <w:lvlJc w:val="left"/>
+      <w:pPr>
+        <w:tabs>
+          <w:tab w:val="num" w:pos="5040"/>
+        </w:tabs>
+        <w:ind w:left="5040" w:hanging="360"/>
+      </w:pPr>
+      <w:rPr>
+        <w:rFonts w:ascii="Wingdings" w:hAnsi="Wingdings" w:hint="default"/>
+        <w:sz w:val="20"/>
+      </w:rPr>
+    </w:lvl>
+    <w:lvl w:ilvl="7" w:tentative="1">
+      <w:start w:val="1"/>
+      <w:numFmt w:val="bullet"/>
+      <w:lvlText w:val=""/>
+      <w:lvlJc w:val="left"/>
+      <w:pPr>
+        <w:tabs>
+          <w:tab w:val="num" w:pos="5760"/>
+        </w:tabs>
+        <w:ind w:left="5760" w:hanging="360"/>
+      </w:pPr>
+      <w:rPr>
+        <w:rFonts w:ascii="Wingdings" w:hAnsi="Wingdings" w:hint="default"/>
+        <w:sz w:val="20"/>
+      </w:rPr>
+    </w:lvl>
+    <w:lvl w:ilvl="8" w:tentative="1">
+      <w:start w:val="1"/>
+      <w:numFmt w:val="bullet"/>
+      <w:lvlText w:val=""/>
+      <w:lvlJc w:val="left"/>
+      <w:pPr>
+        <w:tabs>
+          <w:tab w:val="num" w:pos="6480"/>
+        </w:tabs>
+        <w:ind w:left="6480" w:hanging="360"/>
+      </w:pPr>
+      <w:rPr>
+        <w:rFonts w:ascii="Wingdings" w:hAnsi="Wingdings" w:hint="default"/>
+        <w:sz w:val="20"/>
+      </w:rPr>
+    </w:lvl>
+  </w:abstractNum>
+  <w:abstractNum w:abstractNumId="4" w15:restartNumberingAfterBreak="0">
+    <w:nsid w:val="6D4F43D0"/>
+    <w:multiLevelType w:val="multilevel"/>
+    <w:tmpl w:val="7AC444D0"/>
+    <w:lvl w:ilvl="0">
+      <w:start w:val="1"/>
+      <w:numFmt w:val="bullet"/>
+      <w:lvlText w:val=""/>
+      <w:lvlJc w:val="left"/>
+      <w:pPr>
+        <w:tabs>
+          <w:tab w:val="num" w:pos="720"/>
+        </w:tabs>
+        <w:ind w:left="720" w:hanging="360"/>
+      </w:pPr>
+      <w:rPr>
+        <w:rFonts w:ascii="Symbol" w:hAnsi="Symbol" w:hint="default"/>
+        <w:sz w:val="20"/>
+      </w:rPr>
+    </w:lvl>
+    <w:lvl w:ilvl="1" w:tentative="1">
+      <w:start w:val="1"/>
+      <w:numFmt w:val="bullet"/>
+      <w:lvlText w:val="o"/>
+      <w:lvlJc w:val="left"/>
+      <w:pPr>
+        <w:tabs>
+          <w:tab w:val="num" w:pos="1440"/>
+        </w:tabs>
+        <w:ind w:left="1440" w:hanging="360"/>
+      </w:pPr>
+      <w:rPr>
+        <w:rFonts w:ascii="Courier New" w:hAnsi="Courier New" w:hint="default"/>
+        <w:sz w:val="20"/>
+      </w:rPr>
+    </w:lvl>
+    <w:lvl w:ilvl="2" w:tentative="1">
+      <w:start w:val="1"/>
+      <w:numFmt w:val="bullet"/>
+      <w:lvlText w:val=""/>
+      <w:lvlJc w:val="left"/>
+      <w:pPr>
+        <w:tabs>
+          <w:tab w:val="num" w:pos="2160"/>
+        </w:tabs>
+        <w:ind w:left="2160" w:hanging="360"/>
+      </w:pPr>
+      <w:rPr>
+        <w:rFonts w:ascii="Wingdings" w:hAnsi="Wingdings" w:hint="default"/>
+        <w:sz w:val="20"/>
+      </w:rPr>
+    </w:lvl>
+    <w:lvl w:ilvl="3" w:tentative="1">
+      <w:start w:val="1"/>
+      <w:numFmt w:val="bullet"/>
+      <w:lvlText w:val=""/>
+      <w:lvlJc w:val="left"/>
+      <w:pPr>
+        <w:tabs>
+          <w:tab w:val="num" w:pos="2880"/>
+        </w:tabs>
+        <w:ind w:left="2880" w:hanging="360"/>
+      </w:pPr>
+      <w:rPr>
+        <w:rFonts w:ascii="Wingdings" w:hAnsi="Wingdings" w:hint="default"/>
+        <w:sz w:val="20"/>
+      </w:rPr>
+    </w:lvl>
+    <w:lvl w:ilvl="4" w:tentative="1">
+      <w:start w:val="1"/>
+      <w:numFmt w:val="bullet"/>
+      <w:lvlText w:val=""/>
+      <w:lvlJc w:val="left"/>
+      <w:pPr>
+        <w:tabs>
+          <w:tab w:val="num" w:pos="3600"/>
+        </w:tabs>
+        <w:ind w:left="3600" w:hanging="360"/>
+      </w:pPr>
+      <w:rPr>
+        <w:rFonts w:ascii="Wingdings" w:hAnsi="Wingdings" w:hint="default"/>
+        <w:sz w:val="20"/>
+      </w:rPr>
+    </w:lvl>
+    <w:lvl w:ilvl="5" w:tentative="1">
+      <w:start w:val="1"/>
+      <w:numFmt w:val="bullet"/>
+      <w:lvlText w:val=""/>
+      <w:lvlJc w:val="left"/>
+      <w:pPr>
+        <w:tabs>
+          <w:tab w:val="num" w:pos="4320"/>
+        </w:tabs>
+        <w:ind w:left="4320" w:hanging="360"/>
+      </w:pPr>
+      <w:rPr>
+        <w:rFonts w:ascii="Wingdings" w:hAnsi="Wingdings" w:hint="default"/>
+        <w:sz w:val="20"/>
+      </w:rPr>
+    </w:lvl>
+    <w:lvl w:ilvl="6" w:tentative="1">
+      <w:start w:val="1"/>
+      <w:numFmt w:val="bullet"/>
+      <w:lvlText w:val=""/>
+      <w:lvlJc w:val="left"/>
+      <w:pPr>
+        <w:tabs>
+          <w:tab w:val="num" w:pos="5040"/>
+        </w:tabs>
+        <w:ind w:left="5040" w:hanging="360"/>
+      </w:pPr>
+      <w:rPr>
+        <w:rFonts w:ascii="Wingdings" w:hAnsi="Wingdings" w:hint="default"/>
+        <w:sz w:val="20"/>
+      </w:rPr>
+    </w:lvl>
+    <w:lvl w:ilvl="7" w:tentative="1">
+      <w:start w:val="1"/>
+      <w:numFmt w:val="bullet"/>
+      <w:lvlText w:val=""/>
+      <w:lvlJc w:val="left"/>
+      <w:pPr>
+        <w:tabs>
+          <w:tab w:val="num" w:pos="5760"/>
+        </w:tabs>
+        <w:ind w:left="5760" w:hanging="360"/>
+      </w:pPr>
+      <w:rPr>
+        <w:rFonts w:ascii="Wingdings" w:hAnsi="Wingdings" w:hint="default"/>
+        <w:sz w:val="20"/>
+      </w:rPr>
+    </w:lvl>
+    <w:lvl w:ilvl="8" w:tentative="1">
+      <w:start w:val="1"/>
+      <w:numFmt w:val="bullet"/>
+      <w:lvlText w:val=""/>
+      <w:lvlJc w:val="left"/>
+      <w:pPr>
+        <w:tabs>
+          <w:tab w:val="num" w:pos="6480"/>
+        </w:tabs>
+        <w:ind w:left="6480" w:hanging="360"/>
+      </w:pPr>
+      <w:rPr>
+        <w:rFonts w:ascii="Wingdings" w:hAnsi="Wingdings" w:hint="default"/>
+        <w:sz w:val="20"/>
+      </w:rPr>
+    </w:lvl>
+  </w:abstractNum>
+  <w:abstractNum w:abstractNumId="5" w15:restartNumberingAfterBreak="0">
+    <w:nsid w:val="6D692C99"/>
+    <w:multiLevelType w:val="multilevel"/>
+    <w:tmpl w:val="276E1FBA"/>
+    <w:lvl w:ilvl="0">
+      <w:start w:val="1"/>
+      <w:numFmt w:val="decimal"/>
+      <w:lvlText w:val="%1."/>
+      <w:lvlJc w:val="left"/>
+      <w:pPr>
+        <w:tabs>
+          <w:tab w:val="num" w:pos="720"/>
+        </w:tabs>
+        <w:ind w:left="720" w:hanging="360"/>
+      </w:pPr>
+    </w:lvl>
+    <w:lvl w:ilvl="1" w:tentative="1">
+      <w:start w:val="1"/>
+      <w:numFmt w:val="decimal"/>
+      <w:lvlText w:val="%2."/>
+      <w:lvlJc w:val="left"/>
+      <w:pPr>
+        <w:tabs>
+          <w:tab w:val="num" w:pos="1440"/>
+        </w:tabs>
+        <w:ind w:left="1440" w:hanging="360"/>
+      </w:pPr>
+    </w:lvl>
+    <w:lvl w:ilvl="2" w:tentative="1">
+      <w:start w:val="1"/>
+      <w:numFmt w:val="decimal"/>
+      <w:lvlText w:val="%3."/>
+      <w:lvlJc w:val="left"/>
+      <w:pPr>
+        <w:tabs>
+          <w:tab w:val="num" w:pos="2160"/>
+        </w:tabs>
+        <w:ind w:left="2160" w:hanging="360"/>
+      </w:pPr>
+    </w:lvl>
+    <w:lvl w:ilvl="3" w:tentative="1">
+      <w:start w:val="1"/>
+      <w:numFmt w:val="decimal"/>
+      <w:lvlText w:val="%4."/>
+      <w:lvlJc w:val="left"/>
+      <w:pPr>
+        <w:tabs>
+          <w:tab w:val="num" w:pos="2880"/>
+        </w:tabs>
+        <w:ind w:left="2880" w:hanging="360"/>
+      </w:pPr>
+    </w:lvl>
+    <w:lvl w:ilvl="4" w:tentative="1">
+      <w:start w:val="1"/>
+      <w:numFmt w:val="decimal"/>
+      <w:lvlText w:val="%5."/>
+      <w:lvlJc w:val="left"/>
+      <w:pPr>
+        <w:tabs>
+          <w:tab w:val="num" w:pos="3600"/>
+        </w:tabs>
+        <w:ind w:left="3600" w:hanging="360"/>
+      </w:pPr>
+    </w:lvl>
+    <w:lvl w:ilvl="5" w:tentative="1">
+      <w:start w:val="1"/>
+      <w:numFmt w:val="decimal"/>
+      <w:lvlText w:val="%6."/>
+      <w:lvlJc w:val="left"/>
+      <w:pPr>
+        <w:tabs>
+          <w:tab w:val="num" w:pos="4320"/>
+        </w:tabs>
+        <w:ind w:left="4320" w:hanging="360"/>
+      </w:pPr>
+    </w:lvl>
+    <w:lvl w:ilvl="6" w:tentative="1">
+      <w:start w:val="1"/>
+      <w:numFmt w:val="decimal"/>
+      <w:lvlText w:val="%7."/>
+      <w:lvlJc w:val="left"/>
+      <w:pPr>
+        <w:tabs>
+          <w:tab w:val="num" w:pos="5040"/>
+        </w:tabs>
+        <w:ind w:left="5040" w:hanging="360"/>
+      </w:pPr>
+    </w:lvl>
+    <w:lvl w:ilvl="7" w:tentative="1">
+      <w:start w:val="1"/>
+      <w:numFmt w:val="decimal"/>
+      <w:lvlText w:val="%8."/>
+      <w:lvlJc w:val="left"/>
+      <w:pPr>
+        <w:tabs>
+          <w:tab w:val="num" w:pos="5760"/>
+        </w:tabs>
+        <w:ind w:left="5760" w:hanging="360"/>
+      </w:pPr>
+    </w:lvl>
+    <w:lvl w:ilvl="8" w:tentative="1">
+      <w:start w:val="1"/>
+      <w:numFmt w:val="decimal"/>
+      <w:lvlText w:val="%9."/>
+      <w:lvlJc w:val="left"/>
+      <w:pPr>
+        <w:tabs>
+          <w:tab w:val="num" w:pos="6480"/>
+        </w:tabs>
+        <w:ind w:left="6480" w:hanging="360"/>
+      </w:pPr>
+    </w:lvl>
+  </w:abstractNum>
+  <w:abstractNum w:abstractNumId="6" w15:restartNumberingAfterBreak="0">
+    <w:nsid w:val="77F015EB"/>
+    <w:multiLevelType w:val="multilevel"/>
+    <w:tmpl w:val="0DDC1FE4"/>
+    <w:lvl w:ilvl="0">
+      <w:start w:val="1"/>
+      <w:numFmt w:val="bullet"/>
+      <w:lvlText w:val=""/>
+      <w:lvlJc w:val="left"/>
+      <w:pPr>
+        <w:tabs>
+          <w:tab w:val="num" w:pos="720"/>
+        </w:tabs>
+        <w:ind w:left="720" w:hanging="360"/>
+      </w:pPr>
+      <w:rPr>
+        <w:rFonts w:ascii="Symbol" w:hAnsi="Symbol" w:hint="default"/>
+        <w:sz w:val="20"/>
+      </w:rPr>
+    </w:lvl>
+    <w:lvl w:ilvl="1" w:tentative="1">
+      <w:start w:val="1"/>
+      <w:numFmt w:val="bullet"/>
+      <w:lvlText w:val="o"/>
+      <w:lvlJc w:val="left"/>
+      <w:pPr>
+        <w:tabs>
+          <w:tab w:val="num" w:pos="1440"/>
+        </w:tabs>
+        <w:ind w:left="1440" w:hanging="360"/>
+      </w:pPr>
+      <w:rPr>
+        <w:rFonts w:ascii="Courier New" w:hAnsi="Courier New" w:hint="default"/>
+        <w:sz w:val="20"/>
+      </w:rPr>
+    </w:lvl>
+    <w:lvl w:ilvl="2" w:tentative="1">
+      <w:start w:val="1"/>
+      <w:numFmt w:val="bullet"/>
+      <w:lvlText w:val=""/>
+      <w:lvlJc w:val="left"/>
+      <w:pPr>
+        <w:tabs>
+          <w:tab w:val="num" w:pos="2160"/>
+        </w:tabs>
+        <w:ind w:left="2160" w:hanging="360"/>
+      </w:pPr>
+      <w:rPr>
+        <w:rFonts w:ascii="Wingdings" w:hAnsi="Wingdings" w:hint="default"/>
+        <w:sz w:val="20"/>
+      </w:rPr>
+    </w:lvl>
+    <w:lvl w:ilvl="3" w:tentative="1">
+      <w:start w:val="1"/>
+      <w:numFmt w:val="bullet"/>
+      <w:lvlText w:val=""/>
+      <w:lvlJc w:val="left"/>
+      <w:pPr>
+        <w:tabs>
+          <w:tab w:val="num" w:pos="2880"/>
+        </w:tabs>
+        <w:ind w:left="2880" w:hanging="360"/>
+      </w:pPr>
+      <w:rPr>
+        <w:rFonts w:ascii="Wingdings" w:hAnsi="Wingdings" w:hint="default"/>
+        <w:sz w:val="20"/>
+      </w:rPr>
+    </w:lvl>
+    <w:lvl w:ilvl="4" w:tentative="1">
+      <w:start w:val="1"/>
+      <w:numFmt w:val="bullet"/>
+      <w:lvlText w:val=""/>
+      <w:lvlJc w:val="left"/>
+      <w:pPr>
+        <w:tabs>
+          <w:tab w:val="num" w:pos="3600"/>
+        </w:tabs>
+        <w:ind w:left="3600" w:hanging="360"/>
+      </w:pPr>
+      <w:rPr>
+        <w:rFonts w:ascii="Wingdings" w:hAnsi="Wingdings" w:hint="default"/>
+        <w:sz w:val="20"/>
+      </w:rPr>
+    </w:lvl>
+    <w:lvl w:ilvl="5" w:tentative="1">
+      <w:start w:val="1"/>
+      <w:numFmt w:val="bullet"/>
+      <w:lvlText w:val=""/>
+      <w:lvlJc w:val="left"/>
+      <w:pPr>
+        <w:tabs>
+          <w:tab w:val="num" w:pos="4320"/>
+        </w:tabs>
+        <w:ind w:left="4320" w:hanging="360"/>
+      </w:pPr>
+      <w:rPr>
+        <w:rFonts w:ascii="Wingdings" w:hAnsi="Wingdings" w:hint="default"/>
+        <w:sz w:val="20"/>
+      </w:rPr>
+    </w:lvl>
+    <w:lvl w:ilvl="6" w:tentative="1">
+      <w:start w:val="1"/>
+      <w:numFmt w:val="bullet"/>
+      <w:lvlText w:val=""/>
+      <w:lvlJc w:val="left"/>
+      <w:pPr>
+        <w:tabs>
+          <w:tab w:val="num" w:pos="5040"/>
+        </w:tabs>
+        <w:ind w:left="5040" w:hanging="360"/>
+      </w:pPr>
+      <w:rPr>
+        <w:rFonts w:ascii="Wingdings" w:hAnsi="Wingdings" w:hint="default"/>
+        <w:sz w:val="20"/>
+      </w:rPr>
+    </w:lvl>
+    <w:lvl w:ilvl="7" w:tentative="1">
+      <w:start w:val="1"/>
+      <w:numFmt w:val="bullet"/>
+      <w:lvlText w:val=""/>
+      <w:lvlJc w:val="left"/>
+      <w:pPr>
+        <w:tabs>
+          <w:tab w:val="num" w:pos="5760"/>
+        </w:tabs>
+        <w:ind w:left="5760" w:hanging="360"/>
+      </w:pPr>
+      <w:rPr>
+        <w:rFonts w:ascii="Wingdings" w:hAnsi="Wingdings" w:hint="default"/>
+        <w:sz w:val="20"/>
+      </w:rPr>
+    </w:lvl>
+    <w:lvl w:ilvl="8" w:tentative="1">
+      <w:start w:val="1"/>
+      <w:numFmt w:val="bullet"/>
+      <w:lvlText w:val=""/>
+      <w:lvlJc w:val="left"/>
+      <w:pPr>
+        <w:tabs>
+          <w:tab w:val="num" w:pos="6480"/>
+        </w:tabs>
+        <w:ind w:left="6480" w:hanging="360"/>
+      </w:pPr>
+      <w:rPr>
+        <w:rFonts w:ascii="Wingdings" w:hAnsi="Wingdings" w:hint="default"/>
+        <w:sz w:val="20"/>
+      </w:rPr>
+    </w:lvl>
+  </w:abstractNum>
   <w:num w:numId="1" w16cid:durableId="670567038">
     <w:abstractNumId w:val="0"/>
+  </w:num>
+  <w:num w:numId="2" w16cid:durableId="1455439755">
+    <w:abstractNumId w:val="5"/>
+  </w:num>
+  <w:num w:numId="3" w16cid:durableId="882910481">
+    <w:abstractNumId w:val="6"/>
+  </w:num>
+  <w:num w:numId="4" w16cid:durableId="1059014016">
+    <w:abstractNumId w:val="4"/>
+  </w:num>
+  <w:num w:numId="5" w16cid:durableId="1315455658">
+    <w:abstractNumId w:val="1"/>
+  </w:num>
+  <w:num w:numId="6" w16cid:durableId="1143157058">
+    <w:abstractNumId w:val="2"/>
+  </w:num>
+  <w:num w:numId="7" w16cid:durableId="1734307474">
+    <w:abstractNumId w:val="3"/>
   </w:num>
 </w:numbering>
 </file>
@@ -936,11 +3994,11 @@
     <w:name w:val="Normal"/>
     <w:qFormat/>
   </w:style>
-  <w:style w:type="paragraph" w:styleId="Heading1">
+  <w:style w:type="paragraph" w:styleId="Balk1">
     <w:name w:val="heading 1"/>
     <w:basedOn w:val="Normal"/>
     <w:next w:val="Normal"/>
-    <w:link w:val="Heading1Char"/>
+    <w:link w:val="Balk1Char"/>
     <w:uiPriority w:val="9"/>
     <w:qFormat/>
     <w:rsid w:val="00107A3C"/>
@@ -957,11 +4015,11 @@
       <w:szCs w:val="40"/>
     </w:rPr>
   </w:style>
-  <w:style w:type="paragraph" w:styleId="Heading2">
+  <w:style w:type="paragraph" w:styleId="Balk2">
     <w:name w:val="heading 2"/>
     <w:basedOn w:val="Normal"/>
     <w:next w:val="Normal"/>
-    <w:link w:val="Heading2Char"/>
+    <w:link w:val="Balk2Char"/>
     <w:uiPriority w:val="9"/>
     <w:semiHidden/>
     <w:unhideWhenUsed/>
@@ -980,11 +4038,11 @@
       <w:szCs w:val="32"/>
     </w:rPr>
   </w:style>
-  <w:style w:type="paragraph" w:styleId="Heading3">
+  <w:style w:type="paragraph" w:styleId="Balk3">
     <w:name w:val="heading 3"/>
     <w:basedOn w:val="Normal"/>
     <w:next w:val="Normal"/>
-    <w:link w:val="Heading3Char"/>
+    <w:link w:val="Balk3Char"/>
     <w:uiPriority w:val="9"/>
     <w:semiHidden/>
     <w:unhideWhenUsed/>
@@ -1003,11 +4061,11 @@
       <w:szCs w:val="28"/>
     </w:rPr>
   </w:style>
-  <w:style w:type="paragraph" w:styleId="Heading4">
+  <w:style w:type="paragraph" w:styleId="Balk4">
     <w:name w:val="heading 4"/>
     <w:basedOn w:val="Normal"/>
     <w:next w:val="Normal"/>
-    <w:link w:val="Heading4Char"/>
+    <w:link w:val="Balk4Char"/>
     <w:uiPriority w:val="9"/>
     <w:semiHidden/>
     <w:unhideWhenUsed/>
@@ -1026,11 +4084,11 @@
       <w:color w:val="0F4761" w:themeColor="accent1" w:themeShade="BF"/>
     </w:rPr>
   </w:style>
-  <w:style w:type="paragraph" w:styleId="Heading5">
+  <w:style w:type="paragraph" w:styleId="Balk5">
     <w:name w:val="heading 5"/>
     <w:basedOn w:val="Normal"/>
     <w:next w:val="Normal"/>
-    <w:link w:val="Heading5Char"/>
+    <w:link w:val="Balk5Char"/>
     <w:uiPriority w:val="9"/>
     <w:semiHidden/>
     <w:unhideWhenUsed/>
@@ -1047,11 +4105,11 @@
       <w:color w:val="0F4761" w:themeColor="accent1" w:themeShade="BF"/>
     </w:rPr>
   </w:style>
-  <w:style w:type="paragraph" w:styleId="Heading6">
+  <w:style w:type="paragraph" w:styleId="Balk6">
     <w:name w:val="heading 6"/>
     <w:basedOn w:val="Normal"/>
     <w:next w:val="Normal"/>
-    <w:link w:val="Heading6Char"/>
+    <w:link w:val="Balk6Char"/>
     <w:uiPriority w:val="9"/>
     <w:semiHidden/>
     <w:unhideWhenUsed/>
@@ -1070,11 +4128,11 @@
       <w:color w:val="595959" w:themeColor="text1" w:themeTint="A6"/>
     </w:rPr>
   </w:style>
-  <w:style w:type="paragraph" w:styleId="Heading7">
+  <w:style w:type="paragraph" w:styleId="Balk7">
     <w:name w:val="heading 7"/>
     <w:basedOn w:val="Normal"/>
     <w:next w:val="Normal"/>
-    <w:link w:val="Heading7Char"/>
+    <w:link w:val="Balk7Char"/>
     <w:uiPriority w:val="9"/>
     <w:semiHidden/>
     <w:unhideWhenUsed/>
@@ -1091,11 +4149,11 @@
       <w:color w:val="595959" w:themeColor="text1" w:themeTint="A6"/>
     </w:rPr>
   </w:style>
-  <w:style w:type="paragraph" w:styleId="Heading8">
+  <w:style w:type="paragraph" w:styleId="Balk8">
     <w:name w:val="heading 8"/>
     <w:basedOn w:val="Normal"/>
     <w:next w:val="Normal"/>
-    <w:link w:val="Heading8Char"/>
+    <w:link w:val="Balk8Char"/>
     <w:uiPriority w:val="9"/>
     <w:semiHidden/>
     <w:unhideWhenUsed/>
@@ -1114,11 +4172,11 @@
       <w:color w:val="272727" w:themeColor="text1" w:themeTint="D8"/>
     </w:rPr>
   </w:style>
-  <w:style w:type="paragraph" w:styleId="Heading9">
+  <w:style w:type="paragraph" w:styleId="Balk9">
     <w:name w:val="heading 9"/>
     <w:basedOn w:val="Normal"/>
     <w:next w:val="Normal"/>
-    <w:link w:val="Heading9Char"/>
+    <w:link w:val="Balk9Char"/>
     <w:uiPriority w:val="9"/>
     <w:semiHidden/>
     <w:unhideWhenUsed/>
@@ -1135,13 +4193,13 @@
       <w:color w:val="272727" w:themeColor="text1" w:themeTint="D8"/>
     </w:rPr>
   </w:style>
-  <w:style w:type="character" w:default="1" w:styleId="DefaultParagraphFont">
+  <w:style w:type="character" w:default="1" w:styleId="VarsaylanParagrafYazTipi">
     <w:name w:val="Default Paragraph Font"/>
     <w:uiPriority w:val="1"/>
     <w:semiHidden/>
     <w:unhideWhenUsed/>
   </w:style>
-  <w:style w:type="table" w:default="1" w:styleId="TableNormal">
+  <w:style w:type="table" w:default="1" w:styleId="NormalTablo">
     <w:name w:val="Normal Table"/>
     <w:uiPriority w:val="99"/>
     <w:semiHidden/>
@@ -1156,16 +4214,16 @@
       </w:tblCellMar>
     </w:tblPr>
   </w:style>
-  <w:style w:type="numbering" w:default="1" w:styleId="NoList">
+  <w:style w:type="numbering" w:default="1" w:styleId="ListeYok">
     <w:name w:val="No List"/>
     <w:uiPriority w:val="99"/>
     <w:semiHidden/>
     <w:unhideWhenUsed/>
   </w:style>
-  <w:style w:type="character" w:customStyle="1" w:styleId="Heading1Char">
-    <w:name w:val="Heading 1 Char"/>
-    <w:basedOn w:val="DefaultParagraphFont"/>
-    <w:link w:val="Heading1"/>
+  <w:style w:type="character" w:customStyle="1" w:styleId="Balk1Char">
+    <w:name w:val="Başlık 1 Char"/>
+    <w:basedOn w:val="VarsaylanParagrafYazTipi"/>
+    <w:link w:val="Balk1"/>
     <w:uiPriority w:val="9"/>
     <w:rsid w:val="00107A3C"/>
     <w:rPr>
@@ -1175,10 +4233,10 @@
       <w:szCs w:val="40"/>
     </w:rPr>
   </w:style>
-  <w:style w:type="character" w:customStyle="1" w:styleId="Heading2Char">
-    <w:name w:val="Heading 2 Char"/>
-    <w:basedOn w:val="DefaultParagraphFont"/>
-    <w:link w:val="Heading2"/>
+  <w:style w:type="character" w:customStyle="1" w:styleId="Balk2Char">
+    <w:name w:val="Başlık 2 Char"/>
+    <w:basedOn w:val="VarsaylanParagrafYazTipi"/>
+    <w:link w:val="Balk2"/>
     <w:uiPriority w:val="9"/>
     <w:semiHidden/>
     <w:rsid w:val="00107A3C"/>
@@ -1189,10 +4247,10 @@
       <w:szCs w:val="32"/>
     </w:rPr>
   </w:style>
-  <w:style w:type="character" w:customStyle="1" w:styleId="Heading3Char">
-    <w:name w:val="Heading 3 Char"/>
-    <w:basedOn w:val="DefaultParagraphFont"/>
-    <w:link w:val="Heading3"/>
+  <w:style w:type="character" w:customStyle="1" w:styleId="Balk3Char">
+    <w:name w:val="Başlık 3 Char"/>
+    <w:basedOn w:val="VarsaylanParagrafYazTipi"/>
+    <w:link w:val="Balk3"/>
     <w:uiPriority w:val="9"/>
     <w:semiHidden/>
     <w:rsid w:val="00107A3C"/>
@@ -1203,10 +4261,10 @@
       <w:szCs w:val="28"/>
     </w:rPr>
   </w:style>
-  <w:style w:type="character" w:customStyle="1" w:styleId="Heading4Char">
-    <w:name w:val="Heading 4 Char"/>
-    <w:basedOn w:val="DefaultParagraphFont"/>
-    <w:link w:val="Heading4"/>
+  <w:style w:type="character" w:customStyle="1" w:styleId="Balk4Char">
+    <w:name w:val="Başlık 4 Char"/>
+    <w:basedOn w:val="VarsaylanParagrafYazTipi"/>
+    <w:link w:val="Balk4"/>
     <w:uiPriority w:val="9"/>
     <w:semiHidden/>
     <w:rsid w:val="00107A3C"/>
@@ -1217,10 +4275,10 @@
       <w:color w:val="0F4761" w:themeColor="accent1" w:themeShade="BF"/>
     </w:rPr>
   </w:style>
-  <w:style w:type="character" w:customStyle="1" w:styleId="Heading5Char">
-    <w:name w:val="Heading 5 Char"/>
-    <w:basedOn w:val="DefaultParagraphFont"/>
-    <w:link w:val="Heading5"/>
+  <w:style w:type="character" w:customStyle="1" w:styleId="Balk5Char">
+    <w:name w:val="Başlık 5 Char"/>
+    <w:basedOn w:val="VarsaylanParagrafYazTipi"/>
+    <w:link w:val="Balk5"/>
     <w:uiPriority w:val="9"/>
     <w:semiHidden/>
     <w:rsid w:val="00107A3C"/>
@@ -1229,10 +4287,10 @@
       <w:color w:val="0F4761" w:themeColor="accent1" w:themeShade="BF"/>
     </w:rPr>
   </w:style>
-  <w:style w:type="character" w:customStyle="1" w:styleId="Heading6Char">
-    <w:name w:val="Heading 6 Char"/>
-    <w:basedOn w:val="DefaultParagraphFont"/>
-    <w:link w:val="Heading6"/>
+  <w:style w:type="character" w:customStyle="1" w:styleId="Balk6Char">
+    <w:name w:val="Başlık 6 Char"/>
+    <w:basedOn w:val="VarsaylanParagrafYazTipi"/>
+    <w:link w:val="Balk6"/>
     <w:uiPriority w:val="9"/>
     <w:semiHidden/>
     <w:rsid w:val="00107A3C"/>
@@ -1243,10 +4301,10 @@
       <w:color w:val="595959" w:themeColor="text1" w:themeTint="A6"/>
     </w:rPr>
   </w:style>
-  <w:style w:type="character" w:customStyle="1" w:styleId="Heading7Char">
-    <w:name w:val="Heading 7 Char"/>
-    <w:basedOn w:val="DefaultParagraphFont"/>
-    <w:link w:val="Heading7"/>
+  <w:style w:type="character" w:customStyle="1" w:styleId="Balk7Char">
+    <w:name w:val="Başlık 7 Char"/>
+    <w:basedOn w:val="VarsaylanParagrafYazTipi"/>
+    <w:link w:val="Balk7"/>
     <w:uiPriority w:val="9"/>
     <w:semiHidden/>
     <w:rsid w:val="00107A3C"/>
@@ -1255,10 +4313,10 @@
       <w:color w:val="595959" w:themeColor="text1" w:themeTint="A6"/>
     </w:rPr>
   </w:style>
-  <w:style w:type="character" w:customStyle="1" w:styleId="Heading8Char">
-    <w:name w:val="Heading 8 Char"/>
-    <w:basedOn w:val="DefaultParagraphFont"/>
-    <w:link w:val="Heading8"/>
+  <w:style w:type="character" w:customStyle="1" w:styleId="Balk8Char">
+    <w:name w:val="Başlık 8 Char"/>
+    <w:basedOn w:val="VarsaylanParagrafYazTipi"/>
+    <w:link w:val="Balk8"/>
     <w:uiPriority w:val="9"/>
     <w:semiHidden/>
     <w:rsid w:val="00107A3C"/>
@@ -1269,10 +4327,10 @@
       <w:color w:val="272727" w:themeColor="text1" w:themeTint="D8"/>
     </w:rPr>
   </w:style>
-  <w:style w:type="character" w:customStyle="1" w:styleId="Heading9Char">
-    <w:name w:val="Heading 9 Char"/>
-    <w:basedOn w:val="DefaultParagraphFont"/>
-    <w:link w:val="Heading9"/>
+  <w:style w:type="character" w:customStyle="1" w:styleId="Balk9Char">
+    <w:name w:val="Başlık 9 Char"/>
+    <w:basedOn w:val="VarsaylanParagrafYazTipi"/>
+    <w:link w:val="Balk9"/>
     <w:uiPriority w:val="9"/>
     <w:semiHidden/>
     <w:rsid w:val="00107A3C"/>
@@ -1281,11 +4339,11 @@
       <w:color w:val="272727" w:themeColor="text1" w:themeTint="D8"/>
     </w:rPr>
   </w:style>
-  <w:style w:type="paragraph" w:styleId="Title">
+  <w:style w:type="paragraph" w:styleId="KonuBal">
     <w:name w:val="Title"/>
     <w:basedOn w:val="Normal"/>
     <w:next w:val="Normal"/>
-    <w:link w:val="TitleChar"/>
+    <w:link w:val="KonuBalChar"/>
     <w:uiPriority w:val="10"/>
     <w:qFormat/>
     <w:rsid w:val="00107A3C"/>
@@ -1301,10 +4359,10 @@
       <w:szCs w:val="56"/>
     </w:rPr>
   </w:style>
-  <w:style w:type="character" w:customStyle="1" w:styleId="TitleChar">
-    <w:name w:val="Title Char"/>
-    <w:basedOn w:val="DefaultParagraphFont"/>
-    <w:link w:val="Title"/>
+  <w:style w:type="character" w:customStyle="1" w:styleId="KonuBalChar">
+    <w:name w:val="Konu Başlığı Char"/>
+    <w:basedOn w:val="VarsaylanParagrafYazTipi"/>
+    <w:link w:val="KonuBal"/>
     <w:uiPriority w:val="10"/>
     <w:rsid w:val="00107A3C"/>
     <w:rPr>
@@ -1315,11 +4373,11 @@
       <w:szCs w:val="56"/>
     </w:rPr>
   </w:style>
-  <w:style w:type="paragraph" w:styleId="Subtitle">
+  <w:style w:type="paragraph" w:styleId="Altyaz">
     <w:name w:val="Subtitle"/>
     <w:basedOn w:val="Normal"/>
     <w:next w:val="Normal"/>
-    <w:link w:val="SubtitleChar"/>
+    <w:link w:val="AltyazChar"/>
     <w:uiPriority w:val="11"/>
     <w:qFormat/>
     <w:rsid w:val="00107A3C"/>
@@ -1336,10 +4394,10 @@
       <w:szCs w:val="28"/>
     </w:rPr>
   </w:style>
-  <w:style w:type="character" w:customStyle="1" w:styleId="SubtitleChar">
-    <w:name w:val="Subtitle Char"/>
-    <w:basedOn w:val="DefaultParagraphFont"/>
-    <w:link w:val="Subtitle"/>
+  <w:style w:type="character" w:customStyle="1" w:styleId="AltyazChar">
+    <w:name w:val="Altyazı Char"/>
+    <w:basedOn w:val="VarsaylanParagrafYazTipi"/>
+    <w:link w:val="Altyaz"/>
     <w:uiPriority w:val="11"/>
     <w:rsid w:val="00107A3C"/>
     <w:rPr>
@@ -1350,11 +4408,11 @@
       <w:szCs w:val="28"/>
     </w:rPr>
   </w:style>
-  <w:style w:type="paragraph" w:styleId="Quote">
+  <w:style w:type="paragraph" w:styleId="Alnt">
     <w:name w:val="Quote"/>
     <w:basedOn w:val="Normal"/>
     <w:next w:val="Normal"/>
-    <w:link w:val="QuoteChar"/>
+    <w:link w:val="AlntChar"/>
     <w:uiPriority w:val="29"/>
     <w:qFormat/>
     <w:rsid w:val="00107A3C"/>
@@ -1368,10 +4426,10 @@
       <w:color w:val="404040" w:themeColor="text1" w:themeTint="BF"/>
     </w:rPr>
   </w:style>
-  <w:style w:type="character" w:customStyle="1" w:styleId="QuoteChar">
-    <w:name w:val="Quote Char"/>
-    <w:basedOn w:val="DefaultParagraphFont"/>
-    <w:link w:val="Quote"/>
+  <w:style w:type="character" w:customStyle="1" w:styleId="AlntChar">
+    <w:name w:val="Alıntı Char"/>
+    <w:basedOn w:val="VarsaylanParagrafYazTipi"/>
+    <w:link w:val="Alnt"/>
     <w:uiPriority w:val="29"/>
     <w:rsid w:val="00107A3C"/>
     <w:rPr>
@@ -1380,7 +4438,7 @@
       <w:color w:val="404040" w:themeColor="text1" w:themeTint="BF"/>
     </w:rPr>
   </w:style>
-  <w:style w:type="paragraph" w:styleId="ListParagraph">
+  <w:style w:type="paragraph" w:styleId="ListeParagraf">
     <w:name w:val="List Paragraph"/>
     <w:basedOn w:val="Normal"/>
     <w:uiPriority w:val="34"/>
@@ -1391,9 +4449,9 @@
       <w:contextualSpacing/>
     </w:pPr>
   </w:style>
-  <w:style w:type="character" w:styleId="IntenseEmphasis">
+  <w:style w:type="character" w:styleId="GlVurgulama">
     <w:name w:val="Intense Emphasis"/>
-    <w:basedOn w:val="DefaultParagraphFont"/>
+    <w:basedOn w:val="VarsaylanParagrafYazTipi"/>
     <w:uiPriority w:val="21"/>
     <w:qFormat/>
     <w:rsid w:val="00107A3C"/>
@@ -1403,11 +4461,11 @@
       <w:color w:val="0F4761" w:themeColor="accent1" w:themeShade="BF"/>
     </w:rPr>
   </w:style>
-  <w:style w:type="paragraph" w:styleId="IntenseQuote">
+  <w:style w:type="paragraph" w:styleId="GlAlnt">
     <w:name w:val="Intense Quote"/>
     <w:basedOn w:val="Normal"/>
     <w:next w:val="Normal"/>
-    <w:link w:val="IntenseQuoteChar"/>
+    <w:link w:val="GlAlntChar"/>
     <w:uiPriority w:val="30"/>
     <w:qFormat/>
     <w:rsid w:val="00107A3C"/>
@@ -1426,10 +4484,10 @@
       <w:color w:val="0F4761" w:themeColor="accent1" w:themeShade="BF"/>
     </w:rPr>
   </w:style>
-  <w:style w:type="character" w:customStyle="1" w:styleId="IntenseQuoteChar">
-    <w:name w:val="Intense Quote Char"/>
-    <w:basedOn w:val="DefaultParagraphFont"/>
-    <w:link w:val="IntenseQuote"/>
+  <w:style w:type="character" w:customStyle="1" w:styleId="GlAlntChar">
+    <w:name w:val="Güçlü Alıntı Char"/>
+    <w:basedOn w:val="VarsaylanParagrafYazTipi"/>
+    <w:link w:val="GlAlnt"/>
     <w:uiPriority w:val="30"/>
     <w:rsid w:val="00107A3C"/>
     <w:rPr>
@@ -1438,9 +4496,9 @@
       <w:color w:val="0F4761" w:themeColor="accent1" w:themeShade="BF"/>
     </w:rPr>
   </w:style>
-  <w:style w:type="character" w:styleId="IntenseReference">
+  <w:style w:type="character" w:styleId="GlBavuru">
     <w:name w:val="Intense Reference"/>
-    <w:basedOn w:val="DefaultParagraphFont"/>
+    <w:basedOn w:val="VarsaylanParagrafYazTipi"/>
     <w:uiPriority w:val="32"/>
     <w:qFormat/>
     <w:rsid w:val="00107A3C"/>
@@ -1450,6 +4508,186 @@
       <w:smallCaps/>
       <w:color w:val="0F4761" w:themeColor="accent1" w:themeShade="BF"/>
       <w:spacing w:val="5"/>
+    </w:rPr>
+  </w:style>
+  <w:style w:type="paragraph" w:styleId="NormalWeb">
+    <w:name w:val="Normal (Web)"/>
+    <w:basedOn w:val="Normal"/>
+    <w:uiPriority w:val="99"/>
+    <w:unhideWhenUsed/>
+    <w:rsid w:val="004D5EA8"/>
+    <w:pPr>
+      <w:spacing w:before="100" w:beforeAutospacing="1" w:after="100" w:afterAutospacing="1" w:line="240" w:lineRule="auto"/>
+    </w:pPr>
+    <w:rPr>
+      <w:rFonts w:ascii="Times New Roman" w:eastAsia="Times New Roman" w:hAnsi="Times New Roman" w:cs="Times New Roman"/>
+      <w:kern w:val="0"/>
+      <w:lang w:val="tr-TR" w:eastAsia="tr-TR"/>
+      <w14:ligatures w14:val="none"/>
+    </w:rPr>
+  </w:style>
+  <w:style w:type="character" w:customStyle="1" w:styleId="citation-84">
+    <w:name w:val="citation-84"/>
+    <w:basedOn w:val="VarsaylanParagrafYazTipi"/>
+    <w:rsid w:val="004D5EA8"/>
+  </w:style>
+  <w:style w:type="character" w:styleId="Gl">
+    <w:name w:val="Strong"/>
+    <w:basedOn w:val="VarsaylanParagrafYazTipi"/>
+    <w:uiPriority w:val="22"/>
+    <w:qFormat/>
+    <w:rsid w:val="004D5EA8"/>
+    <w:rPr>
+      <w:b/>
+      <w:bCs/>
+    </w:rPr>
+  </w:style>
+  <w:style w:type="character" w:customStyle="1" w:styleId="citation-83">
+    <w:name w:val="citation-83"/>
+    <w:basedOn w:val="VarsaylanParagrafYazTipi"/>
+    <w:rsid w:val="004D5EA8"/>
+  </w:style>
+  <w:style w:type="character" w:customStyle="1" w:styleId="citation-82">
+    <w:name w:val="citation-82"/>
+    <w:basedOn w:val="VarsaylanParagrafYazTipi"/>
+    <w:rsid w:val="004D5EA8"/>
+  </w:style>
+  <w:style w:type="character" w:customStyle="1" w:styleId="citation-81">
+    <w:name w:val="citation-81"/>
+    <w:basedOn w:val="VarsaylanParagrafYazTipi"/>
+    <w:rsid w:val="004D5EA8"/>
+  </w:style>
+  <w:style w:type="character" w:customStyle="1" w:styleId="citation-80">
+    <w:name w:val="citation-80"/>
+    <w:basedOn w:val="VarsaylanParagrafYazTipi"/>
+    <w:rsid w:val="004D5EA8"/>
+  </w:style>
+  <w:style w:type="character" w:customStyle="1" w:styleId="citation-79">
+    <w:name w:val="citation-79"/>
+    <w:basedOn w:val="VarsaylanParagrafYazTipi"/>
+    <w:rsid w:val="004D5EA8"/>
+  </w:style>
+  <w:style w:type="character" w:customStyle="1" w:styleId="citation-78">
+    <w:name w:val="citation-78"/>
+    <w:basedOn w:val="VarsaylanParagrafYazTipi"/>
+    <w:rsid w:val="004D5EA8"/>
+  </w:style>
+  <w:style w:type="character" w:customStyle="1" w:styleId="citation-77">
+    <w:name w:val="citation-77"/>
+    <w:basedOn w:val="VarsaylanParagrafYazTipi"/>
+    <w:rsid w:val="004D5EA8"/>
+  </w:style>
+  <w:style w:type="character" w:customStyle="1" w:styleId="citation-76">
+    <w:name w:val="citation-76"/>
+    <w:basedOn w:val="VarsaylanParagrafYazTipi"/>
+    <w:rsid w:val="004D5EA8"/>
+  </w:style>
+  <w:style w:type="character" w:customStyle="1" w:styleId="citation-75">
+    <w:name w:val="citation-75"/>
+    <w:basedOn w:val="VarsaylanParagrafYazTipi"/>
+    <w:rsid w:val="004D5EA8"/>
+  </w:style>
+  <w:style w:type="character" w:customStyle="1" w:styleId="citation-74">
+    <w:name w:val="citation-74"/>
+    <w:basedOn w:val="VarsaylanParagrafYazTipi"/>
+    <w:rsid w:val="004D5EA8"/>
+  </w:style>
+  <w:style w:type="character" w:customStyle="1" w:styleId="citation-73">
+    <w:name w:val="citation-73"/>
+    <w:basedOn w:val="VarsaylanParagrafYazTipi"/>
+    <w:rsid w:val="004D5EA8"/>
+  </w:style>
+  <w:style w:type="character" w:customStyle="1" w:styleId="citation-72">
+    <w:name w:val="citation-72"/>
+    <w:basedOn w:val="VarsaylanParagrafYazTipi"/>
+    <w:rsid w:val="004D5EA8"/>
+  </w:style>
+  <w:style w:type="character" w:customStyle="1" w:styleId="citation-71">
+    <w:name w:val="citation-71"/>
+    <w:basedOn w:val="VarsaylanParagrafYazTipi"/>
+    <w:rsid w:val="004D5EA8"/>
+  </w:style>
+  <w:style w:type="character" w:customStyle="1" w:styleId="citation-70">
+    <w:name w:val="citation-70"/>
+    <w:basedOn w:val="VarsaylanParagrafYazTipi"/>
+    <w:rsid w:val="004D5EA8"/>
+  </w:style>
+  <w:style w:type="character" w:customStyle="1" w:styleId="citation-67">
+    <w:name w:val="citation-67"/>
+    <w:basedOn w:val="VarsaylanParagrafYazTipi"/>
+    <w:rsid w:val="004D5EA8"/>
+  </w:style>
+  <w:style w:type="character" w:customStyle="1" w:styleId="citation-66">
+    <w:name w:val="citation-66"/>
+    <w:basedOn w:val="VarsaylanParagrafYazTipi"/>
+    <w:rsid w:val="004D5EA8"/>
+  </w:style>
+  <w:style w:type="character" w:customStyle="1" w:styleId="citation-65">
+    <w:name w:val="citation-65"/>
+    <w:basedOn w:val="VarsaylanParagrafYazTipi"/>
+    <w:rsid w:val="004D5EA8"/>
+  </w:style>
+  <w:style w:type="character" w:customStyle="1" w:styleId="citation-59">
+    <w:name w:val="citation-59"/>
+    <w:basedOn w:val="VarsaylanParagrafYazTipi"/>
+    <w:rsid w:val="004D5EA8"/>
+  </w:style>
+  <w:style w:type="character" w:customStyle="1" w:styleId="citation-56">
+    <w:name w:val="citation-56"/>
+    <w:basedOn w:val="VarsaylanParagrafYazTipi"/>
+    <w:rsid w:val="004D5EA8"/>
+  </w:style>
+  <w:style w:type="character" w:customStyle="1" w:styleId="citation-54">
+    <w:name w:val="citation-54"/>
+    <w:basedOn w:val="VarsaylanParagrafYazTipi"/>
+    <w:rsid w:val="004D5EA8"/>
+  </w:style>
+  <w:style w:type="character" w:customStyle="1" w:styleId="citation-53">
+    <w:name w:val="citation-53"/>
+    <w:basedOn w:val="VarsaylanParagrafYazTipi"/>
+    <w:rsid w:val="004D5EA8"/>
+  </w:style>
+  <w:style w:type="character" w:customStyle="1" w:styleId="citation-52">
+    <w:name w:val="citation-52"/>
+    <w:basedOn w:val="VarsaylanParagrafYazTipi"/>
+    <w:rsid w:val="004D5EA8"/>
+  </w:style>
+  <w:style w:type="character" w:customStyle="1" w:styleId="citation-51">
+    <w:name w:val="citation-51"/>
+    <w:basedOn w:val="VarsaylanParagrafYazTipi"/>
+    <w:rsid w:val="004D5EA8"/>
+  </w:style>
+  <w:style w:type="character" w:customStyle="1" w:styleId="citation-50">
+    <w:name w:val="citation-50"/>
+    <w:basedOn w:val="VarsaylanParagrafYazTipi"/>
+    <w:rsid w:val="004D5EA8"/>
+  </w:style>
+  <w:style w:type="character" w:customStyle="1" w:styleId="citation-49">
+    <w:name w:val="citation-49"/>
+    <w:basedOn w:val="VarsaylanParagrafYazTipi"/>
+    <w:rsid w:val="004D5EA8"/>
+  </w:style>
+  <w:style w:type="character" w:customStyle="1" w:styleId="citation-48">
+    <w:name w:val="citation-48"/>
+    <w:basedOn w:val="VarsaylanParagrafYazTipi"/>
+    <w:rsid w:val="004D5EA8"/>
+  </w:style>
+  <w:style w:type="character" w:customStyle="1" w:styleId="citation-47">
+    <w:name w:val="citation-47"/>
+    <w:basedOn w:val="VarsaylanParagrafYazTipi"/>
+    <w:rsid w:val="004D5EA8"/>
+  </w:style>
+  <w:style w:type="character" w:styleId="HTMLKodu">
+    <w:name w:val="HTML Code"/>
+    <w:basedOn w:val="VarsaylanParagrafYazTipi"/>
+    <w:uiPriority w:val="99"/>
+    <w:semiHidden/>
+    <w:unhideWhenUsed/>
+    <w:rsid w:val="004D5EA8"/>
+    <w:rPr>
+      <w:rFonts w:ascii="Courier New" w:eastAsia="Times New Roman" w:hAnsi="Courier New" w:cs="Courier New"/>
+      <w:sz w:val="20"/>
+      <w:szCs w:val="20"/>
     </w:rPr>
   </w:style>
 </w:styles>

--- a/Docs/PA2 Part 1/Project Design Document.docx
+++ b/Docs/PA2 Part 1/Project Design Document.docx
@@ -1,6 +1,6 @@
 
 <file path=word/document.xml><?xml version="1.0" encoding="utf-8"?>
-<w:document xmlns:wpc="http://schemas.microsoft.com/office/word/2010/wordprocessingCanvas" xmlns:cx="http://schemas.microsoft.com/office/drawing/2014/chartex" xmlns:cx1="http://schemas.microsoft.com/office/drawing/2015/9/8/chartex" xmlns:cx2="http://schemas.microsoft.com/office/drawing/2015/10/21/chartex" xmlns:cx3="http://schemas.microsoft.com/office/drawing/2016/5/9/chartex" xmlns:cx4="http://schemas.microsoft.com/office/drawing/2016/5/10/chartex" xmlns:cx5="http://schemas.microsoft.com/office/drawing/2016/5/11/chartex" xmlns:cx6="http://schemas.microsoft.com/office/drawing/2016/5/12/chartex" xmlns:cx7="http://schemas.microsoft.com/office/drawing/2016/5/13/chartex" xmlns:cx8="http://schemas.microsoft.com/office/drawing/2016/5/14/chartex" xmlns:mc="http://schemas.openxmlformats.org/markup-compatibility/2006" xmlns:aink="http://schemas.microsoft.com/office/drawing/2016/ink" xmlns:am3d="http://schemas.microsoft.com/office/drawing/2017/model3d" xmlns:o="urn:schemas-microsoft-com:office:office" xmlns:oel="http://schemas.microsoft.com/office/2019/extlst" xmlns:r="http://schemas.openxmlformats.org/officeDocument/2006/relationships" xmlns:m="http://schemas.openxmlformats.org/officeDocument/2006/math" xmlns:v="urn:schemas-microsoft-com:vml" xmlns:wp14="http://schemas.microsoft.com/office/word/2010/wordprocessingDrawing" xmlns:wp="http://schemas.openxmlformats.org/drawingml/2006/wordprocessingDrawing" xmlns:w10="urn:schemas-microsoft-com:office:word" xmlns:w="http://schemas.openxmlformats.org/wordprocessingml/2006/main" xmlns:w14="http://schemas.microsoft.com/office/word/2010/wordml" xmlns:w15="http://schemas.microsoft.com/office/word/2012/wordml" xmlns:w16cex="http://schemas.microsoft.com/office/word/2018/wordml/cex" xmlns:w16cid="http://schemas.microsoft.com/office/word/2016/wordml/cid" xmlns:w16="http://schemas.microsoft.com/office/word/2018/wordml" xmlns:w16du="http://schemas.microsoft.com/office/word/2023/wordml/word16du" xmlns:w16sdtdh="http://schemas.microsoft.com/office/word/2020/wordml/sdtdatahash" xmlns:w16sdtfl="http://schemas.microsoft.com/office/word/2024/wordml/sdtformatlock" xmlns:w16se="http://schemas.microsoft.com/office/word/2015/wordml/symex" xmlns:wpg="http://schemas.microsoft.com/office/word/2010/wordprocessingGroup" xmlns:wpi="http://schemas.microsoft.com/office/word/2010/wordprocessingInk" xmlns:wne="http://schemas.microsoft.com/office/word/2006/wordml" xmlns:wps="http://schemas.microsoft.com/office/word/2010/wordprocessingShape" mc:Ignorable="w14 w15 w16se w16cid w16 w16cex w16sdtdh w16sdtfl w16du wp14">
+<w:document xmlns:wpc="http://schemas.microsoft.com/office/word/2010/wordprocessingCanvas" xmlns:cx="http://schemas.microsoft.com/office/drawing/2014/chartex" xmlns:cx1="http://schemas.microsoft.com/office/drawing/2015/9/8/chartex" xmlns:mc="http://schemas.openxmlformats.org/markup-compatibility/2006" xmlns:o="urn:schemas-microsoft-com:office:office" xmlns:r="http://schemas.openxmlformats.org/officeDocument/2006/relationships" xmlns:m="http://schemas.openxmlformats.org/officeDocument/2006/math" xmlns:v="urn:schemas-microsoft-com:vml" xmlns:wp14="http://schemas.microsoft.com/office/word/2010/wordprocessingDrawing" xmlns:wp="http://schemas.openxmlformats.org/drawingml/2006/wordprocessingDrawing" xmlns:w10="urn:schemas-microsoft-com:office:word" xmlns:w="http://schemas.openxmlformats.org/wordprocessingml/2006/main" xmlns:w14="http://schemas.microsoft.com/office/word/2010/wordml" xmlns:w15="http://schemas.microsoft.com/office/word/2012/wordml" xmlns:w16se="http://schemas.microsoft.com/office/word/2015/wordml/symex" xmlns:wpg="http://schemas.microsoft.com/office/word/2010/wordprocessingGroup" xmlns:wpi="http://schemas.microsoft.com/office/word/2010/wordprocessingInk" xmlns:wne="http://schemas.microsoft.com/office/word/2006/wordml" xmlns:wps="http://schemas.microsoft.com/office/word/2010/wordprocessingShape" mc:Ignorable="w14 w15 w16se wp14">
   <w:body>
     <w:p>
       <w:pPr>
@@ -54,6 +54,7 @@
       </w:pPr>
       <w:r>
         <w:rPr>
+          <w:rFonts w:ascii="Arial" w:hAnsi="Arial" w:cs="Arial"/>
           <w:noProof/>
           <w:lang w:val="tr-TR" w:eastAsia="tr-TR"/>
         </w:rPr>
@@ -133,16 +134,7 @@
           <w:sz w:val="32"/>
           <w:szCs w:val="32"/>
         </w:rPr>
-        <w:t xml:space="preserve">Project </w:t>
-      </w:r>
-      <w:r>
-        <w:rPr>
-          <w:rFonts w:ascii="Arial" w:hAnsi="Arial" w:cs="Arial"/>
-          <w:b/>
-          <w:sz w:val="32"/>
-          <w:szCs w:val="32"/>
-        </w:rPr>
-        <w:t>Design Document</w:t>
+        <w:t>Project Design Document</w:t>
       </w:r>
     </w:p>
     <w:p>
@@ -392,14 +384,7 @@
           <w:rFonts w:ascii="Arial" w:hAnsi="Arial" w:cs="Arial"/>
           <w:color w:val="auto"/>
         </w:rPr>
-        <w:t>1</w:t>
-      </w:r>
-      <w:r>
-        <w:rPr>
-          <w:rFonts w:ascii="Arial" w:hAnsi="Arial" w:cs="Arial"/>
-          <w:color w:val="auto"/>
-        </w:rPr>
-        <w:t>. Task Matrix</w:t>
+        <w:t>1. Task Matrix</w:t>
       </w:r>
     </w:p>
     <w:p>
@@ -557,13 +542,7 @@
               <w:rPr>
                 <w:rFonts w:ascii="Arial" w:hAnsi="Arial" w:cs="Arial"/>
               </w:rPr>
-              <w:t xml:space="preserve">System Overview bölümünün </w:t>
-            </w:r>
-            <w:r>
-              <w:rPr>
-                <w:rFonts w:ascii="Arial" w:hAnsi="Arial" w:cs="Arial"/>
-              </w:rPr>
-              <w:t>yazılması.</w:t>
+              <w:t>System Overview bölümünün yazılması.</w:t>
             </w:r>
           </w:p>
         </w:tc>
@@ -623,19 +602,7 @@
               <w:rPr>
                 <w:rFonts w:ascii="Arial" w:hAnsi="Arial" w:cs="Arial"/>
               </w:rPr>
-              <w:t>Implementation Details bölümünün</w:t>
-            </w:r>
-            <w:r>
-              <w:rPr>
-                <w:rFonts w:ascii="Arial" w:hAnsi="Arial" w:cs="Arial"/>
-              </w:rPr>
-              <w:t xml:space="preserve"> yazılması</w:t>
-            </w:r>
-            <w:r>
-              <w:rPr>
-                <w:rFonts w:ascii="Arial" w:hAnsi="Arial" w:cs="Arial"/>
-              </w:rPr>
-              <w:t>.</w:t>
+              <w:t>Implementation Details bölümünün yazılması.</w:t>
             </w:r>
           </w:p>
         </w:tc>
@@ -695,19 +662,7 @@
               <w:rPr>
                 <w:rFonts w:ascii="Arial" w:hAnsi="Arial" w:cs="Arial"/>
               </w:rPr>
-              <w:t>Implementation Details bölümünün</w:t>
-            </w:r>
-            <w:r>
-              <w:rPr>
-                <w:rFonts w:ascii="Arial" w:hAnsi="Arial" w:cs="Arial"/>
-              </w:rPr>
-              <w:t xml:space="preserve"> yazılması</w:t>
-            </w:r>
-            <w:r>
-              <w:rPr>
-                <w:rFonts w:ascii="Arial" w:hAnsi="Arial" w:cs="Arial"/>
-              </w:rPr>
-              <w:t>.</w:t>
+              <w:t>Implementation Details bölümünün yazılması.</w:t>
             </w:r>
           </w:p>
         </w:tc>
@@ -767,19 +722,7 @@
               <w:rPr>
                 <w:rFonts w:ascii="Arial" w:hAnsi="Arial" w:cs="Arial"/>
               </w:rPr>
-              <w:t>Use Case Support in De</w:t>
-            </w:r>
-            <w:r>
-              <w:rPr>
-                <w:rFonts w:ascii="Arial" w:hAnsi="Arial" w:cs="Arial"/>
-              </w:rPr>
-              <w:t>sign bölümünde gereksinimlerin belirlenmesi</w:t>
-            </w:r>
-            <w:r>
-              <w:rPr>
-                <w:rFonts w:ascii="Arial" w:hAnsi="Arial" w:cs="Arial"/>
-              </w:rPr>
-              <w:t>.</w:t>
+              <w:t>Use Case Support in Design bölümünde gereksinimlerin belirlenmesi.</w:t>
             </w:r>
           </w:p>
         </w:tc>
@@ -875,14 +818,7 @@
           <w:rFonts w:ascii="Arial" w:hAnsi="Arial" w:cs="Arial"/>
           <w:color w:val="auto"/>
         </w:rPr>
-        <w:t>2</w:t>
-      </w:r>
-      <w:r>
-        <w:rPr>
-          <w:rFonts w:ascii="Arial" w:hAnsi="Arial" w:cs="Arial"/>
-          <w:color w:val="auto"/>
-        </w:rPr>
-        <w:t>. System Overview</w:t>
+        <w:t>2. System Overview</w:t>
       </w:r>
     </w:p>
     <w:p>
@@ -979,6 +915,134 @@
           <w:rFonts w:ascii="Arial" w:hAnsi="Arial" w:cs="Arial"/>
         </w:rPr>
         <w:t>.</w:t>
+      </w:r>
+    </w:p>
+    <w:p>
+      <w:pPr>
+        <w:pStyle w:val="NormalWeb"/>
+        <w:rPr>
+          <w:rFonts w:ascii="Arial" w:hAnsi="Arial" w:cs="Arial"/>
+        </w:rPr>
+      </w:pPr>
+    </w:p>
+    <w:p>
+      <w:pPr>
+        <w:pStyle w:val="NormalWeb"/>
+        <w:rPr>
+          <w:rFonts w:ascii="Arial" w:hAnsi="Arial" w:cs="Arial"/>
+          <w:b/>
+        </w:rPr>
+      </w:pPr>
+      <w:r>
+        <w:rPr>
+          <w:rFonts w:ascii="Arial" w:hAnsi="Arial" w:cs="Arial"/>
+          <w:b/>
+        </w:rPr>
+        <w:t>Component Diagram (sistemin üst seviye yapısı):</w:t>
+      </w:r>
+    </w:p>
+    <w:p>
+      <w:pPr>
+        <w:pStyle w:val="NormalWeb"/>
+        <w:rPr>
+          <w:rFonts w:ascii="Arial" w:hAnsi="Arial" w:cs="Arial"/>
+        </w:rPr>
+      </w:pPr>
+      <w:r>
+        <w:rPr>
+          <w:rFonts w:ascii="Arial" w:hAnsi="Arial" w:cs="Arial"/>
+        </w:rPr>
+        <w:pict w14:anchorId="0A443EBE">
+          <v:shapetype id="_x0000_t75" coordsize="21600,21600" o:spt="75" o:preferrelative="t" path="m@4@5l@4@11@9@11@9@5xe" filled="f" stroked="f">
+            <v:stroke joinstyle="miter"/>
+            <v:formulas>
+              <v:f eqn="if lineDrawn pixelLineWidth 0"/>
+              <v:f eqn="sum @0 1 0"/>
+              <v:f eqn="sum 0 0 @1"/>
+              <v:f eqn="prod @2 1 2"/>
+              <v:f eqn="prod @3 21600 pixelWidth"/>
+              <v:f eqn="prod @3 21600 pixelHeight"/>
+              <v:f eqn="sum @0 0 1"/>
+              <v:f eqn="prod @6 1 2"/>
+              <v:f eqn="prod @7 21600 pixelWidth"/>
+              <v:f eqn="sum @8 21600 0"/>
+              <v:f eqn="prod @7 21600 pixelHeight"/>
+              <v:f eqn="sum @10 21600 0"/>
+            </v:formulas>
+            <v:path o:extrusionok="f" gradientshapeok="t" o:connecttype="rect"/>
+            <o:lock v:ext="edit" aspectratio="t"/>
+          </v:shapetype>
+          <v:shape id="_x0000_i1042" type="#_x0000_t75" style="width:468pt;height:241.8pt">
+            <v:imagedata r:id="rId6" o:title="component_diagram"/>
+          </v:shape>
+        </w:pict>
+      </w:r>
+    </w:p>
+    <w:p>
+      <w:pPr>
+        <w:pStyle w:val="NormalWeb"/>
+        <w:rPr>
+          <w:rFonts w:ascii="Arial" w:hAnsi="Arial" w:cs="Arial"/>
+        </w:rPr>
+      </w:pPr>
+    </w:p>
+    <w:p>
+      <w:pPr>
+        <w:pStyle w:val="NormalWeb"/>
+        <w:rPr>
+          <w:rFonts w:ascii="Arial" w:hAnsi="Arial" w:cs="Arial"/>
+        </w:rPr>
+      </w:pPr>
+    </w:p>
+    <w:p>
+      <w:pPr>
+        <w:pStyle w:val="NormalWeb"/>
+        <w:rPr>
+          <w:rFonts w:ascii="Arial" w:hAnsi="Arial" w:cs="Arial"/>
+        </w:rPr>
+      </w:pPr>
+    </w:p>
+    <w:p>
+      <w:pPr>
+        <w:pStyle w:val="NormalWeb"/>
+        <w:rPr>
+          <w:rFonts w:ascii="Arial" w:hAnsi="Arial" w:cs="Arial"/>
+        </w:rPr>
+      </w:pPr>
+    </w:p>
+    <w:p>
+      <w:pPr>
+        <w:pStyle w:val="NormalWeb"/>
+        <w:rPr>
+          <w:rFonts w:ascii="Arial" w:hAnsi="Arial" w:cs="Arial"/>
+          <w:b/>
+        </w:rPr>
+      </w:pPr>
+      <w:r>
+        <w:rPr>
+          <w:rFonts w:ascii="Arial" w:hAnsi="Arial" w:cs="Arial"/>
+          <w:b/>
+        </w:rPr>
+        <w:lastRenderedPageBreak/>
+        <w:t>Deployment Diagram (sistemin dağıtımı):</w:t>
+      </w:r>
+    </w:p>
+    <w:p>
+      <w:pPr>
+        <w:pStyle w:val="NormalWeb"/>
+        <w:rPr>
+          <w:rFonts w:ascii="Arial" w:hAnsi="Arial" w:cs="Arial"/>
+        </w:rPr>
+      </w:pPr>
+      <w:r>
+        <w:rPr>
+          <w:rFonts w:ascii="Arial" w:hAnsi="Arial" w:cs="Arial"/>
+        </w:rPr>
+        <w:pict w14:anchorId="45744019">
+          <v:shape id="_x0000_i1045" type="#_x0000_t75" style="width:467.45pt;height:224.05pt">
+            <v:imagedata r:id="rId7" o:title="deployment_diagram"/>
+          </v:shape>
+        </w:pict>
       </w:r>
     </w:p>
     <w:p>
@@ -1139,46 +1203,27 @@
     </w:p>
     <w:p>
       <w:pPr>
-        <w:rPr>
-          <w:rFonts w:ascii="Arial" w:hAnsi="Arial" w:cs="Arial"/>
-        </w:rPr>
-      </w:pPr>
-    </w:p>
-    <w:p>
-      <w:pPr>
-        <w:rPr>
-          <w:rFonts w:ascii="Arial" w:hAnsi="Arial" w:cs="Arial"/>
-        </w:rPr>
-      </w:pPr>
-    </w:p>
-    <w:p>
-      <w:pPr>
-        <w:rPr>
-          <w:rFonts w:ascii="Arial" w:hAnsi="Arial" w:cs="Arial"/>
-        </w:rPr>
-      </w:pPr>
-    </w:p>
-    <w:p>
-      <w:pPr>
         <w:pStyle w:val="Balk2"/>
         <w:rPr>
           <w:rFonts w:ascii="Arial" w:hAnsi="Arial" w:cs="Arial"/>
           <w:color w:val="auto"/>
         </w:rPr>
       </w:pPr>
-      <w:r>
+    </w:p>
+    <w:p>
+      <w:pPr>
+        <w:pStyle w:val="Balk2"/>
         <w:rPr>
           <w:rFonts w:ascii="Arial" w:hAnsi="Arial" w:cs="Arial"/>
           <w:color w:val="auto"/>
         </w:rPr>
-        <w:t>3</w:t>
-      </w:r>
+      </w:pPr>
       <w:r>
         <w:rPr>
           <w:rFonts w:ascii="Arial" w:hAnsi="Arial" w:cs="Arial"/>
           <w:color w:val="auto"/>
         </w:rPr>
-        <w:t>. Implementation Details</w:t>
+        <w:t>3. Implementation Details</w:t>
       </w:r>
     </w:p>
     <w:p>
@@ -1270,14 +1315,7 @@
           <w:rStyle w:val="citation-72"/>
           <w:rFonts w:ascii="Arial" w:hAnsi="Arial" w:cs="Arial"/>
         </w:rPr>
-        <w:t xml:space="preserve"> Pomodoro ve manuel süre tutma mantığı kodlanmış olup, ar</w:t>
-      </w:r>
-      <w:r>
-        <w:rPr>
-          <w:rStyle w:val="citation-72"/>
-          <w:rFonts w:ascii="Arial" w:hAnsi="Arial" w:cs="Arial"/>
-        </w:rPr>
-        <w:t>ka planda zamanlayıcılar çalışır</w:t>
+        <w:t xml:space="preserve"> Pomodoro ve manuel süre tutma mantığı kodlanmış olup, arka planda zamanlayıcılar çalışır</w:t>
       </w:r>
       <w:r>
         <w:rPr>
@@ -1345,14 +1383,7 @@
           <w:rStyle w:val="citation-70"/>
           <w:rFonts w:ascii="Arial" w:hAnsi="Arial" w:cs="Arial"/>
         </w:rPr>
-        <w:t xml:space="preserve"> Kullanıcının hangi derse veya konuya ne kadar zaman ayırdığı ve</w:t>
-      </w:r>
-      <w:r>
-        <w:rPr>
-          <w:rStyle w:val="citation-70"/>
-          <w:rFonts w:ascii="Arial" w:hAnsi="Arial" w:cs="Arial"/>
-        </w:rPr>
-        <w:t>ritabanından çekilir ve işlenir</w:t>
+        <w:t xml:space="preserve"> Kullanıcının hangi derse veya konuya ne kadar zaman ayırdığı veritabanından çekilir ve işlenir</w:t>
       </w:r>
       <w:r>
         <w:rPr>
@@ -1363,615 +1394,1116 @@
     </w:p>
     <w:p>
       <w:pPr>
-        <w:spacing w:before="100" w:beforeAutospacing="1" w:after="100" w:afterAutospacing="1" w:line="240" w:lineRule="auto"/>
-        <w:rPr>
-          <w:rFonts w:ascii="Arial" w:eastAsia="Times New Roman" w:hAnsi="Arial" w:cs="Arial"/>
-          <w:kern w:val="0"/>
-          <w:lang w:val="tr-TR" w:eastAsia="tr-TR"/>
-          <w14:ligatures w14:val="none"/>
-        </w:rPr>
-      </w:pPr>
-      <w:r>
-        <w:rPr>
-          <w:rFonts w:ascii="Arial" w:eastAsia="Times New Roman" w:hAnsi="Arial" w:cs="Arial"/>
+        <w:pStyle w:val="NormalWeb"/>
+        <w:spacing w:before="0" w:beforeAutospacing="0" w:after="240" w:afterAutospacing="0"/>
+        <w:rPr>
+          <w:rFonts w:ascii="Arial" w:hAnsi="Arial" w:cs="Arial"/>
+          <w:color w:val="000000" w:themeColor="text1"/>
+        </w:rPr>
+      </w:pPr>
+      <w:r>
+        <w:rPr>
+          <w:rFonts w:ascii="Arial" w:hAnsi="Arial" w:cs="Arial"/>
           <w:b/>
           <w:bCs/>
-          <w:kern w:val="0"/>
-          <w:lang w:val="tr-TR" w:eastAsia="tr-TR"/>
-          <w14:ligatures w14:val="none"/>
+          <w:color w:val="000000" w:themeColor="text1"/>
         </w:rPr>
         <w:lastRenderedPageBreak/>
         <w:t>Component Interfaces:</w:t>
       </w:r>
       <w:r>
         <w:rPr>
-          <w:rFonts w:ascii="Arial" w:eastAsia="Times New Roman" w:hAnsi="Arial" w:cs="Arial"/>
-          <w:kern w:val="0"/>
-          <w:lang w:val="tr-TR" w:eastAsia="tr-TR"/>
-          <w14:ligatures w14:val="none"/>
-        </w:rPr>
-        <w:t xml:space="preserve"> Projenin modülerliğini ve test edilebilirliğini artırmak için katmanlar arası iletişim doğrudan sınıflarla değil, arayüzler (interfaces) üzerinden sağlanmaktadır. Temel bileşen arayüzleri şunlardır:</w:t>
+          <w:rFonts w:ascii="Arial" w:hAnsi="Arial" w:cs="Arial"/>
+          <w:color w:val="000000" w:themeColor="text1"/>
+        </w:rPr>
+        <w:t xml:space="preserve"> </w:t>
+      </w:r>
+      <w:r>
+        <w:rPr>
+          <w:rFonts w:ascii="Arial" w:hAnsi="Arial" w:cs="Arial"/>
+          <w:color w:val="000000" w:themeColor="text1"/>
+        </w:rPr>
+        <w:t>Projenin modülerliğini ve test edilebilirliğini artırmak için katmanlar arası iletişim arayüzler üzerinden sağlanmaktadır. Temel bileşen arayüzleri şunlardır:</w:t>
+      </w:r>
+    </w:p>
+    <w:p>
+      <w:pPr>
+        <w:pStyle w:val="Balk3"/>
+        <w:spacing w:before="360" w:after="210"/>
+        <w:rPr>
+          <w:rFonts w:ascii="Arial" w:hAnsi="Arial" w:cs="Arial"/>
+          <w:color w:val="000000" w:themeColor="text1"/>
+          <w:sz w:val="24"/>
+          <w:szCs w:val="24"/>
+        </w:rPr>
+      </w:pPr>
+      <w:r>
+        <w:rPr>
+          <w:rFonts w:ascii="Arial" w:hAnsi="Arial" w:cs="Arial"/>
+          <w:color w:val="000000" w:themeColor="text1"/>
+          <w:sz w:val="24"/>
+          <w:szCs w:val="24"/>
+        </w:rPr>
+        <w:t>Veri Erişim Arayüzleri (Data Access - DAO):</w:t>
+      </w:r>
+    </w:p>
+    <w:p>
+      <w:pPr>
+        <w:pStyle w:val="NormalWeb"/>
+        <w:spacing w:before="0" w:beforeAutospacing="0" w:after="240" w:afterAutospacing="0"/>
+        <w:rPr>
+          <w:rFonts w:ascii="Arial" w:hAnsi="Arial" w:cs="Arial"/>
+          <w:color w:val="000000" w:themeColor="text1"/>
+        </w:rPr>
+      </w:pPr>
+      <w:r>
+        <w:rPr>
+          <w:rFonts w:ascii="Arial" w:hAnsi="Arial" w:cs="Arial"/>
+          <w:color w:val="000000" w:themeColor="text1"/>
+        </w:rPr>
+        <w:t>Veritabanı işlemlerini yöneten sınıflar. Singleton örüntüsü ile tek bağlantı noktası sağlanır.</w:t>
       </w:r>
     </w:p>
     <w:p>
       <w:pPr>
         <w:numPr>
           <w:ilvl w:val="0"/>
-          <w:numId w:val="7"/>
+          <w:numId w:val="9"/>
         </w:numPr>
-        <w:spacing w:before="100" w:beforeAutospacing="1" w:after="100" w:afterAutospacing="1" w:line="240" w:lineRule="auto"/>
-        <w:rPr>
-          <w:rFonts w:ascii="Arial" w:eastAsia="Times New Roman" w:hAnsi="Arial" w:cs="Arial"/>
-          <w:kern w:val="0"/>
-          <w:lang w:val="tr-TR" w:eastAsia="tr-TR"/>
-          <w14:ligatures w14:val="none"/>
-        </w:rPr>
-      </w:pPr>
-      <w:r>
-        <w:rPr>
-          <w:rFonts w:ascii="Arial" w:eastAsia="Times New Roman" w:hAnsi="Arial" w:cs="Arial"/>
+        <w:spacing w:before="60" w:after="60" w:line="240" w:lineRule="auto"/>
+        <w:rPr>
+          <w:rFonts w:ascii="Arial" w:hAnsi="Arial" w:cs="Arial"/>
+          <w:color w:val="000000" w:themeColor="text1"/>
+          <w:sz w:val="20"/>
+          <w:szCs w:val="20"/>
+        </w:rPr>
+      </w:pPr>
+      <w:r>
+        <w:rPr>
+          <w:rStyle w:val="Gl"/>
+          <w:rFonts w:ascii="Arial" w:hAnsi="Arial" w:cs="Arial"/>
+          <w:color w:val="000000" w:themeColor="text1"/>
+          <w:sz w:val="20"/>
+          <w:szCs w:val="20"/>
+        </w:rPr>
+        <w:t>CourseDAO</w:t>
+      </w:r>
+      <w:r>
+        <w:rPr>
+          <w:rFonts w:ascii="Arial" w:hAnsi="Arial" w:cs="Arial"/>
+          <w:color w:val="000000" w:themeColor="text1"/>
+          <w:sz w:val="20"/>
+          <w:szCs w:val="20"/>
+        </w:rPr>
+        <w:t>: Ders CRUD işlemleri.</w:t>
+      </w:r>
+    </w:p>
+    <w:p>
+      <w:pPr>
+        <w:pStyle w:val="ListeParagraf"/>
+        <w:numPr>
+          <w:ilvl w:val="1"/>
+          <w:numId w:val="9"/>
+        </w:numPr>
+        <w:rPr>
+          <w:rFonts w:ascii="Arial" w:hAnsi="Arial" w:cs="Arial"/>
+          <w:color w:val="000000" w:themeColor="text1"/>
+          <w:sz w:val="20"/>
+          <w:szCs w:val="20"/>
+        </w:rPr>
+      </w:pPr>
+      <w:r>
+        <w:rPr>
+          <w:rFonts w:ascii="Arial" w:hAnsi="Arial" w:cs="Arial"/>
+          <w:color w:val="000000" w:themeColor="text1"/>
+          <w:sz w:val="20"/>
+          <w:szCs w:val="20"/>
+        </w:rPr>
+        <w:t>Önemli Metotlar: </w:t>
+      </w:r>
+      <w:r>
+        <w:rPr>
+          <w:rFonts w:ascii="Arial" w:hAnsi="Arial" w:cs="Arial"/>
+          <w:color w:val="000000" w:themeColor="text1"/>
+          <w:sz w:val="20"/>
+          <w:szCs w:val="20"/>
+        </w:rPr>
+        <w:t>List&lt;Course&gt; getAll(), void save(Course), void delete(int).</w:t>
+      </w:r>
+    </w:p>
+    <w:p>
+      <w:pPr>
+        <w:numPr>
+          <w:ilvl w:val="0"/>
+          <w:numId w:val="9"/>
+        </w:numPr>
+        <w:spacing w:before="60" w:after="60" w:line="240" w:lineRule="auto"/>
+        <w:rPr>
+          <w:rFonts w:ascii="Arial" w:hAnsi="Arial" w:cs="Arial"/>
+          <w:color w:val="000000" w:themeColor="text1"/>
+          <w:sz w:val="20"/>
+          <w:szCs w:val="20"/>
+        </w:rPr>
+      </w:pPr>
+      <w:r>
+        <w:rPr>
+          <w:rStyle w:val="Gl"/>
+          <w:rFonts w:ascii="Arial" w:hAnsi="Arial" w:cs="Arial"/>
+          <w:color w:val="000000" w:themeColor="text1"/>
+          <w:sz w:val="20"/>
+          <w:szCs w:val="20"/>
+        </w:rPr>
+        <w:t>EventDAO</w:t>
+      </w:r>
+      <w:r>
+        <w:rPr>
+          <w:rFonts w:ascii="Arial" w:hAnsi="Arial" w:cs="Arial"/>
+          <w:color w:val="000000" w:themeColor="text1"/>
+          <w:sz w:val="20"/>
+          <w:szCs w:val="20"/>
+        </w:rPr>
+        <w:t>: Etkinlik CRUD işlemleri.</w:t>
+      </w:r>
+    </w:p>
+    <w:p>
+      <w:pPr>
+        <w:numPr>
+          <w:ilvl w:val="1"/>
+          <w:numId w:val="9"/>
+        </w:numPr>
+        <w:spacing w:before="60" w:after="60" w:line="240" w:lineRule="auto"/>
+        <w:rPr>
+          <w:rFonts w:ascii="Arial" w:hAnsi="Arial" w:cs="Arial"/>
+          <w:color w:val="000000" w:themeColor="text1"/>
+          <w:sz w:val="20"/>
+          <w:szCs w:val="20"/>
+        </w:rPr>
+      </w:pPr>
+      <w:r>
+        <w:rPr>
+          <w:rFonts w:ascii="Arial" w:hAnsi="Arial" w:cs="Arial"/>
+          <w:color w:val="000000" w:themeColor="text1"/>
+          <w:sz w:val="20"/>
+          <w:szCs w:val="20"/>
+        </w:rPr>
+        <w:t>Önemli Metotlar: </w:t>
+      </w:r>
+      <w:r>
+        <w:rPr>
+          <w:rFonts w:ascii="Arial" w:hAnsi="Arial" w:cs="Arial"/>
+          <w:color w:val="000000" w:themeColor="text1"/>
+          <w:sz w:val="20"/>
+          <w:szCs w:val="20"/>
+        </w:rPr>
+        <w:t>List&lt;Event&gt; getAll(), void save(Event).</w:t>
+      </w:r>
+    </w:p>
+    <w:p>
+      <w:pPr>
+        <w:numPr>
+          <w:ilvl w:val="0"/>
+          <w:numId w:val="9"/>
+        </w:numPr>
+        <w:spacing w:before="60" w:after="60" w:line="240" w:lineRule="auto"/>
+        <w:rPr>
+          <w:rFonts w:ascii="Arial" w:hAnsi="Arial" w:cs="Arial"/>
+          <w:color w:val="000000" w:themeColor="text1"/>
+          <w:sz w:val="20"/>
+          <w:szCs w:val="20"/>
+        </w:rPr>
+      </w:pPr>
+      <w:r>
+        <w:rPr>
+          <w:rStyle w:val="Gl"/>
+          <w:rFonts w:ascii="Arial" w:hAnsi="Arial" w:cs="Arial"/>
+          <w:color w:val="000000" w:themeColor="text1"/>
+          <w:sz w:val="20"/>
+          <w:szCs w:val="20"/>
+        </w:rPr>
+        <w:t>TodoItemDAO</w:t>
+      </w:r>
+      <w:r>
+        <w:rPr>
+          <w:rFonts w:ascii="Arial" w:hAnsi="Arial" w:cs="Arial"/>
+          <w:color w:val="000000" w:themeColor="text1"/>
+          <w:sz w:val="20"/>
+          <w:szCs w:val="20"/>
+        </w:rPr>
+        <w:t>: Görev CRUD işlemleri.</w:t>
+      </w:r>
+    </w:p>
+    <w:p>
+      <w:pPr>
+        <w:numPr>
+          <w:ilvl w:val="1"/>
+          <w:numId w:val="9"/>
+        </w:numPr>
+        <w:spacing w:before="60" w:after="60" w:line="240" w:lineRule="auto"/>
+        <w:rPr>
+          <w:rFonts w:ascii="Arial" w:hAnsi="Arial" w:cs="Arial"/>
+          <w:color w:val="000000" w:themeColor="text1"/>
+          <w:sz w:val="20"/>
+          <w:szCs w:val="20"/>
+        </w:rPr>
+      </w:pPr>
+      <w:r>
+        <w:rPr>
+          <w:rFonts w:ascii="Arial" w:hAnsi="Arial" w:cs="Arial"/>
+          <w:color w:val="000000" w:themeColor="text1"/>
+          <w:sz w:val="20"/>
+          <w:szCs w:val="20"/>
+        </w:rPr>
+        <w:t>Önemli Metotlar: </w:t>
+      </w:r>
+      <w:r>
+        <w:rPr>
+          <w:rFonts w:ascii="Arial" w:hAnsi="Arial" w:cs="Arial"/>
+          <w:color w:val="000000" w:themeColor="text1"/>
+          <w:sz w:val="20"/>
+          <w:szCs w:val="20"/>
+        </w:rPr>
+        <w:t>List&lt;TodoItem&gt; getAll(), void save(TodoItem), void update(TodoItem).</w:t>
+      </w:r>
+    </w:p>
+    <w:p>
+      <w:pPr>
+        <w:numPr>
+          <w:ilvl w:val="0"/>
+          <w:numId w:val="9"/>
+        </w:numPr>
+        <w:spacing w:before="60" w:after="60" w:line="240" w:lineRule="auto"/>
+        <w:rPr>
+          <w:rFonts w:ascii="Arial" w:hAnsi="Arial" w:cs="Arial"/>
+          <w:color w:val="000000" w:themeColor="text1"/>
+          <w:sz w:val="20"/>
+          <w:szCs w:val="20"/>
+        </w:rPr>
+      </w:pPr>
+      <w:r>
+        <w:rPr>
+          <w:rStyle w:val="Gl"/>
+          <w:rFonts w:ascii="Arial" w:hAnsi="Arial" w:cs="Arial"/>
+          <w:color w:val="000000" w:themeColor="text1"/>
+          <w:sz w:val="20"/>
+          <w:szCs w:val="20"/>
+        </w:rPr>
+        <w:t>StudySessionDAO</w:t>
+      </w:r>
+      <w:r>
+        <w:rPr>
+          <w:rFonts w:ascii="Arial" w:hAnsi="Arial" w:cs="Arial"/>
+          <w:color w:val="000000" w:themeColor="text1"/>
+          <w:sz w:val="20"/>
+          <w:szCs w:val="20"/>
+        </w:rPr>
+        <w:t>: Çalışma oturumu işlemleri.</w:t>
+      </w:r>
+    </w:p>
+    <w:p>
+      <w:pPr>
+        <w:numPr>
+          <w:ilvl w:val="1"/>
+          <w:numId w:val="9"/>
+        </w:numPr>
+        <w:spacing w:before="60" w:after="60" w:line="240" w:lineRule="auto"/>
+        <w:rPr>
+          <w:rFonts w:ascii="Arial" w:hAnsi="Arial" w:cs="Arial"/>
+          <w:color w:val="000000" w:themeColor="text1"/>
+          <w:sz w:val="20"/>
+          <w:szCs w:val="20"/>
+        </w:rPr>
+      </w:pPr>
+      <w:r>
+        <w:rPr>
+          <w:rFonts w:ascii="Arial" w:hAnsi="Arial" w:cs="Arial"/>
+          <w:color w:val="000000" w:themeColor="text1"/>
+          <w:sz w:val="20"/>
+          <w:szCs w:val="20"/>
+        </w:rPr>
+        <w:t>Önemli Metotlar: </w:t>
+      </w:r>
+      <w:r>
+        <w:rPr>
+          <w:rFonts w:ascii="Arial" w:hAnsi="Arial" w:cs="Arial"/>
+          <w:color w:val="000000" w:themeColor="text1"/>
+          <w:sz w:val="20"/>
+          <w:szCs w:val="20"/>
+        </w:rPr>
+        <w:t>void save(StudySession), List&lt;StudySession&gt; getByUserId(int), int getTotalMinutes(int).</w:t>
+      </w:r>
+    </w:p>
+    <w:p>
+      <w:pPr>
+        <w:numPr>
+          <w:ilvl w:val="0"/>
+          <w:numId w:val="9"/>
+        </w:numPr>
+        <w:spacing w:before="60" w:after="60" w:line="240" w:lineRule="auto"/>
+        <w:rPr>
+          <w:rFonts w:ascii="Arial" w:hAnsi="Arial" w:cs="Arial"/>
+          <w:color w:val="000000" w:themeColor="text1"/>
+          <w:sz w:val="20"/>
+          <w:szCs w:val="20"/>
+        </w:rPr>
+      </w:pPr>
+      <w:r>
+        <w:rPr>
+          <w:rStyle w:val="Gl"/>
+          <w:rFonts w:ascii="Arial" w:hAnsi="Arial" w:cs="Arial"/>
+          <w:color w:val="000000" w:themeColor="text1"/>
+          <w:sz w:val="20"/>
+          <w:szCs w:val="20"/>
+        </w:rPr>
+        <w:t>DatabaseConnection (Singleton)</w:t>
+      </w:r>
+      <w:r>
+        <w:rPr>
+          <w:rFonts w:ascii="Arial" w:hAnsi="Arial" w:cs="Arial"/>
+          <w:color w:val="000000" w:themeColor="text1"/>
+          <w:sz w:val="20"/>
+          <w:szCs w:val="20"/>
+        </w:rPr>
+        <w:t>: Bağlantı yönetimi.</w:t>
+      </w:r>
+    </w:p>
+    <w:p>
+      <w:pPr>
+        <w:numPr>
+          <w:ilvl w:val="1"/>
+          <w:numId w:val="9"/>
+        </w:numPr>
+        <w:spacing w:after="0" w:line="240" w:lineRule="auto"/>
+        <w:rPr>
+          <w:rFonts w:ascii="Arial" w:hAnsi="Arial" w:cs="Arial"/>
+          <w:color w:val="000000" w:themeColor="text1"/>
+          <w:sz w:val="20"/>
+          <w:szCs w:val="20"/>
+        </w:rPr>
+      </w:pPr>
+      <w:r>
+        <w:rPr>
+          <w:rFonts w:ascii="Arial" w:hAnsi="Arial" w:cs="Arial"/>
+          <w:color w:val="000000" w:themeColor="text1"/>
+          <w:sz w:val="20"/>
+          <w:szCs w:val="20"/>
+        </w:rPr>
+        <w:t>Önemli Metotlar: </w:t>
+      </w:r>
+      <w:r>
+        <w:rPr>
+          <w:rFonts w:ascii="Arial" w:hAnsi="Arial" w:cs="Arial"/>
+          <w:color w:val="000000" w:themeColor="text1"/>
+          <w:sz w:val="20"/>
+          <w:szCs w:val="20"/>
+        </w:rPr>
+        <w:t>DatabaseConnection getInstance(), void initializeDatabase().</w:t>
+      </w:r>
+    </w:p>
+    <w:p>
+      <w:pPr>
+        <w:pStyle w:val="Balk3"/>
+        <w:spacing w:before="360" w:after="210"/>
+        <w:rPr>
+          <w:rFonts w:ascii="Arial" w:hAnsi="Arial" w:cs="Arial"/>
+          <w:color w:val="000000" w:themeColor="text1"/>
+          <w:sz w:val="24"/>
+          <w:szCs w:val="24"/>
+        </w:rPr>
+      </w:pPr>
+      <w:r>
+        <w:rPr>
+          <w:rFonts w:ascii="Arial" w:hAnsi="Arial" w:cs="Arial"/>
+          <w:color w:val="000000" w:themeColor="text1"/>
+          <w:sz w:val="24"/>
+          <w:szCs w:val="24"/>
+        </w:rPr>
+        <w:t>İş Mantığı Arayüzleri (Business Service):</w:t>
+      </w:r>
+    </w:p>
+    <w:p>
+      <w:pPr>
+        <w:pStyle w:val="NormalWeb"/>
+        <w:spacing w:before="0" w:beforeAutospacing="0" w:after="240" w:afterAutospacing="0"/>
+        <w:rPr>
+          <w:rFonts w:ascii="Arial" w:hAnsi="Arial" w:cs="Arial"/>
+          <w:color w:val="000000" w:themeColor="text1"/>
+        </w:rPr>
+      </w:pPr>
+      <w:r>
+        <w:rPr>
+          <w:rFonts w:ascii="Arial" w:hAnsi="Arial" w:cs="Arial"/>
+          <w:color w:val="000000" w:themeColor="text1"/>
+        </w:rPr>
+        <w:t>İş kurallarını uygulayan sınıflar. Observer örüntüsü ile olay bildirimleri yapılır.</w:t>
+      </w:r>
+    </w:p>
+    <w:p>
+      <w:pPr>
+        <w:numPr>
+          <w:ilvl w:val="0"/>
+          <w:numId w:val="10"/>
+        </w:numPr>
+        <w:spacing w:before="60" w:after="60" w:line="240" w:lineRule="auto"/>
+        <w:rPr>
+          <w:rFonts w:ascii="Arial" w:hAnsi="Arial" w:cs="Arial"/>
+          <w:color w:val="000000" w:themeColor="text1"/>
+          <w:sz w:val="20"/>
+          <w:szCs w:val="20"/>
+        </w:rPr>
+      </w:pPr>
+      <w:r>
+        <w:rPr>
+          <w:rStyle w:val="Gl"/>
+          <w:rFonts w:ascii="Arial" w:hAnsi="Arial" w:cs="Arial"/>
+          <w:color w:val="000000" w:themeColor="text1"/>
+          <w:sz w:val="20"/>
+          <w:szCs w:val="20"/>
+        </w:rPr>
+        <w:t>CourseService</w:t>
+      </w:r>
+      <w:r>
+        <w:rPr>
+          <w:rFonts w:ascii="Arial" w:hAnsi="Arial" w:cs="Arial"/>
+          <w:color w:val="000000" w:themeColor="text1"/>
+          <w:sz w:val="20"/>
+          <w:szCs w:val="20"/>
+        </w:rPr>
+        <w:t>: Ders yönetimi.</w:t>
+      </w:r>
+    </w:p>
+    <w:p>
+      <w:pPr>
+        <w:numPr>
+          <w:ilvl w:val="1"/>
+          <w:numId w:val="10"/>
+        </w:numPr>
+        <w:spacing w:after="0" w:line="240" w:lineRule="auto"/>
+        <w:rPr>
+          <w:rFonts w:ascii="Arial" w:hAnsi="Arial" w:cs="Arial"/>
+          <w:color w:val="000000" w:themeColor="text1"/>
+          <w:sz w:val="20"/>
+          <w:szCs w:val="20"/>
+        </w:rPr>
+      </w:pPr>
+      <w:r>
+        <w:rPr>
+          <w:rFonts w:ascii="Arial" w:hAnsi="Arial" w:cs="Arial"/>
+          <w:color w:val="000000" w:themeColor="text1"/>
+          <w:sz w:val="20"/>
+          <w:szCs w:val="20"/>
+        </w:rPr>
+        <w:t>Önemli Metotlar: </w:t>
+      </w:r>
+      <w:r>
+        <w:rPr>
+          <w:rFonts w:ascii="Arial" w:hAnsi="Arial" w:cs="Arial"/>
+          <w:color w:val="000000" w:themeColor="text1"/>
+          <w:sz w:val="20"/>
+          <w:szCs w:val="20"/>
+        </w:rPr>
+        <w:t>void addCourse(Course), List&lt;Course&gt; getCourses(int).</w:t>
+      </w:r>
+    </w:p>
+    <w:p>
+      <w:pPr>
+        <w:numPr>
+          <w:ilvl w:val="0"/>
+          <w:numId w:val="10"/>
+        </w:numPr>
+        <w:spacing w:before="60" w:after="60" w:line="240" w:lineRule="auto"/>
+        <w:rPr>
+          <w:rFonts w:ascii="Arial" w:hAnsi="Arial" w:cs="Arial"/>
+          <w:color w:val="000000" w:themeColor="text1"/>
+          <w:sz w:val="20"/>
+          <w:szCs w:val="20"/>
+        </w:rPr>
+      </w:pPr>
+      <w:r>
+        <w:rPr>
+          <w:rStyle w:val="Gl"/>
+          <w:rFonts w:ascii="Arial" w:hAnsi="Arial" w:cs="Arial"/>
+          <w:color w:val="000000" w:themeColor="text1"/>
+          <w:sz w:val="20"/>
+          <w:szCs w:val="20"/>
+        </w:rPr>
+        <w:t>TodoService</w:t>
+      </w:r>
+      <w:r>
+        <w:rPr>
+          <w:rFonts w:ascii="Arial" w:hAnsi="Arial" w:cs="Arial"/>
+          <w:color w:val="000000" w:themeColor="text1"/>
+          <w:sz w:val="20"/>
+          <w:szCs w:val="20"/>
+        </w:rPr>
+        <w:t>: Görev yönetimi.</w:t>
+      </w:r>
+    </w:p>
+    <w:p>
+      <w:pPr>
+        <w:numPr>
+          <w:ilvl w:val="1"/>
+          <w:numId w:val="10"/>
+        </w:numPr>
+        <w:spacing w:before="60" w:after="60" w:line="240" w:lineRule="auto"/>
+        <w:rPr>
+          <w:rFonts w:ascii="Arial" w:hAnsi="Arial" w:cs="Arial"/>
+          <w:color w:val="000000" w:themeColor="text1"/>
+          <w:sz w:val="20"/>
+          <w:szCs w:val="20"/>
+        </w:rPr>
+      </w:pPr>
+      <w:r>
+        <w:rPr>
+          <w:rFonts w:ascii="Arial" w:hAnsi="Arial" w:cs="Arial"/>
+          <w:color w:val="000000" w:themeColor="text1"/>
+          <w:sz w:val="20"/>
+          <w:szCs w:val="20"/>
+        </w:rPr>
+        <w:t>Önemli Metotlar: </w:t>
+      </w:r>
+      <w:r>
+        <w:rPr>
+          <w:rFonts w:ascii="Arial" w:hAnsi="Arial" w:cs="Arial"/>
+          <w:color w:val="000000" w:themeColor="text1"/>
+          <w:sz w:val="20"/>
+          <w:szCs w:val="20"/>
+        </w:rPr>
+        <w:t>void addTodo(TodoItem), void markCompleted(int).</w:t>
+      </w:r>
+    </w:p>
+    <w:p>
+      <w:pPr>
+        <w:numPr>
+          <w:ilvl w:val="0"/>
+          <w:numId w:val="10"/>
+        </w:numPr>
+        <w:spacing w:before="60" w:after="60" w:line="240" w:lineRule="auto"/>
+        <w:rPr>
+          <w:rFonts w:ascii="Arial" w:hAnsi="Arial" w:cs="Arial"/>
+          <w:color w:val="000000" w:themeColor="text1"/>
+          <w:sz w:val="20"/>
+          <w:szCs w:val="20"/>
+        </w:rPr>
+      </w:pPr>
+      <w:r>
+        <w:rPr>
+          <w:rStyle w:val="Gl"/>
+          <w:rFonts w:ascii="Arial" w:hAnsi="Arial" w:cs="Arial"/>
+          <w:color w:val="000000" w:themeColor="text1"/>
+          <w:sz w:val="20"/>
+          <w:szCs w:val="20"/>
+        </w:rPr>
+        <w:t>PomodoroTimer (Observer Subject)</w:t>
+      </w:r>
+      <w:r>
+        <w:rPr>
+          <w:rFonts w:ascii="Arial" w:hAnsi="Arial" w:cs="Arial"/>
+          <w:color w:val="000000" w:themeColor="text1"/>
+          <w:sz w:val="20"/>
+          <w:szCs w:val="20"/>
+        </w:rPr>
+        <w:t>: Zamanlayıcı kontrolü.</w:t>
+      </w:r>
+    </w:p>
+    <w:p>
+      <w:pPr>
+        <w:numPr>
+          <w:ilvl w:val="1"/>
+          <w:numId w:val="10"/>
+        </w:numPr>
+        <w:spacing w:after="0" w:line="240" w:lineRule="auto"/>
+        <w:rPr>
+          <w:rFonts w:ascii="Arial" w:hAnsi="Arial" w:cs="Arial"/>
+          <w:color w:val="000000" w:themeColor="text1"/>
+          <w:sz w:val="20"/>
+          <w:szCs w:val="20"/>
+        </w:rPr>
+      </w:pPr>
+      <w:r>
+        <w:rPr>
+          <w:rFonts w:ascii="Arial" w:hAnsi="Arial" w:cs="Arial"/>
+          <w:color w:val="000000" w:themeColor="text1"/>
+          <w:sz w:val="20"/>
+          <w:szCs w:val="20"/>
+        </w:rPr>
+        <w:t>Önemli Metotlar: </w:t>
+      </w:r>
+      <w:r>
+        <w:rPr>
+          <w:rFonts w:ascii="Arial" w:hAnsi="Arial" w:cs="Arial"/>
+          <w:color w:val="000000" w:themeColor="text1"/>
+          <w:sz w:val="20"/>
+          <w:szCs w:val="20"/>
+        </w:rPr>
+        <w:t>void start(), void pause(), void register(Observer).</w:t>
+      </w:r>
+    </w:p>
+    <w:p>
+      <w:pPr>
+        <w:numPr>
+          <w:ilvl w:val="0"/>
+          <w:numId w:val="10"/>
+        </w:numPr>
+        <w:spacing w:before="60" w:after="60" w:line="240" w:lineRule="auto"/>
+        <w:rPr>
+          <w:rFonts w:ascii="Arial" w:hAnsi="Arial" w:cs="Arial"/>
+          <w:color w:val="000000" w:themeColor="text1"/>
+          <w:sz w:val="20"/>
+          <w:szCs w:val="20"/>
+        </w:rPr>
+      </w:pPr>
+      <w:r>
+        <w:rPr>
+          <w:rStyle w:val="Gl"/>
+          <w:rFonts w:ascii="Arial" w:hAnsi="Arial" w:cs="Arial"/>
+          <w:color w:val="000000" w:themeColor="text1"/>
+          <w:sz w:val="20"/>
+          <w:szCs w:val="20"/>
+        </w:rPr>
+        <w:t>StatisticsService</w:t>
+      </w:r>
+      <w:r>
+        <w:rPr>
+          <w:rFonts w:ascii="Arial" w:hAnsi="Arial" w:cs="Arial"/>
+          <w:color w:val="000000" w:themeColor="text1"/>
+          <w:sz w:val="20"/>
+          <w:szCs w:val="20"/>
+        </w:rPr>
+        <w:t>: İstatistik hesaplama.</w:t>
+      </w:r>
+    </w:p>
+    <w:p>
+      <w:pPr>
+        <w:numPr>
+          <w:ilvl w:val="1"/>
+          <w:numId w:val="10"/>
+        </w:numPr>
+        <w:spacing w:before="60" w:after="60" w:line="240" w:lineRule="auto"/>
+        <w:rPr>
+          <w:rFonts w:ascii="Arial" w:hAnsi="Arial" w:cs="Arial"/>
+          <w:color w:val="000000" w:themeColor="text1"/>
+          <w:sz w:val="20"/>
+          <w:szCs w:val="20"/>
+        </w:rPr>
+      </w:pPr>
+      <w:r>
+        <w:rPr>
+          <w:rFonts w:ascii="Arial" w:hAnsi="Arial" w:cs="Arial"/>
+          <w:color w:val="000000" w:themeColor="text1"/>
+          <w:sz w:val="20"/>
+          <w:szCs w:val="20"/>
+        </w:rPr>
+        <w:t>Önemli Metotlar: </w:t>
+      </w:r>
+      <w:r>
+        <w:rPr>
+          <w:rFonts w:ascii="Arial" w:hAnsi="Arial" w:cs="Arial"/>
+          <w:color w:val="000000" w:themeColor="text1"/>
+          <w:sz w:val="20"/>
+          <w:szCs w:val="20"/>
+        </w:rPr>
+        <w:t>int getTotalStudyTime(int), Map&lt;String, Object&gt; getStudyStats().</w:t>
+      </w:r>
+    </w:p>
+    <w:p>
+      <w:pPr>
+        <w:spacing w:before="60" w:after="60" w:line="240" w:lineRule="auto"/>
+        <w:rPr>
+          <w:rFonts w:ascii="Arial" w:hAnsi="Arial" w:cs="Arial"/>
+          <w:color w:val="000000" w:themeColor="text1"/>
+          <w:sz w:val="20"/>
+          <w:szCs w:val="20"/>
+        </w:rPr>
+      </w:pPr>
+    </w:p>
+    <w:p>
+      <w:pPr>
+        <w:spacing w:before="60" w:after="60" w:line="240" w:lineRule="auto"/>
+        <w:rPr>
+          <w:rFonts w:ascii="Arial" w:hAnsi="Arial" w:cs="Arial"/>
+          <w:color w:val="000000" w:themeColor="text1"/>
+          <w:sz w:val="20"/>
+          <w:szCs w:val="20"/>
+        </w:rPr>
+      </w:pPr>
+    </w:p>
+    <w:p>
+      <w:pPr>
+        <w:pStyle w:val="NormalWeb"/>
+        <w:rPr>
+          <w:rFonts w:ascii="Arial" w:hAnsi="Arial" w:cs="Arial"/>
+        </w:rPr>
+      </w:pPr>
+      <w:r>
+        <w:rPr>
+          <w:rFonts w:ascii="Arial" w:hAnsi="Arial" w:cs="Arial"/>
           <w:b/>
           <w:bCs/>
-          <w:kern w:val="0"/>
-          <w:lang w:val="tr-TR" w:eastAsia="tr-TR"/>
-          <w14:ligatures w14:val="none"/>
-        </w:rPr>
-        <w:t>Veri Erişim Arayüzleri (Data Access - DAO):</w:t>
-      </w:r>
-    </w:p>
-    <w:p>
-      <w:pPr>
-        <w:numPr>
-          <w:ilvl w:val="1"/>
-          <w:numId w:val="7"/>
-        </w:numPr>
-        <w:spacing w:before="100" w:beforeAutospacing="1" w:after="100" w:afterAutospacing="1" w:line="240" w:lineRule="auto"/>
-        <w:rPr>
-          <w:rFonts w:ascii="Arial" w:eastAsia="Times New Roman" w:hAnsi="Arial" w:cs="Arial"/>
-          <w:kern w:val="0"/>
-          <w:lang w:val="tr-TR" w:eastAsia="tr-TR"/>
-          <w14:ligatures w14:val="none"/>
-        </w:rPr>
-      </w:pPr>
-      <w:r>
-        <w:rPr>
-          <w:rFonts w:ascii="Arial" w:eastAsia="Times New Roman" w:hAnsi="Arial" w:cs="Arial"/>
+        </w:rPr>
+        <w:t>Visual Interfaces:</w:t>
+      </w:r>
+      <w:r>
+        <w:rPr>
+          <w:rFonts w:ascii="Arial" w:hAnsi="Arial" w:cs="Arial"/>
+        </w:rPr>
+        <w:t xml:space="preserve"> </w:t>
+      </w:r>
+      <w:r>
+        <w:rPr>
+          <w:rStyle w:val="citation-67"/>
+          <w:rFonts w:ascii="Arial" w:hAnsi="Arial" w:cs="Arial"/>
+        </w:rPr>
+        <w:t>Sistem, JavaFX kullanılarak tasarlanmış interaktif bir Dashboard, haftalık programın görüldüğü Takvim ekranı ve verilerin pasta/çubuk grafiklerle sunulduğu İstatistik panelinden oluşmaktadır</w:t>
+      </w:r>
+      <w:r>
+        <w:rPr>
+          <w:rFonts w:ascii="Arial" w:hAnsi="Arial" w:cs="Arial"/>
+        </w:rPr>
+        <w:t xml:space="preserve">. </w:t>
+      </w:r>
+      <w:r>
+        <w:rPr>
+          <w:rStyle w:val="citation-66"/>
+          <w:rFonts w:ascii="Arial" w:hAnsi="Arial" w:cs="Arial"/>
+        </w:rPr>
+        <w:t xml:space="preserve">(Projenin GitHub deposunda UI tasarımlarını gösteren wireframe ve ekran görüntüleri UI_Screenshots klasörü altında bulunacaktır </w:t>
+      </w:r>
+      <w:r>
+        <w:rPr>
+          <w:rFonts w:ascii="Arial" w:hAnsi="Arial" w:cs="Arial"/>
+        </w:rPr>
+        <w:t>).</w:t>
+      </w:r>
+    </w:p>
+    <w:p>
+      <w:pPr>
+        <w:pStyle w:val="NormalWeb"/>
+        <w:rPr>
+          <w:rFonts w:ascii="Arial" w:hAnsi="Arial" w:cs="Arial"/>
+        </w:rPr>
+      </w:pPr>
+    </w:p>
+    <w:p>
+      <w:pPr>
+        <w:pStyle w:val="NormalWeb"/>
+        <w:rPr>
+          <w:rFonts w:ascii="Arial" w:hAnsi="Arial" w:cs="Arial"/>
+        </w:rPr>
+      </w:pPr>
+    </w:p>
+    <w:p>
+      <w:pPr>
+        <w:pStyle w:val="NormalWeb"/>
+        <w:rPr>
+          <w:rFonts w:ascii="Arial" w:hAnsi="Arial" w:cs="Arial"/>
+          <w:b/>
+        </w:rPr>
+      </w:pPr>
+      <w:r>
+        <w:rPr>
+          <w:rFonts w:ascii="Arial" w:hAnsi="Arial" w:cs="Arial"/>
+          <w:b/>
+        </w:rPr>
+        <w:lastRenderedPageBreak/>
+        <w:t>Class Diagram (arayüzler ve veri yapısı):</w:t>
+      </w:r>
+    </w:p>
+    <w:p>
+      <w:pPr>
+        <w:rPr>
+          <w:rFonts w:ascii="Arial" w:hAnsi="Arial" w:cs="Arial"/>
+        </w:rPr>
+      </w:pPr>
+    </w:p>
+    <w:p>
+      <w:pPr>
+        <w:rPr>
+          <w:rFonts w:ascii="Arial" w:hAnsi="Arial" w:cs="Arial"/>
+        </w:rPr>
+      </w:pPr>
+      <w:r>
+        <w:rPr>
+          <w:rFonts w:ascii="Arial" w:hAnsi="Arial" w:cs="Arial"/>
+        </w:rPr>
+        <w:pict w14:anchorId="608EA38F">
+          <v:shape id="_x0000_i1043" type="#_x0000_t75" style="width:467.45pt;height:177.85pt">
+            <v:imagedata r:id="rId8" o:title="class_diagram"/>
+          </v:shape>
+        </w:pict>
+      </w:r>
+    </w:p>
+    <w:p>
+      <w:pPr>
+        <w:rPr>
+          <w:rFonts w:ascii="Arial" w:hAnsi="Arial" w:cs="Arial"/>
+        </w:rPr>
+      </w:pPr>
+    </w:p>
+    <w:p>
+      <w:pPr>
+        <w:rPr>
+          <w:rFonts w:ascii="Arial" w:hAnsi="Arial" w:cs="Arial"/>
+        </w:rPr>
+      </w:pPr>
+    </w:p>
+    <w:p>
+      <w:pPr>
+        <w:pStyle w:val="Balk2"/>
+        <w:rPr>
+          <w:rFonts w:ascii="Arial" w:hAnsi="Arial" w:cs="Arial"/>
+          <w:color w:val="auto"/>
+        </w:rPr>
+      </w:pPr>
+      <w:r>
+        <w:rPr>
+          <w:rFonts w:ascii="Arial" w:hAnsi="Arial" w:cs="Arial"/>
+          <w:color w:val="auto"/>
+        </w:rPr>
+        <w:t>4. Use Case Support in Design</w:t>
+      </w:r>
+    </w:p>
+    <w:p>
+      <w:pPr>
+        <w:pStyle w:val="NormalWeb"/>
+        <w:rPr>
+          <w:rFonts w:ascii="Arial" w:hAnsi="Arial" w:cs="Arial"/>
+        </w:rPr>
+      </w:pPr>
+      <w:r>
+        <w:rPr>
+          <w:rStyle w:val="citation-65"/>
+          <w:rFonts w:ascii="Arial" w:hAnsi="Arial" w:cs="Arial"/>
+        </w:rPr>
+        <w:t>Proje tasarımının test edileceği ve final sunumunda gösterilecek 4 temel Use Case aşağıda listelenmiştir</w:t>
+      </w:r>
+      <w:r>
+        <w:rPr>
+          <w:rFonts w:ascii="Arial" w:hAnsi="Arial" w:cs="Arial"/>
+        </w:rPr>
+        <w:t>.</w:t>
+      </w:r>
+    </w:p>
+    <w:p>
+      <w:pPr>
+        <w:pStyle w:val="NormalWeb"/>
+        <w:rPr>
+          <w:rFonts w:ascii="Arial" w:hAnsi="Arial" w:cs="Arial"/>
+        </w:rPr>
+      </w:pPr>
+      <w:r>
+        <w:rPr>
+          <w:rFonts w:ascii="Arial" w:hAnsi="Arial" w:cs="Arial"/>
           <w:b/>
           <w:bCs/>
-          <w:kern w:val="0"/>
-          <w:sz w:val="20"/>
-          <w:szCs w:val="20"/>
-          <w:lang w:val="tr-TR" w:eastAsia="tr-TR"/>
-          <w14:ligatures w14:val="none"/>
-        </w:rPr>
-        <w:t>IStudySessionDao</w:t>
-      </w:r>
-      <w:r>
-        <w:rPr>
-          <w:rFonts w:ascii="Arial" w:eastAsia="Times New Roman" w:hAnsi="Arial" w:cs="Arial"/>
+        </w:rPr>
+        <w:t>1. Ders ve Sınav Takibi</w:t>
+      </w:r>
+    </w:p>
+    <w:p>
+      <w:pPr>
+        <w:pStyle w:val="NormalWeb"/>
+        <w:rPr>
+          <w:rFonts w:ascii="Arial" w:hAnsi="Arial" w:cs="Arial"/>
+        </w:rPr>
+      </w:pPr>
+      <w:r>
+        <w:rPr>
+          <w:rFonts w:ascii="Arial" w:hAnsi="Arial" w:cs="Arial"/>
+        </w:rPr>
+        <w:t xml:space="preserve">İlk senaryo olan </w:t>
+      </w:r>
+      <w:r>
+        <w:rPr>
+          <w:rFonts w:ascii="Arial" w:hAnsi="Arial" w:cs="Arial"/>
+          <w:bCs/>
+        </w:rPr>
+        <w:t>Ders ve Sınav Takibi</w:t>
+      </w:r>
+      <w:r>
+        <w:rPr>
+          <w:rFonts w:ascii="Arial" w:hAnsi="Arial" w:cs="Arial"/>
+        </w:rPr>
+        <w:t xml:space="preserve">; ders ekleme, ders silme ve sınav takibi gereksinimlerini kapsamaktadır. Bu yapıda, kullanıcının takvim arayüzü üzerinden girdiği dersin kodu, adı ve tarihi Frontend katmanından alınarak doğrulanır ve ardından </w:t>
+      </w:r>
+      <w:r>
+        <w:rPr>
+          <w:rStyle w:val="HTMLKodu"/>
+          <w:rFonts w:ascii="Arial" w:eastAsiaTheme="majorEastAsia" w:hAnsi="Arial" w:cs="Arial"/>
+          <w:sz w:val="24"/>
+          <w:szCs w:val="24"/>
+        </w:rPr>
+        <w:t>DatabaseManager</w:t>
+      </w:r>
+      <w:r>
+        <w:rPr>
+          <w:rFonts w:ascii="Arial" w:hAnsi="Arial" w:cs="Arial"/>
+        </w:rPr>
+        <w:t xml:space="preserve"> aracılığıyla SQLite veritabanına INSERT veya DELETE işlemleriyle kalıcı olarak yansıtılır.</w:t>
+      </w:r>
+      <w:bookmarkStart w:id="0" w:name="_GoBack"/>
+      <w:bookmarkEnd w:id="0"/>
+    </w:p>
+    <w:p>
+      <w:pPr>
+        <w:pStyle w:val="NormalWeb"/>
+        <w:rPr>
+          <w:rFonts w:ascii="Arial" w:hAnsi="Arial" w:cs="Arial"/>
+        </w:rPr>
+      </w:pPr>
+      <w:r>
+        <w:rPr>
+          <w:rFonts w:ascii="Arial" w:hAnsi="Arial" w:cs="Arial"/>
           <w:b/>
           <w:bCs/>
-          <w:kern w:val="0"/>
-          <w:lang w:val="tr-TR" w:eastAsia="tr-TR"/>
-          <w14:ligatures w14:val="none"/>
-        </w:rPr>
-        <w:t xml:space="preserve"> ve </w:t>
-      </w:r>
-      <w:r>
-        <w:rPr>
-          <w:rFonts w:ascii="Arial" w:eastAsia="Times New Roman" w:hAnsi="Arial" w:cs="Arial"/>
+        </w:rPr>
+        <w:t>2. Çalışma Süresi ve Pomodoro Yönetimi</w:t>
+      </w:r>
+    </w:p>
+    <w:p>
+      <w:pPr>
+        <w:pStyle w:val="NormalWeb"/>
+        <w:rPr>
+          <w:rFonts w:ascii="Arial" w:hAnsi="Arial" w:cs="Arial"/>
+        </w:rPr>
+      </w:pPr>
+      <w:r>
+        <w:rPr>
+          <w:rFonts w:ascii="Arial" w:hAnsi="Arial" w:cs="Arial"/>
+        </w:rPr>
+        <w:t xml:space="preserve">İkinci senaryo olan </w:t>
+      </w:r>
+      <w:r>
+        <w:rPr>
+          <w:rFonts w:ascii="Arial" w:hAnsi="Arial" w:cs="Arial"/>
+          <w:bCs/>
+        </w:rPr>
+        <w:t>Çalışma Süresi ve Pomodoro Yönetimi</w:t>
+      </w:r>
+      <w:r>
+        <w:rPr>
+          <w:rFonts w:ascii="Arial" w:hAnsi="Arial" w:cs="Arial"/>
+        </w:rPr>
+        <w:t xml:space="preserve">, Pomodoro sayacı ve manuel süre tutma gereksinimleriyle eşleşmektedir. Kullanıcı "Çalışmaya Başla" butonuna tıkladığında </w:t>
+      </w:r>
+      <w:r>
+        <w:rPr>
+          <w:rStyle w:val="HTMLKodu"/>
+          <w:rFonts w:ascii="Arial" w:eastAsiaTheme="majorEastAsia" w:hAnsi="Arial" w:cs="Arial"/>
+        </w:rPr>
+        <w:t>TimeTrackerService</w:t>
+      </w:r>
+      <w:r>
+        <w:rPr>
+          <w:rFonts w:ascii="Arial" w:hAnsi="Arial" w:cs="Arial"/>
+        </w:rPr>
+        <w:t xml:space="preserve"> tetiklenir; bu işlem Java'da ayrı bir thread (iş parçacığı) üzerinde asenkron olarak çalışır ve süre sonlandığında elde edilen toplam zaman, kullanıcının seçtiği derse ait tabloya eklenmek üzere backend üzerinden veritabanına iletilir.</w:t>
+      </w:r>
+    </w:p>
+    <w:p>
+      <w:pPr>
+        <w:pStyle w:val="NormalWeb"/>
+        <w:rPr>
+          <w:rFonts w:ascii="Arial" w:hAnsi="Arial" w:cs="Arial"/>
+        </w:rPr>
+      </w:pPr>
+    </w:p>
+    <w:p>
+      <w:pPr>
+        <w:pStyle w:val="NormalWeb"/>
+        <w:rPr>
+          <w:rFonts w:ascii="Arial" w:hAnsi="Arial" w:cs="Arial"/>
+        </w:rPr>
+      </w:pPr>
+    </w:p>
+    <w:p>
+      <w:pPr>
+        <w:pStyle w:val="NormalWeb"/>
+        <w:rPr>
+          <w:rFonts w:ascii="Arial" w:hAnsi="Arial" w:cs="Arial"/>
+        </w:rPr>
+      </w:pPr>
+      <w:r>
+        <w:rPr>
+          <w:rFonts w:ascii="Arial" w:hAnsi="Arial" w:cs="Arial"/>
           <w:b/>
           <w:bCs/>
-          <w:kern w:val="0"/>
-          <w:sz w:val="20"/>
-          <w:szCs w:val="20"/>
-          <w:lang w:val="tr-TR" w:eastAsia="tr-TR"/>
-          <w14:ligatures w14:val="none"/>
-        </w:rPr>
-        <w:t>ICourseDao</w:t>
-      </w:r>
-      <w:r>
-        <w:rPr>
-          <w:rFonts w:ascii="Arial" w:eastAsia="Times New Roman" w:hAnsi="Arial" w:cs="Arial"/>
+        </w:rPr>
+        <w:lastRenderedPageBreak/>
+        <w:t>3. İstatistik Paneli Analizi</w:t>
+      </w:r>
+    </w:p>
+    <w:p>
+      <w:pPr>
+        <w:pStyle w:val="NormalWeb"/>
+        <w:rPr>
+          <w:rFonts w:ascii="Arial" w:hAnsi="Arial" w:cs="Arial"/>
+        </w:rPr>
+      </w:pPr>
+      <w:r>
+        <w:rPr>
+          <w:rStyle w:val="citation-59"/>
+          <w:rFonts w:ascii="Arial" w:hAnsi="Arial" w:cs="Arial"/>
+          <w:bCs/>
+        </w:rPr>
+        <w:t>Üçüncü senaryo olan İstatistik Paneli Analizi, istatistik paneli gereksinimini destekleyecek şekilde tasarlanmıştır. Kullanıcı istatistik sekmesini açtığında, backend katmanı SQLite veritabanına bir okuma isteği gönderir; veritabanından dönen ham çalışma süreleri Java sınıflarında gruplandırılır ve JavaFX grafik bileşenlerine uygun veri formatına dönüştürülerek ekranda haftalık veya aylık bazda görselleştirilir.</w:t>
+      </w:r>
+    </w:p>
+    <w:p>
+      <w:pPr>
+        <w:pStyle w:val="NormalWeb"/>
+        <w:rPr>
+          <w:rFonts w:ascii="Arial" w:hAnsi="Arial" w:cs="Arial"/>
+        </w:rPr>
+      </w:pPr>
+      <w:r>
+        <w:rPr>
+          <w:rFonts w:ascii="Arial" w:hAnsi="Arial" w:cs="Arial"/>
           <w:b/>
           <w:bCs/>
-          <w:kern w:val="0"/>
-          <w:lang w:val="tr-TR" w:eastAsia="tr-TR"/>
-          <w14:ligatures w14:val="none"/>
-        </w:rPr>
-        <w:t>:</w:t>
-      </w:r>
-      <w:r>
-        <w:rPr>
-          <w:rFonts w:ascii="Arial" w:eastAsia="Times New Roman" w:hAnsi="Arial" w:cs="Arial"/>
-          <w:kern w:val="0"/>
-          <w:lang w:val="tr-TR" w:eastAsia="tr-TR"/>
-          <w14:ligatures w14:val="none"/>
-        </w:rPr>
-        <w:t xml:space="preserve"> Veritabanı şema tasarımını uygulayan ve sorgu isteklerini SQLite üzerinde çalıştıran veri erişim arayüzleridir. </w:t>
-      </w:r>
-      <w:r>
-        <w:rPr>
-          <w:rFonts w:ascii="Arial" w:eastAsia="Times New Roman" w:hAnsi="Arial" w:cs="Arial"/>
-          <w:kern w:val="0"/>
-          <w:sz w:val="20"/>
-          <w:szCs w:val="20"/>
-          <w:lang w:val="tr-TR" w:eastAsia="tr-TR"/>
-          <w14:ligatures w14:val="none"/>
-        </w:rPr>
-        <w:t>DatabaseManager</w:t>
-      </w:r>
-      <w:r>
-        <w:rPr>
-          <w:rFonts w:ascii="Arial" w:eastAsia="Times New Roman" w:hAnsi="Arial" w:cs="Arial"/>
-          <w:kern w:val="0"/>
-          <w:lang w:val="tr-TR" w:eastAsia="tr-TR"/>
-          <w14:ligatures w14:val="none"/>
-        </w:rPr>
-        <w:t xml:space="preserve"> sınıfının sorumlulukları bu arayüzlere bölünerek modülerleştirilmiştir.</w:t>
-      </w:r>
-    </w:p>
-    <w:p>
-      <w:pPr>
-        <w:numPr>
-          <w:ilvl w:val="2"/>
-          <w:numId w:val="7"/>
-        </w:numPr>
-        <w:spacing w:before="100" w:beforeAutospacing="1" w:after="100" w:afterAutospacing="1" w:line="240" w:lineRule="auto"/>
-        <w:rPr>
-          <w:rFonts w:ascii="Arial" w:eastAsia="Times New Roman" w:hAnsi="Arial" w:cs="Arial"/>
-          <w:kern w:val="0"/>
-          <w:lang w:val="tr-TR" w:eastAsia="tr-TR"/>
-          <w14:ligatures w14:val="none"/>
-        </w:rPr>
-      </w:pPr>
-      <w:r>
-        <w:rPr>
-          <w:rFonts w:ascii="Arial" w:eastAsia="Times New Roman" w:hAnsi="Arial" w:cs="Arial"/>
-          <w:i/>
-          <w:iCs/>
-          <w:kern w:val="0"/>
-          <w:lang w:val="tr-TR" w:eastAsia="tr-TR"/>
-          <w14:ligatures w14:val="none"/>
-        </w:rPr>
-        <w:t>Önemli Metot İmzaları:</w:t>
-      </w:r>
-      <w:r>
-        <w:rPr>
-          <w:rFonts w:ascii="Arial" w:eastAsia="Times New Roman" w:hAnsi="Arial" w:cs="Arial"/>
-          <w:kern w:val="0"/>
-          <w:lang w:val="tr-TR" w:eastAsia="tr-TR"/>
-          <w14:ligatures w14:val="none"/>
-        </w:rPr>
-        <w:t xml:space="preserve"> </w:t>
-      </w:r>
-    </w:p>
-    <w:p>
-      <w:pPr>
-        <w:numPr>
-          <w:ilvl w:val="3"/>
-          <w:numId w:val="7"/>
-        </w:numPr>
-        <w:spacing w:before="100" w:beforeAutospacing="1" w:after="100" w:afterAutospacing="1" w:line="240" w:lineRule="auto"/>
-        <w:rPr>
-          <w:rFonts w:ascii="Arial" w:eastAsia="Times New Roman" w:hAnsi="Arial" w:cs="Arial"/>
-          <w:kern w:val="0"/>
-          <w:lang w:val="tr-TR" w:eastAsia="tr-TR"/>
-          <w14:ligatures w14:val="none"/>
-        </w:rPr>
-      </w:pPr>
-      <w:r>
-        <w:rPr>
-          <w:rFonts w:ascii="Arial" w:eastAsia="Times New Roman" w:hAnsi="Arial" w:cs="Arial"/>
-          <w:kern w:val="0"/>
-          <w:sz w:val="20"/>
-          <w:szCs w:val="20"/>
-          <w:lang w:val="tr-TR" w:eastAsia="tr-TR"/>
-          <w14:ligatures w14:val="none"/>
-        </w:rPr>
-        <w:t>void saveSession(StudySession session);</w:t>
-      </w:r>
-    </w:p>
-    <w:p>
-      <w:pPr>
-        <w:numPr>
-          <w:ilvl w:val="3"/>
-          <w:numId w:val="7"/>
-        </w:numPr>
-        <w:spacing w:before="100" w:beforeAutospacing="1" w:after="100" w:afterAutospacing="1" w:line="240" w:lineRule="auto"/>
-        <w:rPr>
-          <w:rFonts w:ascii="Arial" w:eastAsia="Times New Roman" w:hAnsi="Arial" w:cs="Arial"/>
-          <w:kern w:val="0"/>
-          <w:lang w:val="tr-TR" w:eastAsia="tr-TR"/>
-          <w14:ligatures w14:val="none"/>
-        </w:rPr>
-      </w:pPr>
-      <w:r>
-        <w:rPr>
-          <w:rFonts w:ascii="Arial" w:eastAsia="Times New Roman" w:hAnsi="Arial" w:cs="Arial"/>
-          <w:kern w:val="0"/>
-          <w:sz w:val="20"/>
-          <w:szCs w:val="20"/>
-          <w:lang w:val="tr-TR" w:eastAsia="tr-TR"/>
-          <w14:ligatures w14:val="none"/>
-        </w:rPr>
-        <w:t>List&lt;StudySession&gt; getSessionsByCourseId(int courseId);</w:t>
-      </w:r>
-    </w:p>
-    <w:p>
-      <w:pPr>
-        <w:numPr>
-          <w:ilvl w:val="3"/>
-          <w:numId w:val="7"/>
-        </w:numPr>
-        <w:spacing w:before="100" w:beforeAutospacing="1" w:after="100" w:afterAutospacing="1" w:line="240" w:lineRule="auto"/>
-        <w:rPr>
-          <w:rFonts w:ascii="Arial" w:eastAsia="Times New Roman" w:hAnsi="Arial" w:cs="Arial"/>
-          <w:kern w:val="0"/>
-          <w:lang w:val="tr-TR" w:eastAsia="tr-TR"/>
-          <w14:ligatures w14:val="none"/>
-        </w:rPr>
-      </w:pPr>
-      <w:r>
-        <w:rPr>
-          <w:rFonts w:ascii="Arial" w:eastAsia="Times New Roman" w:hAnsi="Arial" w:cs="Arial"/>
-          <w:kern w:val="0"/>
-          <w:sz w:val="20"/>
-          <w:szCs w:val="20"/>
-          <w:lang w:val="tr-TR" w:eastAsia="tr-TR"/>
-          <w14:ligatures w14:val="none"/>
-        </w:rPr>
-        <w:t>void addCourse(Course course);</w:t>
-      </w:r>
-    </w:p>
-    <w:p>
-      <w:pPr>
-        <w:numPr>
-          <w:ilvl w:val="3"/>
-          <w:numId w:val="7"/>
-        </w:numPr>
-        <w:spacing w:before="100" w:beforeAutospacing="1" w:after="100" w:afterAutospacing="1" w:line="240" w:lineRule="auto"/>
-        <w:rPr>
-          <w:rFonts w:ascii="Arial" w:eastAsia="Times New Roman" w:hAnsi="Arial" w:cs="Arial"/>
-          <w:kern w:val="0"/>
-          <w:lang w:val="tr-TR" w:eastAsia="tr-TR"/>
-          <w14:ligatures w14:val="none"/>
-        </w:rPr>
-      </w:pPr>
-      <w:r>
-        <w:rPr>
-          <w:rFonts w:ascii="Arial" w:eastAsia="Times New Roman" w:hAnsi="Arial" w:cs="Arial"/>
-          <w:kern w:val="0"/>
-          <w:sz w:val="20"/>
-          <w:szCs w:val="20"/>
-          <w:lang w:val="tr-TR" w:eastAsia="tr-TR"/>
-          <w14:ligatures w14:val="none"/>
-        </w:rPr>
-        <w:t>void deleteCourse(int courseId);</w:t>
-      </w:r>
-    </w:p>
-    <w:p>
-      <w:pPr>
-        <w:numPr>
-          <w:ilvl w:val="0"/>
-          <w:numId w:val="7"/>
-        </w:numPr>
-        <w:spacing w:before="100" w:beforeAutospacing="1" w:after="100" w:afterAutospacing="1" w:line="240" w:lineRule="auto"/>
-        <w:rPr>
-          <w:rFonts w:ascii="Arial" w:eastAsia="Times New Roman" w:hAnsi="Arial" w:cs="Arial"/>
-          <w:kern w:val="0"/>
-          <w:lang w:val="tr-TR" w:eastAsia="tr-TR"/>
-          <w14:ligatures w14:val="none"/>
-        </w:rPr>
-      </w:pPr>
-      <w:r>
-        <w:rPr>
-          <w:rFonts w:ascii="Arial" w:eastAsia="Times New Roman" w:hAnsi="Arial" w:cs="Arial"/>
+        </w:rPr>
+        <w:t>4. Çalışılacaklar Listesi Oluşturma</w:t>
+      </w:r>
+    </w:p>
+    <w:p>
+      <w:pPr>
+        <w:pStyle w:val="NormalWeb"/>
+        <w:rPr>
+          <w:rStyle w:val="citation-56"/>
+          <w:rFonts w:ascii="Arial" w:hAnsi="Arial" w:cs="Arial"/>
+          <w:bCs/>
+        </w:rPr>
+      </w:pPr>
+      <w:r>
+        <w:rPr>
+          <w:rStyle w:val="citation-56"/>
+          <w:rFonts w:ascii="Arial" w:hAnsi="Arial" w:cs="Arial"/>
+          <w:bCs/>
+        </w:rPr>
+        <w:t>Son senaryo olan Çalışılacaklar Listesi Oluşturma ise günlük görevlerin takibi gereksinimiyle doğrudan eşleşir. Gün içinde bitirilmesi gereken görevler UI üzerinden girildiğinde doğrudan veritabanına eklenir ve uygulamanın yerel veri saklama yapısı sayesinde, program tamamen kapatılsa bile bu liste güvenle korunarak tekrar açılışta kayıpsız bir şekilde geri yüklenir.</w:t>
+      </w:r>
+    </w:p>
+    <w:p>
+      <w:pPr>
+        <w:pStyle w:val="NormalWeb"/>
+        <w:rPr>
+          <w:rFonts w:ascii="Arial" w:hAnsi="Arial" w:cs="Arial"/>
+        </w:rPr>
+      </w:pPr>
+    </w:p>
+    <w:p>
+      <w:pPr>
+        <w:pStyle w:val="NormalWeb"/>
+        <w:rPr>
+          <w:rFonts w:ascii="Arial" w:hAnsi="Arial" w:cs="Arial"/>
           <w:b/>
-          <w:bCs/>
-          <w:kern w:val="0"/>
-          <w:lang w:val="tr-TR" w:eastAsia="tr-TR"/>
-          <w14:ligatures w14:val="none"/>
-        </w:rPr>
-        <w:t>İş Mantığı Arayüzleri (Business Service):</w:t>
-      </w:r>
-    </w:p>
-    <w:p>
-      <w:pPr>
-        <w:numPr>
-          <w:ilvl w:val="1"/>
-          <w:numId w:val="7"/>
-        </w:numPr>
-        <w:spacing w:before="100" w:beforeAutospacing="1" w:after="100" w:afterAutospacing="1" w:line="240" w:lineRule="auto"/>
-        <w:rPr>
-          <w:rFonts w:ascii="Arial" w:eastAsia="Times New Roman" w:hAnsi="Arial" w:cs="Arial"/>
-          <w:kern w:val="0"/>
-          <w:lang w:val="tr-TR" w:eastAsia="tr-TR"/>
-          <w14:ligatures w14:val="none"/>
-        </w:rPr>
-      </w:pPr>
-      <w:r>
-        <w:rPr>
-          <w:rFonts w:ascii="Arial" w:eastAsia="Times New Roman" w:hAnsi="Arial" w:cs="Arial"/>
+        </w:rPr>
+      </w:pPr>
+      <w:r>
+        <w:rPr>
+          <w:rFonts w:ascii="Arial" w:hAnsi="Arial" w:cs="Arial"/>
           <w:b/>
-          <w:bCs/>
-          <w:kern w:val="0"/>
-          <w:sz w:val="20"/>
-          <w:szCs w:val="20"/>
-          <w:lang w:val="tr-TR" w:eastAsia="tr-TR"/>
-          <w14:ligatures w14:val="none"/>
-        </w:rPr>
-        <w:t>ITimeTrackerService</w:t>
-      </w:r>
-      <w:r>
-        <w:rPr>
-          <w:rFonts w:ascii="Arial" w:eastAsia="Times New Roman" w:hAnsi="Arial" w:cs="Arial"/>
-          <w:b/>
-          <w:bCs/>
-          <w:kern w:val="0"/>
-          <w:lang w:val="tr-TR" w:eastAsia="tr-TR"/>
-          <w14:ligatures w14:val="none"/>
-        </w:rPr>
-        <w:t>:</w:t>
-      </w:r>
-      <w:r>
-        <w:rPr>
-          <w:rFonts w:ascii="Arial" w:eastAsia="Times New Roman" w:hAnsi="Arial" w:cs="Arial"/>
-          <w:kern w:val="0"/>
-          <w:lang w:val="tr-TR" w:eastAsia="tr-TR"/>
-          <w14:ligatures w14:val="none"/>
-        </w:rPr>
-        <w:t xml:space="preserve"> Pomodoro veya serbest kronometre oturumlarını kontrol eden iş mantığı arayüzüdür. Arka planda zamanlayıcı (Timer/Thread) işlemlerini yürütür ve çalışma bittiğinde, hesaplanan süreyi ilgili ders kodu ile eşleştirerek </w:t>
-      </w:r>
-      <w:r>
-        <w:rPr>
-          <w:rFonts w:ascii="Arial" w:eastAsia="Times New Roman" w:hAnsi="Arial" w:cs="Arial"/>
-          <w:kern w:val="0"/>
-          <w:sz w:val="20"/>
-          <w:szCs w:val="20"/>
-          <w:lang w:val="tr-TR" w:eastAsia="tr-TR"/>
-          <w14:ligatures w14:val="none"/>
-        </w:rPr>
-        <w:t>IStudySessionDao</w:t>
-      </w:r>
-      <w:r>
-        <w:rPr>
-          <w:rFonts w:ascii="Arial" w:eastAsia="Times New Roman" w:hAnsi="Arial" w:cs="Arial"/>
-          <w:kern w:val="0"/>
-          <w:lang w:val="tr-TR" w:eastAsia="tr-TR"/>
-          <w14:ligatures w14:val="none"/>
-        </w:rPr>
-        <w:t xml:space="preserve"> üzerinden veritabanına iletir.</w:t>
-      </w:r>
-    </w:p>
-    <w:p>
-      <w:pPr>
-        <w:numPr>
-          <w:ilvl w:val="2"/>
-          <w:numId w:val="7"/>
-        </w:numPr>
-        <w:spacing w:before="100" w:beforeAutospacing="1" w:after="100" w:afterAutospacing="1" w:line="240" w:lineRule="auto"/>
-        <w:rPr>
-          <w:rFonts w:ascii="Arial" w:eastAsia="Times New Roman" w:hAnsi="Arial" w:cs="Arial"/>
-          <w:kern w:val="0"/>
-          <w:lang w:val="tr-TR" w:eastAsia="tr-TR"/>
-          <w14:ligatures w14:val="none"/>
-        </w:rPr>
-      </w:pPr>
-      <w:r>
-        <w:rPr>
-          <w:rFonts w:ascii="Arial" w:eastAsia="Times New Roman" w:hAnsi="Arial" w:cs="Arial"/>
-          <w:i/>
-          <w:iCs/>
-          <w:kern w:val="0"/>
-          <w:lang w:val="tr-TR" w:eastAsia="tr-TR"/>
-          <w14:ligatures w14:val="none"/>
-        </w:rPr>
-        <w:t>Önemli Metot İmzaları:</w:t>
-      </w:r>
-    </w:p>
-    <w:p>
-      <w:pPr>
-        <w:numPr>
-          <w:ilvl w:val="3"/>
-          <w:numId w:val="7"/>
-        </w:numPr>
-        <w:spacing w:before="100" w:beforeAutospacing="1" w:after="100" w:afterAutospacing="1" w:line="240" w:lineRule="auto"/>
-        <w:rPr>
-          <w:rFonts w:ascii="Arial" w:eastAsia="Times New Roman" w:hAnsi="Arial" w:cs="Arial"/>
-          <w:kern w:val="0"/>
-          <w:lang w:val="tr-TR" w:eastAsia="tr-TR"/>
-          <w14:ligatures w14:val="none"/>
-        </w:rPr>
-      </w:pPr>
-      <w:r>
-        <w:rPr>
-          <w:rFonts w:ascii="Arial" w:eastAsia="Times New Roman" w:hAnsi="Arial" w:cs="Arial"/>
-          <w:kern w:val="0"/>
-          <w:sz w:val="20"/>
-          <w:szCs w:val="20"/>
-          <w:lang w:val="tr-TR" w:eastAsia="tr-TR"/>
-          <w14:ligatures w14:val="none"/>
-        </w:rPr>
-        <w:t>void startTimer();</w:t>
-      </w:r>
-    </w:p>
-    <w:p>
-      <w:pPr>
-        <w:numPr>
-          <w:ilvl w:val="3"/>
-          <w:numId w:val="7"/>
-        </w:numPr>
-        <w:spacing w:before="100" w:beforeAutospacing="1" w:after="100" w:afterAutospacing="1" w:line="240" w:lineRule="auto"/>
-        <w:rPr>
-          <w:rFonts w:ascii="Arial" w:eastAsia="Times New Roman" w:hAnsi="Arial" w:cs="Arial"/>
-          <w:kern w:val="0"/>
-          <w:lang w:val="tr-TR" w:eastAsia="tr-TR"/>
-          <w14:ligatures w14:val="none"/>
-        </w:rPr>
-      </w:pPr>
-      <w:r>
-        <w:rPr>
-          <w:rFonts w:ascii="Arial" w:eastAsia="Times New Roman" w:hAnsi="Arial" w:cs="Arial"/>
-          <w:kern w:val="0"/>
-          <w:sz w:val="20"/>
-          <w:szCs w:val="20"/>
-          <w:lang w:val="tr-TR" w:eastAsia="tr-TR"/>
-          <w14:ligatures w14:val="none"/>
-        </w:rPr>
-        <w:t>void pauseTimer();</w:t>
-      </w:r>
-    </w:p>
-    <w:p>
-      <w:pPr>
-        <w:numPr>
-          <w:ilvl w:val="3"/>
-          <w:numId w:val="7"/>
-        </w:numPr>
-        <w:spacing w:before="100" w:beforeAutospacing="1" w:after="100" w:afterAutospacing="1" w:line="240" w:lineRule="auto"/>
-        <w:rPr>
-          <w:rFonts w:ascii="Arial" w:eastAsia="Times New Roman" w:hAnsi="Arial" w:cs="Arial"/>
-          <w:kern w:val="0"/>
-          <w:lang w:val="tr-TR" w:eastAsia="tr-TR"/>
-          <w14:ligatures w14:val="none"/>
-        </w:rPr>
-      </w:pPr>
-      <w:r>
-        <w:rPr>
-          <w:rFonts w:ascii="Arial" w:eastAsia="Times New Roman" w:hAnsi="Arial" w:cs="Arial"/>
-          <w:kern w:val="0"/>
-          <w:sz w:val="20"/>
-          <w:szCs w:val="20"/>
-          <w:lang w:val="tr-TR" w:eastAsia="tr-TR"/>
-          <w14:ligatures w14:val="none"/>
-        </w:rPr>
-        <w:t>void stopTimer(int courseId);</w:t>
-      </w:r>
-    </w:p>
-    <w:p>
-      <w:pPr>
-        <w:numPr>
-          <w:ilvl w:val="3"/>
-          <w:numId w:val="7"/>
-        </w:numPr>
-        <w:spacing w:before="100" w:beforeAutospacing="1" w:after="100" w:afterAutospacing="1" w:line="240" w:lineRule="auto"/>
-        <w:rPr>
-          <w:rFonts w:ascii="Arial" w:eastAsia="Times New Roman" w:hAnsi="Arial" w:cs="Arial"/>
-          <w:kern w:val="0"/>
-          <w:lang w:val="tr-TR" w:eastAsia="tr-TR"/>
-          <w14:ligatures w14:val="none"/>
-        </w:rPr>
-      </w:pPr>
-      <w:r>
-        <w:rPr>
-          <w:rFonts w:ascii="Arial" w:eastAsia="Times New Roman" w:hAnsi="Arial" w:cs="Arial"/>
-          <w:kern w:val="0"/>
-          <w:sz w:val="20"/>
-          <w:szCs w:val="20"/>
-          <w:lang w:val="tr-TR" w:eastAsia="tr-TR"/>
-          <w14:ligatures w14:val="none"/>
-        </w:rPr>
-        <w:t>int getElapsedTimeInSeconds();</w:t>
-      </w:r>
-    </w:p>
-    <w:p>
-      <w:pPr>
-        <w:numPr>
-          <w:ilvl w:val="1"/>
-          <w:numId w:val="7"/>
-        </w:numPr>
-        <w:spacing w:before="100" w:beforeAutospacing="1" w:after="100" w:afterAutospacing="1" w:line="240" w:lineRule="auto"/>
-        <w:rPr>
-          <w:rFonts w:ascii="Arial" w:eastAsia="Times New Roman" w:hAnsi="Arial" w:cs="Arial"/>
-          <w:kern w:val="0"/>
-          <w:lang w:val="tr-TR" w:eastAsia="tr-TR"/>
-          <w14:ligatures w14:val="none"/>
-        </w:rPr>
-      </w:pPr>
-      <w:r>
-        <w:rPr>
-          <w:rFonts w:ascii="Arial" w:eastAsia="Times New Roman" w:hAnsi="Arial" w:cs="Arial"/>
-          <w:b/>
-          <w:bCs/>
-          <w:kern w:val="0"/>
-          <w:sz w:val="20"/>
-          <w:szCs w:val="20"/>
-          <w:lang w:val="tr-TR" w:eastAsia="tr-TR"/>
-          <w14:ligatures w14:val="none"/>
-        </w:rPr>
-        <w:t>IStatisticsService</w:t>
-      </w:r>
-      <w:r>
-        <w:rPr>
-          <w:rFonts w:ascii="Arial" w:eastAsia="Times New Roman" w:hAnsi="Arial" w:cs="Arial"/>
-          <w:b/>
-          <w:bCs/>
-          <w:kern w:val="0"/>
-          <w:lang w:val="tr-TR" w:eastAsia="tr-TR"/>
-          <w14:ligatures w14:val="none"/>
-        </w:rPr>
-        <w:t>:</w:t>
-      </w:r>
-      <w:r>
-        <w:rPr>
-          <w:rFonts w:ascii="Arial" w:eastAsia="Times New Roman" w:hAnsi="Arial" w:cs="Arial"/>
-          <w:kern w:val="0"/>
-          <w:lang w:val="tr-TR" w:eastAsia="tr-TR"/>
-          <w14:ligatures w14:val="none"/>
-        </w:rPr>
-        <w:t xml:space="preserve"> Veritabanından çekilen ham çalışma verilerini işleyerek Frontend katmanındaki grafiklerin anlayacağı formata (yüzdelik dilimler, toplam saatler) dönüştüren arayüzdür.</w:t>
-      </w:r>
-    </w:p>
-    <w:p>
-      <w:pPr>
-        <w:numPr>
-          <w:ilvl w:val="2"/>
-          <w:numId w:val="7"/>
-        </w:numPr>
-        <w:spacing w:before="100" w:beforeAutospacing="1" w:after="100" w:afterAutospacing="1" w:line="240" w:lineRule="auto"/>
-        <w:rPr>
-          <w:rFonts w:ascii="Arial" w:eastAsia="Times New Roman" w:hAnsi="Arial" w:cs="Arial"/>
-          <w:kern w:val="0"/>
-          <w:lang w:val="tr-TR" w:eastAsia="tr-TR"/>
-          <w14:ligatures w14:val="none"/>
-        </w:rPr>
-      </w:pPr>
-      <w:r>
-        <w:rPr>
-          <w:rFonts w:ascii="Arial" w:eastAsia="Times New Roman" w:hAnsi="Arial" w:cs="Arial"/>
-          <w:i/>
-          <w:iCs/>
-          <w:kern w:val="0"/>
-          <w:lang w:val="tr-TR" w:eastAsia="tr-TR"/>
-          <w14:ligatures w14:val="none"/>
-        </w:rPr>
-        <w:t>Önemli Metot İmzaları:</w:t>
-      </w:r>
-    </w:p>
-    <w:p>
-      <w:pPr>
-        <w:numPr>
-          <w:ilvl w:val="3"/>
-          <w:numId w:val="7"/>
-        </w:numPr>
-        <w:spacing w:before="100" w:beforeAutospacing="1" w:after="100" w:afterAutospacing="1" w:line="240" w:lineRule="auto"/>
-        <w:rPr>
-          <w:rFonts w:ascii="Arial" w:eastAsia="Times New Roman" w:hAnsi="Arial" w:cs="Arial"/>
-          <w:kern w:val="0"/>
-          <w:lang w:val="tr-TR" w:eastAsia="tr-TR"/>
-          <w14:ligatures w14:val="none"/>
-        </w:rPr>
-      </w:pPr>
-      <w:r>
-        <w:rPr>
-          <w:rFonts w:ascii="Arial" w:eastAsia="Times New Roman" w:hAnsi="Arial" w:cs="Arial"/>
-          <w:kern w:val="0"/>
-          <w:sz w:val="20"/>
-          <w:szCs w:val="20"/>
-          <w:lang w:val="tr-TR" w:eastAsia="tr-TR"/>
-          <w14:ligatures w14:val="none"/>
-        </w:rPr>
-        <w:t>Map&lt;String, Integer&gt; calculateWeeklyFocus();</w:t>
+        </w:rPr>
+        <w:t xml:space="preserve">Sequence Diagram (fonksiyonların çalışma akışı): </w:t>
       </w:r>
     </w:p>
     <w:p>
@@ -1984,108 +2516,13 @@
       <w:r>
         <w:rPr>
           <w:rFonts w:ascii="Arial" w:hAnsi="Arial" w:cs="Arial"/>
-          <w:b/>
-          <w:bCs/>
-        </w:rPr>
-        <w:t>Visual Interfaces:</w:t>
-      </w:r>
-      <w:r>
-        <w:rPr>
-          <w:rFonts w:ascii="Arial" w:hAnsi="Arial" w:cs="Arial"/>
-        </w:rPr>
-        <w:t xml:space="preserve"> </w:t>
-      </w:r>
-      <w:r>
-        <w:rPr>
-          <w:rStyle w:val="citation-67"/>
-          <w:rFonts w:ascii="Arial" w:hAnsi="Arial" w:cs="Arial"/>
-        </w:rPr>
-        <w:t>Sistem, JavaFX kullanılarak tasarlanmış interaktif bir Dashboard, haftalık programın görüldüğü Takvim ekranı ve verilerin pasta/çubuk grafiklerle sunulduğu İstatistik panelinden oluşmaktadır</w:t>
-      </w:r>
-      <w:r>
-        <w:rPr>
-          <w:rFonts w:ascii="Arial" w:hAnsi="Arial" w:cs="Arial"/>
-        </w:rPr>
-        <w:t xml:space="preserve">. </w:t>
-      </w:r>
-      <w:r>
-        <w:rPr>
-          <w:rStyle w:val="citation-66"/>
-          <w:rFonts w:ascii="Arial" w:hAnsi="Arial" w:cs="Arial"/>
-        </w:rPr>
-        <w:t xml:space="preserve">(Projenin GitHub deposunda UI tasarımlarını gösteren wireframe ve ekran görüntüleri </w:t>
-      </w:r>
-      <w:r>
-        <w:rPr>
-          <w:rStyle w:val="citation-66"/>
-          <w:rFonts w:ascii="Arial" w:hAnsi="Arial" w:cs="Arial"/>
-          <w:sz w:val="20"/>
-          <w:szCs w:val="20"/>
-        </w:rPr>
-        <w:t>UI_Screenshots</w:t>
-      </w:r>
-      <w:r>
-        <w:rPr>
-          <w:rStyle w:val="citation-66"/>
-          <w:rFonts w:ascii="Arial" w:hAnsi="Arial" w:cs="Arial"/>
-        </w:rPr>
-        <w:t xml:space="preserve"> klasörü altında bulunacaktır </w:t>
-      </w:r>
-      <w:r>
-        <w:rPr>
-          <w:rFonts w:ascii="Arial" w:hAnsi="Arial" w:cs="Arial"/>
-        </w:rPr>
-        <w:t>).</w:t>
-      </w:r>
-    </w:p>
-    <w:p>
-      <w:pPr>
-        <w:rPr>
-          <w:rFonts w:ascii="Arial" w:hAnsi="Arial" w:cs="Arial"/>
-        </w:rPr>
-      </w:pPr>
-    </w:p>
-    <w:p>
-      <w:pPr>
-        <w:rPr>
-          <w:rFonts w:ascii="Arial" w:hAnsi="Arial" w:cs="Arial"/>
-        </w:rPr>
-      </w:pPr>
-    </w:p>
-    <w:p>
-      <w:pPr>
-        <w:rPr>
-          <w:rFonts w:ascii="Arial" w:hAnsi="Arial" w:cs="Arial"/>
-        </w:rPr>
-      </w:pPr>
-    </w:p>
-    <w:p>
-      <w:pPr>
-        <w:rPr>
-          <w:rFonts w:ascii="Arial" w:hAnsi="Arial" w:cs="Arial"/>
-        </w:rPr>
-      </w:pPr>
-    </w:p>
-    <w:p>
-      <w:pPr>
-        <w:rPr>
-          <w:rFonts w:ascii="Arial" w:hAnsi="Arial" w:cs="Arial"/>
-        </w:rPr>
-      </w:pPr>
-    </w:p>
-    <w:p>
-      <w:pPr>
-        <w:rPr>
-          <w:rFonts w:ascii="Arial" w:hAnsi="Arial" w:cs="Arial"/>
-        </w:rPr>
-      </w:pPr>
-    </w:p>
-    <w:p>
-      <w:pPr>
-        <w:rPr>
-          <w:rFonts w:ascii="Arial" w:hAnsi="Arial" w:cs="Arial"/>
-        </w:rPr>
-      </w:pPr>
+        </w:rPr>
+        <w:pict w14:anchorId="61ED5562">
+          <v:shape id="_x0000_i1044" type="#_x0000_t75" style="width:466.95pt;height:242.35pt">
+            <v:imagedata r:id="rId9" o:title="sequence_diagram"/>
+          </v:shape>
+        </w:pict>
+      </w:r>
     </w:p>
     <w:p>
       <w:pPr>
@@ -2095,265 +2532,47 @@
           <w:color w:val="auto"/>
         </w:rPr>
       </w:pPr>
-      <w:r>
+    </w:p>
+    <w:p>
+      <w:pPr>
+        <w:pStyle w:val="Balk2"/>
         <w:rPr>
           <w:rFonts w:ascii="Arial" w:hAnsi="Arial" w:cs="Arial"/>
           <w:color w:val="auto"/>
         </w:rPr>
+      </w:pPr>
+    </w:p>
+    <w:p>
+      <w:pPr>
+        <w:pStyle w:val="Balk2"/>
+        <w:rPr>
+          <w:rFonts w:ascii="Arial" w:hAnsi="Arial" w:cs="Arial"/>
+          <w:color w:val="auto"/>
+        </w:rPr>
+      </w:pPr>
+    </w:p>
+    <w:p>
+      <w:pPr>
+        <w:rPr>
+          <w:rFonts w:ascii="Arial" w:hAnsi="Arial" w:cs="Arial"/>
+        </w:rPr>
+      </w:pPr>
+    </w:p>
+    <w:p>
+      <w:pPr>
+        <w:pStyle w:val="Balk2"/>
+        <w:rPr>
+          <w:rFonts w:ascii="Arial" w:hAnsi="Arial" w:cs="Arial"/>
+          <w:color w:val="auto"/>
+        </w:rPr>
+      </w:pPr>
+      <w:r>
+        <w:rPr>
+          <w:rFonts w:ascii="Arial" w:hAnsi="Arial" w:cs="Arial"/>
+          <w:color w:val="auto"/>
+        </w:rPr>
         <w:lastRenderedPageBreak/>
-        <w:t>4</w:t>
-      </w:r>
-      <w:r>
-        <w:rPr>
-          <w:rFonts w:ascii="Arial" w:hAnsi="Arial" w:cs="Arial"/>
-          <w:color w:val="auto"/>
-        </w:rPr>
-        <w:t>. Use Case Support in Design</w:t>
-      </w:r>
-    </w:p>
-    <w:p>
-      <w:pPr>
-        <w:pStyle w:val="NormalWeb"/>
-        <w:rPr>
-          <w:rFonts w:ascii="Arial" w:hAnsi="Arial" w:cs="Arial"/>
-        </w:rPr>
-      </w:pPr>
-      <w:r>
-        <w:rPr>
-          <w:rStyle w:val="citation-65"/>
-          <w:rFonts w:ascii="Arial" w:hAnsi="Arial" w:cs="Arial"/>
-        </w:rPr>
-        <w:t>Proje tasarımının test edileceği ve final sunumunda gösterilecek 4 temel Use Case aşağıda listelenmiştir</w:t>
-      </w:r>
-      <w:r>
-        <w:rPr>
-          <w:rFonts w:ascii="Arial" w:hAnsi="Arial" w:cs="Arial"/>
-        </w:rPr>
-        <w:t>.</w:t>
-      </w:r>
-    </w:p>
-    <w:p>
-      <w:pPr>
-        <w:pStyle w:val="NormalWeb"/>
-        <w:rPr>
-          <w:rFonts w:ascii="Arial" w:hAnsi="Arial" w:cs="Arial"/>
-        </w:rPr>
-      </w:pPr>
-      <w:r>
-        <w:rPr>
-          <w:rFonts w:ascii="Arial" w:hAnsi="Arial" w:cs="Arial"/>
-          <w:b/>
-          <w:bCs/>
-        </w:rPr>
-        <w:t>1. Ders ve Sınav Takibi</w:t>
-      </w:r>
-    </w:p>
-    <w:p>
-      <w:pPr>
-        <w:pStyle w:val="NormalWeb"/>
-        <w:rPr>
-          <w:rFonts w:ascii="Arial" w:hAnsi="Arial" w:cs="Arial"/>
-        </w:rPr>
-      </w:pPr>
-      <w:r>
-        <w:rPr>
-          <w:rFonts w:ascii="Arial" w:hAnsi="Arial" w:cs="Arial"/>
-        </w:rPr>
-        <w:t xml:space="preserve">İlk senaryo olan </w:t>
-      </w:r>
-      <w:r>
-        <w:rPr>
-          <w:rFonts w:ascii="Arial" w:hAnsi="Arial" w:cs="Arial"/>
-          <w:bCs/>
-        </w:rPr>
-        <w:t>Ders ve Sınav Takibi</w:t>
-      </w:r>
-      <w:r>
-        <w:rPr>
-          <w:rFonts w:ascii="Arial" w:hAnsi="Arial" w:cs="Arial"/>
-        </w:rPr>
-        <w:t xml:space="preserve">; ders ekleme, ders silme ve sınav takibi gereksinimlerini kapsamaktadır. Bu yapıda, kullanıcının takvim arayüzü üzerinden girdiği dersin kodu, adı ve tarihi Frontend katmanından alınarak doğrulanır ve ardından </w:t>
-      </w:r>
-      <w:r>
-        <w:rPr>
-          <w:rStyle w:val="HTMLKodu"/>
-          <w:rFonts w:ascii="Arial" w:eastAsiaTheme="majorEastAsia" w:hAnsi="Arial" w:cs="Arial"/>
-        </w:rPr>
-        <w:t>DatabaseManager</w:t>
-      </w:r>
-      <w:r>
-        <w:rPr>
-          <w:rFonts w:ascii="Arial" w:hAnsi="Arial" w:cs="Arial"/>
-        </w:rPr>
-        <w:t xml:space="preserve"> aracılığıyla SQLite veritabanına INSERT veya DELETE işlemleriyle kalıcı olarak yansıtılır.</w:t>
-      </w:r>
-    </w:p>
-    <w:p>
-      <w:pPr>
-        <w:pStyle w:val="NormalWeb"/>
-        <w:rPr>
-          <w:rFonts w:ascii="Arial" w:hAnsi="Arial" w:cs="Arial"/>
-        </w:rPr>
-      </w:pPr>
-      <w:r>
-        <w:rPr>
-          <w:rFonts w:ascii="Arial" w:hAnsi="Arial" w:cs="Arial"/>
-          <w:b/>
-          <w:bCs/>
-        </w:rPr>
-        <w:t>2. Çalışma Süresi ve Pomodoro Yönetimi</w:t>
-      </w:r>
-    </w:p>
-    <w:p>
-      <w:pPr>
-        <w:pStyle w:val="NormalWeb"/>
-        <w:rPr>
-          <w:rFonts w:ascii="Arial" w:hAnsi="Arial" w:cs="Arial"/>
-        </w:rPr>
-      </w:pPr>
-      <w:r>
-        <w:rPr>
-          <w:rFonts w:ascii="Arial" w:hAnsi="Arial" w:cs="Arial"/>
-        </w:rPr>
-        <w:t xml:space="preserve">İkinci senaryo olan </w:t>
-      </w:r>
-      <w:r>
-        <w:rPr>
-          <w:rFonts w:ascii="Arial" w:hAnsi="Arial" w:cs="Arial"/>
-          <w:bCs/>
-        </w:rPr>
-        <w:t>Çalışma Süresi ve Pomodoro Yönetimi</w:t>
-      </w:r>
-      <w:r>
-        <w:rPr>
-          <w:rFonts w:ascii="Arial" w:hAnsi="Arial" w:cs="Arial"/>
-        </w:rPr>
-        <w:t xml:space="preserve">, Pomodoro sayacı ve manuel süre tutma gereksinimleriyle eşleşmektedir. Kullanıcı "Çalışmaya Başla" butonuna tıkladığında </w:t>
-      </w:r>
-      <w:r>
-        <w:rPr>
-          <w:rStyle w:val="HTMLKodu"/>
-          <w:rFonts w:ascii="Arial" w:eastAsiaTheme="majorEastAsia" w:hAnsi="Arial" w:cs="Arial"/>
-        </w:rPr>
-        <w:t>TimeTrackerService</w:t>
-      </w:r>
-      <w:r>
-        <w:rPr>
-          <w:rFonts w:ascii="Arial" w:hAnsi="Arial" w:cs="Arial"/>
-        </w:rPr>
-        <w:t xml:space="preserve"> tetiklenir; bu işlem Java'da ayrı bir thread (iş parçacığı) üzerinde asenkron olarak çalışır ve süre sonlandığında elde edilen toplam zaman, kullanıcının seçtiği derse ait tabloya eklenmek üzere backend üzerinden veritabanına iletilir.</w:t>
-      </w:r>
-    </w:p>
-    <w:p>
-      <w:pPr>
-        <w:pStyle w:val="NormalWeb"/>
-        <w:rPr>
-          <w:rFonts w:ascii="Arial" w:hAnsi="Arial" w:cs="Arial"/>
-        </w:rPr>
-      </w:pPr>
-      <w:r>
-        <w:rPr>
-          <w:rFonts w:ascii="Arial" w:hAnsi="Arial" w:cs="Arial"/>
-          <w:b/>
-          <w:bCs/>
-        </w:rPr>
-        <w:t>3. İstatistik Paneli Analizi</w:t>
-      </w:r>
-    </w:p>
-    <w:p>
-      <w:pPr>
-        <w:pStyle w:val="NormalWeb"/>
-        <w:rPr>
-          <w:rFonts w:ascii="Arial" w:hAnsi="Arial" w:cs="Arial"/>
-        </w:rPr>
-      </w:pPr>
-      <w:r>
-        <w:rPr>
-          <w:rStyle w:val="citation-59"/>
-          <w:rFonts w:ascii="Arial" w:hAnsi="Arial" w:cs="Arial"/>
-          <w:bCs/>
-        </w:rPr>
-        <w:t>Üçüncü senaryo olan İstatistik Paneli Analizi, istatistik paneli gereksinimini destekleyecek şekilde tasarlanmıştır. Kullanıcı istatistik sekmesini açtığında, backend katmanı SQLite veritabanına bir okuma isteği gönderir; veritabanından dönen ham çalışma süreleri Java sınıflarında gruplandırılır ve JavaFX grafik bileşenlerine uygun veri formatına dönüştürülerek ekranda haftalık veya aylık bazda görselleştirilir.</w:t>
-      </w:r>
-    </w:p>
-    <w:p>
-      <w:pPr>
-        <w:pStyle w:val="NormalWeb"/>
-        <w:rPr>
-          <w:rFonts w:ascii="Arial" w:hAnsi="Arial" w:cs="Arial"/>
-        </w:rPr>
-      </w:pPr>
-      <w:r>
-        <w:rPr>
-          <w:rFonts w:ascii="Arial" w:hAnsi="Arial" w:cs="Arial"/>
-          <w:b/>
-          <w:bCs/>
-        </w:rPr>
-        <w:t>4. Çalışılacaklar Listesi Oluşturma</w:t>
-      </w:r>
-    </w:p>
-    <w:p>
-      <w:pPr>
-        <w:pStyle w:val="NormalWeb"/>
-        <w:rPr>
-          <w:rFonts w:ascii="Arial" w:hAnsi="Arial" w:cs="Arial"/>
-        </w:rPr>
-      </w:pPr>
-      <w:r>
-        <w:rPr>
-          <w:rStyle w:val="citation-56"/>
-          <w:rFonts w:ascii="Arial" w:hAnsi="Arial" w:cs="Arial"/>
-          <w:bCs/>
-        </w:rPr>
-        <w:t>Son senaryo olan Çalışılacaklar Listesi Oluşturma ise günlük görevlerin takibi gereksinimiyle doğrudan eşleşir. Gün içinde bitirilmesi gereken görevler UI üzerinden girildiğinde doğrudan veritabanına eklenir ve uygulamanın yerel veri saklama yapısı sayesinde, program tamamen kapatılsa bile bu liste güvenle korunarak tekrar açılışta kayıpsız bir şekilde geri yüklenir.</w:t>
-      </w:r>
-    </w:p>
-    <w:p>
-      <w:pPr>
-        <w:pStyle w:val="NormalWeb"/>
-        <w:rPr>
-          <w:rFonts w:ascii="Arial" w:hAnsi="Arial" w:cs="Arial"/>
-        </w:rPr>
-      </w:pPr>
-    </w:p>
-    <w:p>
-      <w:pPr>
-        <w:pStyle w:val="NormalWeb"/>
-        <w:rPr>
-          <w:rFonts w:ascii="Arial" w:hAnsi="Arial" w:cs="Arial"/>
-        </w:rPr>
-      </w:pPr>
-    </w:p>
-    <w:p>
-      <w:pPr>
-        <w:pStyle w:val="NormalWeb"/>
-        <w:rPr>
-          <w:rFonts w:ascii="Arial" w:hAnsi="Arial" w:cs="Arial"/>
-        </w:rPr>
-      </w:pPr>
-    </w:p>
-    <w:p>
-      <w:pPr>
-        <w:pStyle w:val="Balk2"/>
-        <w:rPr>
-          <w:rFonts w:ascii="Arial" w:hAnsi="Arial" w:cs="Arial"/>
-          <w:color w:val="auto"/>
-        </w:rPr>
-      </w:pPr>
-      <w:r>
-        <w:rPr>
-          <w:rFonts w:ascii="Arial" w:hAnsi="Arial" w:cs="Arial"/>
-          <w:color w:val="auto"/>
-        </w:rPr>
-        <w:lastRenderedPageBreak/>
-        <w:t>5</w:t>
-      </w:r>
-      <w:r>
-        <w:rPr>
-          <w:rFonts w:ascii="Arial" w:hAnsi="Arial" w:cs="Arial"/>
-          <w:color w:val="auto"/>
-        </w:rPr>
-        <w:t>. Design Decisions</w:t>
+        <w:t>5. Design Decisions</w:t>
       </w:r>
     </w:p>
     <w:p>
@@ -2602,11 +2821,576 @@
     </w:p>
     <w:p>
       <w:pPr>
-        <w:rPr>
+        <w:pStyle w:val="NormalWeb"/>
+        <w:rPr>
+          <w:rFonts w:ascii="Arial" w:hAnsi="Arial" w:cs="Arial"/>
+        </w:rPr>
+      </w:pPr>
+    </w:p>
+    <w:p>
+      <w:pPr>
+        <w:rPr>
+          <w:rFonts w:ascii="Arial" w:hAnsi="Arial" w:cs="Arial"/>
           <w:b/>
           <w:bCs/>
-          <w:sz w:val="28"/>
-          <w:szCs w:val="28"/>
+        </w:rPr>
+      </w:pPr>
+      <w:r>
+        <w:rPr>
+          <w:rFonts w:ascii="Arial" w:hAnsi="Arial" w:cs="Arial"/>
+          <w:b/>
+          <w:bCs/>
+        </w:rPr>
+        <w:t>Projede kullanılan tasarım örüntüleri:</w:t>
+      </w:r>
+    </w:p>
+    <w:p>
+      <w:pPr>
+        <w:pStyle w:val="Balk3"/>
+        <w:spacing w:before="360" w:after="210"/>
+        <w:rPr>
+          <w:rFonts w:ascii="Arial" w:hAnsi="Arial" w:cs="Arial"/>
+          <w:b/>
+          <w:color w:val="000000" w:themeColor="text1"/>
+          <w:sz w:val="24"/>
+          <w:szCs w:val="24"/>
+        </w:rPr>
+      </w:pPr>
+      <w:r>
+        <w:rPr>
+          <w:rFonts w:ascii="Arial" w:hAnsi="Arial" w:cs="Arial"/>
+          <w:b/>
+          <w:color w:val="000000" w:themeColor="text1"/>
+          <w:sz w:val="24"/>
+          <w:szCs w:val="24"/>
+        </w:rPr>
+        <w:t>1. Singleton Örüntüsü (DatabaseConnection İçin)</w:t>
+      </w:r>
+    </w:p>
+    <w:p>
+      <w:pPr>
+        <w:pStyle w:val="NormalWeb"/>
+        <w:numPr>
+          <w:ilvl w:val="0"/>
+          <w:numId w:val="11"/>
+        </w:numPr>
+        <w:spacing w:before="0" w:beforeAutospacing="0" w:after="0" w:afterAutospacing="0"/>
+        <w:rPr>
+          <w:rFonts w:ascii="Arial" w:hAnsi="Arial" w:cs="Arial"/>
+          <w:color w:val="000000" w:themeColor="text1"/>
+        </w:rPr>
+      </w:pPr>
+      <w:r>
+        <w:rPr>
+          <w:rStyle w:val="Gl"/>
+          <w:rFonts w:ascii="Arial" w:eastAsiaTheme="majorEastAsia" w:hAnsi="Arial" w:cs="Arial"/>
+          <w:color w:val="000000" w:themeColor="text1"/>
+        </w:rPr>
+        <w:t>Hangi Problem İçin Kullanıldı?</w:t>
+      </w:r>
+      <w:r>
+        <w:rPr>
+          <w:rFonts w:ascii="Arial" w:hAnsi="Arial" w:cs="Arial"/>
+          <w:color w:val="000000" w:themeColor="text1"/>
+        </w:rPr>
+        <w:br/>
+        <w:t>Veritabanı bağlantısının birden fazla yerde açılması, kaynak israfı ve çakışmalara yol açıyordu. Tek bir bağlantı noktası ile bu sorun çözüldü.</w:t>
+      </w:r>
+    </w:p>
+    <w:p>
+      <w:pPr>
+        <w:pStyle w:val="NormalWeb"/>
+        <w:numPr>
+          <w:ilvl w:val="0"/>
+          <w:numId w:val="11"/>
+        </w:numPr>
+        <w:spacing w:before="0" w:beforeAutospacing="0" w:after="0" w:afterAutospacing="0"/>
+        <w:rPr>
+          <w:rFonts w:ascii="Arial" w:hAnsi="Arial" w:cs="Arial"/>
+          <w:color w:val="000000" w:themeColor="text1"/>
+        </w:rPr>
+      </w:pPr>
+      <w:r>
+        <w:rPr>
+          <w:rStyle w:val="Gl"/>
+          <w:rFonts w:ascii="Arial" w:eastAsiaTheme="majorEastAsia" w:hAnsi="Arial" w:cs="Arial"/>
+          <w:color w:val="000000" w:themeColor="text1"/>
+        </w:rPr>
+        <w:t>Mimarinin Neresinde Yer Alıyor?</w:t>
+      </w:r>
+      <w:r>
+        <w:rPr>
+          <w:rFonts w:ascii="Arial" w:hAnsi="Arial" w:cs="Arial"/>
+          <w:color w:val="000000" w:themeColor="text1"/>
+        </w:rPr>
+        <w:br/>
+        <w:t>DAO katmanında, DatabaseConnection sınıfında. Tüm DAO sınıfları (CourseDAO, EventDAO, vb.) bu singleton instance'ı kullanarak veritabanına erişir.</w:t>
+      </w:r>
+    </w:p>
+    <w:p>
+      <w:pPr>
+        <w:pStyle w:val="NormalWeb"/>
+        <w:numPr>
+          <w:ilvl w:val="0"/>
+          <w:numId w:val="11"/>
+        </w:numPr>
+        <w:spacing w:before="0" w:beforeAutospacing="0" w:after="0" w:afterAutospacing="0"/>
+        <w:rPr>
+          <w:rFonts w:ascii="Arial" w:hAnsi="Arial" w:cs="Arial"/>
+          <w:color w:val="000000" w:themeColor="text1"/>
+        </w:rPr>
+      </w:pPr>
+      <w:r>
+        <w:rPr>
+          <w:rStyle w:val="Gl"/>
+          <w:rFonts w:ascii="Arial" w:eastAsiaTheme="majorEastAsia" w:hAnsi="Arial" w:cs="Arial"/>
+          <w:color w:val="000000" w:themeColor="text1"/>
+        </w:rPr>
+        <w:t>Kalite Faktörü Olarak Neye Katkı Sağladı?</w:t>
+      </w:r>
+    </w:p>
+    <w:p>
+      <w:pPr>
+        <w:numPr>
+          <w:ilvl w:val="1"/>
+          <w:numId w:val="11"/>
+        </w:numPr>
+        <w:spacing w:before="60" w:after="60" w:line="240" w:lineRule="auto"/>
+        <w:rPr>
+          <w:rFonts w:ascii="Arial" w:hAnsi="Arial" w:cs="Arial"/>
+          <w:color w:val="000000" w:themeColor="text1"/>
+        </w:rPr>
+      </w:pPr>
+      <w:r>
+        <w:rPr>
+          <w:rStyle w:val="Gl"/>
+          <w:rFonts w:ascii="Arial" w:hAnsi="Arial" w:cs="Arial"/>
+          <w:color w:val="000000" w:themeColor="text1"/>
+        </w:rPr>
+        <w:t>Performance</w:t>
+      </w:r>
+      <w:r>
+        <w:rPr>
+          <w:rFonts w:ascii="Arial" w:hAnsi="Arial" w:cs="Arial"/>
+          <w:color w:val="000000" w:themeColor="text1"/>
+        </w:rPr>
+        <w:t>: Tek bağlantı ile kaynak kullanımı optimize edildi, fazla bağlantı açılmadı.</w:t>
+      </w:r>
+    </w:p>
+    <w:p>
+      <w:pPr>
+        <w:numPr>
+          <w:ilvl w:val="1"/>
+          <w:numId w:val="11"/>
+        </w:numPr>
+        <w:spacing w:before="60" w:after="60" w:line="240" w:lineRule="auto"/>
+        <w:rPr>
+          <w:rFonts w:ascii="Arial" w:hAnsi="Arial" w:cs="Arial"/>
+          <w:color w:val="000000" w:themeColor="text1"/>
+        </w:rPr>
+      </w:pPr>
+      <w:r>
+        <w:rPr>
+          <w:rStyle w:val="Gl"/>
+          <w:rFonts w:ascii="Arial" w:hAnsi="Arial" w:cs="Arial"/>
+          <w:color w:val="000000" w:themeColor="text1"/>
+        </w:rPr>
+        <w:t>Reliability</w:t>
+      </w:r>
+      <w:r>
+        <w:rPr>
+          <w:rFonts w:ascii="Arial" w:hAnsi="Arial" w:cs="Arial"/>
+          <w:color w:val="000000" w:themeColor="text1"/>
+        </w:rPr>
+        <w:t>: Bağlantı yönetimi merkezi hale geldi, bağlantı hataları kolay kontrol edildi.</w:t>
+      </w:r>
+    </w:p>
+    <w:p>
+      <w:pPr>
+        <w:numPr>
+          <w:ilvl w:val="1"/>
+          <w:numId w:val="11"/>
+        </w:numPr>
+        <w:spacing w:before="60" w:after="60" w:line="240" w:lineRule="auto"/>
+        <w:rPr>
+          <w:rFonts w:ascii="Arial" w:hAnsi="Arial" w:cs="Arial"/>
+          <w:color w:val="000000" w:themeColor="text1"/>
+        </w:rPr>
+      </w:pPr>
+      <w:r>
+        <w:rPr>
+          <w:rStyle w:val="Gl"/>
+          <w:rFonts w:ascii="Arial" w:hAnsi="Arial" w:cs="Arial"/>
+          <w:color w:val="000000" w:themeColor="text1"/>
+        </w:rPr>
+        <w:t>Maintainability</w:t>
+      </w:r>
+      <w:r>
+        <w:rPr>
+          <w:rFonts w:ascii="Arial" w:hAnsi="Arial" w:cs="Arial"/>
+          <w:color w:val="000000" w:themeColor="text1"/>
+        </w:rPr>
+        <w:t>: Veritabanı değişiklikleri tek noktadan yapıldı.</w:t>
+      </w:r>
+    </w:p>
+    <w:p>
+      <w:pPr>
+        <w:spacing w:before="60" w:after="60" w:line="240" w:lineRule="auto"/>
+        <w:rPr>
+          <w:rFonts w:ascii="Arial" w:hAnsi="Arial" w:cs="Arial"/>
+          <w:color w:val="000000" w:themeColor="text1"/>
+        </w:rPr>
+      </w:pPr>
+    </w:p>
+    <w:p>
+      <w:pPr>
+        <w:spacing w:before="60" w:after="60" w:line="240" w:lineRule="auto"/>
+        <w:rPr>
+          <w:rFonts w:ascii="Arial" w:hAnsi="Arial" w:cs="Arial"/>
+          <w:color w:val="000000" w:themeColor="text1"/>
+        </w:rPr>
+      </w:pPr>
+    </w:p>
+    <w:p>
+      <w:pPr>
+        <w:pStyle w:val="NormalWeb"/>
+        <w:numPr>
+          <w:ilvl w:val="0"/>
+          <w:numId w:val="11"/>
+        </w:numPr>
+        <w:spacing w:before="0" w:beforeAutospacing="0" w:after="0" w:afterAutospacing="0"/>
+        <w:rPr>
+          <w:rFonts w:ascii="Arial" w:hAnsi="Arial" w:cs="Arial"/>
+          <w:color w:val="000000" w:themeColor="text1"/>
+        </w:rPr>
+      </w:pPr>
+      <w:r>
+        <w:rPr>
+          <w:rStyle w:val="Gl"/>
+          <w:rFonts w:ascii="Arial" w:eastAsiaTheme="majorEastAsia" w:hAnsi="Arial" w:cs="Arial"/>
+          <w:color w:val="000000" w:themeColor="text1"/>
+        </w:rPr>
+        <w:lastRenderedPageBreak/>
+        <w:t>UML Diyagramlarında Gösterimi</w:t>
+      </w:r>
+      <w:r>
+        <w:rPr>
+          <w:rFonts w:ascii="Arial" w:hAnsi="Arial" w:cs="Arial"/>
+          <w:color w:val="000000" w:themeColor="text1"/>
+        </w:rPr>
+        <w:t>:</w:t>
+      </w:r>
+      <w:r>
+        <w:rPr>
+          <w:rFonts w:ascii="Arial" w:hAnsi="Arial" w:cs="Arial"/>
+          <w:color w:val="000000" w:themeColor="text1"/>
+        </w:rPr>
+        <w:br/>
+        <w:t>Class Diagram'da </w:t>
+      </w:r>
+      <w:r>
+        <w:rPr>
+          <w:rFonts w:ascii="Arial" w:hAnsi="Arial" w:cs="Arial"/>
+          <w:color w:val="000000" w:themeColor="text1"/>
+        </w:rPr>
+        <w:t>DatabaseConnection</w:t>
+      </w:r>
+      <w:r>
+        <w:rPr>
+          <w:rFonts w:ascii="Arial" w:hAnsi="Arial" w:cs="Arial"/>
+          <w:color w:val="000000" w:themeColor="text1"/>
+        </w:rPr>
+        <w:t> sınıfı </w:t>
+      </w:r>
+      <w:r>
+        <w:rPr>
+          <w:rFonts w:ascii="Arial" w:hAnsi="Arial" w:cs="Arial"/>
+          <w:color w:val="000000" w:themeColor="text1"/>
+        </w:rPr>
+        <w:t>&lt;&lt;Singleton&gt;&gt;</w:t>
+      </w:r>
+      <w:r>
+        <w:rPr>
+          <w:rFonts w:ascii="Arial" w:hAnsi="Arial" w:cs="Arial"/>
+          <w:color w:val="000000" w:themeColor="text1"/>
+        </w:rPr>
+        <w:t> stereotipi ile işaretlendi. Component Diagram'da "DatabaseConnection (Singleton)" olarak etiketlendi.</w:t>
+      </w:r>
+    </w:p>
+    <w:p>
+      <w:pPr>
+        <w:pStyle w:val="NormalWeb"/>
+        <w:spacing w:before="0" w:beforeAutospacing="0" w:after="0" w:afterAutospacing="0"/>
+        <w:rPr>
+          <w:rFonts w:ascii="Arial" w:hAnsi="Arial" w:cs="Arial"/>
+          <w:color w:val="000000" w:themeColor="text1"/>
+        </w:rPr>
+      </w:pPr>
+    </w:p>
+    <w:p>
+      <w:pPr>
+        <w:pStyle w:val="Balk3"/>
+        <w:spacing w:before="360" w:after="210"/>
+        <w:rPr>
+          <w:rFonts w:ascii="Arial" w:hAnsi="Arial" w:cs="Arial"/>
+          <w:b/>
+          <w:color w:val="000000" w:themeColor="text1"/>
+          <w:sz w:val="24"/>
+          <w:szCs w:val="24"/>
+        </w:rPr>
+      </w:pPr>
+      <w:r>
+        <w:rPr>
+          <w:rFonts w:ascii="Arial" w:hAnsi="Arial" w:cs="Arial"/>
+          <w:b/>
+          <w:color w:val="000000" w:themeColor="text1"/>
+          <w:sz w:val="24"/>
+          <w:szCs w:val="24"/>
+        </w:rPr>
+        <w:t>2. Observer Örüntüsü (PomodoroTimer İçin)</w:t>
+      </w:r>
+    </w:p>
+    <w:p>
+      <w:pPr>
+        <w:pStyle w:val="NormalWeb"/>
+        <w:numPr>
+          <w:ilvl w:val="0"/>
+          <w:numId w:val="12"/>
+        </w:numPr>
+        <w:spacing w:before="0" w:beforeAutospacing="0" w:after="0" w:afterAutospacing="0"/>
+        <w:rPr>
+          <w:rFonts w:ascii="Arial" w:hAnsi="Arial" w:cs="Arial"/>
+          <w:color w:val="000000" w:themeColor="text1"/>
+        </w:rPr>
+      </w:pPr>
+      <w:r>
+        <w:rPr>
+          <w:rStyle w:val="Gl"/>
+          <w:rFonts w:ascii="Arial" w:eastAsiaTheme="majorEastAsia" w:hAnsi="Arial" w:cs="Arial"/>
+          <w:color w:val="000000" w:themeColor="text1"/>
+        </w:rPr>
+        <w:t>Hangi Problem İçin Kullanıldı?</w:t>
+      </w:r>
+      <w:r>
+        <w:rPr>
+          <w:rFonts w:ascii="Arial" w:hAnsi="Arial" w:cs="Arial"/>
+          <w:color w:val="000000" w:themeColor="text1"/>
+        </w:rPr>
+        <w:br/>
+        <w:t>PomodoroTimer'ın durumu (tick, session complete) UI bileşenlerine (MainController, NotificationUtil) sıkı bağlı olmadan bildirilmesi gerekiyordu. Timer değiştiğinde UI'nin otomatik güncellenmesi sorunu çözüldü.</w:t>
+      </w:r>
+    </w:p>
+    <w:p>
+      <w:pPr>
+        <w:pStyle w:val="NormalWeb"/>
+        <w:numPr>
+          <w:ilvl w:val="0"/>
+          <w:numId w:val="12"/>
+        </w:numPr>
+        <w:spacing w:before="0" w:beforeAutospacing="0" w:after="0" w:afterAutospacing="0"/>
+        <w:rPr>
+          <w:rFonts w:ascii="Arial" w:hAnsi="Arial" w:cs="Arial"/>
+          <w:color w:val="000000" w:themeColor="text1"/>
+        </w:rPr>
+      </w:pPr>
+      <w:r>
+        <w:rPr>
+          <w:rStyle w:val="Gl"/>
+          <w:rFonts w:ascii="Arial" w:eastAsiaTheme="majorEastAsia" w:hAnsi="Arial" w:cs="Arial"/>
+          <w:color w:val="000000" w:themeColor="text1"/>
+        </w:rPr>
+        <w:t>Mimarinin Neresinde Yer Alıyor?</w:t>
+      </w:r>
+      <w:r>
+        <w:rPr>
+          <w:rFonts w:ascii="Arial" w:hAnsi="Arial" w:cs="Arial"/>
+          <w:color w:val="000000" w:themeColor="text1"/>
+        </w:rPr>
+        <w:br/>
+        <w:t>Service katmanında (PomodoroTimer - Subject) ve Presentation katmanında (MainController, NotificationUtil - Observer'lar). Timer olayları Controller'a ve Util'e bildirilir.</w:t>
+      </w:r>
+    </w:p>
+    <w:p>
+      <w:pPr>
+        <w:pStyle w:val="NormalWeb"/>
+        <w:numPr>
+          <w:ilvl w:val="0"/>
+          <w:numId w:val="12"/>
+        </w:numPr>
+        <w:spacing w:before="0" w:beforeAutospacing="0" w:after="0" w:afterAutospacing="0"/>
+        <w:rPr>
+          <w:rFonts w:ascii="Arial" w:hAnsi="Arial" w:cs="Arial"/>
+          <w:color w:val="000000" w:themeColor="text1"/>
+        </w:rPr>
+      </w:pPr>
+      <w:r>
+        <w:rPr>
+          <w:rStyle w:val="Gl"/>
+          <w:rFonts w:ascii="Arial" w:eastAsiaTheme="majorEastAsia" w:hAnsi="Arial" w:cs="Arial"/>
+          <w:color w:val="000000" w:themeColor="text1"/>
+        </w:rPr>
+        <w:t>Kalite Faktörü Olarak Neye Katkı Sağladı?</w:t>
+      </w:r>
+    </w:p>
+    <w:p>
+      <w:pPr>
+        <w:numPr>
+          <w:ilvl w:val="1"/>
+          <w:numId w:val="12"/>
+        </w:numPr>
+        <w:spacing w:before="60" w:after="60" w:line="240" w:lineRule="auto"/>
+        <w:rPr>
+          <w:rFonts w:ascii="Arial" w:hAnsi="Arial" w:cs="Arial"/>
+          <w:color w:val="000000" w:themeColor="text1"/>
+        </w:rPr>
+      </w:pPr>
+      <w:r>
+        <w:rPr>
+          <w:rStyle w:val="Gl"/>
+          <w:rFonts w:ascii="Arial" w:hAnsi="Arial" w:cs="Arial"/>
+          <w:color w:val="000000" w:themeColor="text1"/>
+        </w:rPr>
+        <w:t>Loose Coupling</w:t>
+      </w:r>
+      <w:r>
+        <w:rPr>
+          <w:rFonts w:ascii="Arial" w:hAnsi="Arial" w:cs="Arial"/>
+          <w:color w:val="000000" w:themeColor="text1"/>
+        </w:rPr>
+        <w:t>: Timer ile UI ayrıldı, bağımlılık azaldı.</w:t>
+      </w:r>
+    </w:p>
+    <w:p>
+      <w:pPr>
+        <w:numPr>
+          <w:ilvl w:val="1"/>
+          <w:numId w:val="12"/>
+        </w:numPr>
+        <w:spacing w:before="60" w:after="60" w:line="240" w:lineRule="auto"/>
+        <w:rPr>
+          <w:rFonts w:ascii="Arial" w:hAnsi="Arial" w:cs="Arial"/>
+          <w:color w:val="000000" w:themeColor="text1"/>
+        </w:rPr>
+      </w:pPr>
+      <w:r>
+        <w:rPr>
+          <w:rStyle w:val="Gl"/>
+          <w:rFonts w:ascii="Arial" w:hAnsi="Arial" w:cs="Arial"/>
+          <w:color w:val="000000" w:themeColor="text1"/>
+        </w:rPr>
+        <w:t>Extensibility</w:t>
+      </w:r>
+      <w:r>
+        <w:rPr>
+          <w:rFonts w:ascii="Arial" w:hAnsi="Arial" w:cs="Arial"/>
+          <w:color w:val="000000" w:themeColor="text1"/>
+        </w:rPr>
+        <w:t>: Yeni observer'lar (örneğin yeni bir bildirim sistemi) kolay eklenebilir.</w:t>
+      </w:r>
+    </w:p>
+    <w:p>
+      <w:pPr>
+        <w:numPr>
+          <w:ilvl w:val="1"/>
+          <w:numId w:val="12"/>
+        </w:numPr>
+        <w:spacing w:before="60" w:after="60" w:line="240" w:lineRule="auto"/>
+        <w:rPr>
+          <w:rFonts w:ascii="Arial" w:hAnsi="Arial" w:cs="Arial"/>
+          <w:color w:val="000000" w:themeColor="text1"/>
+        </w:rPr>
+      </w:pPr>
+      <w:r>
+        <w:rPr>
+          <w:rStyle w:val="Gl"/>
+          <w:rFonts w:ascii="Arial" w:hAnsi="Arial" w:cs="Arial"/>
+          <w:color w:val="000000" w:themeColor="text1"/>
+        </w:rPr>
+        <w:t>Testability</w:t>
+      </w:r>
+      <w:r>
+        <w:rPr>
+          <w:rFonts w:ascii="Arial" w:hAnsi="Arial" w:cs="Arial"/>
+          <w:color w:val="000000" w:themeColor="text1"/>
+        </w:rPr>
+        <w:t>: Timer ve UI ayrı ayrı test edilebilir, mock observer'lar kullanılabilir.</w:t>
+      </w:r>
+    </w:p>
+    <w:p>
+      <w:pPr>
+        <w:numPr>
+          <w:ilvl w:val="0"/>
+          <w:numId w:val="13"/>
+        </w:numPr>
+        <w:spacing w:after="0" w:line="240" w:lineRule="auto"/>
+        <w:rPr>
+          <w:rFonts w:ascii="Arial" w:eastAsia="Times New Roman" w:hAnsi="Arial" w:cs="Arial"/>
+          <w:color w:val="000000" w:themeColor="text1"/>
+          <w:kern w:val="0"/>
+          <w:lang w:val="tr-TR" w:eastAsia="tr-TR"/>
+          <w14:ligatures w14:val="none"/>
+        </w:rPr>
+      </w:pPr>
+      <w:r>
+        <w:rPr>
+          <w:rFonts w:ascii="Arial" w:eastAsia="Times New Roman" w:hAnsi="Arial" w:cs="Arial"/>
+          <w:b/>
+          <w:bCs/>
+          <w:color w:val="000000" w:themeColor="text1"/>
+          <w:kern w:val="0"/>
+          <w:lang w:val="tr-TR" w:eastAsia="tr-TR"/>
+          <w14:ligatures w14:val="none"/>
+        </w:rPr>
+        <w:t>UML Diyagramlarında Gösterimi</w:t>
+      </w:r>
+      <w:r>
+        <w:rPr>
+          <w:rFonts w:ascii="Arial" w:eastAsia="Times New Roman" w:hAnsi="Arial" w:cs="Arial"/>
+          <w:color w:val="000000" w:themeColor="text1"/>
+          <w:kern w:val="0"/>
+          <w:lang w:val="tr-TR" w:eastAsia="tr-TR"/>
+          <w14:ligatures w14:val="none"/>
+        </w:rPr>
+        <w:t>:</w:t>
+      </w:r>
+      <w:r>
+        <w:rPr>
+          <w:rFonts w:ascii="Arial" w:eastAsia="Times New Roman" w:hAnsi="Arial" w:cs="Arial"/>
+          <w:color w:val="000000" w:themeColor="text1"/>
+          <w:kern w:val="0"/>
+          <w:lang w:val="tr-TR" w:eastAsia="tr-TR"/>
+          <w14:ligatures w14:val="none"/>
+        </w:rPr>
+        <w:br/>
+        <w:t>Class Diagram'da PomodoroTimer &lt;&lt;Subject&gt;&gt; olarak işaretlendi, Observer interface'i tanımlandı, MainController ve NotificationUtil ..|&gt; Observer ile gösterildi. Sequence Diagram'da </w:t>
+      </w:r>
+      <w:r>
+        <w:rPr>
+          <w:rFonts w:ascii="Arial" w:eastAsia="Times New Roman" w:hAnsi="Arial" w:cs="Arial"/>
+          <w:color w:val="000000" w:themeColor="text1"/>
+          <w:kern w:val="0"/>
+          <w:lang w:val="tr-TR" w:eastAsia="tr-TR"/>
+          <w14:ligatures w14:val="none"/>
+        </w:rPr>
+        <w:t>notifyObservers()</w:t>
+      </w:r>
+      <w:r>
+        <w:rPr>
+          <w:rFonts w:ascii="Arial" w:eastAsia="Times New Roman" w:hAnsi="Arial" w:cs="Arial"/>
+          <w:color w:val="000000" w:themeColor="text1"/>
+          <w:kern w:val="0"/>
+          <w:lang w:val="tr-TR" w:eastAsia="tr-TR"/>
+          <w14:ligatures w14:val="none"/>
+        </w:rPr>
+        <w:t xml:space="preserve"> çağrısı ve olay akışı görülüyor. Component Diagram'da "PomodoroTimer (Subject)" ve "NotificationUtil (Observer)" etiketleri var.</w:t>
+      </w:r>
+    </w:p>
+    <w:p>
+      <w:pPr>
+        <w:rPr>
+          <w:rFonts w:ascii="Arial" w:hAnsi="Arial" w:cs="Arial"/>
+          <w:bCs/>
+          <w:color w:val="000000" w:themeColor="text1"/>
         </w:rPr>
       </w:pPr>
     </w:p>
@@ -2621,8 +3405,306 @@
 </file>
 
 <file path=word/numbering.xml><?xml version="1.0" encoding="utf-8"?>
-<w:numbering xmlns:wpc="http://schemas.microsoft.com/office/word/2010/wordprocessingCanvas" xmlns:cx="http://schemas.microsoft.com/office/drawing/2014/chartex" xmlns:cx1="http://schemas.microsoft.com/office/drawing/2015/9/8/chartex" xmlns:cx2="http://schemas.microsoft.com/office/drawing/2015/10/21/chartex" xmlns:cx3="http://schemas.microsoft.com/office/drawing/2016/5/9/chartex" xmlns:cx4="http://schemas.microsoft.com/office/drawing/2016/5/10/chartex" xmlns:cx5="http://schemas.microsoft.com/office/drawing/2016/5/11/chartex" xmlns:cx6="http://schemas.microsoft.com/office/drawing/2016/5/12/chartex" xmlns:cx7="http://schemas.microsoft.com/office/drawing/2016/5/13/chartex" xmlns:cx8="http://schemas.microsoft.com/office/drawing/2016/5/14/chartex" xmlns:mc="http://schemas.openxmlformats.org/markup-compatibility/2006" xmlns:aink="http://schemas.microsoft.com/office/drawing/2016/ink" xmlns:am3d="http://schemas.microsoft.com/office/drawing/2017/model3d" xmlns:o="urn:schemas-microsoft-com:office:office" xmlns:oel="http://schemas.microsoft.com/office/2019/extlst" xmlns:r="http://schemas.openxmlformats.org/officeDocument/2006/relationships" xmlns:m="http://schemas.openxmlformats.org/officeDocument/2006/math" xmlns:v="urn:schemas-microsoft-com:vml" xmlns:wp14="http://schemas.microsoft.com/office/word/2010/wordprocessingDrawing" xmlns:wp="http://schemas.openxmlformats.org/drawingml/2006/wordprocessingDrawing" xmlns:w10="urn:schemas-microsoft-com:office:word" xmlns:w="http://schemas.openxmlformats.org/wordprocessingml/2006/main" xmlns:w14="http://schemas.microsoft.com/office/word/2010/wordml" xmlns:w15="http://schemas.microsoft.com/office/word/2012/wordml" xmlns:w16cex="http://schemas.microsoft.com/office/word/2018/wordml/cex" xmlns:w16cid="http://schemas.microsoft.com/office/word/2016/wordml/cid" xmlns:w16="http://schemas.microsoft.com/office/word/2018/wordml" xmlns:w16du="http://schemas.microsoft.com/office/word/2023/wordml/word16du" xmlns:w16sdtdh="http://schemas.microsoft.com/office/word/2020/wordml/sdtdatahash" xmlns:w16sdtfl="http://schemas.microsoft.com/office/word/2024/wordml/sdtformatlock" xmlns:w16se="http://schemas.microsoft.com/office/word/2015/wordml/symex" xmlns:wpg="http://schemas.microsoft.com/office/word/2010/wordprocessingGroup" xmlns:wpi="http://schemas.microsoft.com/office/word/2010/wordprocessingInk" xmlns:wne="http://schemas.microsoft.com/office/word/2006/wordml" xmlns:wps="http://schemas.microsoft.com/office/word/2010/wordprocessingShape" mc:Ignorable="w14 w15 w16se w16cid w16 w16cex w16sdtdh w16sdtfl w16du wp14">
+<w:numbering xmlns:wpc="http://schemas.microsoft.com/office/word/2010/wordprocessingCanvas" xmlns:cx="http://schemas.microsoft.com/office/drawing/2014/chartex" xmlns:cx1="http://schemas.microsoft.com/office/drawing/2015/9/8/chartex" xmlns:mc="http://schemas.openxmlformats.org/markup-compatibility/2006" xmlns:o="urn:schemas-microsoft-com:office:office" xmlns:r="http://schemas.openxmlformats.org/officeDocument/2006/relationships" xmlns:m="http://schemas.openxmlformats.org/officeDocument/2006/math" xmlns:v="urn:schemas-microsoft-com:vml" xmlns:wp14="http://schemas.microsoft.com/office/word/2010/wordprocessingDrawing" xmlns:wp="http://schemas.openxmlformats.org/drawingml/2006/wordprocessingDrawing" xmlns:w10="urn:schemas-microsoft-com:office:word" xmlns:w="http://schemas.openxmlformats.org/wordprocessingml/2006/main" xmlns:w14="http://schemas.microsoft.com/office/word/2010/wordml" xmlns:w15="http://schemas.microsoft.com/office/word/2012/wordml" xmlns:w16se="http://schemas.microsoft.com/office/word/2015/wordml/symex" xmlns:wpg="http://schemas.microsoft.com/office/word/2010/wordprocessingGroup" xmlns:wpi="http://schemas.microsoft.com/office/word/2010/wordprocessingInk" xmlns:wne="http://schemas.microsoft.com/office/word/2006/wordml" xmlns:wps="http://schemas.microsoft.com/office/word/2010/wordprocessingShape" mc:Ignorable="w14 w15 w16se wp14">
   <w:abstractNum w:abstractNumId="0" w15:restartNumberingAfterBreak="0">
+    <w:nsid w:val="36B73754"/>
+    <w:multiLevelType w:val="multilevel"/>
+    <w:tmpl w:val="81A63BA6"/>
+    <w:lvl w:ilvl="0">
+      <w:start w:val="1"/>
+      <w:numFmt w:val="bullet"/>
+      <w:lvlText w:val=""/>
+      <w:lvlJc w:val="left"/>
+      <w:pPr>
+        <w:tabs>
+          <w:tab w:val="num" w:pos="720"/>
+        </w:tabs>
+        <w:ind w:left="720" w:hanging="360"/>
+      </w:pPr>
+      <w:rPr>
+        <w:rFonts w:ascii="Symbol" w:hAnsi="Symbol" w:hint="default"/>
+        <w:sz w:val="20"/>
+      </w:rPr>
+    </w:lvl>
+    <w:lvl w:ilvl="1" w:tentative="1">
+      <w:start w:val="1"/>
+      <w:numFmt w:val="bullet"/>
+      <w:lvlText w:val="o"/>
+      <w:lvlJc w:val="left"/>
+      <w:pPr>
+        <w:tabs>
+          <w:tab w:val="num" w:pos="1440"/>
+        </w:tabs>
+        <w:ind w:left="1440" w:hanging="360"/>
+      </w:pPr>
+      <w:rPr>
+        <w:rFonts w:ascii="Courier New" w:hAnsi="Courier New" w:hint="default"/>
+        <w:sz w:val="20"/>
+      </w:rPr>
+    </w:lvl>
+    <w:lvl w:ilvl="2" w:tentative="1">
+      <w:start w:val="1"/>
+      <w:numFmt w:val="bullet"/>
+      <w:lvlText w:val=""/>
+      <w:lvlJc w:val="left"/>
+      <w:pPr>
+        <w:tabs>
+          <w:tab w:val="num" w:pos="2160"/>
+        </w:tabs>
+        <w:ind w:left="2160" w:hanging="360"/>
+      </w:pPr>
+      <w:rPr>
+        <w:rFonts w:ascii="Wingdings" w:hAnsi="Wingdings" w:hint="default"/>
+        <w:sz w:val="20"/>
+      </w:rPr>
+    </w:lvl>
+    <w:lvl w:ilvl="3" w:tentative="1">
+      <w:start w:val="1"/>
+      <w:numFmt w:val="bullet"/>
+      <w:lvlText w:val=""/>
+      <w:lvlJc w:val="left"/>
+      <w:pPr>
+        <w:tabs>
+          <w:tab w:val="num" w:pos="2880"/>
+        </w:tabs>
+        <w:ind w:left="2880" w:hanging="360"/>
+      </w:pPr>
+      <w:rPr>
+        <w:rFonts w:ascii="Wingdings" w:hAnsi="Wingdings" w:hint="default"/>
+        <w:sz w:val="20"/>
+      </w:rPr>
+    </w:lvl>
+    <w:lvl w:ilvl="4" w:tentative="1">
+      <w:start w:val="1"/>
+      <w:numFmt w:val="bullet"/>
+      <w:lvlText w:val=""/>
+      <w:lvlJc w:val="left"/>
+      <w:pPr>
+        <w:tabs>
+          <w:tab w:val="num" w:pos="3600"/>
+        </w:tabs>
+        <w:ind w:left="3600" w:hanging="360"/>
+      </w:pPr>
+      <w:rPr>
+        <w:rFonts w:ascii="Wingdings" w:hAnsi="Wingdings" w:hint="default"/>
+        <w:sz w:val="20"/>
+      </w:rPr>
+    </w:lvl>
+    <w:lvl w:ilvl="5" w:tentative="1">
+      <w:start w:val="1"/>
+      <w:numFmt w:val="bullet"/>
+      <w:lvlText w:val=""/>
+      <w:lvlJc w:val="left"/>
+      <w:pPr>
+        <w:tabs>
+          <w:tab w:val="num" w:pos="4320"/>
+        </w:tabs>
+        <w:ind w:left="4320" w:hanging="360"/>
+      </w:pPr>
+      <w:rPr>
+        <w:rFonts w:ascii="Wingdings" w:hAnsi="Wingdings" w:hint="default"/>
+        <w:sz w:val="20"/>
+      </w:rPr>
+    </w:lvl>
+    <w:lvl w:ilvl="6" w:tentative="1">
+      <w:start w:val="1"/>
+      <w:numFmt w:val="bullet"/>
+      <w:lvlText w:val=""/>
+      <w:lvlJc w:val="left"/>
+      <w:pPr>
+        <w:tabs>
+          <w:tab w:val="num" w:pos="5040"/>
+        </w:tabs>
+        <w:ind w:left="5040" w:hanging="360"/>
+      </w:pPr>
+      <w:rPr>
+        <w:rFonts w:ascii="Wingdings" w:hAnsi="Wingdings" w:hint="default"/>
+        <w:sz w:val="20"/>
+      </w:rPr>
+    </w:lvl>
+    <w:lvl w:ilvl="7" w:tentative="1">
+      <w:start w:val="1"/>
+      <w:numFmt w:val="bullet"/>
+      <w:lvlText w:val=""/>
+      <w:lvlJc w:val="left"/>
+      <w:pPr>
+        <w:tabs>
+          <w:tab w:val="num" w:pos="5760"/>
+        </w:tabs>
+        <w:ind w:left="5760" w:hanging="360"/>
+      </w:pPr>
+      <w:rPr>
+        <w:rFonts w:ascii="Wingdings" w:hAnsi="Wingdings" w:hint="default"/>
+        <w:sz w:val="20"/>
+      </w:rPr>
+    </w:lvl>
+    <w:lvl w:ilvl="8" w:tentative="1">
+      <w:start w:val="1"/>
+      <w:numFmt w:val="bullet"/>
+      <w:lvlText w:val=""/>
+      <w:lvlJc w:val="left"/>
+      <w:pPr>
+        <w:tabs>
+          <w:tab w:val="num" w:pos="6480"/>
+        </w:tabs>
+        <w:ind w:left="6480" w:hanging="360"/>
+      </w:pPr>
+      <w:rPr>
+        <w:rFonts w:ascii="Wingdings" w:hAnsi="Wingdings" w:hint="default"/>
+        <w:sz w:val="20"/>
+      </w:rPr>
+    </w:lvl>
+  </w:abstractNum>
+  <w:abstractNum w:abstractNumId="1" w15:restartNumberingAfterBreak="0">
+    <w:nsid w:val="3CE3188F"/>
+    <w:multiLevelType w:val="multilevel"/>
+    <w:tmpl w:val="9F420D3A"/>
+    <w:lvl w:ilvl="0">
+      <w:start w:val="1"/>
+      <w:numFmt w:val="bullet"/>
+      <w:lvlText w:val=""/>
+      <w:lvlJc w:val="left"/>
+      <w:pPr>
+        <w:tabs>
+          <w:tab w:val="num" w:pos="720"/>
+        </w:tabs>
+        <w:ind w:left="720" w:hanging="360"/>
+      </w:pPr>
+      <w:rPr>
+        <w:rFonts w:ascii="Symbol" w:hAnsi="Symbol" w:hint="default"/>
+        <w:sz w:val="20"/>
+      </w:rPr>
+    </w:lvl>
+    <w:lvl w:ilvl="1">
+      <w:start w:val="1"/>
+      <w:numFmt w:val="bullet"/>
+      <w:lvlText w:val="o"/>
+      <w:lvlJc w:val="left"/>
+      <w:pPr>
+        <w:tabs>
+          <w:tab w:val="num" w:pos="1440"/>
+        </w:tabs>
+        <w:ind w:left="1440" w:hanging="360"/>
+      </w:pPr>
+      <w:rPr>
+        <w:rFonts w:ascii="Courier New" w:hAnsi="Courier New" w:hint="default"/>
+        <w:sz w:val="20"/>
+      </w:rPr>
+    </w:lvl>
+    <w:lvl w:ilvl="2" w:tentative="1">
+      <w:start w:val="1"/>
+      <w:numFmt w:val="bullet"/>
+      <w:lvlText w:val=""/>
+      <w:lvlJc w:val="left"/>
+      <w:pPr>
+        <w:tabs>
+          <w:tab w:val="num" w:pos="2160"/>
+        </w:tabs>
+        <w:ind w:left="2160" w:hanging="360"/>
+      </w:pPr>
+      <w:rPr>
+        <w:rFonts w:ascii="Wingdings" w:hAnsi="Wingdings" w:hint="default"/>
+        <w:sz w:val="20"/>
+      </w:rPr>
+    </w:lvl>
+    <w:lvl w:ilvl="3" w:tentative="1">
+      <w:start w:val="1"/>
+      <w:numFmt w:val="bullet"/>
+      <w:lvlText w:val=""/>
+      <w:lvlJc w:val="left"/>
+      <w:pPr>
+        <w:tabs>
+          <w:tab w:val="num" w:pos="2880"/>
+        </w:tabs>
+        <w:ind w:left="2880" w:hanging="360"/>
+      </w:pPr>
+      <w:rPr>
+        <w:rFonts w:ascii="Wingdings" w:hAnsi="Wingdings" w:hint="default"/>
+        <w:sz w:val="20"/>
+      </w:rPr>
+    </w:lvl>
+    <w:lvl w:ilvl="4" w:tentative="1">
+      <w:start w:val="1"/>
+      <w:numFmt w:val="bullet"/>
+      <w:lvlText w:val=""/>
+      <w:lvlJc w:val="left"/>
+      <w:pPr>
+        <w:tabs>
+          <w:tab w:val="num" w:pos="3600"/>
+        </w:tabs>
+        <w:ind w:left="3600" w:hanging="360"/>
+      </w:pPr>
+      <w:rPr>
+        <w:rFonts w:ascii="Wingdings" w:hAnsi="Wingdings" w:hint="default"/>
+        <w:sz w:val="20"/>
+      </w:rPr>
+    </w:lvl>
+    <w:lvl w:ilvl="5" w:tentative="1">
+      <w:start w:val="1"/>
+      <w:numFmt w:val="bullet"/>
+      <w:lvlText w:val=""/>
+      <w:lvlJc w:val="left"/>
+      <w:pPr>
+        <w:tabs>
+          <w:tab w:val="num" w:pos="4320"/>
+        </w:tabs>
+        <w:ind w:left="4320" w:hanging="360"/>
+      </w:pPr>
+      <w:rPr>
+        <w:rFonts w:ascii="Wingdings" w:hAnsi="Wingdings" w:hint="default"/>
+        <w:sz w:val="20"/>
+      </w:rPr>
+    </w:lvl>
+    <w:lvl w:ilvl="6" w:tentative="1">
+      <w:start w:val="1"/>
+      <w:numFmt w:val="bullet"/>
+      <w:lvlText w:val=""/>
+      <w:lvlJc w:val="left"/>
+      <w:pPr>
+        <w:tabs>
+          <w:tab w:val="num" w:pos="5040"/>
+        </w:tabs>
+        <w:ind w:left="5040" w:hanging="360"/>
+      </w:pPr>
+      <w:rPr>
+        <w:rFonts w:ascii="Wingdings" w:hAnsi="Wingdings" w:hint="default"/>
+        <w:sz w:val="20"/>
+      </w:rPr>
+    </w:lvl>
+    <w:lvl w:ilvl="7" w:tentative="1">
+      <w:start w:val="1"/>
+      <w:numFmt w:val="bullet"/>
+      <w:lvlText w:val=""/>
+      <w:lvlJc w:val="left"/>
+      <w:pPr>
+        <w:tabs>
+          <w:tab w:val="num" w:pos="5760"/>
+        </w:tabs>
+        <w:ind w:left="5760" w:hanging="360"/>
+      </w:pPr>
+      <w:rPr>
+        <w:rFonts w:ascii="Wingdings" w:hAnsi="Wingdings" w:hint="default"/>
+        <w:sz w:val="20"/>
+      </w:rPr>
+    </w:lvl>
+    <w:lvl w:ilvl="8" w:tentative="1">
+      <w:start w:val="1"/>
+      <w:numFmt w:val="bullet"/>
+      <w:lvlText w:val=""/>
+      <w:lvlJc w:val="left"/>
+      <w:pPr>
+        <w:tabs>
+          <w:tab w:val="num" w:pos="6480"/>
+        </w:tabs>
+        <w:ind w:left="6480" w:hanging="360"/>
+      </w:pPr>
+      <w:rPr>
+        <w:rFonts w:ascii="Wingdings" w:hAnsi="Wingdings" w:hint="default"/>
+        <w:sz w:val="20"/>
+      </w:rPr>
+    </w:lvl>
+  </w:abstractNum>
+  <w:abstractNum w:abstractNumId="2" w15:restartNumberingAfterBreak="0">
     <w:nsid w:val="43764054"/>
     <w:multiLevelType w:val="hybridMultilevel"/>
     <w:tmpl w:val="59B28F7C"/>
@@ -2711,7 +3793,156 @@
       </w:pPr>
     </w:lvl>
   </w:abstractNum>
-  <w:abstractNum w:abstractNumId="1" w15:restartNumberingAfterBreak="0">
+  <w:abstractNum w:abstractNumId="3" w15:restartNumberingAfterBreak="0">
+    <w:nsid w:val="4D160B7D"/>
+    <w:multiLevelType w:val="multilevel"/>
+    <w:tmpl w:val="DE32B584"/>
+    <w:lvl w:ilvl="0">
+      <w:start w:val="1"/>
+      <w:numFmt w:val="bullet"/>
+      <w:lvlText w:val=""/>
+      <w:lvlJc w:val="left"/>
+      <w:pPr>
+        <w:tabs>
+          <w:tab w:val="num" w:pos="720"/>
+        </w:tabs>
+        <w:ind w:left="720" w:hanging="360"/>
+      </w:pPr>
+      <w:rPr>
+        <w:rFonts w:ascii="Symbol" w:hAnsi="Symbol" w:hint="default"/>
+        <w:sz w:val="20"/>
+      </w:rPr>
+    </w:lvl>
+    <w:lvl w:ilvl="1">
+      <w:start w:val="1"/>
+      <w:numFmt w:val="bullet"/>
+      <w:lvlText w:val="o"/>
+      <w:lvlJc w:val="left"/>
+      <w:pPr>
+        <w:tabs>
+          <w:tab w:val="num" w:pos="1440"/>
+        </w:tabs>
+        <w:ind w:left="1440" w:hanging="360"/>
+      </w:pPr>
+      <w:rPr>
+        <w:rFonts w:ascii="Courier New" w:hAnsi="Courier New" w:hint="default"/>
+        <w:sz w:val="20"/>
+      </w:rPr>
+    </w:lvl>
+    <w:lvl w:ilvl="2" w:tentative="1">
+      <w:start w:val="1"/>
+      <w:numFmt w:val="bullet"/>
+      <w:lvlText w:val=""/>
+      <w:lvlJc w:val="left"/>
+      <w:pPr>
+        <w:tabs>
+          <w:tab w:val="num" w:pos="2160"/>
+        </w:tabs>
+        <w:ind w:left="2160" w:hanging="360"/>
+      </w:pPr>
+      <w:rPr>
+        <w:rFonts w:ascii="Wingdings" w:hAnsi="Wingdings" w:hint="default"/>
+        <w:sz w:val="20"/>
+      </w:rPr>
+    </w:lvl>
+    <w:lvl w:ilvl="3" w:tentative="1">
+      <w:start w:val="1"/>
+      <w:numFmt w:val="bullet"/>
+      <w:lvlText w:val=""/>
+      <w:lvlJc w:val="left"/>
+      <w:pPr>
+        <w:tabs>
+          <w:tab w:val="num" w:pos="2880"/>
+        </w:tabs>
+        <w:ind w:left="2880" w:hanging="360"/>
+      </w:pPr>
+      <w:rPr>
+        <w:rFonts w:ascii="Wingdings" w:hAnsi="Wingdings" w:hint="default"/>
+        <w:sz w:val="20"/>
+      </w:rPr>
+    </w:lvl>
+    <w:lvl w:ilvl="4" w:tentative="1">
+      <w:start w:val="1"/>
+      <w:numFmt w:val="bullet"/>
+      <w:lvlText w:val=""/>
+      <w:lvlJc w:val="left"/>
+      <w:pPr>
+        <w:tabs>
+          <w:tab w:val="num" w:pos="3600"/>
+        </w:tabs>
+        <w:ind w:left="3600" w:hanging="360"/>
+      </w:pPr>
+      <w:rPr>
+        <w:rFonts w:ascii="Wingdings" w:hAnsi="Wingdings" w:hint="default"/>
+        <w:sz w:val="20"/>
+      </w:rPr>
+    </w:lvl>
+    <w:lvl w:ilvl="5" w:tentative="1">
+      <w:start w:val="1"/>
+      <w:numFmt w:val="bullet"/>
+      <w:lvlText w:val=""/>
+      <w:lvlJc w:val="left"/>
+      <w:pPr>
+        <w:tabs>
+          <w:tab w:val="num" w:pos="4320"/>
+        </w:tabs>
+        <w:ind w:left="4320" w:hanging="360"/>
+      </w:pPr>
+      <w:rPr>
+        <w:rFonts w:ascii="Wingdings" w:hAnsi="Wingdings" w:hint="default"/>
+        <w:sz w:val="20"/>
+      </w:rPr>
+    </w:lvl>
+    <w:lvl w:ilvl="6" w:tentative="1">
+      <w:start w:val="1"/>
+      <w:numFmt w:val="bullet"/>
+      <w:lvlText w:val=""/>
+      <w:lvlJc w:val="left"/>
+      <w:pPr>
+        <w:tabs>
+          <w:tab w:val="num" w:pos="5040"/>
+        </w:tabs>
+        <w:ind w:left="5040" w:hanging="360"/>
+      </w:pPr>
+      <w:rPr>
+        <w:rFonts w:ascii="Wingdings" w:hAnsi="Wingdings" w:hint="default"/>
+        <w:sz w:val="20"/>
+      </w:rPr>
+    </w:lvl>
+    <w:lvl w:ilvl="7" w:tentative="1">
+      <w:start w:val="1"/>
+      <w:numFmt w:val="bullet"/>
+      <w:lvlText w:val=""/>
+      <w:lvlJc w:val="left"/>
+      <w:pPr>
+        <w:tabs>
+          <w:tab w:val="num" w:pos="5760"/>
+        </w:tabs>
+        <w:ind w:left="5760" w:hanging="360"/>
+      </w:pPr>
+      <w:rPr>
+        <w:rFonts w:ascii="Wingdings" w:hAnsi="Wingdings" w:hint="default"/>
+        <w:sz w:val="20"/>
+      </w:rPr>
+    </w:lvl>
+    <w:lvl w:ilvl="8" w:tentative="1">
+      <w:start w:val="1"/>
+      <w:numFmt w:val="bullet"/>
+      <w:lvlText w:val=""/>
+      <w:lvlJc w:val="left"/>
+      <w:pPr>
+        <w:tabs>
+          <w:tab w:val="num" w:pos="6480"/>
+        </w:tabs>
+        <w:ind w:left="6480" w:hanging="360"/>
+      </w:pPr>
+      <w:rPr>
+        <w:rFonts w:ascii="Wingdings" w:hAnsi="Wingdings" w:hint="default"/>
+        <w:sz w:val="20"/>
+      </w:rPr>
+    </w:lvl>
+  </w:abstractNum>
+  <w:abstractNum w:abstractNumId="4" w15:restartNumberingAfterBreak="0">
     <w:nsid w:val="4E9A3018"/>
     <w:multiLevelType w:val="multilevel"/>
     <w:tmpl w:val="A7501BB2"/>
@@ -2860,7 +4091,245 @@
       </w:rPr>
     </w:lvl>
   </w:abstractNum>
-  <w:abstractNum w:abstractNumId="2" w15:restartNumberingAfterBreak="0">
+  <w:abstractNum w:abstractNumId="5" w15:restartNumberingAfterBreak="0">
+    <w:nsid w:val="51B3018F"/>
+    <w:multiLevelType w:val="hybridMultilevel"/>
+    <w:tmpl w:val="FEA6B1D0"/>
+    <w:lvl w:ilvl="0" w:tplc="041F000F">
+      <w:start w:val="1"/>
+      <w:numFmt w:val="decimal"/>
+      <w:lvlText w:val="%1."/>
+      <w:lvlJc w:val="left"/>
+      <w:pPr>
+        <w:ind w:left="720" w:hanging="360"/>
+      </w:pPr>
+      <w:rPr>
+        <w:rFonts w:hint="default"/>
+      </w:rPr>
+    </w:lvl>
+    <w:lvl w:ilvl="1" w:tplc="041F0019" w:tentative="1">
+      <w:start w:val="1"/>
+      <w:numFmt w:val="lowerLetter"/>
+      <w:lvlText w:val="%2."/>
+      <w:lvlJc w:val="left"/>
+      <w:pPr>
+        <w:ind w:left="1440" w:hanging="360"/>
+      </w:pPr>
+    </w:lvl>
+    <w:lvl w:ilvl="2" w:tplc="041F001B" w:tentative="1">
+      <w:start w:val="1"/>
+      <w:numFmt w:val="lowerRoman"/>
+      <w:lvlText w:val="%3."/>
+      <w:lvlJc w:val="right"/>
+      <w:pPr>
+        <w:ind w:left="2160" w:hanging="180"/>
+      </w:pPr>
+    </w:lvl>
+    <w:lvl w:ilvl="3" w:tplc="041F000F" w:tentative="1">
+      <w:start w:val="1"/>
+      <w:numFmt w:val="decimal"/>
+      <w:lvlText w:val="%4."/>
+      <w:lvlJc w:val="left"/>
+      <w:pPr>
+        <w:ind w:left="2880" w:hanging="360"/>
+      </w:pPr>
+    </w:lvl>
+    <w:lvl w:ilvl="4" w:tplc="041F0019" w:tentative="1">
+      <w:start w:val="1"/>
+      <w:numFmt w:val="lowerLetter"/>
+      <w:lvlText w:val="%5."/>
+      <w:lvlJc w:val="left"/>
+      <w:pPr>
+        <w:ind w:left="3600" w:hanging="360"/>
+      </w:pPr>
+    </w:lvl>
+    <w:lvl w:ilvl="5" w:tplc="041F001B" w:tentative="1">
+      <w:start w:val="1"/>
+      <w:numFmt w:val="lowerRoman"/>
+      <w:lvlText w:val="%6."/>
+      <w:lvlJc w:val="right"/>
+      <w:pPr>
+        <w:ind w:left="4320" w:hanging="180"/>
+      </w:pPr>
+    </w:lvl>
+    <w:lvl w:ilvl="6" w:tplc="041F000F" w:tentative="1">
+      <w:start w:val="1"/>
+      <w:numFmt w:val="decimal"/>
+      <w:lvlText w:val="%7."/>
+      <w:lvlJc w:val="left"/>
+      <w:pPr>
+        <w:ind w:left="5040" w:hanging="360"/>
+      </w:pPr>
+    </w:lvl>
+    <w:lvl w:ilvl="7" w:tplc="041F0019" w:tentative="1">
+      <w:start w:val="1"/>
+      <w:numFmt w:val="lowerLetter"/>
+      <w:lvlText w:val="%8."/>
+      <w:lvlJc w:val="left"/>
+      <w:pPr>
+        <w:ind w:left="5760" w:hanging="360"/>
+      </w:pPr>
+    </w:lvl>
+    <w:lvl w:ilvl="8" w:tplc="041F001B" w:tentative="1">
+      <w:start w:val="1"/>
+      <w:numFmt w:val="lowerRoman"/>
+      <w:lvlText w:val="%9."/>
+      <w:lvlJc w:val="right"/>
+      <w:pPr>
+        <w:ind w:left="6480" w:hanging="180"/>
+      </w:pPr>
+    </w:lvl>
+  </w:abstractNum>
+  <w:abstractNum w:abstractNumId="6" w15:restartNumberingAfterBreak="0">
+    <w:nsid w:val="53C870E4"/>
+    <w:multiLevelType w:val="multilevel"/>
+    <w:tmpl w:val="65226720"/>
+    <w:lvl w:ilvl="0">
+      <w:start w:val="1"/>
+      <w:numFmt w:val="bullet"/>
+      <w:lvlText w:val=""/>
+      <w:lvlJc w:val="left"/>
+      <w:pPr>
+        <w:tabs>
+          <w:tab w:val="num" w:pos="720"/>
+        </w:tabs>
+        <w:ind w:left="720" w:hanging="360"/>
+      </w:pPr>
+      <w:rPr>
+        <w:rFonts w:ascii="Symbol" w:hAnsi="Symbol" w:hint="default"/>
+        <w:sz w:val="20"/>
+      </w:rPr>
+    </w:lvl>
+    <w:lvl w:ilvl="1">
+      <w:start w:val="1"/>
+      <w:numFmt w:val="bullet"/>
+      <w:lvlText w:val="o"/>
+      <w:lvlJc w:val="left"/>
+      <w:pPr>
+        <w:tabs>
+          <w:tab w:val="num" w:pos="1440"/>
+        </w:tabs>
+        <w:ind w:left="1440" w:hanging="360"/>
+      </w:pPr>
+      <w:rPr>
+        <w:rFonts w:ascii="Courier New" w:hAnsi="Courier New" w:hint="default"/>
+        <w:sz w:val="20"/>
+      </w:rPr>
+    </w:lvl>
+    <w:lvl w:ilvl="2" w:tentative="1">
+      <w:start w:val="1"/>
+      <w:numFmt w:val="bullet"/>
+      <w:lvlText w:val=""/>
+      <w:lvlJc w:val="left"/>
+      <w:pPr>
+        <w:tabs>
+          <w:tab w:val="num" w:pos="2160"/>
+        </w:tabs>
+        <w:ind w:left="2160" w:hanging="360"/>
+      </w:pPr>
+      <w:rPr>
+        <w:rFonts w:ascii="Wingdings" w:hAnsi="Wingdings" w:hint="default"/>
+        <w:sz w:val="20"/>
+      </w:rPr>
+    </w:lvl>
+    <w:lvl w:ilvl="3" w:tentative="1">
+      <w:start w:val="1"/>
+      <w:numFmt w:val="bullet"/>
+      <w:lvlText w:val=""/>
+      <w:lvlJc w:val="left"/>
+      <w:pPr>
+        <w:tabs>
+          <w:tab w:val="num" w:pos="2880"/>
+        </w:tabs>
+        <w:ind w:left="2880" w:hanging="360"/>
+      </w:pPr>
+      <w:rPr>
+        <w:rFonts w:ascii="Wingdings" w:hAnsi="Wingdings" w:hint="default"/>
+        <w:sz w:val="20"/>
+      </w:rPr>
+    </w:lvl>
+    <w:lvl w:ilvl="4" w:tentative="1">
+      <w:start w:val="1"/>
+      <w:numFmt w:val="bullet"/>
+      <w:lvlText w:val=""/>
+      <w:lvlJc w:val="left"/>
+      <w:pPr>
+        <w:tabs>
+          <w:tab w:val="num" w:pos="3600"/>
+        </w:tabs>
+        <w:ind w:left="3600" w:hanging="360"/>
+      </w:pPr>
+      <w:rPr>
+        <w:rFonts w:ascii="Wingdings" w:hAnsi="Wingdings" w:hint="default"/>
+        <w:sz w:val="20"/>
+      </w:rPr>
+    </w:lvl>
+    <w:lvl w:ilvl="5" w:tentative="1">
+      <w:start w:val="1"/>
+      <w:numFmt w:val="bullet"/>
+      <w:lvlText w:val=""/>
+      <w:lvlJc w:val="left"/>
+      <w:pPr>
+        <w:tabs>
+          <w:tab w:val="num" w:pos="4320"/>
+        </w:tabs>
+        <w:ind w:left="4320" w:hanging="360"/>
+      </w:pPr>
+      <w:rPr>
+        <w:rFonts w:ascii="Wingdings" w:hAnsi="Wingdings" w:hint="default"/>
+        <w:sz w:val="20"/>
+      </w:rPr>
+    </w:lvl>
+    <w:lvl w:ilvl="6" w:tentative="1">
+      <w:start w:val="1"/>
+      <w:numFmt w:val="bullet"/>
+      <w:lvlText w:val=""/>
+      <w:lvlJc w:val="left"/>
+      <w:pPr>
+        <w:tabs>
+          <w:tab w:val="num" w:pos="5040"/>
+        </w:tabs>
+        <w:ind w:left="5040" w:hanging="360"/>
+      </w:pPr>
+      <w:rPr>
+        <w:rFonts w:ascii="Wingdings" w:hAnsi="Wingdings" w:hint="default"/>
+        <w:sz w:val="20"/>
+      </w:rPr>
+    </w:lvl>
+    <w:lvl w:ilvl="7" w:tentative="1">
+      <w:start w:val="1"/>
+      <w:numFmt w:val="bullet"/>
+      <w:lvlText w:val=""/>
+      <w:lvlJc w:val="left"/>
+      <w:pPr>
+        <w:tabs>
+          <w:tab w:val="num" w:pos="5760"/>
+        </w:tabs>
+        <w:ind w:left="5760" w:hanging="360"/>
+      </w:pPr>
+      <w:rPr>
+        <w:rFonts w:ascii="Wingdings" w:hAnsi="Wingdings" w:hint="default"/>
+        <w:sz w:val="20"/>
+      </w:rPr>
+    </w:lvl>
+    <w:lvl w:ilvl="8" w:tentative="1">
+      <w:start w:val="1"/>
+      <w:numFmt w:val="bullet"/>
+      <w:lvlText w:val=""/>
+      <w:lvlJc w:val="left"/>
+      <w:pPr>
+        <w:tabs>
+          <w:tab w:val="num" w:pos="6480"/>
+        </w:tabs>
+        <w:ind w:left="6480" w:hanging="360"/>
+      </w:pPr>
+      <w:rPr>
+        <w:rFonts w:ascii="Wingdings" w:hAnsi="Wingdings" w:hint="default"/>
+        <w:sz w:val="20"/>
+      </w:rPr>
+    </w:lvl>
+  </w:abstractNum>
+  <w:abstractNum w:abstractNumId="7" w15:restartNumberingAfterBreak="0">
     <w:nsid w:val="5DC107F5"/>
     <w:multiLevelType w:val="multilevel"/>
     <w:tmpl w:val="D9AC3260"/>
@@ -3009,7 +4478,7 @@
       </w:rPr>
     </w:lvl>
   </w:abstractNum>
-  <w:abstractNum w:abstractNumId="3" w15:restartNumberingAfterBreak="0">
+  <w:abstractNum w:abstractNumId="8" w15:restartNumberingAfterBreak="0">
     <w:nsid w:val="5F354304"/>
     <w:multiLevelType w:val="multilevel"/>
     <w:tmpl w:val="6D7ED2BA"/>
@@ -3158,7 +4627,7 @@
       </w:rPr>
     </w:lvl>
   </w:abstractNum>
-  <w:abstractNum w:abstractNumId="4" w15:restartNumberingAfterBreak="0">
+  <w:abstractNum w:abstractNumId="9" w15:restartNumberingAfterBreak="0">
     <w:nsid w:val="6D4F43D0"/>
     <w:multiLevelType w:val="multilevel"/>
     <w:tmpl w:val="7AC444D0"/>
@@ -3307,7 +4776,7 @@
       </w:rPr>
     </w:lvl>
   </w:abstractNum>
-  <w:abstractNum w:abstractNumId="5" w15:restartNumberingAfterBreak="0">
+  <w:abstractNum w:abstractNumId="10" w15:restartNumberingAfterBreak="0">
     <w:nsid w:val="6D692C99"/>
     <w:multiLevelType w:val="multilevel"/>
     <w:tmpl w:val="276E1FBA"/>
@@ -3420,7 +4889,156 @@
       </w:pPr>
     </w:lvl>
   </w:abstractNum>
-  <w:abstractNum w:abstractNumId="6" w15:restartNumberingAfterBreak="0">
+  <w:abstractNum w:abstractNumId="11" w15:restartNumberingAfterBreak="0">
+    <w:nsid w:val="6D93722D"/>
+    <w:multiLevelType w:val="multilevel"/>
+    <w:tmpl w:val="E6144026"/>
+    <w:lvl w:ilvl="0">
+      <w:start w:val="1"/>
+      <w:numFmt w:val="bullet"/>
+      <w:lvlText w:val=""/>
+      <w:lvlJc w:val="left"/>
+      <w:pPr>
+        <w:tabs>
+          <w:tab w:val="num" w:pos="720"/>
+        </w:tabs>
+        <w:ind w:left="720" w:hanging="360"/>
+      </w:pPr>
+      <w:rPr>
+        <w:rFonts w:ascii="Symbol" w:hAnsi="Symbol" w:hint="default"/>
+        <w:sz w:val="20"/>
+      </w:rPr>
+    </w:lvl>
+    <w:lvl w:ilvl="1">
+      <w:start w:val="1"/>
+      <w:numFmt w:val="bullet"/>
+      <w:lvlText w:val="o"/>
+      <w:lvlJc w:val="left"/>
+      <w:pPr>
+        <w:tabs>
+          <w:tab w:val="num" w:pos="1440"/>
+        </w:tabs>
+        <w:ind w:left="1440" w:hanging="360"/>
+      </w:pPr>
+      <w:rPr>
+        <w:rFonts w:ascii="Courier New" w:hAnsi="Courier New" w:hint="default"/>
+        <w:sz w:val="20"/>
+      </w:rPr>
+    </w:lvl>
+    <w:lvl w:ilvl="2" w:tentative="1">
+      <w:start w:val="1"/>
+      <w:numFmt w:val="bullet"/>
+      <w:lvlText w:val=""/>
+      <w:lvlJc w:val="left"/>
+      <w:pPr>
+        <w:tabs>
+          <w:tab w:val="num" w:pos="2160"/>
+        </w:tabs>
+        <w:ind w:left="2160" w:hanging="360"/>
+      </w:pPr>
+      <w:rPr>
+        <w:rFonts w:ascii="Wingdings" w:hAnsi="Wingdings" w:hint="default"/>
+        <w:sz w:val="20"/>
+      </w:rPr>
+    </w:lvl>
+    <w:lvl w:ilvl="3" w:tentative="1">
+      <w:start w:val="1"/>
+      <w:numFmt w:val="bullet"/>
+      <w:lvlText w:val=""/>
+      <w:lvlJc w:val="left"/>
+      <w:pPr>
+        <w:tabs>
+          <w:tab w:val="num" w:pos="2880"/>
+        </w:tabs>
+        <w:ind w:left="2880" w:hanging="360"/>
+      </w:pPr>
+      <w:rPr>
+        <w:rFonts w:ascii="Wingdings" w:hAnsi="Wingdings" w:hint="default"/>
+        <w:sz w:val="20"/>
+      </w:rPr>
+    </w:lvl>
+    <w:lvl w:ilvl="4" w:tentative="1">
+      <w:start w:val="1"/>
+      <w:numFmt w:val="bullet"/>
+      <w:lvlText w:val=""/>
+      <w:lvlJc w:val="left"/>
+      <w:pPr>
+        <w:tabs>
+          <w:tab w:val="num" w:pos="3600"/>
+        </w:tabs>
+        <w:ind w:left="3600" w:hanging="360"/>
+      </w:pPr>
+      <w:rPr>
+        <w:rFonts w:ascii="Wingdings" w:hAnsi="Wingdings" w:hint="default"/>
+        <w:sz w:val="20"/>
+      </w:rPr>
+    </w:lvl>
+    <w:lvl w:ilvl="5" w:tentative="1">
+      <w:start w:val="1"/>
+      <w:numFmt w:val="bullet"/>
+      <w:lvlText w:val=""/>
+      <w:lvlJc w:val="left"/>
+      <w:pPr>
+        <w:tabs>
+          <w:tab w:val="num" w:pos="4320"/>
+        </w:tabs>
+        <w:ind w:left="4320" w:hanging="360"/>
+      </w:pPr>
+      <w:rPr>
+        <w:rFonts w:ascii="Wingdings" w:hAnsi="Wingdings" w:hint="default"/>
+        <w:sz w:val="20"/>
+      </w:rPr>
+    </w:lvl>
+    <w:lvl w:ilvl="6" w:tentative="1">
+      <w:start w:val="1"/>
+      <w:numFmt w:val="bullet"/>
+      <w:lvlText w:val=""/>
+      <w:lvlJc w:val="left"/>
+      <w:pPr>
+        <w:tabs>
+          <w:tab w:val="num" w:pos="5040"/>
+        </w:tabs>
+        <w:ind w:left="5040" w:hanging="360"/>
+      </w:pPr>
+      <w:rPr>
+        <w:rFonts w:ascii="Wingdings" w:hAnsi="Wingdings" w:hint="default"/>
+        <w:sz w:val="20"/>
+      </w:rPr>
+    </w:lvl>
+    <w:lvl w:ilvl="7" w:tentative="1">
+      <w:start w:val="1"/>
+      <w:numFmt w:val="bullet"/>
+      <w:lvlText w:val=""/>
+      <w:lvlJc w:val="left"/>
+      <w:pPr>
+        <w:tabs>
+          <w:tab w:val="num" w:pos="5760"/>
+        </w:tabs>
+        <w:ind w:left="5760" w:hanging="360"/>
+      </w:pPr>
+      <w:rPr>
+        <w:rFonts w:ascii="Wingdings" w:hAnsi="Wingdings" w:hint="default"/>
+        <w:sz w:val="20"/>
+      </w:rPr>
+    </w:lvl>
+    <w:lvl w:ilvl="8" w:tentative="1">
+      <w:start w:val="1"/>
+      <w:numFmt w:val="bullet"/>
+      <w:lvlText w:val=""/>
+      <w:lvlJc w:val="left"/>
+      <w:pPr>
+        <w:tabs>
+          <w:tab w:val="num" w:pos="6480"/>
+        </w:tabs>
+        <w:ind w:left="6480" w:hanging="360"/>
+      </w:pPr>
+      <w:rPr>
+        <w:rFonts w:ascii="Wingdings" w:hAnsi="Wingdings" w:hint="default"/>
+        <w:sz w:val="20"/>
+      </w:rPr>
+    </w:lvl>
+  </w:abstractNum>
+  <w:abstractNum w:abstractNumId="12" w15:restartNumberingAfterBreak="0">
     <w:nsid w:val="77F015EB"/>
     <w:multiLevelType w:val="multilevel"/>
     <w:tmpl w:val="0DDC1FE4"/>
@@ -3569,32 +5187,50 @@
       </w:rPr>
     </w:lvl>
   </w:abstractNum>
-  <w:num w:numId="1" w16cid:durableId="670567038">
-    <w:abstractNumId w:val="0"/>
+  <w:num w:numId="1">
+    <w:abstractNumId w:val="2"/>
   </w:num>
-  <w:num w:numId="2" w16cid:durableId="1455439755">
+  <w:num w:numId="2">
+    <w:abstractNumId w:val="10"/>
+  </w:num>
+  <w:num w:numId="3">
+    <w:abstractNumId w:val="12"/>
+  </w:num>
+  <w:num w:numId="4">
+    <w:abstractNumId w:val="9"/>
+  </w:num>
+  <w:num w:numId="5">
+    <w:abstractNumId w:val="4"/>
+  </w:num>
+  <w:num w:numId="6">
+    <w:abstractNumId w:val="7"/>
+  </w:num>
+  <w:num w:numId="7">
+    <w:abstractNumId w:val="8"/>
+  </w:num>
+  <w:num w:numId="8">
     <w:abstractNumId w:val="5"/>
   </w:num>
-  <w:num w:numId="3" w16cid:durableId="882910481">
+  <w:num w:numId="9">
     <w:abstractNumId w:val="6"/>
   </w:num>
-  <w:num w:numId="4" w16cid:durableId="1059014016">
-    <w:abstractNumId w:val="4"/>
+  <w:num w:numId="10">
+    <w:abstractNumId w:val="3"/>
   </w:num>
-  <w:num w:numId="5" w16cid:durableId="1315455658">
+  <w:num w:numId="11">
+    <w:abstractNumId w:val="11"/>
+  </w:num>
+  <w:num w:numId="12">
     <w:abstractNumId w:val="1"/>
   </w:num>
-  <w:num w:numId="6" w16cid:durableId="1143157058">
-    <w:abstractNumId w:val="2"/>
-  </w:num>
-  <w:num w:numId="7" w16cid:durableId="1734307474">
-    <w:abstractNumId w:val="3"/>
+  <w:num w:numId="13">
+    <w:abstractNumId w:val="0"/>
   </w:num>
 </w:numbering>
 </file>
 
 <file path=word/styles.xml><?xml version="1.0" encoding="utf-8"?>
-<w:styles xmlns:mc="http://schemas.openxmlformats.org/markup-compatibility/2006" xmlns:r="http://schemas.openxmlformats.org/officeDocument/2006/relationships" xmlns:w="http://schemas.openxmlformats.org/wordprocessingml/2006/main" xmlns:w14="http://schemas.microsoft.com/office/word/2010/wordml" xmlns:w15="http://schemas.microsoft.com/office/word/2012/wordml" xmlns:w16cex="http://schemas.microsoft.com/office/word/2018/wordml/cex" xmlns:w16cid="http://schemas.microsoft.com/office/word/2016/wordml/cid" xmlns:w16="http://schemas.microsoft.com/office/word/2018/wordml" xmlns:w16du="http://schemas.microsoft.com/office/word/2023/wordml/word16du" xmlns:w16sdtdh="http://schemas.microsoft.com/office/word/2020/wordml/sdtdatahash" xmlns:w16sdtfl="http://schemas.microsoft.com/office/word/2024/wordml/sdtformatlock" xmlns:w16se="http://schemas.microsoft.com/office/word/2015/wordml/symex" mc:Ignorable="w14 w15 w16se w16cid w16 w16cex w16sdtdh w16sdtfl w16du">
+<w:styles xmlns:mc="http://schemas.openxmlformats.org/markup-compatibility/2006" xmlns:r="http://schemas.openxmlformats.org/officeDocument/2006/relationships" xmlns:w="http://schemas.openxmlformats.org/wordprocessingml/2006/main" xmlns:w14="http://schemas.microsoft.com/office/word/2010/wordml" xmlns:w15="http://schemas.microsoft.com/office/word/2012/wordml" xmlns:w16se="http://schemas.microsoft.com/office/word/2015/wordml/symex" mc:Ignorable="w14 w15 w16se">
   <w:docDefaults>
     <w:rPrDefault>
       <w:rPr>
@@ -3612,7 +5248,7 @@
       </w:pPr>
     </w:pPrDefault>
   </w:docDefaults>
-  <w:latentStyles w:defLockedState="0" w:defUIPriority="99" w:defSemiHidden="0" w:defUnhideWhenUsed="0" w:defQFormat="0" w:count="376">
+  <w:latentStyles w:defLockedState="0" w:defUIPriority="99" w:defSemiHidden="0" w:defUnhideWhenUsed="0" w:defQFormat="0" w:count="371">
     <w:lsdException w:name="Normal" w:uiPriority="0" w:qFormat="1"/>
     <w:lsdException w:name="heading 1" w:uiPriority="9" w:qFormat="1"/>
     <w:lsdException w:name="heading 2" w:semiHidden="1" w:uiPriority="9" w:unhideWhenUsed="1" w:qFormat="1"/>
@@ -3984,11 +5620,6 @@
     <w:lsdException w:name="List Table 5 Dark Accent 6" w:uiPriority="50"/>
     <w:lsdException w:name="List Table 6 Colorful Accent 6" w:uiPriority="51"/>
     <w:lsdException w:name="List Table 7 Colorful Accent 6" w:uiPriority="52"/>
-    <w:lsdException w:name="Mention" w:semiHidden="1" w:unhideWhenUsed="1"/>
-    <w:lsdException w:name="Smart Hyperlink" w:semiHidden="1" w:unhideWhenUsed="1"/>
-    <w:lsdException w:name="Hashtag" w:semiHidden="1" w:unhideWhenUsed="1"/>
-    <w:lsdException w:name="Unresolved Mention" w:semiHidden="1" w:unhideWhenUsed="1"/>
-    <w:lsdException w:name="Smart Link" w:semiHidden="1" w:unhideWhenUsed="1"/>
   </w:latentStyles>
   <w:style w:type="paragraph" w:default="1" w:styleId="Normal">
     <w:name w:val="Normal"/>
@@ -4690,6 +6321,11 @@
       <w:szCs w:val="20"/>
     </w:rPr>
   </w:style>
+  <w:style w:type="character" w:customStyle="1" w:styleId="icon-label">
+    <w:name w:val="icon-label"/>
+    <w:basedOn w:val="VarsaylanParagrafYazTipi"/>
+    <w:rsid w:val="00DE66EF"/>
+  </w:style>
 </w:styles>
 </file>
 

--- a/Docs/PA2 Part 1/Project Design Document.docx
+++ b/Docs/PA2 Part 1/Project Design Document.docx
@@ -1,6 +1,6 @@
 
 <file path=word/document.xml><?xml version="1.0" encoding="utf-8"?>
-<w:document xmlns:wpc="http://schemas.microsoft.com/office/word/2010/wordprocessingCanvas" xmlns:cx="http://schemas.microsoft.com/office/drawing/2014/chartex" xmlns:cx1="http://schemas.microsoft.com/office/drawing/2015/9/8/chartex" xmlns:mc="http://schemas.openxmlformats.org/markup-compatibility/2006" xmlns:o="urn:schemas-microsoft-com:office:office" xmlns:r="http://schemas.openxmlformats.org/officeDocument/2006/relationships" xmlns:m="http://schemas.openxmlformats.org/officeDocument/2006/math" xmlns:v="urn:schemas-microsoft-com:vml" xmlns:wp14="http://schemas.microsoft.com/office/word/2010/wordprocessingDrawing" xmlns:wp="http://schemas.openxmlformats.org/drawingml/2006/wordprocessingDrawing" xmlns:w10="urn:schemas-microsoft-com:office:word" xmlns:w="http://schemas.openxmlformats.org/wordprocessingml/2006/main" xmlns:w14="http://schemas.microsoft.com/office/word/2010/wordml" xmlns:w15="http://schemas.microsoft.com/office/word/2012/wordml" xmlns:w16se="http://schemas.microsoft.com/office/word/2015/wordml/symex" xmlns:wpg="http://schemas.microsoft.com/office/word/2010/wordprocessingGroup" xmlns:wpi="http://schemas.microsoft.com/office/word/2010/wordprocessingInk" xmlns:wne="http://schemas.microsoft.com/office/word/2006/wordml" xmlns:wps="http://schemas.microsoft.com/office/word/2010/wordprocessingShape" mc:Ignorable="w14 w15 w16se wp14">
+<w:document xmlns:wpc="http://schemas.microsoft.com/office/word/2010/wordprocessingCanvas" xmlns:cx="http://schemas.microsoft.com/office/drawing/2014/chartex" xmlns:cx1="http://schemas.microsoft.com/office/drawing/2015/9/8/chartex" xmlns:cx2="http://schemas.microsoft.com/office/drawing/2015/10/21/chartex" xmlns:cx3="http://schemas.microsoft.com/office/drawing/2016/5/9/chartex" xmlns:cx4="http://schemas.microsoft.com/office/drawing/2016/5/10/chartex" xmlns:cx5="http://schemas.microsoft.com/office/drawing/2016/5/11/chartex" xmlns:cx6="http://schemas.microsoft.com/office/drawing/2016/5/12/chartex" xmlns:cx7="http://schemas.microsoft.com/office/drawing/2016/5/13/chartex" xmlns:cx8="http://schemas.microsoft.com/office/drawing/2016/5/14/chartex" xmlns:mc="http://schemas.openxmlformats.org/markup-compatibility/2006" xmlns:aink="http://schemas.microsoft.com/office/drawing/2016/ink" xmlns:am3d="http://schemas.microsoft.com/office/drawing/2017/model3d" xmlns:o="urn:schemas-microsoft-com:office:office" xmlns:oel="http://schemas.microsoft.com/office/2019/extlst" xmlns:r="http://schemas.openxmlformats.org/officeDocument/2006/relationships" xmlns:m="http://schemas.openxmlformats.org/officeDocument/2006/math" xmlns:v="urn:schemas-microsoft-com:vml" xmlns:wp14="http://schemas.microsoft.com/office/word/2010/wordprocessingDrawing" xmlns:wp="http://schemas.openxmlformats.org/drawingml/2006/wordprocessingDrawing" xmlns:w10="urn:schemas-microsoft-com:office:word" xmlns:w="http://schemas.openxmlformats.org/wordprocessingml/2006/main" xmlns:w14="http://schemas.microsoft.com/office/word/2010/wordml" xmlns:w15="http://schemas.microsoft.com/office/word/2012/wordml" xmlns:w16cex="http://schemas.microsoft.com/office/word/2018/wordml/cex" xmlns:w16cid="http://schemas.microsoft.com/office/word/2016/wordml/cid" xmlns:w16="http://schemas.microsoft.com/office/word/2018/wordml" xmlns:w16du="http://schemas.microsoft.com/office/word/2023/wordml/word16du" xmlns:w16sdtdh="http://schemas.microsoft.com/office/word/2020/wordml/sdtdatahash" xmlns:w16sdtfl="http://schemas.microsoft.com/office/word/2024/wordml/sdtformatlock" xmlns:w16se="http://schemas.microsoft.com/office/word/2015/wordml/symex" xmlns:wpg="http://schemas.microsoft.com/office/word/2010/wordprocessingGroup" xmlns:wpi="http://schemas.microsoft.com/office/word/2010/wordprocessingInk" xmlns:wne="http://schemas.microsoft.com/office/word/2006/wordml" xmlns:wps="http://schemas.microsoft.com/office/word/2010/wordprocessingShape" mc:Ignorable="w14 w15 w16se w16cid w16 w16cex w16sdtdh w16sdtfl w16du wp14">
   <w:body>
     <w:p>
       <w:pPr>
@@ -242,7 +242,7 @@
     </w:p>
     <w:p>
       <w:pPr>
-        <w:pStyle w:val="Balk1"/>
+        <w:pStyle w:val="Heading1"/>
         <w:rPr>
           <w:rFonts w:ascii="Arial" w:hAnsi="Arial" w:cs="Arial"/>
           <w:color w:val="auto"/>
@@ -259,7 +259,7 @@
     </w:p>
     <w:p>
       <w:pPr>
-        <w:pStyle w:val="Balk2"/>
+        <w:pStyle w:val="Heading2"/>
         <w:rPr>
           <w:rFonts w:ascii="Arial" w:hAnsi="Arial" w:cs="Arial"/>
           <w:color w:val="auto"/>
@@ -373,7 +373,7 @@
     </w:p>
     <w:p>
       <w:pPr>
-        <w:pStyle w:val="Balk2"/>
+        <w:pStyle w:val="Heading2"/>
         <w:rPr>
           <w:rFonts w:ascii="Arial" w:hAnsi="Arial" w:cs="Arial"/>
           <w:color w:val="auto"/>
@@ -451,7 +451,7 @@
             </w:pPr>
             <w:r>
               <w:rPr>
-                <w:rStyle w:val="Gl"/>
+                <w:rStyle w:val="Strong"/>
                 <w:rFonts w:ascii="Arial" w:hAnsi="Arial" w:cs="Arial"/>
               </w:rPr>
               <w:t>Team Member</w:t>
@@ -479,7 +479,7 @@
             </w:pPr>
             <w:r>
               <w:rPr>
-                <w:rStyle w:val="Gl"/>
+                <w:rStyle w:val="Strong"/>
                 <w:rFonts w:ascii="Arial" w:hAnsi="Arial" w:cs="Arial"/>
               </w:rPr>
               <w:t>Task</w:t>
@@ -798,7 +798,7 @@
     </w:p>
     <w:p>
       <w:pPr>
-        <w:pStyle w:val="Balk2"/>
+        <w:pStyle w:val="Heading2"/>
         <w:rPr>
           <w:rFonts w:ascii="Arial" w:hAnsi="Arial" w:cs="Arial"/>
           <w:color w:val="auto"/>
@@ -807,7 +807,7 @@
     </w:p>
     <w:p>
       <w:pPr>
-        <w:pStyle w:val="Balk2"/>
+        <w:pStyle w:val="Heading2"/>
         <w:rPr>
           <w:rFonts w:ascii="Arial" w:hAnsi="Arial" w:cs="Arial"/>
           <w:color w:val="auto"/>
@@ -972,7 +972,7 @@
             <v:path o:extrusionok="f" gradientshapeok="t" o:connecttype="rect"/>
             <o:lock v:ext="edit" aspectratio="t"/>
           </v:shapetype>
-          <v:shape id="_x0000_i1042" type="#_x0000_t75" style="width:468pt;height:241.8pt">
+          <v:shape id="_x0000_i1025" type="#_x0000_t75" style="width:468pt;height:241.5pt">
             <v:imagedata r:id="rId6" o:title="component_diagram"/>
           </v:shape>
         </w:pict>
@@ -1039,7 +1039,7 @@
           <w:rFonts w:ascii="Arial" w:hAnsi="Arial" w:cs="Arial"/>
         </w:rPr>
         <w:pict w14:anchorId="45744019">
-          <v:shape id="_x0000_i1045" type="#_x0000_t75" style="width:467.45pt;height:224.05pt">
+          <v:shape id="_x0000_i1026" type="#_x0000_t75" style="width:467.25pt;height:224.25pt">
             <v:imagedata r:id="rId7" o:title="deployment_diagram"/>
           </v:shape>
         </w:pict>
@@ -1203,7 +1203,7 @@
     </w:p>
     <w:p>
       <w:pPr>
-        <w:pStyle w:val="Balk2"/>
+        <w:pStyle w:val="Heading2"/>
         <w:rPr>
           <w:rFonts w:ascii="Arial" w:hAnsi="Arial" w:cs="Arial"/>
           <w:color w:val="auto"/>
@@ -1212,7 +1212,7 @@
     </w:p>
     <w:p>
       <w:pPr>
-        <w:pStyle w:val="Balk2"/>
+        <w:pStyle w:val="Heading2"/>
         <w:rPr>
           <w:rFonts w:ascii="Arial" w:hAnsi="Arial" w:cs="Arial"/>
           <w:color w:val="auto"/>
@@ -1428,23 +1428,41 @@
     </w:p>
     <w:p>
       <w:pPr>
-        <w:pStyle w:val="Balk3"/>
+        <w:pStyle w:val="Heading3"/>
         <w:spacing w:before="360" w:after="210"/>
         <w:rPr>
           <w:rFonts w:ascii="Arial" w:hAnsi="Arial" w:cs="Arial"/>
-          <w:color w:val="000000" w:themeColor="text1"/>
-          <w:sz w:val="24"/>
-          <w:szCs w:val="24"/>
-        </w:rPr>
-      </w:pPr>
-      <w:r>
-        <w:rPr>
-          <w:rFonts w:ascii="Arial" w:hAnsi="Arial" w:cs="Arial"/>
-          <w:color w:val="000000" w:themeColor="text1"/>
-          <w:sz w:val="24"/>
-          <w:szCs w:val="24"/>
-        </w:rPr>
-        <w:t>Veri Erişim Arayüzleri (Data Access - DAO):</w:t>
+          <w:b/>
+          <w:bCs/>
+          <w:color w:val="000000" w:themeColor="text1"/>
+        </w:rPr>
+      </w:pPr>
+      <w:r>
+        <w:rPr>
+          <w:rFonts w:ascii="Arial" w:hAnsi="Arial" w:cs="Arial"/>
+          <w:b/>
+          <w:bCs/>
+          <w:color w:val="000000" w:themeColor="text1"/>
+        </w:rPr>
+        <w:t xml:space="preserve">Veri Erişim </w:t>
+      </w:r>
+      <w:r>
+        <w:rPr>
+          <w:rFonts w:ascii="Arial" w:hAnsi="Arial" w:cs="Arial"/>
+          <w:b/>
+          <w:bCs/>
+          <w:color w:val="000000" w:themeColor="text1"/>
+        </w:rPr>
+        <w:t>Katmani</w:t>
+      </w:r>
+      <w:r>
+        <w:rPr>
+          <w:rFonts w:ascii="Arial" w:hAnsi="Arial" w:cs="Arial"/>
+          <w:b/>
+          <w:bCs/>
+          <w:color w:val="000000" w:themeColor="text1"/>
+        </w:rPr>
+        <w:t xml:space="preserve"> (Data Access - DAO):</w:t>
       </w:r>
     </w:p>
     <w:p>
@@ -1480,7 +1498,7 @@
       </w:pPr>
       <w:r>
         <w:rPr>
-          <w:rStyle w:val="Gl"/>
+          <w:rStyle w:val="Strong"/>
           <w:rFonts w:ascii="Arial" w:hAnsi="Arial" w:cs="Arial"/>
           <w:color w:val="000000" w:themeColor="text1"/>
           <w:sz w:val="20"/>
@@ -1500,7 +1518,7 @@
     </w:p>
     <w:p>
       <w:pPr>
-        <w:pStyle w:val="ListeParagraf"/>
+        <w:pStyle w:val="ListParagraph"/>
         <w:numPr>
           <w:ilvl w:val="1"/>
           <w:numId w:val="9"/>
@@ -1547,7 +1565,7 @@
       </w:pPr>
       <w:r>
         <w:rPr>
-          <w:rStyle w:val="Gl"/>
+          <w:rStyle w:val="Strong"/>
           <w:rFonts w:ascii="Arial" w:hAnsi="Arial" w:cs="Arial"/>
           <w:color w:val="000000" w:themeColor="text1"/>
           <w:sz w:val="20"/>
@@ -1614,7 +1632,7 @@
       </w:pPr>
       <w:r>
         <w:rPr>
-          <w:rStyle w:val="Gl"/>
+          <w:rStyle w:val="Strong"/>
           <w:rFonts w:ascii="Arial" w:hAnsi="Arial" w:cs="Arial"/>
           <w:color w:val="000000" w:themeColor="text1"/>
           <w:sz w:val="20"/>
@@ -1681,7 +1699,7 @@
       </w:pPr>
       <w:r>
         <w:rPr>
-          <w:rStyle w:val="Gl"/>
+          <w:rStyle w:val="Strong"/>
           <w:rFonts w:ascii="Arial" w:hAnsi="Arial" w:cs="Arial"/>
           <w:color w:val="000000" w:themeColor="text1"/>
           <w:sz w:val="20"/>
@@ -1748,7 +1766,7 @@
       </w:pPr>
       <w:r>
         <w:rPr>
-          <w:rStyle w:val="Gl"/>
+          <w:rStyle w:val="Strong"/>
           <w:rFonts w:ascii="Arial" w:hAnsi="Arial" w:cs="Arial"/>
           <w:color w:val="000000" w:themeColor="text1"/>
           <w:sz w:val="20"/>
@@ -1801,23 +1819,41 @@
     </w:p>
     <w:p>
       <w:pPr>
-        <w:pStyle w:val="Balk3"/>
+        <w:pStyle w:val="Heading3"/>
         <w:spacing w:before="360" w:after="210"/>
         <w:rPr>
           <w:rFonts w:ascii="Arial" w:hAnsi="Arial" w:cs="Arial"/>
-          <w:color w:val="000000" w:themeColor="text1"/>
-          <w:sz w:val="24"/>
-          <w:szCs w:val="24"/>
-        </w:rPr>
-      </w:pPr>
-      <w:r>
-        <w:rPr>
-          <w:rFonts w:ascii="Arial" w:hAnsi="Arial" w:cs="Arial"/>
-          <w:color w:val="000000" w:themeColor="text1"/>
-          <w:sz w:val="24"/>
-          <w:szCs w:val="24"/>
-        </w:rPr>
-        <w:t>İş Mantığı Arayüzleri (Business Service):</w:t>
+          <w:b/>
+          <w:bCs/>
+          <w:color w:val="000000" w:themeColor="text1"/>
+        </w:rPr>
+      </w:pPr>
+      <w:r>
+        <w:rPr>
+          <w:rFonts w:ascii="Arial" w:hAnsi="Arial" w:cs="Arial"/>
+          <w:b/>
+          <w:bCs/>
+          <w:color w:val="000000" w:themeColor="text1"/>
+        </w:rPr>
+        <w:t xml:space="preserve">İş Mantığı </w:t>
+      </w:r>
+      <w:r>
+        <w:rPr>
+          <w:rFonts w:ascii="Arial" w:hAnsi="Arial" w:cs="Arial"/>
+          <w:b/>
+          <w:bCs/>
+          <w:color w:val="000000" w:themeColor="text1"/>
+        </w:rPr>
+        <w:t>Katmani (Service Layer)</w:t>
+      </w:r>
+      <w:r>
+        <w:rPr>
+          <w:rFonts w:ascii="Arial" w:hAnsi="Arial" w:cs="Arial"/>
+          <w:b/>
+          <w:bCs/>
+          <w:color w:val="000000" w:themeColor="text1"/>
+        </w:rPr>
+        <w:t>:</w:t>
       </w:r>
     </w:p>
     <w:p>
@@ -1853,7 +1889,7 @@
       </w:pPr>
       <w:r>
         <w:rPr>
-          <w:rStyle w:val="Gl"/>
+          <w:rStyle w:val="Strong"/>
           <w:rFonts w:ascii="Arial" w:hAnsi="Arial" w:cs="Arial"/>
           <w:color w:val="000000" w:themeColor="text1"/>
           <w:sz w:val="20"/>
@@ -1920,7 +1956,7 @@
       </w:pPr>
       <w:r>
         <w:rPr>
-          <w:rStyle w:val="Gl"/>
+          <w:rStyle w:val="Strong"/>
           <w:rFonts w:ascii="Arial" w:hAnsi="Arial" w:cs="Arial"/>
           <w:color w:val="000000" w:themeColor="text1"/>
           <w:sz w:val="20"/>
@@ -1987,7 +2023,7 @@
       </w:pPr>
       <w:r>
         <w:rPr>
-          <w:rStyle w:val="Gl"/>
+          <w:rStyle w:val="Strong"/>
           <w:rFonts w:ascii="Arial" w:hAnsi="Arial" w:cs="Arial"/>
           <w:color w:val="000000" w:themeColor="text1"/>
           <w:sz w:val="20"/>
@@ -2054,7 +2090,7 @@
       </w:pPr>
       <w:r>
         <w:rPr>
-          <w:rStyle w:val="Gl"/>
+          <w:rStyle w:val="Strong"/>
           <w:rFonts w:ascii="Arial" w:hAnsi="Arial" w:cs="Arial"/>
           <w:color w:val="000000" w:themeColor="text1"/>
           <w:sz w:val="20"/>
@@ -2132,13 +2168,35 @@
         <w:pStyle w:val="NormalWeb"/>
         <w:rPr>
           <w:rFonts w:ascii="Arial" w:hAnsi="Arial" w:cs="Arial"/>
-        </w:rPr>
-      </w:pPr>
-      <w:r>
-        <w:rPr>
-          <w:rFonts w:ascii="Arial" w:hAnsi="Arial" w:cs="Arial"/>
           <w:b/>
           <w:bCs/>
+          <w:sz w:val="28"/>
+          <w:szCs w:val="28"/>
+        </w:rPr>
+      </w:pPr>
+      <w:r>
+        <w:rPr>
+          <w:rFonts w:ascii="Arial" w:hAnsi="Arial" w:cs="Arial"/>
+          <w:b/>
+          <w:bCs/>
+          <w:sz w:val="28"/>
+          <w:szCs w:val="28"/>
+        </w:rPr>
+        <w:t>Sunum Katmani (Presentation Layer):</w:t>
+      </w:r>
+    </w:p>
+    <w:p>
+      <w:pPr>
+        <w:pStyle w:val="NormalWeb"/>
+        <w:rPr>
+          <w:rFonts w:ascii="Arial" w:hAnsi="Arial" w:cs="Arial"/>
+        </w:rPr>
+      </w:pPr>
+      <w:r>
+        <w:rPr>
+          <w:rFonts w:ascii="Arial" w:hAnsi="Arial" w:cs="Arial"/>
+          <w:b/>
+          <w:bCs/>
         </w:rPr>
         <w:t>Visual Interfaces:</w:t>
       </w:r>
@@ -2180,8 +2238,23 @@
         <w:pStyle w:val="NormalWeb"/>
         <w:rPr>
           <w:rFonts w:ascii="Arial" w:hAnsi="Arial" w:cs="Arial"/>
-        </w:rPr>
-      </w:pPr>
+          <w:b/>
+          <w:bCs/>
+          <w:sz w:val="28"/>
+          <w:szCs w:val="28"/>
+        </w:rPr>
+      </w:pPr>
+      <w:r>
+        <w:rPr>
+          <w:rFonts w:ascii="Arial" w:hAnsi="Arial" w:cs="Arial"/>
+          <w:b/>
+          <w:bCs/>
+          <w:sz w:val="28"/>
+          <w:szCs w:val="28"/>
+        </w:rPr>
+        <w:lastRenderedPageBreak/>
+        <w:t>Veritabani Katmani (Database Layer):</w:t>
+      </w:r>
     </w:p>
     <w:p>
       <w:pPr>
@@ -2190,12 +2263,40 @@
           <w:rFonts w:ascii="Arial" w:hAnsi="Arial" w:cs="Arial"/>
         </w:rPr>
       </w:pPr>
+      <w:r>
+        <w:rPr>
+          <w:rFonts w:ascii="Arial" w:hAnsi="Arial" w:cs="Arial"/>
+        </w:rPr>
+        <w:t xml:space="preserve">schema.sql </w:t>
+      </w:r>
     </w:p>
     <w:p>
       <w:pPr>
         <w:pStyle w:val="NormalWeb"/>
         <w:rPr>
           <w:rFonts w:ascii="Arial" w:hAnsi="Arial" w:cs="Arial"/>
+        </w:rPr>
+      </w:pPr>
+      <w:r>
+        <w:rPr>
+          <w:rFonts w:ascii="Arial" w:hAnsi="Arial" w:cs="Arial"/>
+        </w:rPr>
+        <w:t>SQLite ile verilerin tutulmasini saglayan veritabani dosyasi.</w:t>
+      </w:r>
+    </w:p>
+    <w:p>
+      <w:pPr>
+        <w:pStyle w:val="NormalWeb"/>
+        <w:rPr>
+          <w:rFonts w:ascii="Arial" w:hAnsi="Arial" w:cs="Arial"/>
+        </w:rPr>
+      </w:pPr>
+    </w:p>
+    <w:p>
+      <w:pPr>
+        <w:pStyle w:val="NormalWeb"/>
+        <w:rPr>
+          <w:rFonts w:ascii="Arial" w:hAnsi="Arial" w:cs="Arial"/>
           <w:b/>
         </w:rPr>
       </w:pPr>
@@ -2204,7 +2305,6 @@
           <w:rFonts w:ascii="Arial" w:hAnsi="Arial" w:cs="Arial"/>
           <w:b/>
         </w:rPr>
-        <w:lastRenderedPageBreak/>
         <w:t>Class Diagram (arayüzler ve veri yapısı):</w:t>
       </w:r>
     </w:p>
@@ -2226,7 +2326,7 @@
           <w:rFonts w:ascii="Arial" w:hAnsi="Arial" w:cs="Arial"/>
         </w:rPr>
         <w:pict w14:anchorId="608EA38F">
-          <v:shape id="_x0000_i1043" type="#_x0000_t75" style="width:467.45pt;height:177.85pt">
+          <v:shape id="_x0000_i1027" type="#_x0000_t75" style="width:467.25pt;height:177.75pt">
             <v:imagedata r:id="rId8" o:title="class_diagram"/>
           </v:shape>
         </w:pict>
@@ -2248,7 +2348,7 @@
     </w:p>
     <w:p>
       <w:pPr>
-        <w:pStyle w:val="Balk2"/>
+        <w:pStyle w:val="Heading2"/>
         <w:rPr>
           <w:rFonts w:ascii="Arial" w:hAnsi="Arial" w:cs="Arial"/>
           <w:color w:val="auto"/>
@@ -2327,7 +2427,7 @@
       </w:r>
       <w:r>
         <w:rPr>
-          <w:rStyle w:val="HTMLKodu"/>
+          <w:rStyle w:val="HTMLCode"/>
           <w:rFonts w:ascii="Arial" w:eastAsiaTheme="majorEastAsia" w:hAnsi="Arial" w:cs="Arial"/>
           <w:sz w:val="24"/>
           <w:szCs w:val="24"/>
@@ -2340,8 +2440,6 @@
         </w:rPr>
         <w:t xml:space="preserve"> aracılığıyla SQLite veritabanına INSERT veya DELETE işlemleriyle kalıcı olarak yansıtılır.</w:t>
       </w:r>
-      <w:bookmarkStart w:id="0" w:name="_GoBack"/>
-      <w:bookmarkEnd w:id="0"/>
     </w:p>
     <w:p>
       <w:pPr>
@@ -2383,11 +2481,18 @@
         <w:rPr>
           <w:rFonts w:ascii="Arial" w:hAnsi="Arial" w:cs="Arial"/>
         </w:rPr>
-        <w:t xml:space="preserve">, Pomodoro sayacı ve manuel süre tutma gereksinimleriyle eşleşmektedir. Kullanıcı "Çalışmaya Başla" butonuna tıkladığında </w:t>
-      </w:r>
-      <w:r>
-        <w:rPr>
-          <w:rStyle w:val="HTMLKodu"/>
+        <w:t xml:space="preserve">, Pomodoro sayacı ve manuel süre tutma gereksinimleriyle eşleşmektedir. Kullanıcı "Çalışmaya Başla" butonuna </w:t>
+      </w:r>
+      <w:r>
+        <w:rPr>
+          <w:rFonts w:ascii="Arial" w:hAnsi="Arial" w:cs="Arial"/>
+        </w:rPr>
+        <w:lastRenderedPageBreak/>
+        <w:t xml:space="preserve">tıkladığında </w:t>
+      </w:r>
+      <w:r>
+        <w:rPr>
+          <w:rStyle w:val="HTMLCode"/>
           <w:rFonts w:ascii="Arial" w:eastAsiaTheme="majorEastAsia" w:hAnsi="Arial" w:cs="Arial"/>
         </w:rPr>
         <w:t>TimeTrackerService</w:t>
@@ -2428,7 +2533,6 @@
           <w:b/>
           <w:bCs/>
         </w:rPr>
-        <w:lastRenderedPageBreak/>
         <w:t>3. İstatistik Paneli Analizi</w:t>
       </w:r>
     </w:p>
@@ -2518,7 +2622,7 @@
           <w:rFonts w:ascii="Arial" w:hAnsi="Arial" w:cs="Arial"/>
         </w:rPr>
         <w:pict w14:anchorId="61ED5562">
-          <v:shape id="_x0000_i1044" type="#_x0000_t75" style="width:466.95pt;height:242.35pt">
+          <v:shape id="_x0000_i1028" type="#_x0000_t75" style="width:466.5pt;height:242.25pt">
             <v:imagedata r:id="rId9" o:title="sequence_diagram"/>
           </v:shape>
         </w:pict>
@@ -2526,7 +2630,7 @@
     </w:p>
     <w:p>
       <w:pPr>
-        <w:pStyle w:val="Balk2"/>
+        <w:pStyle w:val="Heading2"/>
         <w:rPr>
           <w:rFonts w:ascii="Arial" w:hAnsi="Arial" w:cs="Arial"/>
           <w:color w:val="auto"/>
@@ -2535,7 +2639,7 @@
     </w:p>
     <w:p>
       <w:pPr>
-        <w:pStyle w:val="Balk2"/>
+        <w:pStyle w:val="Heading2"/>
         <w:rPr>
           <w:rFonts w:ascii="Arial" w:hAnsi="Arial" w:cs="Arial"/>
           <w:color w:val="auto"/>
@@ -2544,7 +2648,7 @@
     </w:p>
     <w:p>
       <w:pPr>
-        <w:pStyle w:val="Balk2"/>
+        <w:pStyle w:val="Heading2"/>
         <w:rPr>
           <w:rFonts w:ascii="Arial" w:hAnsi="Arial" w:cs="Arial"/>
           <w:color w:val="auto"/>
@@ -2560,7 +2664,7 @@
     </w:p>
     <w:p>
       <w:pPr>
-        <w:pStyle w:val="Balk2"/>
+        <w:pStyle w:val="Heading2"/>
         <w:rPr>
           <w:rFonts w:ascii="Arial" w:hAnsi="Arial" w:cs="Arial"/>
           <w:color w:val="auto"/>
@@ -2571,7 +2675,6 @@
           <w:rFonts w:ascii="Arial" w:hAnsi="Arial" w:cs="Arial"/>
           <w:color w:val="auto"/>
         </w:rPr>
-        <w:lastRenderedPageBreak/>
         <w:t>5. Design Decisions</w:t>
       </w:r>
     </w:p>
@@ -2846,7 +2949,7 @@
     </w:p>
     <w:p>
       <w:pPr>
-        <w:pStyle w:val="Balk3"/>
+        <w:pStyle w:val="Heading3"/>
         <w:spacing w:before="360" w:after="210"/>
         <w:rPr>
           <w:rFonts w:ascii="Arial" w:hAnsi="Arial" w:cs="Arial"/>
@@ -2882,7 +2985,7 @@
       </w:pPr>
       <w:r>
         <w:rPr>
-          <w:rStyle w:val="Gl"/>
+          <w:rStyle w:val="Strong"/>
           <w:rFonts w:ascii="Arial" w:eastAsiaTheme="majorEastAsia" w:hAnsi="Arial" w:cs="Arial"/>
           <w:color w:val="000000" w:themeColor="text1"/>
         </w:rPr>
@@ -2912,7 +3015,7 @@
       </w:pPr>
       <w:r>
         <w:rPr>
-          <w:rStyle w:val="Gl"/>
+          <w:rStyle w:val="Strong"/>
           <w:rFonts w:ascii="Arial" w:eastAsiaTheme="majorEastAsia" w:hAnsi="Arial" w:cs="Arial"/>
           <w:color w:val="000000" w:themeColor="text1"/>
         </w:rPr>
@@ -2942,7 +3045,7 @@
       </w:pPr>
       <w:r>
         <w:rPr>
-          <w:rStyle w:val="Gl"/>
+          <w:rStyle w:val="Strong"/>
           <w:rFonts w:ascii="Arial" w:eastAsiaTheme="majorEastAsia" w:hAnsi="Arial" w:cs="Arial"/>
           <w:color w:val="000000" w:themeColor="text1"/>
         </w:rPr>
@@ -2963,10 +3066,11 @@
       </w:pPr>
       <w:r>
         <w:rPr>
-          <w:rStyle w:val="Gl"/>
-          <w:rFonts w:ascii="Arial" w:hAnsi="Arial" w:cs="Arial"/>
-          <w:color w:val="000000" w:themeColor="text1"/>
-        </w:rPr>
+          <w:rStyle w:val="Strong"/>
+          <w:rFonts w:ascii="Arial" w:hAnsi="Arial" w:cs="Arial"/>
+          <w:color w:val="000000" w:themeColor="text1"/>
+        </w:rPr>
+        <w:lastRenderedPageBreak/>
         <w:t>Performance</w:t>
       </w:r>
       <w:r>
@@ -2991,7 +3095,7 @@
       </w:pPr>
       <w:r>
         <w:rPr>
-          <w:rStyle w:val="Gl"/>
+          <w:rStyle w:val="Strong"/>
           <w:rFonts w:ascii="Arial" w:hAnsi="Arial" w:cs="Arial"/>
           <w:color w:val="000000" w:themeColor="text1"/>
         </w:rPr>
@@ -3019,7 +3123,7 @@
       </w:pPr>
       <w:r>
         <w:rPr>
-          <w:rStyle w:val="Gl"/>
+          <w:rStyle w:val="Strong"/>
           <w:rFonts w:ascii="Arial" w:hAnsi="Arial" w:cs="Arial"/>
           <w:color w:val="000000" w:themeColor="text1"/>
         </w:rPr>
@@ -3066,11 +3170,10 @@
       </w:pPr>
       <w:r>
         <w:rPr>
-          <w:rStyle w:val="Gl"/>
+          <w:rStyle w:val="Strong"/>
           <w:rFonts w:ascii="Arial" w:eastAsiaTheme="majorEastAsia" w:hAnsi="Arial" w:cs="Arial"/>
           <w:color w:val="000000" w:themeColor="text1"/>
         </w:rPr>
-        <w:lastRenderedPageBreak/>
         <w:t>UML Diyagramlarında Gösterimi</w:t>
       </w:r>
       <w:r>
@@ -3086,35 +3189,7 @@
           <w:color w:val="000000" w:themeColor="text1"/>
         </w:rPr>
         <w:br/>
-        <w:t>Class Diagram'da </w:t>
-      </w:r>
-      <w:r>
-        <w:rPr>
-          <w:rFonts w:ascii="Arial" w:hAnsi="Arial" w:cs="Arial"/>
-          <w:color w:val="000000" w:themeColor="text1"/>
-        </w:rPr>
-        <w:t>DatabaseConnection</w:t>
-      </w:r>
-      <w:r>
-        <w:rPr>
-          <w:rFonts w:ascii="Arial" w:hAnsi="Arial" w:cs="Arial"/>
-          <w:color w:val="000000" w:themeColor="text1"/>
-        </w:rPr>
-        <w:t> sınıfı </w:t>
-      </w:r>
-      <w:r>
-        <w:rPr>
-          <w:rFonts w:ascii="Arial" w:hAnsi="Arial" w:cs="Arial"/>
-          <w:color w:val="000000" w:themeColor="text1"/>
-        </w:rPr>
-        <w:t>&lt;&lt;Singleton&gt;&gt;</w:t>
-      </w:r>
-      <w:r>
-        <w:rPr>
-          <w:rFonts w:ascii="Arial" w:hAnsi="Arial" w:cs="Arial"/>
-          <w:color w:val="000000" w:themeColor="text1"/>
-        </w:rPr>
-        <w:t> stereotipi ile işaretlendi. Component Diagram'da "DatabaseConnection (Singleton)" olarak etiketlendi.</w:t>
+        <w:t>Class Diagram'da DatabaseConnection sınıfı &lt;&lt;Singleton&gt;&gt; stereotipi ile işaretlendi. Component Diagram'da "DatabaseConnection (Singleton)" olarak etiketlendi.</w:t>
       </w:r>
     </w:p>
     <w:p>
@@ -3129,7 +3204,7 @@
     </w:p>
     <w:p>
       <w:pPr>
-        <w:pStyle w:val="Balk3"/>
+        <w:pStyle w:val="Heading3"/>
         <w:spacing w:before="360" w:after="210"/>
         <w:rPr>
           <w:rFonts w:ascii="Arial" w:hAnsi="Arial" w:cs="Arial"/>
@@ -3165,7 +3240,7 @@
       </w:pPr>
       <w:r>
         <w:rPr>
-          <w:rStyle w:val="Gl"/>
+          <w:rStyle w:val="Strong"/>
           <w:rFonts w:ascii="Arial" w:eastAsiaTheme="majorEastAsia" w:hAnsi="Arial" w:cs="Arial"/>
           <w:color w:val="000000" w:themeColor="text1"/>
         </w:rPr>
@@ -3195,7 +3270,7 @@
       </w:pPr>
       <w:r>
         <w:rPr>
-          <w:rStyle w:val="Gl"/>
+          <w:rStyle w:val="Strong"/>
           <w:rFonts w:ascii="Arial" w:eastAsiaTheme="majorEastAsia" w:hAnsi="Arial" w:cs="Arial"/>
           <w:color w:val="000000" w:themeColor="text1"/>
         </w:rPr>
@@ -3225,7 +3300,7 @@
       </w:pPr>
       <w:r>
         <w:rPr>
-          <w:rStyle w:val="Gl"/>
+          <w:rStyle w:val="Strong"/>
           <w:rFonts w:ascii="Arial" w:eastAsiaTheme="majorEastAsia" w:hAnsi="Arial" w:cs="Arial"/>
           <w:color w:val="000000" w:themeColor="text1"/>
         </w:rPr>
@@ -3246,7 +3321,7 @@
       </w:pPr>
       <w:r>
         <w:rPr>
-          <w:rStyle w:val="Gl"/>
+          <w:rStyle w:val="Strong"/>
           <w:rFonts w:ascii="Arial" w:hAnsi="Arial" w:cs="Arial"/>
           <w:color w:val="000000" w:themeColor="text1"/>
         </w:rPr>
@@ -3274,7 +3349,7 @@
       </w:pPr>
       <w:r>
         <w:rPr>
-          <w:rStyle w:val="Gl"/>
+          <w:rStyle w:val="Strong"/>
           <w:rFonts w:ascii="Arial" w:hAnsi="Arial" w:cs="Arial"/>
           <w:color w:val="000000" w:themeColor="text1"/>
         </w:rPr>
@@ -3302,7 +3377,7 @@
       </w:pPr>
       <w:r>
         <w:rPr>
-          <w:rStyle w:val="Gl"/>
+          <w:rStyle w:val="Strong"/>
           <w:rFonts w:ascii="Arial" w:hAnsi="Arial" w:cs="Arial"/>
           <w:color w:val="000000" w:themeColor="text1"/>
         </w:rPr>
@@ -3405,7 +3480,7 @@
 </file>
 
 <file path=word/numbering.xml><?xml version="1.0" encoding="utf-8"?>
-<w:numbering xmlns:wpc="http://schemas.microsoft.com/office/word/2010/wordprocessingCanvas" xmlns:cx="http://schemas.microsoft.com/office/drawing/2014/chartex" xmlns:cx1="http://schemas.microsoft.com/office/drawing/2015/9/8/chartex" xmlns:mc="http://schemas.openxmlformats.org/markup-compatibility/2006" xmlns:o="urn:schemas-microsoft-com:office:office" xmlns:r="http://schemas.openxmlformats.org/officeDocument/2006/relationships" xmlns:m="http://schemas.openxmlformats.org/officeDocument/2006/math" xmlns:v="urn:schemas-microsoft-com:vml" xmlns:wp14="http://schemas.microsoft.com/office/word/2010/wordprocessingDrawing" xmlns:wp="http://schemas.openxmlformats.org/drawingml/2006/wordprocessingDrawing" xmlns:w10="urn:schemas-microsoft-com:office:word" xmlns:w="http://schemas.openxmlformats.org/wordprocessingml/2006/main" xmlns:w14="http://schemas.microsoft.com/office/word/2010/wordml" xmlns:w15="http://schemas.microsoft.com/office/word/2012/wordml" xmlns:w16se="http://schemas.microsoft.com/office/word/2015/wordml/symex" xmlns:wpg="http://schemas.microsoft.com/office/word/2010/wordprocessingGroup" xmlns:wpi="http://schemas.microsoft.com/office/word/2010/wordprocessingInk" xmlns:wne="http://schemas.microsoft.com/office/word/2006/wordml" xmlns:wps="http://schemas.microsoft.com/office/word/2010/wordprocessingShape" mc:Ignorable="w14 w15 w16se wp14">
+<w:numbering xmlns:wpc="http://schemas.microsoft.com/office/word/2010/wordprocessingCanvas" xmlns:cx="http://schemas.microsoft.com/office/drawing/2014/chartex" xmlns:cx1="http://schemas.microsoft.com/office/drawing/2015/9/8/chartex" xmlns:cx2="http://schemas.microsoft.com/office/drawing/2015/10/21/chartex" xmlns:cx3="http://schemas.microsoft.com/office/drawing/2016/5/9/chartex" xmlns:cx4="http://schemas.microsoft.com/office/drawing/2016/5/10/chartex" xmlns:cx5="http://schemas.microsoft.com/office/drawing/2016/5/11/chartex" xmlns:cx6="http://schemas.microsoft.com/office/drawing/2016/5/12/chartex" xmlns:cx7="http://schemas.microsoft.com/office/drawing/2016/5/13/chartex" xmlns:cx8="http://schemas.microsoft.com/office/drawing/2016/5/14/chartex" xmlns:mc="http://schemas.openxmlformats.org/markup-compatibility/2006" xmlns:aink="http://schemas.microsoft.com/office/drawing/2016/ink" xmlns:am3d="http://schemas.microsoft.com/office/drawing/2017/model3d" xmlns:o="urn:schemas-microsoft-com:office:office" xmlns:oel="http://schemas.microsoft.com/office/2019/extlst" xmlns:r="http://schemas.openxmlformats.org/officeDocument/2006/relationships" xmlns:m="http://schemas.openxmlformats.org/officeDocument/2006/math" xmlns:v="urn:schemas-microsoft-com:vml" xmlns:wp14="http://schemas.microsoft.com/office/word/2010/wordprocessingDrawing" xmlns:wp="http://schemas.openxmlformats.org/drawingml/2006/wordprocessingDrawing" xmlns:w10="urn:schemas-microsoft-com:office:word" xmlns:w="http://schemas.openxmlformats.org/wordprocessingml/2006/main" xmlns:w14="http://schemas.microsoft.com/office/word/2010/wordml" xmlns:w15="http://schemas.microsoft.com/office/word/2012/wordml" xmlns:w16cex="http://schemas.microsoft.com/office/word/2018/wordml/cex" xmlns:w16cid="http://schemas.microsoft.com/office/word/2016/wordml/cid" xmlns:w16="http://schemas.microsoft.com/office/word/2018/wordml" xmlns:w16du="http://schemas.microsoft.com/office/word/2023/wordml/word16du" xmlns:w16sdtdh="http://schemas.microsoft.com/office/word/2020/wordml/sdtdatahash" xmlns:w16sdtfl="http://schemas.microsoft.com/office/word/2024/wordml/sdtformatlock" xmlns:w16se="http://schemas.microsoft.com/office/word/2015/wordml/symex" xmlns:wpg="http://schemas.microsoft.com/office/word/2010/wordprocessingGroup" xmlns:wpi="http://schemas.microsoft.com/office/word/2010/wordprocessingInk" xmlns:wne="http://schemas.microsoft.com/office/word/2006/wordml" xmlns:wps="http://schemas.microsoft.com/office/word/2010/wordprocessingShape" mc:Ignorable="w14 w15 w16se w16cid w16 w16cex w16sdtdh w16sdtfl w16du wp14">
   <w:abstractNum w:abstractNumId="0" w15:restartNumberingAfterBreak="0">
     <w:nsid w:val="36B73754"/>
     <w:multiLevelType w:val="multilevel"/>
@@ -5187,50 +5262,50 @@
       </w:rPr>
     </w:lvl>
   </w:abstractNum>
-  <w:num w:numId="1">
+  <w:num w:numId="1" w16cid:durableId="1169758225">
     <w:abstractNumId w:val="2"/>
   </w:num>
-  <w:num w:numId="2">
+  <w:num w:numId="2" w16cid:durableId="853494508">
     <w:abstractNumId w:val="10"/>
   </w:num>
-  <w:num w:numId="3">
+  <w:num w:numId="3" w16cid:durableId="575482737">
     <w:abstractNumId w:val="12"/>
   </w:num>
-  <w:num w:numId="4">
+  <w:num w:numId="4" w16cid:durableId="1141922254">
     <w:abstractNumId w:val="9"/>
   </w:num>
-  <w:num w:numId="5">
+  <w:num w:numId="5" w16cid:durableId="154958866">
     <w:abstractNumId w:val="4"/>
   </w:num>
-  <w:num w:numId="6">
+  <w:num w:numId="6" w16cid:durableId="1456483744">
     <w:abstractNumId w:val="7"/>
   </w:num>
-  <w:num w:numId="7">
+  <w:num w:numId="7" w16cid:durableId="152525553">
     <w:abstractNumId w:val="8"/>
   </w:num>
-  <w:num w:numId="8">
+  <w:num w:numId="8" w16cid:durableId="1536892730">
     <w:abstractNumId w:val="5"/>
   </w:num>
-  <w:num w:numId="9">
+  <w:num w:numId="9" w16cid:durableId="1383138430">
     <w:abstractNumId w:val="6"/>
   </w:num>
-  <w:num w:numId="10">
+  <w:num w:numId="10" w16cid:durableId="1110246470">
     <w:abstractNumId w:val="3"/>
   </w:num>
-  <w:num w:numId="11">
+  <w:num w:numId="11" w16cid:durableId="220100487">
     <w:abstractNumId w:val="11"/>
   </w:num>
-  <w:num w:numId="12">
+  <w:num w:numId="12" w16cid:durableId="701050947">
     <w:abstractNumId w:val="1"/>
   </w:num>
-  <w:num w:numId="13">
+  <w:num w:numId="13" w16cid:durableId="944339445">
     <w:abstractNumId w:val="0"/>
   </w:num>
 </w:numbering>
 </file>
 
 <file path=word/styles.xml><?xml version="1.0" encoding="utf-8"?>
-<w:styles xmlns:mc="http://schemas.openxmlformats.org/markup-compatibility/2006" xmlns:r="http://schemas.openxmlformats.org/officeDocument/2006/relationships" xmlns:w="http://schemas.openxmlformats.org/wordprocessingml/2006/main" xmlns:w14="http://schemas.microsoft.com/office/word/2010/wordml" xmlns:w15="http://schemas.microsoft.com/office/word/2012/wordml" xmlns:w16se="http://schemas.microsoft.com/office/word/2015/wordml/symex" mc:Ignorable="w14 w15 w16se">
+<w:styles xmlns:mc="http://schemas.openxmlformats.org/markup-compatibility/2006" xmlns:r="http://schemas.openxmlformats.org/officeDocument/2006/relationships" xmlns:w="http://schemas.openxmlformats.org/wordprocessingml/2006/main" xmlns:w14="http://schemas.microsoft.com/office/word/2010/wordml" xmlns:w15="http://schemas.microsoft.com/office/word/2012/wordml" xmlns:w16cex="http://schemas.microsoft.com/office/word/2018/wordml/cex" xmlns:w16cid="http://schemas.microsoft.com/office/word/2016/wordml/cid" xmlns:w16="http://schemas.microsoft.com/office/word/2018/wordml" xmlns:w16du="http://schemas.microsoft.com/office/word/2023/wordml/word16du" xmlns:w16sdtdh="http://schemas.microsoft.com/office/word/2020/wordml/sdtdatahash" xmlns:w16sdtfl="http://schemas.microsoft.com/office/word/2024/wordml/sdtformatlock" xmlns:w16se="http://schemas.microsoft.com/office/word/2015/wordml/symex" mc:Ignorable="w14 w15 w16se w16cid w16 w16cex w16sdtdh w16sdtfl w16du">
   <w:docDefaults>
     <w:rPrDefault>
       <w:rPr>
@@ -5248,7 +5323,7 @@
       </w:pPr>
     </w:pPrDefault>
   </w:docDefaults>
-  <w:latentStyles w:defLockedState="0" w:defUIPriority="99" w:defSemiHidden="0" w:defUnhideWhenUsed="0" w:defQFormat="0" w:count="371">
+  <w:latentStyles w:defLockedState="0" w:defUIPriority="99" w:defSemiHidden="0" w:defUnhideWhenUsed="0" w:defQFormat="0" w:count="376">
     <w:lsdException w:name="Normal" w:uiPriority="0" w:qFormat="1"/>
     <w:lsdException w:name="heading 1" w:uiPriority="9" w:qFormat="1"/>
     <w:lsdException w:name="heading 2" w:semiHidden="1" w:uiPriority="9" w:unhideWhenUsed="1" w:qFormat="1"/>
@@ -5620,16 +5695,21 @@
     <w:lsdException w:name="List Table 5 Dark Accent 6" w:uiPriority="50"/>
     <w:lsdException w:name="List Table 6 Colorful Accent 6" w:uiPriority="51"/>
     <w:lsdException w:name="List Table 7 Colorful Accent 6" w:uiPriority="52"/>
+    <w:lsdException w:name="Mention" w:semiHidden="1" w:unhideWhenUsed="1"/>
+    <w:lsdException w:name="Smart Hyperlink" w:semiHidden="1" w:unhideWhenUsed="1"/>
+    <w:lsdException w:name="Hashtag" w:semiHidden="1" w:unhideWhenUsed="1"/>
+    <w:lsdException w:name="Unresolved Mention" w:semiHidden="1" w:unhideWhenUsed="1"/>
+    <w:lsdException w:name="Smart Link" w:semiHidden="1" w:unhideWhenUsed="1"/>
   </w:latentStyles>
   <w:style w:type="paragraph" w:default="1" w:styleId="Normal">
     <w:name w:val="Normal"/>
     <w:qFormat/>
   </w:style>
-  <w:style w:type="paragraph" w:styleId="Balk1">
+  <w:style w:type="paragraph" w:styleId="Heading1">
     <w:name w:val="heading 1"/>
     <w:basedOn w:val="Normal"/>
     <w:next w:val="Normal"/>
-    <w:link w:val="Balk1Char"/>
+    <w:link w:val="Heading1Char"/>
     <w:uiPriority w:val="9"/>
     <w:qFormat/>
     <w:rsid w:val="00107A3C"/>
@@ -5646,11 +5726,11 @@
       <w:szCs w:val="40"/>
     </w:rPr>
   </w:style>
-  <w:style w:type="paragraph" w:styleId="Balk2">
+  <w:style w:type="paragraph" w:styleId="Heading2">
     <w:name w:val="heading 2"/>
     <w:basedOn w:val="Normal"/>
     <w:next w:val="Normal"/>
-    <w:link w:val="Balk2Char"/>
+    <w:link w:val="Heading2Char"/>
     <w:uiPriority w:val="9"/>
     <w:semiHidden/>
     <w:unhideWhenUsed/>
@@ -5669,11 +5749,11 @@
       <w:szCs w:val="32"/>
     </w:rPr>
   </w:style>
-  <w:style w:type="paragraph" w:styleId="Balk3">
+  <w:style w:type="paragraph" w:styleId="Heading3">
     <w:name w:val="heading 3"/>
     <w:basedOn w:val="Normal"/>
     <w:next w:val="Normal"/>
-    <w:link w:val="Balk3Char"/>
+    <w:link w:val="Heading3Char"/>
     <w:uiPriority w:val="9"/>
     <w:semiHidden/>
     <w:unhideWhenUsed/>
@@ -5692,11 +5772,11 @@
       <w:szCs w:val="28"/>
     </w:rPr>
   </w:style>
-  <w:style w:type="paragraph" w:styleId="Balk4">
+  <w:style w:type="paragraph" w:styleId="Heading4">
     <w:name w:val="heading 4"/>
     <w:basedOn w:val="Normal"/>
     <w:next w:val="Normal"/>
-    <w:link w:val="Balk4Char"/>
+    <w:link w:val="Heading4Char"/>
     <w:uiPriority w:val="9"/>
     <w:semiHidden/>
     <w:unhideWhenUsed/>
@@ -5715,11 +5795,11 @@
       <w:color w:val="0F4761" w:themeColor="accent1" w:themeShade="BF"/>
     </w:rPr>
   </w:style>
-  <w:style w:type="paragraph" w:styleId="Balk5">
+  <w:style w:type="paragraph" w:styleId="Heading5">
     <w:name w:val="heading 5"/>
     <w:basedOn w:val="Normal"/>
     <w:next w:val="Normal"/>
-    <w:link w:val="Balk5Char"/>
+    <w:link w:val="Heading5Char"/>
     <w:uiPriority w:val="9"/>
     <w:semiHidden/>
     <w:unhideWhenUsed/>
@@ -5736,11 +5816,11 @@
       <w:color w:val="0F4761" w:themeColor="accent1" w:themeShade="BF"/>
     </w:rPr>
   </w:style>
-  <w:style w:type="paragraph" w:styleId="Balk6">
+  <w:style w:type="paragraph" w:styleId="Heading6">
     <w:name w:val="heading 6"/>
     <w:basedOn w:val="Normal"/>
     <w:next w:val="Normal"/>
-    <w:link w:val="Balk6Char"/>
+    <w:link w:val="Heading6Char"/>
     <w:uiPriority w:val="9"/>
     <w:semiHidden/>
     <w:unhideWhenUsed/>
@@ -5759,11 +5839,11 @@
       <w:color w:val="595959" w:themeColor="text1" w:themeTint="A6"/>
     </w:rPr>
   </w:style>
-  <w:style w:type="paragraph" w:styleId="Balk7">
+  <w:style w:type="paragraph" w:styleId="Heading7">
     <w:name w:val="heading 7"/>
     <w:basedOn w:val="Normal"/>
     <w:next w:val="Normal"/>
-    <w:link w:val="Balk7Char"/>
+    <w:link w:val="Heading7Char"/>
     <w:uiPriority w:val="9"/>
     <w:semiHidden/>
     <w:unhideWhenUsed/>
@@ -5780,11 +5860,11 @@
       <w:color w:val="595959" w:themeColor="text1" w:themeTint="A6"/>
     </w:rPr>
   </w:style>
-  <w:style w:type="paragraph" w:styleId="Balk8">
+  <w:style w:type="paragraph" w:styleId="Heading8">
     <w:name w:val="heading 8"/>
     <w:basedOn w:val="Normal"/>
     <w:next w:val="Normal"/>
-    <w:link w:val="Balk8Char"/>
+    <w:link w:val="Heading8Char"/>
     <w:uiPriority w:val="9"/>
     <w:semiHidden/>
     <w:unhideWhenUsed/>
@@ -5803,11 +5883,11 @@
       <w:color w:val="272727" w:themeColor="text1" w:themeTint="D8"/>
     </w:rPr>
   </w:style>
-  <w:style w:type="paragraph" w:styleId="Balk9">
+  <w:style w:type="paragraph" w:styleId="Heading9">
     <w:name w:val="heading 9"/>
     <w:basedOn w:val="Normal"/>
     <w:next w:val="Normal"/>
-    <w:link w:val="Balk9Char"/>
+    <w:link w:val="Heading9Char"/>
     <w:uiPriority w:val="9"/>
     <w:semiHidden/>
     <w:unhideWhenUsed/>
@@ -5824,13 +5904,13 @@
       <w:color w:val="272727" w:themeColor="text1" w:themeTint="D8"/>
     </w:rPr>
   </w:style>
-  <w:style w:type="character" w:default="1" w:styleId="VarsaylanParagrafYazTipi">
+  <w:style w:type="character" w:default="1" w:styleId="DefaultParagraphFont">
     <w:name w:val="Default Paragraph Font"/>
     <w:uiPriority w:val="1"/>
     <w:semiHidden/>
     <w:unhideWhenUsed/>
   </w:style>
-  <w:style w:type="table" w:default="1" w:styleId="NormalTablo">
+  <w:style w:type="table" w:default="1" w:styleId="TableNormal">
     <w:name w:val="Normal Table"/>
     <w:uiPriority w:val="99"/>
     <w:semiHidden/>
@@ -5845,16 +5925,16 @@
       </w:tblCellMar>
     </w:tblPr>
   </w:style>
-  <w:style w:type="numbering" w:default="1" w:styleId="ListeYok">
+  <w:style w:type="numbering" w:default="1" w:styleId="NoList">
     <w:name w:val="No List"/>
     <w:uiPriority w:val="99"/>
     <w:semiHidden/>
     <w:unhideWhenUsed/>
   </w:style>
-  <w:style w:type="character" w:customStyle="1" w:styleId="Balk1Char">
-    <w:name w:val="Başlık 1 Char"/>
-    <w:basedOn w:val="VarsaylanParagrafYazTipi"/>
-    <w:link w:val="Balk1"/>
+  <w:style w:type="character" w:customStyle="1" w:styleId="Heading1Char">
+    <w:name w:val="Heading 1 Char"/>
+    <w:basedOn w:val="DefaultParagraphFont"/>
+    <w:link w:val="Heading1"/>
     <w:uiPriority w:val="9"/>
     <w:rsid w:val="00107A3C"/>
     <w:rPr>
@@ -5864,10 +5944,10 @@
       <w:szCs w:val="40"/>
     </w:rPr>
   </w:style>
-  <w:style w:type="character" w:customStyle="1" w:styleId="Balk2Char">
-    <w:name w:val="Başlık 2 Char"/>
-    <w:basedOn w:val="VarsaylanParagrafYazTipi"/>
-    <w:link w:val="Balk2"/>
+  <w:style w:type="character" w:customStyle="1" w:styleId="Heading2Char">
+    <w:name w:val="Heading 2 Char"/>
+    <w:basedOn w:val="DefaultParagraphFont"/>
+    <w:link w:val="Heading2"/>
     <w:uiPriority w:val="9"/>
     <w:semiHidden/>
     <w:rsid w:val="00107A3C"/>
@@ -5878,10 +5958,10 @@
       <w:szCs w:val="32"/>
     </w:rPr>
   </w:style>
-  <w:style w:type="character" w:customStyle="1" w:styleId="Balk3Char">
-    <w:name w:val="Başlık 3 Char"/>
-    <w:basedOn w:val="VarsaylanParagrafYazTipi"/>
-    <w:link w:val="Balk3"/>
+  <w:style w:type="character" w:customStyle="1" w:styleId="Heading3Char">
+    <w:name w:val="Heading 3 Char"/>
+    <w:basedOn w:val="DefaultParagraphFont"/>
+    <w:link w:val="Heading3"/>
     <w:uiPriority w:val="9"/>
     <w:semiHidden/>
     <w:rsid w:val="00107A3C"/>
@@ -5892,10 +5972,10 @@
       <w:szCs w:val="28"/>
     </w:rPr>
   </w:style>
-  <w:style w:type="character" w:customStyle="1" w:styleId="Balk4Char">
-    <w:name w:val="Başlık 4 Char"/>
-    <w:basedOn w:val="VarsaylanParagrafYazTipi"/>
-    <w:link w:val="Balk4"/>
+  <w:style w:type="character" w:customStyle="1" w:styleId="Heading4Char">
+    <w:name w:val="Heading 4 Char"/>
+    <w:basedOn w:val="DefaultParagraphFont"/>
+    <w:link w:val="Heading4"/>
     <w:uiPriority w:val="9"/>
     <w:semiHidden/>
     <w:rsid w:val="00107A3C"/>
@@ -5906,10 +5986,10 @@
       <w:color w:val="0F4761" w:themeColor="accent1" w:themeShade="BF"/>
     </w:rPr>
   </w:style>
-  <w:style w:type="character" w:customStyle="1" w:styleId="Balk5Char">
-    <w:name w:val="Başlık 5 Char"/>
-    <w:basedOn w:val="VarsaylanParagrafYazTipi"/>
-    <w:link w:val="Balk5"/>
+  <w:style w:type="character" w:customStyle="1" w:styleId="Heading5Char">
+    <w:name w:val="Heading 5 Char"/>
+    <w:basedOn w:val="DefaultParagraphFont"/>
+    <w:link w:val="Heading5"/>
     <w:uiPriority w:val="9"/>
     <w:semiHidden/>
     <w:rsid w:val="00107A3C"/>
@@ -5918,10 +5998,10 @@
       <w:color w:val="0F4761" w:themeColor="accent1" w:themeShade="BF"/>
     </w:rPr>
   </w:style>
-  <w:style w:type="character" w:customStyle="1" w:styleId="Balk6Char">
-    <w:name w:val="Başlık 6 Char"/>
-    <w:basedOn w:val="VarsaylanParagrafYazTipi"/>
-    <w:link w:val="Balk6"/>
+  <w:style w:type="character" w:customStyle="1" w:styleId="Heading6Char">
+    <w:name w:val="Heading 6 Char"/>
+    <w:basedOn w:val="DefaultParagraphFont"/>
+    <w:link w:val="Heading6"/>
     <w:uiPriority w:val="9"/>
     <w:semiHidden/>
     <w:rsid w:val="00107A3C"/>
@@ -5932,10 +6012,10 @@
       <w:color w:val="595959" w:themeColor="text1" w:themeTint="A6"/>
     </w:rPr>
   </w:style>
-  <w:style w:type="character" w:customStyle="1" w:styleId="Balk7Char">
-    <w:name w:val="Başlık 7 Char"/>
-    <w:basedOn w:val="VarsaylanParagrafYazTipi"/>
-    <w:link w:val="Balk7"/>
+  <w:style w:type="character" w:customStyle="1" w:styleId="Heading7Char">
+    <w:name w:val="Heading 7 Char"/>
+    <w:basedOn w:val="DefaultParagraphFont"/>
+    <w:link w:val="Heading7"/>
     <w:uiPriority w:val="9"/>
     <w:semiHidden/>
     <w:rsid w:val="00107A3C"/>
@@ -5944,10 +6024,10 @@
       <w:color w:val="595959" w:themeColor="text1" w:themeTint="A6"/>
     </w:rPr>
   </w:style>
-  <w:style w:type="character" w:customStyle="1" w:styleId="Balk8Char">
-    <w:name w:val="Başlık 8 Char"/>
-    <w:basedOn w:val="VarsaylanParagrafYazTipi"/>
-    <w:link w:val="Balk8"/>
+  <w:style w:type="character" w:customStyle="1" w:styleId="Heading8Char">
+    <w:name w:val="Heading 8 Char"/>
+    <w:basedOn w:val="DefaultParagraphFont"/>
+    <w:link w:val="Heading8"/>
     <w:uiPriority w:val="9"/>
     <w:semiHidden/>
     <w:rsid w:val="00107A3C"/>
@@ -5958,10 +6038,10 @@
       <w:color w:val="272727" w:themeColor="text1" w:themeTint="D8"/>
     </w:rPr>
   </w:style>
-  <w:style w:type="character" w:customStyle="1" w:styleId="Balk9Char">
-    <w:name w:val="Başlık 9 Char"/>
-    <w:basedOn w:val="VarsaylanParagrafYazTipi"/>
-    <w:link w:val="Balk9"/>
+  <w:style w:type="character" w:customStyle="1" w:styleId="Heading9Char">
+    <w:name w:val="Heading 9 Char"/>
+    <w:basedOn w:val="DefaultParagraphFont"/>
+    <w:link w:val="Heading9"/>
     <w:uiPriority w:val="9"/>
     <w:semiHidden/>
     <w:rsid w:val="00107A3C"/>
@@ -5970,11 +6050,11 @@
       <w:color w:val="272727" w:themeColor="text1" w:themeTint="D8"/>
     </w:rPr>
   </w:style>
-  <w:style w:type="paragraph" w:styleId="KonuBal">
+  <w:style w:type="paragraph" w:styleId="Title">
     <w:name w:val="Title"/>
     <w:basedOn w:val="Normal"/>
     <w:next w:val="Normal"/>
-    <w:link w:val="KonuBalChar"/>
+    <w:link w:val="TitleChar"/>
     <w:uiPriority w:val="10"/>
     <w:qFormat/>
     <w:rsid w:val="00107A3C"/>
@@ -5990,10 +6070,10 @@
       <w:szCs w:val="56"/>
     </w:rPr>
   </w:style>
-  <w:style w:type="character" w:customStyle="1" w:styleId="KonuBalChar">
-    <w:name w:val="Konu Başlığı Char"/>
-    <w:basedOn w:val="VarsaylanParagrafYazTipi"/>
-    <w:link w:val="KonuBal"/>
+  <w:style w:type="character" w:customStyle="1" w:styleId="TitleChar">
+    <w:name w:val="Title Char"/>
+    <w:basedOn w:val="DefaultParagraphFont"/>
+    <w:link w:val="Title"/>
     <w:uiPriority w:val="10"/>
     <w:rsid w:val="00107A3C"/>
     <w:rPr>
@@ -6004,11 +6084,11 @@
       <w:szCs w:val="56"/>
     </w:rPr>
   </w:style>
-  <w:style w:type="paragraph" w:styleId="Altyaz">
+  <w:style w:type="paragraph" w:styleId="Subtitle">
     <w:name w:val="Subtitle"/>
     <w:basedOn w:val="Normal"/>
     <w:next w:val="Normal"/>
-    <w:link w:val="AltyazChar"/>
+    <w:link w:val="SubtitleChar"/>
     <w:uiPriority w:val="11"/>
     <w:qFormat/>
     <w:rsid w:val="00107A3C"/>
@@ -6025,10 +6105,10 @@
       <w:szCs w:val="28"/>
     </w:rPr>
   </w:style>
-  <w:style w:type="character" w:customStyle="1" w:styleId="AltyazChar">
-    <w:name w:val="Altyazı Char"/>
-    <w:basedOn w:val="VarsaylanParagrafYazTipi"/>
-    <w:link w:val="Altyaz"/>
+  <w:style w:type="character" w:customStyle="1" w:styleId="SubtitleChar">
+    <w:name w:val="Subtitle Char"/>
+    <w:basedOn w:val="DefaultParagraphFont"/>
+    <w:link w:val="Subtitle"/>
     <w:uiPriority w:val="11"/>
     <w:rsid w:val="00107A3C"/>
     <w:rPr>
@@ -6039,11 +6119,11 @@
       <w:szCs w:val="28"/>
     </w:rPr>
   </w:style>
-  <w:style w:type="paragraph" w:styleId="Alnt">
+  <w:style w:type="paragraph" w:styleId="Quote">
     <w:name w:val="Quote"/>
     <w:basedOn w:val="Normal"/>
     <w:next w:val="Normal"/>
-    <w:link w:val="AlntChar"/>
+    <w:link w:val="QuoteChar"/>
     <w:uiPriority w:val="29"/>
     <w:qFormat/>
     <w:rsid w:val="00107A3C"/>
@@ -6057,10 +6137,10 @@
       <w:color w:val="404040" w:themeColor="text1" w:themeTint="BF"/>
     </w:rPr>
   </w:style>
-  <w:style w:type="character" w:customStyle="1" w:styleId="AlntChar">
-    <w:name w:val="Alıntı Char"/>
-    <w:basedOn w:val="VarsaylanParagrafYazTipi"/>
-    <w:link w:val="Alnt"/>
+  <w:style w:type="character" w:customStyle="1" w:styleId="QuoteChar">
+    <w:name w:val="Quote Char"/>
+    <w:basedOn w:val="DefaultParagraphFont"/>
+    <w:link w:val="Quote"/>
     <w:uiPriority w:val="29"/>
     <w:rsid w:val="00107A3C"/>
     <w:rPr>
@@ -6069,7 +6149,7 @@
       <w:color w:val="404040" w:themeColor="text1" w:themeTint="BF"/>
     </w:rPr>
   </w:style>
-  <w:style w:type="paragraph" w:styleId="ListeParagraf">
+  <w:style w:type="paragraph" w:styleId="ListParagraph">
     <w:name w:val="List Paragraph"/>
     <w:basedOn w:val="Normal"/>
     <w:uiPriority w:val="34"/>
@@ -6080,9 +6160,9 @@
       <w:contextualSpacing/>
     </w:pPr>
   </w:style>
-  <w:style w:type="character" w:styleId="GlVurgulama">
+  <w:style w:type="character" w:styleId="IntenseEmphasis">
     <w:name w:val="Intense Emphasis"/>
-    <w:basedOn w:val="VarsaylanParagrafYazTipi"/>
+    <w:basedOn w:val="DefaultParagraphFont"/>
     <w:uiPriority w:val="21"/>
     <w:qFormat/>
     <w:rsid w:val="00107A3C"/>
@@ -6092,11 +6172,11 @@
       <w:color w:val="0F4761" w:themeColor="accent1" w:themeShade="BF"/>
     </w:rPr>
   </w:style>
-  <w:style w:type="paragraph" w:styleId="GlAlnt">
+  <w:style w:type="paragraph" w:styleId="IntenseQuote">
     <w:name w:val="Intense Quote"/>
     <w:basedOn w:val="Normal"/>
     <w:next w:val="Normal"/>
-    <w:link w:val="GlAlntChar"/>
+    <w:link w:val="IntenseQuoteChar"/>
     <w:uiPriority w:val="30"/>
     <w:qFormat/>
     <w:rsid w:val="00107A3C"/>
@@ -6115,10 +6195,10 @@
       <w:color w:val="0F4761" w:themeColor="accent1" w:themeShade="BF"/>
     </w:rPr>
   </w:style>
-  <w:style w:type="character" w:customStyle="1" w:styleId="GlAlntChar">
-    <w:name w:val="Güçlü Alıntı Char"/>
-    <w:basedOn w:val="VarsaylanParagrafYazTipi"/>
-    <w:link w:val="GlAlnt"/>
+  <w:style w:type="character" w:customStyle="1" w:styleId="IntenseQuoteChar">
+    <w:name w:val="Intense Quote Char"/>
+    <w:basedOn w:val="DefaultParagraphFont"/>
+    <w:link w:val="IntenseQuote"/>
     <w:uiPriority w:val="30"/>
     <w:rsid w:val="00107A3C"/>
     <w:rPr>
@@ -6127,9 +6207,9 @@
       <w:color w:val="0F4761" w:themeColor="accent1" w:themeShade="BF"/>
     </w:rPr>
   </w:style>
-  <w:style w:type="character" w:styleId="GlBavuru">
+  <w:style w:type="character" w:styleId="IntenseReference">
     <w:name w:val="Intense Reference"/>
-    <w:basedOn w:val="VarsaylanParagrafYazTipi"/>
+    <w:basedOn w:val="DefaultParagraphFont"/>
     <w:uiPriority w:val="32"/>
     <w:qFormat/>
     <w:rsid w:val="00107A3C"/>
@@ -6159,12 +6239,12 @@
   </w:style>
   <w:style w:type="character" w:customStyle="1" w:styleId="citation-84">
     <w:name w:val="citation-84"/>
-    <w:basedOn w:val="VarsaylanParagrafYazTipi"/>
+    <w:basedOn w:val="DefaultParagraphFont"/>
     <w:rsid w:val="004D5EA8"/>
   </w:style>
-  <w:style w:type="character" w:styleId="Gl">
+  <w:style w:type="character" w:styleId="Strong">
     <w:name w:val="Strong"/>
-    <w:basedOn w:val="VarsaylanParagrafYazTipi"/>
+    <w:basedOn w:val="DefaultParagraphFont"/>
     <w:uiPriority w:val="22"/>
     <w:qFormat/>
     <w:rsid w:val="004D5EA8"/>
@@ -6175,142 +6255,142 @@
   </w:style>
   <w:style w:type="character" w:customStyle="1" w:styleId="citation-83">
     <w:name w:val="citation-83"/>
-    <w:basedOn w:val="VarsaylanParagrafYazTipi"/>
+    <w:basedOn w:val="DefaultParagraphFont"/>
     <w:rsid w:val="004D5EA8"/>
   </w:style>
   <w:style w:type="character" w:customStyle="1" w:styleId="citation-82">
     <w:name w:val="citation-82"/>
-    <w:basedOn w:val="VarsaylanParagrafYazTipi"/>
+    <w:basedOn w:val="DefaultParagraphFont"/>
     <w:rsid w:val="004D5EA8"/>
   </w:style>
   <w:style w:type="character" w:customStyle="1" w:styleId="citation-81">
     <w:name w:val="citation-81"/>
-    <w:basedOn w:val="VarsaylanParagrafYazTipi"/>
+    <w:basedOn w:val="DefaultParagraphFont"/>
     <w:rsid w:val="004D5EA8"/>
   </w:style>
   <w:style w:type="character" w:customStyle="1" w:styleId="citation-80">
     <w:name w:val="citation-80"/>
-    <w:basedOn w:val="VarsaylanParagrafYazTipi"/>
+    <w:basedOn w:val="DefaultParagraphFont"/>
     <w:rsid w:val="004D5EA8"/>
   </w:style>
   <w:style w:type="character" w:customStyle="1" w:styleId="citation-79">
     <w:name w:val="citation-79"/>
-    <w:basedOn w:val="VarsaylanParagrafYazTipi"/>
+    <w:basedOn w:val="DefaultParagraphFont"/>
     <w:rsid w:val="004D5EA8"/>
   </w:style>
   <w:style w:type="character" w:customStyle="1" w:styleId="citation-78">
     <w:name w:val="citation-78"/>
-    <w:basedOn w:val="VarsaylanParagrafYazTipi"/>
+    <w:basedOn w:val="DefaultParagraphFont"/>
     <w:rsid w:val="004D5EA8"/>
   </w:style>
   <w:style w:type="character" w:customStyle="1" w:styleId="citation-77">
     <w:name w:val="citation-77"/>
-    <w:basedOn w:val="VarsaylanParagrafYazTipi"/>
+    <w:basedOn w:val="DefaultParagraphFont"/>
     <w:rsid w:val="004D5EA8"/>
   </w:style>
   <w:style w:type="character" w:customStyle="1" w:styleId="citation-76">
     <w:name w:val="citation-76"/>
-    <w:basedOn w:val="VarsaylanParagrafYazTipi"/>
+    <w:basedOn w:val="DefaultParagraphFont"/>
     <w:rsid w:val="004D5EA8"/>
   </w:style>
   <w:style w:type="character" w:customStyle="1" w:styleId="citation-75">
     <w:name w:val="citation-75"/>
-    <w:basedOn w:val="VarsaylanParagrafYazTipi"/>
+    <w:basedOn w:val="DefaultParagraphFont"/>
     <w:rsid w:val="004D5EA8"/>
   </w:style>
   <w:style w:type="character" w:customStyle="1" w:styleId="citation-74">
     <w:name w:val="citation-74"/>
-    <w:basedOn w:val="VarsaylanParagrafYazTipi"/>
+    <w:basedOn w:val="DefaultParagraphFont"/>
     <w:rsid w:val="004D5EA8"/>
   </w:style>
   <w:style w:type="character" w:customStyle="1" w:styleId="citation-73">
     <w:name w:val="citation-73"/>
-    <w:basedOn w:val="VarsaylanParagrafYazTipi"/>
+    <w:basedOn w:val="DefaultParagraphFont"/>
     <w:rsid w:val="004D5EA8"/>
   </w:style>
   <w:style w:type="character" w:customStyle="1" w:styleId="citation-72">
     <w:name w:val="citation-72"/>
-    <w:basedOn w:val="VarsaylanParagrafYazTipi"/>
+    <w:basedOn w:val="DefaultParagraphFont"/>
     <w:rsid w:val="004D5EA8"/>
   </w:style>
   <w:style w:type="character" w:customStyle="1" w:styleId="citation-71">
     <w:name w:val="citation-71"/>
-    <w:basedOn w:val="VarsaylanParagrafYazTipi"/>
+    <w:basedOn w:val="DefaultParagraphFont"/>
     <w:rsid w:val="004D5EA8"/>
   </w:style>
   <w:style w:type="character" w:customStyle="1" w:styleId="citation-70">
     <w:name w:val="citation-70"/>
-    <w:basedOn w:val="VarsaylanParagrafYazTipi"/>
+    <w:basedOn w:val="DefaultParagraphFont"/>
     <w:rsid w:val="004D5EA8"/>
   </w:style>
   <w:style w:type="character" w:customStyle="1" w:styleId="citation-67">
     <w:name w:val="citation-67"/>
-    <w:basedOn w:val="VarsaylanParagrafYazTipi"/>
+    <w:basedOn w:val="DefaultParagraphFont"/>
     <w:rsid w:val="004D5EA8"/>
   </w:style>
   <w:style w:type="character" w:customStyle="1" w:styleId="citation-66">
     <w:name w:val="citation-66"/>
-    <w:basedOn w:val="VarsaylanParagrafYazTipi"/>
+    <w:basedOn w:val="DefaultParagraphFont"/>
     <w:rsid w:val="004D5EA8"/>
   </w:style>
   <w:style w:type="character" w:customStyle="1" w:styleId="citation-65">
     <w:name w:val="citation-65"/>
-    <w:basedOn w:val="VarsaylanParagrafYazTipi"/>
+    <w:basedOn w:val="DefaultParagraphFont"/>
     <w:rsid w:val="004D5EA8"/>
   </w:style>
   <w:style w:type="character" w:customStyle="1" w:styleId="citation-59">
     <w:name w:val="citation-59"/>
-    <w:basedOn w:val="VarsaylanParagrafYazTipi"/>
+    <w:basedOn w:val="DefaultParagraphFont"/>
     <w:rsid w:val="004D5EA8"/>
   </w:style>
   <w:style w:type="character" w:customStyle="1" w:styleId="citation-56">
     <w:name w:val="citation-56"/>
-    <w:basedOn w:val="VarsaylanParagrafYazTipi"/>
+    <w:basedOn w:val="DefaultParagraphFont"/>
     <w:rsid w:val="004D5EA8"/>
   </w:style>
   <w:style w:type="character" w:customStyle="1" w:styleId="citation-54">
     <w:name w:val="citation-54"/>
-    <w:basedOn w:val="VarsaylanParagrafYazTipi"/>
+    <w:basedOn w:val="DefaultParagraphFont"/>
     <w:rsid w:val="004D5EA8"/>
   </w:style>
   <w:style w:type="character" w:customStyle="1" w:styleId="citation-53">
     <w:name w:val="citation-53"/>
-    <w:basedOn w:val="VarsaylanParagrafYazTipi"/>
+    <w:basedOn w:val="DefaultParagraphFont"/>
     <w:rsid w:val="004D5EA8"/>
   </w:style>
   <w:style w:type="character" w:customStyle="1" w:styleId="citation-52">
     <w:name w:val="citation-52"/>
-    <w:basedOn w:val="VarsaylanParagrafYazTipi"/>
+    <w:basedOn w:val="DefaultParagraphFont"/>
     <w:rsid w:val="004D5EA8"/>
   </w:style>
   <w:style w:type="character" w:customStyle="1" w:styleId="citation-51">
     <w:name w:val="citation-51"/>
-    <w:basedOn w:val="VarsaylanParagrafYazTipi"/>
+    <w:basedOn w:val="DefaultParagraphFont"/>
     <w:rsid w:val="004D5EA8"/>
   </w:style>
   <w:style w:type="character" w:customStyle="1" w:styleId="citation-50">
     <w:name w:val="citation-50"/>
-    <w:basedOn w:val="VarsaylanParagrafYazTipi"/>
+    <w:basedOn w:val="DefaultParagraphFont"/>
     <w:rsid w:val="004D5EA8"/>
   </w:style>
   <w:style w:type="character" w:customStyle="1" w:styleId="citation-49">
     <w:name w:val="citation-49"/>
-    <w:basedOn w:val="VarsaylanParagrafYazTipi"/>
+    <w:basedOn w:val="DefaultParagraphFont"/>
     <w:rsid w:val="004D5EA8"/>
   </w:style>
   <w:style w:type="character" w:customStyle="1" w:styleId="citation-48">
     <w:name w:val="citation-48"/>
-    <w:basedOn w:val="VarsaylanParagrafYazTipi"/>
+    <w:basedOn w:val="DefaultParagraphFont"/>
     <w:rsid w:val="004D5EA8"/>
   </w:style>
   <w:style w:type="character" w:customStyle="1" w:styleId="citation-47">
     <w:name w:val="citation-47"/>
-    <w:basedOn w:val="VarsaylanParagrafYazTipi"/>
+    <w:basedOn w:val="DefaultParagraphFont"/>
     <w:rsid w:val="004D5EA8"/>
   </w:style>
-  <w:style w:type="character" w:styleId="HTMLKodu">
+  <w:style w:type="character" w:styleId="HTMLCode">
     <w:name w:val="HTML Code"/>
-    <w:basedOn w:val="VarsaylanParagrafYazTipi"/>
+    <w:basedOn w:val="DefaultParagraphFont"/>
     <w:uiPriority w:val="99"/>
     <w:semiHidden/>
     <w:unhideWhenUsed/>
@@ -6323,7 +6403,7 @@
   </w:style>
   <w:style w:type="character" w:customStyle="1" w:styleId="icon-label">
     <w:name w:val="icon-label"/>
-    <w:basedOn w:val="VarsaylanParagrafYazTipi"/>
+    <w:basedOn w:val="DefaultParagraphFont"/>
     <w:rsid w:val="00DE66EF"/>
   </w:style>
 </w:styles>

--- a/Docs/PA2 Part 1/Project Design Document.docx
+++ b/Docs/PA2 Part 1/Project Design Document.docx
@@ -1,6 +1,6 @@
 
 <file path=word/document.xml><?xml version="1.0" encoding="utf-8"?>
-<w:document xmlns:wpc="http://schemas.microsoft.com/office/word/2010/wordprocessingCanvas" xmlns:cx="http://schemas.microsoft.com/office/drawing/2014/chartex" xmlns:cx1="http://schemas.microsoft.com/office/drawing/2015/9/8/chartex" xmlns:cx2="http://schemas.microsoft.com/office/drawing/2015/10/21/chartex" xmlns:cx3="http://schemas.microsoft.com/office/drawing/2016/5/9/chartex" xmlns:cx4="http://schemas.microsoft.com/office/drawing/2016/5/10/chartex" xmlns:cx5="http://schemas.microsoft.com/office/drawing/2016/5/11/chartex" xmlns:cx6="http://schemas.microsoft.com/office/drawing/2016/5/12/chartex" xmlns:cx7="http://schemas.microsoft.com/office/drawing/2016/5/13/chartex" xmlns:cx8="http://schemas.microsoft.com/office/drawing/2016/5/14/chartex" xmlns:mc="http://schemas.openxmlformats.org/markup-compatibility/2006" xmlns:aink="http://schemas.microsoft.com/office/drawing/2016/ink" xmlns:am3d="http://schemas.microsoft.com/office/drawing/2017/model3d" xmlns:o="urn:schemas-microsoft-com:office:office" xmlns:oel="http://schemas.microsoft.com/office/2019/extlst" xmlns:r="http://schemas.openxmlformats.org/officeDocument/2006/relationships" xmlns:m="http://schemas.openxmlformats.org/officeDocument/2006/math" xmlns:v="urn:schemas-microsoft-com:vml" xmlns:wp14="http://schemas.microsoft.com/office/word/2010/wordprocessingDrawing" xmlns:wp="http://schemas.openxmlformats.org/drawingml/2006/wordprocessingDrawing" xmlns:w10="urn:schemas-microsoft-com:office:word" xmlns:w="http://schemas.openxmlformats.org/wordprocessingml/2006/main" xmlns:w14="http://schemas.microsoft.com/office/word/2010/wordml" xmlns:w15="http://schemas.microsoft.com/office/word/2012/wordml" xmlns:w16cex="http://schemas.microsoft.com/office/word/2018/wordml/cex" xmlns:w16cid="http://schemas.microsoft.com/office/word/2016/wordml/cid" xmlns:w16="http://schemas.microsoft.com/office/word/2018/wordml" xmlns:w16du="http://schemas.microsoft.com/office/word/2023/wordml/word16du" xmlns:w16sdtdh="http://schemas.microsoft.com/office/word/2020/wordml/sdtdatahash" xmlns:w16sdtfl="http://schemas.microsoft.com/office/word/2024/wordml/sdtformatlock" xmlns:w16se="http://schemas.microsoft.com/office/word/2015/wordml/symex" xmlns:wpg="http://schemas.microsoft.com/office/word/2010/wordprocessingGroup" xmlns:wpi="http://schemas.microsoft.com/office/word/2010/wordprocessingInk" xmlns:wne="http://schemas.microsoft.com/office/word/2006/wordml" xmlns:wps="http://schemas.microsoft.com/office/word/2010/wordprocessingShape" mc:Ignorable="w14 w15 w16se w16cid w16 w16cex w16sdtdh w16sdtfl w16du wp14">
+<w:document xmlns:wpc="http://schemas.microsoft.com/office/word/2010/wordprocessingCanvas" xmlns:cx="http://schemas.microsoft.com/office/drawing/2014/chartex" xmlns:cx1="http://schemas.microsoft.com/office/drawing/2015/9/8/chartex" xmlns:mc="http://schemas.openxmlformats.org/markup-compatibility/2006" xmlns:o="urn:schemas-microsoft-com:office:office" xmlns:r="http://schemas.openxmlformats.org/officeDocument/2006/relationships" xmlns:m="http://schemas.openxmlformats.org/officeDocument/2006/math" xmlns:v="urn:schemas-microsoft-com:vml" xmlns:wp14="http://schemas.microsoft.com/office/word/2010/wordprocessingDrawing" xmlns:wp="http://schemas.openxmlformats.org/drawingml/2006/wordprocessingDrawing" xmlns:w10="urn:schemas-microsoft-com:office:word" xmlns:w="http://schemas.openxmlformats.org/wordprocessingml/2006/main" xmlns:w14="http://schemas.microsoft.com/office/word/2010/wordml" xmlns:w15="http://schemas.microsoft.com/office/word/2012/wordml" xmlns:w16se="http://schemas.microsoft.com/office/word/2015/wordml/symex" xmlns:wpg="http://schemas.microsoft.com/office/word/2010/wordprocessingGroup" xmlns:wpi="http://schemas.microsoft.com/office/word/2010/wordprocessingInk" xmlns:wne="http://schemas.microsoft.com/office/word/2006/wordml" xmlns:wps="http://schemas.microsoft.com/office/word/2010/wordprocessingShape" mc:Ignorable="w14 w15 w16se wp14">
   <w:body>
     <w:p>
       <w:pPr>
@@ -242,7 +242,7 @@
     </w:p>
     <w:p>
       <w:pPr>
-        <w:pStyle w:val="Heading1"/>
+        <w:pStyle w:val="Balk1"/>
         <w:rPr>
           <w:rFonts w:ascii="Arial" w:hAnsi="Arial" w:cs="Arial"/>
           <w:color w:val="auto"/>
@@ -259,7 +259,7 @@
     </w:p>
     <w:p>
       <w:pPr>
-        <w:pStyle w:val="Heading2"/>
+        <w:pStyle w:val="Balk2"/>
         <w:rPr>
           <w:rFonts w:ascii="Arial" w:hAnsi="Arial" w:cs="Arial"/>
           <w:color w:val="auto"/>
@@ -373,7 +373,7 @@
     </w:p>
     <w:p>
       <w:pPr>
-        <w:pStyle w:val="Heading2"/>
+        <w:pStyle w:val="Balk2"/>
         <w:rPr>
           <w:rFonts w:ascii="Arial" w:hAnsi="Arial" w:cs="Arial"/>
           <w:color w:val="auto"/>
@@ -451,7 +451,7 @@
             </w:pPr>
             <w:r>
               <w:rPr>
-                <w:rStyle w:val="Strong"/>
+                <w:rStyle w:val="Gl"/>
                 <w:rFonts w:ascii="Arial" w:hAnsi="Arial" w:cs="Arial"/>
               </w:rPr>
               <w:t>Team Member</w:t>
@@ -479,7 +479,7 @@
             </w:pPr>
             <w:r>
               <w:rPr>
-                <w:rStyle w:val="Strong"/>
+                <w:rStyle w:val="Gl"/>
                 <w:rFonts w:ascii="Arial" w:hAnsi="Arial" w:cs="Arial"/>
               </w:rPr>
               <w:t>Task</w:t>
@@ -798,7 +798,7 @@
     </w:p>
     <w:p>
       <w:pPr>
-        <w:pStyle w:val="Heading2"/>
+        <w:pStyle w:val="Balk2"/>
         <w:rPr>
           <w:rFonts w:ascii="Arial" w:hAnsi="Arial" w:cs="Arial"/>
           <w:color w:val="auto"/>
@@ -807,7 +807,7 @@
     </w:p>
     <w:p>
       <w:pPr>
-        <w:pStyle w:val="Heading2"/>
+        <w:pStyle w:val="Balk2"/>
         <w:rPr>
           <w:rFonts w:ascii="Arial" w:hAnsi="Arial" w:cs="Arial"/>
           <w:color w:val="auto"/>
@@ -972,7 +972,7 @@
             <v:path o:extrusionok="f" gradientshapeok="t" o:connecttype="rect"/>
             <o:lock v:ext="edit" aspectratio="t"/>
           </v:shapetype>
-          <v:shape id="_x0000_i1025" type="#_x0000_t75" style="width:468pt;height:241.5pt">
+          <v:shape id="_x0000_i1025" type="#_x0000_t75" style="width:468pt;height:241.1pt">
             <v:imagedata r:id="rId6" o:title="component_diagram"/>
           </v:shape>
         </w:pict>
@@ -1039,7 +1039,7 @@
           <w:rFonts w:ascii="Arial" w:hAnsi="Arial" w:cs="Arial"/>
         </w:rPr>
         <w:pict w14:anchorId="45744019">
-          <v:shape id="_x0000_i1026" type="#_x0000_t75" style="width:467.25pt;height:224.25pt">
+          <v:shape id="_x0000_i1026" type="#_x0000_t75" style="width:467.15pt;height:224.35pt">
             <v:imagedata r:id="rId7" o:title="deployment_diagram"/>
           </v:shape>
         </w:pict>
@@ -1203,7 +1203,7 @@
     </w:p>
     <w:p>
       <w:pPr>
-        <w:pStyle w:val="Heading2"/>
+        <w:pStyle w:val="Balk2"/>
         <w:rPr>
           <w:rFonts w:ascii="Arial" w:hAnsi="Arial" w:cs="Arial"/>
           <w:color w:val="auto"/>
@@ -1212,7 +1212,7 @@
     </w:p>
     <w:p>
       <w:pPr>
-        <w:pStyle w:val="Heading2"/>
+        <w:pStyle w:val="Balk2"/>
         <w:rPr>
           <w:rFonts w:ascii="Arial" w:hAnsi="Arial" w:cs="Arial"/>
           <w:color w:val="auto"/>
@@ -1428,7 +1428,7 @@
     </w:p>
     <w:p>
       <w:pPr>
-        <w:pStyle w:val="Heading3"/>
+        <w:pStyle w:val="Balk3"/>
         <w:spacing w:before="360" w:after="210"/>
         <w:rPr>
           <w:rFonts w:ascii="Arial" w:hAnsi="Arial" w:cs="Arial"/>
@@ -1453,7 +1453,7 @@
           <w:bCs/>
           <w:color w:val="000000" w:themeColor="text1"/>
         </w:rPr>
-        <w:t>Katmani</w:t>
+        <w:t>Katmanı</w:t>
       </w:r>
       <w:r>
         <w:rPr>
@@ -1498,7 +1498,7 @@
       </w:pPr>
       <w:r>
         <w:rPr>
-          <w:rStyle w:val="Strong"/>
+          <w:rStyle w:val="Gl"/>
           <w:rFonts w:ascii="Arial" w:hAnsi="Arial" w:cs="Arial"/>
           <w:color w:val="000000" w:themeColor="text1"/>
           <w:sz w:val="20"/>
@@ -1518,7 +1518,7 @@
     </w:p>
     <w:p>
       <w:pPr>
-        <w:pStyle w:val="ListParagraph"/>
+        <w:pStyle w:val="ListeParagraf"/>
         <w:numPr>
           <w:ilvl w:val="1"/>
           <w:numId w:val="9"/>
@@ -1565,7 +1565,7 @@
       </w:pPr>
       <w:r>
         <w:rPr>
-          <w:rStyle w:val="Strong"/>
+          <w:rStyle w:val="Gl"/>
           <w:rFonts w:ascii="Arial" w:hAnsi="Arial" w:cs="Arial"/>
           <w:color w:val="000000" w:themeColor="text1"/>
           <w:sz w:val="20"/>
@@ -1632,7 +1632,7 @@
       </w:pPr>
       <w:r>
         <w:rPr>
-          <w:rStyle w:val="Strong"/>
+          <w:rStyle w:val="Gl"/>
           <w:rFonts w:ascii="Arial" w:hAnsi="Arial" w:cs="Arial"/>
           <w:color w:val="000000" w:themeColor="text1"/>
           <w:sz w:val="20"/>
@@ -1699,7 +1699,7 @@
       </w:pPr>
       <w:r>
         <w:rPr>
-          <w:rStyle w:val="Strong"/>
+          <w:rStyle w:val="Gl"/>
           <w:rFonts w:ascii="Arial" w:hAnsi="Arial" w:cs="Arial"/>
           <w:color w:val="000000" w:themeColor="text1"/>
           <w:sz w:val="20"/>
@@ -1766,7 +1766,7 @@
       </w:pPr>
       <w:r>
         <w:rPr>
-          <w:rStyle w:val="Strong"/>
+          <w:rStyle w:val="Gl"/>
           <w:rFonts w:ascii="Arial" w:hAnsi="Arial" w:cs="Arial"/>
           <w:color w:val="000000" w:themeColor="text1"/>
           <w:sz w:val="20"/>
@@ -1819,7 +1819,7 @@
     </w:p>
     <w:p>
       <w:pPr>
-        <w:pStyle w:val="Heading3"/>
+        <w:pStyle w:val="Balk3"/>
         <w:spacing w:before="360" w:after="210"/>
         <w:rPr>
           <w:rFonts w:ascii="Arial" w:hAnsi="Arial" w:cs="Arial"/>
@@ -1844,7 +1844,16 @@
           <w:bCs/>
           <w:color w:val="000000" w:themeColor="text1"/>
         </w:rPr>
-        <w:t>Katmani (Service Layer)</w:t>
+        <w:t>Katmanı</w:t>
+      </w:r>
+      <w:r>
+        <w:rPr>
+          <w:rFonts w:ascii="Arial" w:hAnsi="Arial" w:cs="Arial"/>
+          <w:b/>
+          <w:bCs/>
+          <w:color w:val="000000" w:themeColor="text1"/>
+        </w:rPr>
+        <w:t xml:space="preserve"> (Service Layer)</w:t>
       </w:r>
       <w:r>
         <w:rPr>
@@ -1889,7 +1898,7 @@
       </w:pPr>
       <w:r>
         <w:rPr>
-          <w:rStyle w:val="Strong"/>
+          <w:rStyle w:val="Gl"/>
           <w:rFonts w:ascii="Arial" w:hAnsi="Arial" w:cs="Arial"/>
           <w:color w:val="000000" w:themeColor="text1"/>
           <w:sz w:val="20"/>
@@ -1956,7 +1965,7 @@
       </w:pPr>
       <w:r>
         <w:rPr>
-          <w:rStyle w:val="Strong"/>
+          <w:rStyle w:val="Gl"/>
           <w:rFonts w:ascii="Arial" w:hAnsi="Arial" w:cs="Arial"/>
           <w:color w:val="000000" w:themeColor="text1"/>
           <w:sz w:val="20"/>
@@ -2023,7 +2032,7 @@
       </w:pPr>
       <w:r>
         <w:rPr>
-          <w:rStyle w:val="Strong"/>
+          <w:rStyle w:val="Gl"/>
           <w:rFonts w:ascii="Arial" w:hAnsi="Arial" w:cs="Arial"/>
           <w:color w:val="000000" w:themeColor="text1"/>
           <w:sz w:val="20"/>
@@ -2090,7 +2099,7 @@
       </w:pPr>
       <w:r>
         <w:rPr>
-          <w:rStyle w:val="Strong"/>
+          <w:rStyle w:val="Gl"/>
           <w:rFonts w:ascii="Arial" w:hAnsi="Arial" w:cs="Arial"/>
           <w:color w:val="000000" w:themeColor="text1"/>
           <w:sz w:val="20"/>
@@ -2182,60 +2191,9 @@
           <w:sz w:val="28"/>
           <w:szCs w:val="28"/>
         </w:rPr>
-        <w:t>Sunum Katmani (Presentation Layer):</w:t>
-      </w:r>
-    </w:p>
-    <w:p>
-      <w:pPr>
-        <w:pStyle w:val="NormalWeb"/>
-        <w:rPr>
-          <w:rFonts w:ascii="Arial" w:hAnsi="Arial" w:cs="Arial"/>
-        </w:rPr>
-      </w:pPr>
-      <w:r>
-        <w:rPr>
-          <w:rFonts w:ascii="Arial" w:hAnsi="Arial" w:cs="Arial"/>
-          <w:b/>
-          <w:bCs/>
-        </w:rPr>
-        <w:t>Visual Interfaces:</w:t>
-      </w:r>
-      <w:r>
-        <w:rPr>
-          <w:rFonts w:ascii="Arial" w:hAnsi="Arial" w:cs="Arial"/>
-        </w:rPr>
-        <w:t xml:space="preserve"> </w:t>
-      </w:r>
-      <w:r>
-        <w:rPr>
-          <w:rStyle w:val="citation-67"/>
-          <w:rFonts w:ascii="Arial" w:hAnsi="Arial" w:cs="Arial"/>
-        </w:rPr>
-        <w:t>Sistem, JavaFX kullanılarak tasarlanmış interaktif bir Dashboard, haftalık programın görüldüğü Takvim ekranı ve verilerin pasta/çubuk grafiklerle sunulduğu İstatistik panelinden oluşmaktadır</w:t>
-      </w:r>
-      <w:r>
-        <w:rPr>
-          <w:rFonts w:ascii="Arial" w:hAnsi="Arial" w:cs="Arial"/>
-        </w:rPr>
-        <w:t xml:space="preserve">. </w:t>
-      </w:r>
-      <w:r>
-        <w:rPr>
-          <w:rStyle w:val="citation-66"/>
-          <w:rFonts w:ascii="Arial" w:hAnsi="Arial" w:cs="Arial"/>
-        </w:rPr>
-        <w:t xml:space="preserve">(Projenin GitHub deposunda UI tasarımlarını gösteren wireframe ve ekran görüntüleri UI_Screenshots klasörü altında bulunacaktır </w:t>
-      </w:r>
-      <w:r>
-        <w:rPr>
-          <w:rFonts w:ascii="Arial" w:hAnsi="Arial" w:cs="Arial"/>
-        </w:rPr>
-        <w:t>).</w:t>
-      </w:r>
-    </w:p>
-    <w:p>
-      <w:pPr>
-        <w:pStyle w:val="NormalWeb"/>
+        <w:t>Sunum Katmanı</w:t>
+      </w:r>
+      <w:r>
         <w:rPr>
           <w:rFonts w:ascii="Arial" w:hAnsi="Arial" w:cs="Arial"/>
           <w:b/>
@@ -2243,8 +2201,60 @@
           <w:sz w:val="28"/>
           <w:szCs w:val="28"/>
         </w:rPr>
-      </w:pPr>
-      <w:r>
+        <w:t xml:space="preserve"> (Presentation Layer):</w:t>
+      </w:r>
+    </w:p>
+    <w:p>
+      <w:pPr>
+        <w:pStyle w:val="NormalWeb"/>
+        <w:rPr>
+          <w:rFonts w:ascii="Arial" w:hAnsi="Arial" w:cs="Arial"/>
+        </w:rPr>
+      </w:pPr>
+      <w:r>
+        <w:rPr>
+          <w:rFonts w:ascii="Arial" w:hAnsi="Arial" w:cs="Arial"/>
+          <w:b/>
+          <w:bCs/>
+        </w:rPr>
+        <w:t>Visual Interfaces:</w:t>
+      </w:r>
+      <w:r>
+        <w:rPr>
+          <w:rFonts w:ascii="Arial" w:hAnsi="Arial" w:cs="Arial"/>
+        </w:rPr>
+        <w:t xml:space="preserve"> </w:t>
+      </w:r>
+      <w:r>
+        <w:rPr>
+          <w:rStyle w:val="citation-67"/>
+          <w:rFonts w:ascii="Arial" w:hAnsi="Arial" w:cs="Arial"/>
+        </w:rPr>
+        <w:t>Sistem, JavaFX kullanılarak tasarlanmış interaktif bir Dashboard, haftalık programın görüldüğü Takvim ekranı ve verilerin pasta/çubuk grafiklerle sunulduğu İstatistik panelinden oluşmaktadır</w:t>
+      </w:r>
+      <w:r>
+        <w:rPr>
+          <w:rFonts w:ascii="Arial" w:hAnsi="Arial" w:cs="Arial"/>
+        </w:rPr>
+        <w:t xml:space="preserve">. </w:t>
+      </w:r>
+      <w:r>
+        <w:rPr>
+          <w:rStyle w:val="citation-66"/>
+          <w:rFonts w:ascii="Arial" w:hAnsi="Arial" w:cs="Arial"/>
+        </w:rPr>
+        <w:t xml:space="preserve">(Projenin GitHub deposunda UI tasarımlarını gösteren wireframe ve ekran görüntüleri UI_Screenshots klasörü altında bulunacaktır </w:t>
+      </w:r>
+      <w:r>
+        <w:rPr>
+          <w:rFonts w:ascii="Arial" w:hAnsi="Arial" w:cs="Arial"/>
+        </w:rPr>
+        <w:t>).</w:t>
+      </w:r>
+    </w:p>
+    <w:p>
+      <w:pPr>
+        <w:pStyle w:val="NormalWeb"/>
         <w:rPr>
           <w:rFonts w:ascii="Arial" w:hAnsi="Arial" w:cs="Arial"/>
           <w:b/>
@@ -2252,8 +2262,37 @@
           <w:sz w:val="28"/>
           <w:szCs w:val="28"/>
         </w:rPr>
+      </w:pPr>
+      <w:r>
+        <w:rPr>
+          <w:rFonts w:ascii="Arial" w:hAnsi="Arial" w:cs="Arial"/>
+          <w:b/>
+          <w:bCs/>
+          <w:sz w:val="28"/>
+          <w:szCs w:val="28"/>
+        </w:rPr>
         <w:lastRenderedPageBreak/>
-        <w:t>Veritabani Katmani (Database Layer):</w:t>
+        <w:t>Veritabanı</w:t>
+      </w:r>
+      <w:r>
+        <w:rPr>
+          <w:rFonts w:ascii="Arial" w:hAnsi="Arial" w:cs="Arial"/>
+          <w:b/>
+          <w:bCs/>
+          <w:sz w:val="28"/>
+          <w:szCs w:val="28"/>
+        </w:rPr>
+        <w:t xml:space="preserve"> Katmanı</w:t>
+      </w:r>
+      <w:r>
+        <w:rPr>
+          <w:rFonts w:ascii="Arial" w:hAnsi="Arial" w:cs="Arial"/>
+          <w:b/>
+          <w:bCs/>
+          <w:sz w:val="28"/>
+          <w:szCs w:val="28"/>
+        </w:rPr>
+        <w:t xml:space="preserve"> (Database Layer):</w:t>
       </w:r>
     </w:p>
     <w:p>
@@ -2281,7 +2320,19 @@
         <w:rPr>
           <w:rFonts w:ascii="Arial" w:hAnsi="Arial" w:cs="Arial"/>
         </w:rPr>
-        <w:t>SQLite ile verilerin tutulmasini saglayan veritabani dosyasi.</w:t>
+        <w:t xml:space="preserve">SQLite ile verilerin </w:t>
+      </w:r>
+      <w:r>
+        <w:rPr>
+          <w:rFonts w:ascii="Arial" w:hAnsi="Arial" w:cs="Arial"/>
+        </w:rPr>
+        <w:t>tutulmasını saglayan veritabanı dosyası</w:t>
+      </w:r>
+      <w:r>
+        <w:rPr>
+          <w:rFonts w:ascii="Arial" w:hAnsi="Arial" w:cs="Arial"/>
+        </w:rPr>
+        <w:t>.</w:t>
       </w:r>
     </w:p>
     <w:p>
@@ -2326,7 +2377,7 @@
           <w:rFonts w:ascii="Arial" w:hAnsi="Arial" w:cs="Arial"/>
         </w:rPr>
         <w:pict w14:anchorId="608EA38F">
-          <v:shape id="_x0000_i1027" type="#_x0000_t75" style="width:467.25pt;height:177.75pt">
+          <v:shape id="_x0000_i1027" type="#_x0000_t75" style="width:467.15pt;height:177.5pt">
             <v:imagedata r:id="rId8" o:title="class_diagram"/>
           </v:shape>
         </w:pict>
@@ -2348,7 +2399,7 @@
     </w:p>
     <w:p>
       <w:pPr>
-        <w:pStyle w:val="Heading2"/>
+        <w:pStyle w:val="Balk2"/>
         <w:rPr>
           <w:rFonts w:ascii="Arial" w:hAnsi="Arial" w:cs="Arial"/>
           <w:color w:val="auto"/>
@@ -2427,7 +2478,7 @@
       </w:r>
       <w:r>
         <w:rPr>
-          <w:rStyle w:val="HTMLCode"/>
+          <w:rStyle w:val="HTMLKodu"/>
           <w:rFonts w:ascii="Arial" w:eastAsiaTheme="majorEastAsia" w:hAnsi="Arial" w:cs="Arial"/>
           <w:sz w:val="24"/>
           <w:szCs w:val="24"/>
@@ -2492,7 +2543,7 @@
       </w:r>
       <w:r>
         <w:rPr>
-          <w:rStyle w:val="HTMLCode"/>
+          <w:rStyle w:val="HTMLKodu"/>
           <w:rFonts w:ascii="Arial" w:eastAsiaTheme="majorEastAsia" w:hAnsi="Arial" w:cs="Arial"/>
         </w:rPr>
         <w:t>TimeTrackerService</w:t>
@@ -2503,22 +2554,8 @@
         </w:rPr>
         <w:t xml:space="preserve"> tetiklenir; bu işlem Java'da ayrı bir thread (iş parçacığı) üzerinde asenkron olarak çalışır ve süre sonlandığında elde edilen toplam zaman, kullanıcının seçtiği derse ait tabloya eklenmek üzere backend üzerinden veritabanına iletilir.</w:t>
       </w:r>
-    </w:p>
-    <w:p>
-      <w:pPr>
-        <w:pStyle w:val="NormalWeb"/>
-        <w:rPr>
-          <w:rFonts w:ascii="Arial" w:hAnsi="Arial" w:cs="Arial"/>
-        </w:rPr>
-      </w:pPr>
-    </w:p>
-    <w:p>
-      <w:pPr>
-        <w:pStyle w:val="NormalWeb"/>
-        <w:rPr>
-          <w:rFonts w:ascii="Arial" w:hAnsi="Arial" w:cs="Arial"/>
-        </w:rPr>
-      </w:pPr>
+      <w:bookmarkStart w:id="0" w:name="_GoBack"/>
+      <w:bookmarkEnd w:id="0"/>
     </w:p>
     <w:p>
       <w:pPr>
@@ -2622,7 +2659,7 @@
           <w:rFonts w:ascii="Arial" w:hAnsi="Arial" w:cs="Arial"/>
         </w:rPr>
         <w:pict w14:anchorId="61ED5562">
-          <v:shape id="_x0000_i1028" type="#_x0000_t75" style="width:466.5pt;height:242.25pt">
+          <v:shape id="_x0000_i1028" type="#_x0000_t75" style="width:467.15pt;height:242.8pt">
             <v:imagedata r:id="rId9" o:title="sequence_diagram"/>
           </v:shape>
         </w:pict>
@@ -2630,51 +2667,18 @@
     </w:p>
     <w:p>
       <w:pPr>
-        <w:pStyle w:val="Heading2"/>
+        <w:pStyle w:val="Balk2"/>
         <w:rPr>
           <w:rFonts w:ascii="Arial" w:hAnsi="Arial" w:cs="Arial"/>
           <w:color w:val="auto"/>
         </w:rPr>
       </w:pPr>
-    </w:p>
-    <w:p>
-      <w:pPr>
-        <w:pStyle w:val="Heading2"/>
+      <w:r>
         <w:rPr>
           <w:rFonts w:ascii="Arial" w:hAnsi="Arial" w:cs="Arial"/>
           <w:color w:val="auto"/>
         </w:rPr>
-      </w:pPr>
-    </w:p>
-    <w:p>
-      <w:pPr>
-        <w:pStyle w:val="Heading2"/>
-        <w:rPr>
-          <w:rFonts w:ascii="Arial" w:hAnsi="Arial" w:cs="Arial"/>
-          <w:color w:val="auto"/>
-        </w:rPr>
-      </w:pPr>
-    </w:p>
-    <w:p>
-      <w:pPr>
-        <w:rPr>
-          <w:rFonts w:ascii="Arial" w:hAnsi="Arial" w:cs="Arial"/>
-        </w:rPr>
-      </w:pPr>
-    </w:p>
-    <w:p>
-      <w:pPr>
-        <w:pStyle w:val="Heading2"/>
-        <w:rPr>
-          <w:rFonts w:ascii="Arial" w:hAnsi="Arial" w:cs="Arial"/>
-          <w:color w:val="auto"/>
-        </w:rPr>
-      </w:pPr>
-      <w:r>
-        <w:rPr>
-          <w:rFonts w:ascii="Arial" w:hAnsi="Arial" w:cs="Arial"/>
-          <w:color w:val="auto"/>
-        </w:rPr>
+        <w:lastRenderedPageBreak/>
         <w:t>5. Design Decisions</w:t>
       </w:r>
     </w:p>
@@ -2949,7 +2953,7 @@
     </w:p>
     <w:p>
       <w:pPr>
-        <w:pStyle w:val="Heading3"/>
+        <w:pStyle w:val="Balk3"/>
         <w:spacing w:before="360" w:after="210"/>
         <w:rPr>
           <w:rFonts w:ascii="Arial" w:hAnsi="Arial" w:cs="Arial"/>
@@ -2985,7 +2989,7 @@
       </w:pPr>
       <w:r>
         <w:rPr>
-          <w:rStyle w:val="Strong"/>
+          <w:rStyle w:val="Gl"/>
           <w:rFonts w:ascii="Arial" w:eastAsiaTheme="majorEastAsia" w:hAnsi="Arial" w:cs="Arial"/>
           <w:color w:val="000000" w:themeColor="text1"/>
         </w:rPr>
@@ -3015,7 +3019,7 @@
       </w:pPr>
       <w:r>
         <w:rPr>
-          <w:rStyle w:val="Strong"/>
+          <w:rStyle w:val="Gl"/>
           <w:rFonts w:ascii="Arial" w:eastAsiaTheme="majorEastAsia" w:hAnsi="Arial" w:cs="Arial"/>
           <w:color w:val="000000" w:themeColor="text1"/>
         </w:rPr>
@@ -3045,7 +3049,7 @@
       </w:pPr>
       <w:r>
         <w:rPr>
-          <w:rStyle w:val="Strong"/>
+          <w:rStyle w:val="Gl"/>
           <w:rFonts w:ascii="Arial" w:eastAsiaTheme="majorEastAsia" w:hAnsi="Arial" w:cs="Arial"/>
           <w:color w:val="000000" w:themeColor="text1"/>
         </w:rPr>
@@ -3066,11 +3070,10 @@
       </w:pPr>
       <w:r>
         <w:rPr>
-          <w:rStyle w:val="Strong"/>
-          <w:rFonts w:ascii="Arial" w:hAnsi="Arial" w:cs="Arial"/>
-          <w:color w:val="000000" w:themeColor="text1"/>
-        </w:rPr>
-        <w:lastRenderedPageBreak/>
+          <w:rStyle w:val="Gl"/>
+          <w:rFonts w:ascii="Arial" w:hAnsi="Arial" w:cs="Arial"/>
+          <w:color w:val="000000" w:themeColor="text1"/>
+        </w:rPr>
         <w:t>Performance</w:t>
       </w:r>
       <w:r>
@@ -3095,7 +3098,7 @@
       </w:pPr>
       <w:r>
         <w:rPr>
-          <w:rStyle w:val="Strong"/>
+          <w:rStyle w:val="Gl"/>
           <w:rFonts w:ascii="Arial" w:hAnsi="Arial" w:cs="Arial"/>
           <w:color w:val="000000" w:themeColor="text1"/>
         </w:rPr>
@@ -3123,7 +3126,7 @@
       </w:pPr>
       <w:r>
         <w:rPr>
-          <w:rStyle w:val="Strong"/>
+          <w:rStyle w:val="Gl"/>
           <w:rFonts w:ascii="Arial" w:hAnsi="Arial" w:cs="Arial"/>
           <w:color w:val="000000" w:themeColor="text1"/>
         </w:rPr>
@@ -3170,10 +3173,11 @@
       </w:pPr>
       <w:r>
         <w:rPr>
-          <w:rStyle w:val="Strong"/>
+          <w:rStyle w:val="Gl"/>
           <w:rFonts w:ascii="Arial" w:eastAsiaTheme="majorEastAsia" w:hAnsi="Arial" w:cs="Arial"/>
           <w:color w:val="000000" w:themeColor="text1"/>
         </w:rPr>
+        <w:lastRenderedPageBreak/>
         <w:t>UML Diyagramlarında Gösterimi</w:t>
       </w:r>
       <w:r>
@@ -3204,7 +3208,7 @@
     </w:p>
     <w:p>
       <w:pPr>
-        <w:pStyle w:val="Heading3"/>
+        <w:pStyle w:val="Balk3"/>
         <w:spacing w:before="360" w:after="210"/>
         <w:rPr>
           <w:rFonts w:ascii="Arial" w:hAnsi="Arial" w:cs="Arial"/>
@@ -3240,7 +3244,7 @@
       </w:pPr>
       <w:r>
         <w:rPr>
-          <w:rStyle w:val="Strong"/>
+          <w:rStyle w:val="Gl"/>
           <w:rFonts w:ascii="Arial" w:eastAsiaTheme="majorEastAsia" w:hAnsi="Arial" w:cs="Arial"/>
           <w:color w:val="000000" w:themeColor="text1"/>
         </w:rPr>
@@ -3270,7 +3274,7 @@
       </w:pPr>
       <w:r>
         <w:rPr>
-          <w:rStyle w:val="Strong"/>
+          <w:rStyle w:val="Gl"/>
           <w:rFonts w:ascii="Arial" w:eastAsiaTheme="majorEastAsia" w:hAnsi="Arial" w:cs="Arial"/>
           <w:color w:val="000000" w:themeColor="text1"/>
         </w:rPr>
@@ -3300,7 +3304,7 @@
       </w:pPr>
       <w:r>
         <w:rPr>
-          <w:rStyle w:val="Strong"/>
+          <w:rStyle w:val="Gl"/>
           <w:rFonts w:ascii="Arial" w:eastAsiaTheme="majorEastAsia" w:hAnsi="Arial" w:cs="Arial"/>
           <w:color w:val="000000" w:themeColor="text1"/>
         </w:rPr>
@@ -3321,7 +3325,7 @@
       </w:pPr>
       <w:r>
         <w:rPr>
-          <w:rStyle w:val="Strong"/>
+          <w:rStyle w:val="Gl"/>
           <w:rFonts w:ascii="Arial" w:hAnsi="Arial" w:cs="Arial"/>
           <w:color w:val="000000" w:themeColor="text1"/>
         </w:rPr>
@@ -3349,7 +3353,7 @@
       </w:pPr>
       <w:r>
         <w:rPr>
-          <w:rStyle w:val="Strong"/>
+          <w:rStyle w:val="Gl"/>
           <w:rFonts w:ascii="Arial" w:hAnsi="Arial" w:cs="Arial"/>
           <w:color w:val="000000" w:themeColor="text1"/>
         </w:rPr>
@@ -3377,7 +3381,7 @@
       </w:pPr>
       <w:r>
         <w:rPr>
-          <w:rStyle w:val="Strong"/>
+          <w:rStyle w:val="Gl"/>
           <w:rFonts w:ascii="Arial" w:hAnsi="Arial" w:cs="Arial"/>
           <w:color w:val="000000" w:themeColor="text1"/>
         </w:rPr>
@@ -3480,7 +3484,7 @@
 </file>
 
 <file path=word/numbering.xml><?xml version="1.0" encoding="utf-8"?>
-<w:numbering xmlns:wpc="http://schemas.microsoft.com/office/word/2010/wordprocessingCanvas" xmlns:cx="http://schemas.microsoft.com/office/drawing/2014/chartex" xmlns:cx1="http://schemas.microsoft.com/office/drawing/2015/9/8/chartex" xmlns:cx2="http://schemas.microsoft.com/office/drawing/2015/10/21/chartex" xmlns:cx3="http://schemas.microsoft.com/office/drawing/2016/5/9/chartex" xmlns:cx4="http://schemas.microsoft.com/office/drawing/2016/5/10/chartex" xmlns:cx5="http://schemas.microsoft.com/office/drawing/2016/5/11/chartex" xmlns:cx6="http://schemas.microsoft.com/office/drawing/2016/5/12/chartex" xmlns:cx7="http://schemas.microsoft.com/office/drawing/2016/5/13/chartex" xmlns:cx8="http://schemas.microsoft.com/office/drawing/2016/5/14/chartex" xmlns:mc="http://schemas.openxmlformats.org/markup-compatibility/2006" xmlns:aink="http://schemas.microsoft.com/office/drawing/2016/ink" xmlns:am3d="http://schemas.microsoft.com/office/drawing/2017/model3d" xmlns:o="urn:schemas-microsoft-com:office:office" xmlns:oel="http://schemas.microsoft.com/office/2019/extlst" xmlns:r="http://schemas.openxmlformats.org/officeDocument/2006/relationships" xmlns:m="http://schemas.openxmlformats.org/officeDocument/2006/math" xmlns:v="urn:schemas-microsoft-com:vml" xmlns:wp14="http://schemas.microsoft.com/office/word/2010/wordprocessingDrawing" xmlns:wp="http://schemas.openxmlformats.org/drawingml/2006/wordprocessingDrawing" xmlns:w10="urn:schemas-microsoft-com:office:word" xmlns:w="http://schemas.openxmlformats.org/wordprocessingml/2006/main" xmlns:w14="http://schemas.microsoft.com/office/word/2010/wordml" xmlns:w15="http://schemas.microsoft.com/office/word/2012/wordml" xmlns:w16cex="http://schemas.microsoft.com/office/word/2018/wordml/cex" xmlns:w16cid="http://schemas.microsoft.com/office/word/2016/wordml/cid" xmlns:w16="http://schemas.microsoft.com/office/word/2018/wordml" xmlns:w16du="http://schemas.microsoft.com/office/word/2023/wordml/word16du" xmlns:w16sdtdh="http://schemas.microsoft.com/office/word/2020/wordml/sdtdatahash" xmlns:w16sdtfl="http://schemas.microsoft.com/office/word/2024/wordml/sdtformatlock" xmlns:w16se="http://schemas.microsoft.com/office/word/2015/wordml/symex" xmlns:wpg="http://schemas.microsoft.com/office/word/2010/wordprocessingGroup" xmlns:wpi="http://schemas.microsoft.com/office/word/2010/wordprocessingInk" xmlns:wne="http://schemas.microsoft.com/office/word/2006/wordml" xmlns:wps="http://schemas.microsoft.com/office/word/2010/wordprocessingShape" mc:Ignorable="w14 w15 w16se w16cid w16 w16cex w16sdtdh w16sdtfl w16du wp14">
+<w:numbering xmlns:wpc="http://schemas.microsoft.com/office/word/2010/wordprocessingCanvas" xmlns:cx="http://schemas.microsoft.com/office/drawing/2014/chartex" xmlns:cx1="http://schemas.microsoft.com/office/drawing/2015/9/8/chartex" xmlns:mc="http://schemas.openxmlformats.org/markup-compatibility/2006" xmlns:o="urn:schemas-microsoft-com:office:office" xmlns:r="http://schemas.openxmlformats.org/officeDocument/2006/relationships" xmlns:m="http://schemas.openxmlformats.org/officeDocument/2006/math" xmlns:v="urn:schemas-microsoft-com:vml" xmlns:wp14="http://schemas.microsoft.com/office/word/2010/wordprocessingDrawing" xmlns:wp="http://schemas.openxmlformats.org/drawingml/2006/wordprocessingDrawing" xmlns:w10="urn:schemas-microsoft-com:office:word" xmlns:w="http://schemas.openxmlformats.org/wordprocessingml/2006/main" xmlns:w14="http://schemas.microsoft.com/office/word/2010/wordml" xmlns:w15="http://schemas.microsoft.com/office/word/2012/wordml" xmlns:w16se="http://schemas.microsoft.com/office/word/2015/wordml/symex" xmlns:wpg="http://schemas.microsoft.com/office/word/2010/wordprocessingGroup" xmlns:wpi="http://schemas.microsoft.com/office/word/2010/wordprocessingInk" xmlns:wne="http://schemas.microsoft.com/office/word/2006/wordml" xmlns:wps="http://schemas.microsoft.com/office/word/2010/wordprocessingShape" mc:Ignorable="w14 w15 w16se wp14">
   <w:abstractNum w:abstractNumId="0" w15:restartNumberingAfterBreak="0">
     <w:nsid w:val="36B73754"/>
     <w:multiLevelType w:val="multilevel"/>
@@ -5262,50 +5266,50 @@
       </w:rPr>
     </w:lvl>
   </w:abstractNum>
-  <w:num w:numId="1" w16cid:durableId="1169758225">
+  <w:num w:numId="1">
     <w:abstractNumId w:val="2"/>
   </w:num>
-  <w:num w:numId="2" w16cid:durableId="853494508">
+  <w:num w:numId="2">
     <w:abstractNumId w:val="10"/>
   </w:num>
-  <w:num w:numId="3" w16cid:durableId="575482737">
+  <w:num w:numId="3">
     <w:abstractNumId w:val="12"/>
   </w:num>
-  <w:num w:numId="4" w16cid:durableId="1141922254">
+  <w:num w:numId="4">
     <w:abstractNumId w:val="9"/>
   </w:num>
-  <w:num w:numId="5" w16cid:durableId="154958866">
+  <w:num w:numId="5">
     <w:abstractNumId w:val="4"/>
   </w:num>
-  <w:num w:numId="6" w16cid:durableId="1456483744">
+  <w:num w:numId="6">
     <w:abstractNumId w:val="7"/>
   </w:num>
-  <w:num w:numId="7" w16cid:durableId="152525553">
+  <w:num w:numId="7">
     <w:abstractNumId w:val="8"/>
   </w:num>
-  <w:num w:numId="8" w16cid:durableId="1536892730">
+  <w:num w:numId="8">
     <w:abstractNumId w:val="5"/>
   </w:num>
-  <w:num w:numId="9" w16cid:durableId="1383138430">
+  <w:num w:numId="9">
     <w:abstractNumId w:val="6"/>
   </w:num>
-  <w:num w:numId="10" w16cid:durableId="1110246470">
+  <w:num w:numId="10">
     <w:abstractNumId w:val="3"/>
   </w:num>
-  <w:num w:numId="11" w16cid:durableId="220100487">
+  <w:num w:numId="11">
     <w:abstractNumId w:val="11"/>
   </w:num>
-  <w:num w:numId="12" w16cid:durableId="701050947">
+  <w:num w:numId="12">
     <w:abstractNumId w:val="1"/>
   </w:num>
-  <w:num w:numId="13" w16cid:durableId="944339445">
+  <w:num w:numId="13">
     <w:abstractNumId w:val="0"/>
   </w:num>
 </w:numbering>
 </file>
 
 <file path=word/styles.xml><?xml version="1.0" encoding="utf-8"?>
-<w:styles xmlns:mc="http://schemas.openxmlformats.org/markup-compatibility/2006" xmlns:r="http://schemas.openxmlformats.org/officeDocument/2006/relationships" xmlns:w="http://schemas.openxmlformats.org/wordprocessingml/2006/main" xmlns:w14="http://schemas.microsoft.com/office/word/2010/wordml" xmlns:w15="http://schemas.microsoft.com/office/word/2012/wordml" xmlns:w16cex="http://schemas.microsoft.com/office/word/2018/wordml/cex" xmlns:w16cid="http://schemas.microsoft.com/office/word/2016/wordml/cid" xmlns:w16="http://schemas.microsoft.com/office/word/2018/wordml" xmlns:w16du="http://schemas.microsoft.com/office/word/2023/wordml/word16du" xmlns:w16sdtdh="http://schemas.microsoft.com/office/word/2020/wordml/sdtdatahash" xmlns:w16sdtfl="http://schemas.microsoft.com/office/word/2024/wordml/sdtformatlock" xmlns:w16se="http://schemas.microsoft.com/office/word/2015/wordml/symex" mc:Ignorable="w14 w15 w16se w16cid w16 w16cex w16sdtdh w16sdtfl w16du">
+<w:styles xmlns:mc="http://schemas.openxmlformats.org/markup-compatibility/2006" xmlns:r="http://schemas.openxmlformats.org/officeDocument/2006/relationships" xmlns:w="http://schemas.openxmlformats.org/wordprocessingml/2006/main" xmlns:w14="http://schemas.microsoft.com/office/word/2010/wordml" xmlns:w15="http://schemas.microsoft.com/office/word/2012/wordml" xmlns:w16se="http://schemas.microsoft.com/office/word/2015/wordml/symex" mc:Ignorable="w14 w15 w16se">
   <w:docDefaults>
     <w:rPrDefault>
       <w:rPr>
@@ -5323,7 +5327,7 @@
       </w:pPr>
     </w:pPrDefault>
   </w:docDefaults>
-  <w:latentStyles w:defLockedState="0" w:defUIPriority="99" w:defSemiHidden="0" w:defUnhideWhenUsed="0" w:defQFormat="0" w:count="376">
+  <w:latentStyles w:defLockedState="0" w:defUIPriority="99" w:defSemiHidden="0" w:defUnhideWhenUsed="0" w:defQFormat="0" w:count="371">
     <w:lsdException w:name="Normal" w:uiPriority="0" w:qFormat="1"/>
     <w:lsdException w:name="heading 1" w:uiPriority="9" w:qFormat="1"/>
     <w:lsdException w:name="heading 2" w:semiHidden="1" w:uiPriority="9" w:unhideWhenUsed="1" w:qFormat="1"/>
@@ -5695,21 +5699,16 @@
     <w:lsdException w:name="List Table 5 Dark Accent 6" w:uiPriority="50"/>
     <w:lsdException w:name="List Table 6 Colorful Accent 6" w:uiPriority="51"/>
     <w:lsdException w:name="List Table 7 Colorful Accent 6" w:uiPriority="52"/>
-    <w:lsdException w:name="Mention" w:semiHidden="1" w:unhideWhenUsed="1"/>
-    <w:lsdException w:name="Smart Hyperlink" w:semiHidden="1" w:unhideWhenUsed="1"/>
-    <w:lsdException w:name="Hashtag" w:semiHidden="1" w:unhideWhenUsed="1"/>
-    <w:lsdException w:name="Unresolved Mention" w:semiHidden="1" w:unhideWhenUsed="1"/>
-    <w:lsdException w:name="Smart Link" w:semiHidden="1" w:unhideWhenUsed="1"/>
   </w:latentStyles>
   <w:style w:type="paragraph" w:default="1" w:styleId="Normal">
     <w:name w:val="Normal"/>
     <w:qFormat/>
   </w:style>
-  <w:style w:type="paragraph" w:styleId="Heading1">
+  <w:style w:type="paragraph" w:styleId="Balk1">
     <w:name w:val="heading 1"/>
     <w:basedOn w:val="Normal"/>
     <w:next w:val="Normal"/>
-    <w:link w:val="Heading1Char"/>
+    <w:link w:val="Balk1Char"/>
     <w:uiPriority w:val="9"/>
     <w:qFormat/>
     <w:rsid w:val="00107A3C"/>
@@ -5726,11 +5725,11 @@
       <w:szCs w:val="40"/>
     </w:rPr>
   </w:style>
-  <w:style w:type="paragraph" w:styleId="Heading2">
+  <w:style w:type="paragraph" w:styleId="Balk2">
     <w:name w:val="heading 2"/>
     <w:basedOn w:val="Normal"/>
     <w:next w:val="Normal"/>
-    <w:link w:val="Heading2Char"/>
+    <w:link w:val="Balk2Char"/>
     <w:uiPriority w:val="9"/>
     <w:semiHidden/>
     <w:unhideWhenUsed/>
@@ -5749,11 +5748,11 @@
       <w:szCs w:val="32"/>
     </w:rPr>
   </w:style>
-  <w:style w:type="paragraph" w:styleId="Heading3">
+  <w:style w:type="paragraph" w:styleId="Balk3">
     <w:name w:val="heading 3"/>
     <w:basedOn w:val="Normal"/>
     <w:next w:val="Normal"/>
-    <w:link w:val="Heading3Char"/>
+    <w:link w:val="Balk3Char"/>
     <w:uiPriority w:val="9"/>
     <w:semiHidden/>
     <w:unhideWhenUsed/>
@@ -5772,11 +5771,11 @@
       <w:szCs w:val="28"/>
     </w:rPr>
   </w:style>
-  <w:style w:type="paragraph" w:styleId="Heading4">
+  <w:style w:type="paragraph" w:styleId="Balk4">
     <w:name w:val="heading 4"/>
     <w:basedOn w:val="Normal"/>
     <w:next w:val="Normal"/>
-    <w:link w:val="Heading4Char"/>
+    <w:link w:val="Balk4Char"/>
     <w:uiPriority w:val="9"/>
     <w:semiHidden/>
     <w:unhideWhenUsed/>
@@ -5795,11 +5794,11 @@
       <w:color w:val="0F4761" w:themeColor="accent1" w:themeShade="BF"/>
     </w:rPr>
   </w:style>
-  <w:style w:type="paragraph" w:styleId="Heading5">
+  <w:style w:type="paragraph" w:styleId="Balk5">
     <w:name w:val="heading 5"/>
     <w:basedOn w:val="Normal"/>
     <w:next w:val="Normal"/>
-    <w:link w:val="Heading5Char"/>
+    <w:link w:val="Balk5Char"/>
     <w:uiPriority w:val="9"/>
     <w:semiHidden/>
     <w:unhideWhenUsed/>
@@ -5816,11 +5815,11 @@
       <w:color w:val="0F4761" w:themeColor="accent1" w:themeShade="BF"/>
     </w:rPr>
   </w:style>
-  <w:style w:type="paragraph" w:styleId="Heading6">
+  <w:style w:type="paragraph" w:styleId="Balk6">
     <w:name w:val="heading 6"/>
     <w:basedOn w:val="Normal"/>
     <w:next w:val="Normal"/>
-    <w:link w:val="Heading6Char"/>
+    <w:link w:val="Balk6Char"/>
     <w:uiPriority w:val="9"/>
     <w:semiHidden/>
     <w:unhideWhenUsed/>
@@ -5839,11 +5838,11 @@
       <w:color w:val="595959" w:themeColor="text1" w:themeTint="A6"/>
     </w:rPr>
   </w:style>
-  <w:style w:type="paragraph" w:styleId="Heading7">
+  <w:style w:type="paragraph" w:styleId="Balk7">
     <w:name w:val="heading 7"/>
     <w:basedOn w:val="Normal"/>
     <w:next w:val="Normal"/>
-    <w:link w:val="Heading7Char"/>
+    <w:link w:val="Balk7Char"/>
     <w:uiPriority w:val="9"/>
     <w:semiHidden/>
     <w:unhideWhenUsed/>
@@ -5860,11 +5859,11 @@
       <w:color w:val="595959" w:themeColor="text1" w:themeTint="A6"/>
     </w:rPr>
   </w:style>
-  <w:style w:type="paragraph" w:styleId="Heading8">
+  <w:style w:type="paragraph" w:styleId="Balk8">
     <w:name w:val="heading 8"/>
     <w:basedOn w:val="Normal"/>
     <w:next w:val="Normal"/>
-    <w:link w:val="Heading8Char"/>
+    <w:link w:val="Balk8Char"/>
     <w:uiPriority w:val="9"/>
     <w:semiHidden/>
     <w:unhideWhenUsed/>
@@ -5883,11 +5882,11 @@
       <w:color w:val="272727" w:themeColor="text1" w:themeTint="D8"/>
     </w:rPr>
   </w:style>
-  <w:style w:type="paragraph" w:styleId="Heading9">
+  <w:style w:type="paragraph" w:styleId="Balk9">
     <w:name w:val="heading 9"/>
     <w:basedOn w:val="Normal"/>
     <w:next w:val="Normal"/>
-    <w:link w:val="Heading9Char"/>
+    <w:link w:val="Balk9Char"/>
     <w:uiPriority w:val="9"/>
     <w:semiHidden/>
     <w:unhideWhenUsed/>
@@ -5904,13 +5903,13 @@
       <w:color w:val="272727" w:themeColor="text1" w:themeTint="D8"/>
     </w:rPr>
   </w:style>
-  <w:style w:type="character" w:default="1" w:styleId="DefaultParagraphFont">
+  <w:style w:type="character" w:default="1" w:styleId="VarsaylanParagrafYazTipi">
     <w:name w:val="Default Paragraph Font"/>
     <w:uiPriority w:val="1"/>
     <w:semiHidden/>
     <w:unhideWhenUsed/>
   </w:style>
-  <w:style w:type="table" w:default="1" w:styleId="TableNormal">
+  <w:style w:type="table" w:default="1" w:styleId="NormalTablo">
     <w:name w:val="Normal Table"/>
     <w:uiPriority w:val="99"/>
     <w:semiHidden/>
@@ -5925,16 +5924,16 @@
       </w:tblCellMar>
     </w:tblPr>
   </w:style>
-  <w:style w:type="numbering" w:default="1" w:styleId="NoList">
+  <w:style w:type="numbering" w:default="1" w:styleId="ListeYok">
     <w:name w:val="No List"/>
     <w:uiPriority w:val="99"/>
     <w:semiHidden/>
     <w:unhideWhenUsed/>
   </w:style>
-  <w:style w:type="character" w:customStyle="1" w:styleId="Heading1Char">
-    <w:name w:val="Heading 1 Char"/>
-    <w:basedOn w:val="DefaultParagraphFont"/>
-    <w:link w:val="Heading1"/>
+  <w:style w:type="character" w:customStyle="1" w:styleId="Balk1Char">
+    <w:name w:val="Başlık 1 Char"/>
+    <w:basedOn w:val="VarsaylanParagrafYazTipi"/>
+    <w:link w:val="Balk1"/>
     <w:uiPriority w:val="9"/>
     <w:rsid w:val="00107A3C"/>
     <w:rPr>
@@ -5944,10 +5943,10 @@
       <w:szCs w:val="40"/>
     </w:rPr>
   </w:style>
-  <w:style w:type="character" w:customStyle="1" w:styleId="Heading2Char">
-    <w:name w:val="Heading 2 Char"/>
-    <w:basedOn w:val="DefaultParagraphFont"/>
-    <w:link w:val="Heading2"/>
+  <w:style w:type="character" w:customStyle="1" w:styleId="Balk2Char">
+    <w:name w:val="Başlık 2 Char"/>
+    <w:basedOn w:val="VarsaylanParagrafYazTipi"/>
+    <w:link w:val="Balk2"/>
     <w:uiPriority w:val="9"/>
     <w:semiHidden/>
     <w:rsid w:val="00107A3C"/>
@@ -5958,10 +5957,10 @@
       <w:szCs w:val="32"/>
     </w:rPr>
   </w:style>
-  <w:style w:type="character" w:customStyle="1" w:styleId="Heading3Char">
-    <w:name w:val="Heading 3 Char"/>
-    <w:basedOn w:val="DefaultParagraphFont"/>
-    <w:link w:val="Heading3"/>
+  <w:style w:type="character" w:customStyle="1" w:styleId="Balk3Char">
+    <w:name w:val="Başlık 3 Char"/>
+    <w:basedOn w:val="VarsaylanParagrafYazTipi"/>
+    <w:link w:val="Balk3"/>
     <w:uiPriority w:val="9"/>
     <w:semiHidden/>
     <w:rsid w:val="00107A3C"/>
@@ -5972,10 +5971,10 @@
       <w:szCs w:val="28"/>
     </w:rPr>
   </w:style>
-  <w:style w:type="character" w:customStyle="1" w:styleId="Heading4Char">
-    <w:name w:val="Heading 4 Char"/>
-    <w:basedOn w:val="DefaultParagraphFont"/>
-    <w:link w:val="Heading4"/>
+  <w:style w:type="character" w:customStyle="1" w:styleId="Balk4Char">
+    <w:name w:val="Başlık 4 Char"/>
+    <w:basedOn w:val="VarsaylanParagrafYazTipi"/>
+    <w:link w:val="Balk4"/>
     <w:uiPriority w:val="9"/>
     <w:semiHidden/>
     <w:rsid w:val="00107A3C"/>
@@ -5986,10 +5985,10 @@
       <w:color w:val="0F4761" w:themeColor="accent1" w:themeShade="BF"/>
     </w:rPr>
   </w:style>
-  <w:style w:type="character" w:customStyle="1" w:styleId="Heading5Char">
-    <w:name w:val="Heading 5 Char"/>
-    <w:basedOn w:val="DefaultParagraphFont"/>
-    <w:link w:val="Heading5"/>
+  <w:style w:type="character" w:customStyle="1" w:styleId="Balk5Char">
+    <w:name w:val="Başlık 5 Char"/>
+    <w:basedOn w:val="VarsaylanParagrafYazTipi"/>
+    <w:link w:val="Balk5"/>
     <w:uiPriority w:val="9"/>
     <w:semiHidden/>
     <w:rsid w:val="00107A3C"/>
@@ -5998,10 +5997,10 @@
       <w:color w:val="0F4761" w:themeColor="accent1" w:themeShade="BF"/>
     </w:rPr>
   </w:style>
-  <w:style w:type="character" w:customStyle="1" w:styleId="Heading6Char">
-    <w:name w:val="Heading 6 Char"/>
-    <w:basedOn w:val="DefaultParagraphFont"/>
-    <w:link w:val="Heading6"/>
+  <w:style w:type="character" w:customStyle="1" w:styleId="Balk6Char">
+    <w:name w:val="Başlık 6 Char"/>
+    <w:basedOn w:val="VarsaylanParagrafYazTipi"/>
+    <w:link w:val="Balk6"/>
     <w:uiPriority w:val="9"/>
     <w:semiHidden/>
     <w:rsid w:val="00107A3C"/>
@@ -6012,10 +6011,10 @@
       <w:color w:val="595959" w:themeColor="text1" w:themeTint="A6"/>
     </w:rPr>
   </w:style>
-  <w:style w:type="character" w:customStyle="1" w:styleId="Heading7Char">
-    <w:name w:val="Heading 7 Char"/>
-    <w:basedOn w:val="DefaultParagraphFont"/>
-    <w:link w:val="Heading7"/>
+  <w:style w:type="character" w:customStyle="1" w:styleId="Balk7Char">
+    <w:name w:val="Başlık 7 Char"/>
+    <w:basedOn w:val="VarsaylanParagrafYazTipi"/>
+    <w:link w:val="Balk7"/>
     <w:uiPriority w:val="9"/>
     <w:semiHidden/>
     <w:rsid w:val="00107A3C"/>
@@ -6024,10 +6023,10 @@
       <w:color w:val="595959" w:themeColor="text1" w:themeTint="A6"/>
     </w:rPr>
   </w:style>
-  <w:style w:type="character" w:customStyle="1" w:styleId="Heading8Char">
-    <w:name w:val="Heading 8 Char"/>
-    <w:basedOn w:val="DefaultParagraphFont"/>
-    <w:link w:val="Heading8"/>
+  <w:style w:type="character" w:customStyle="1" w:styleId="Balk8Char">
+    <w:name w:val="Başlık 8 Char"/>
+    <w:basedOn w:val="VarsaylanParagrafYazTipi"/>
+    <w:link w:val="Balk8"/>
     <w:uiPriority w:val="9"/>
     <w:semiHidden/>
     <w:rsid w:val="00107A3C"/>
@@ -6038,10 +6037,10 @@
       <w:color w:val="272727" w:themeColor="text1" w:themeTint="D8"/>
     </w:rPr>
   </w:style>
-  <w:style w:type="character" w:customStyle="1" w:styleId="Heading9Char">
-    <w:name w:val="Heading 9 Char"/>
-    <w:basedOn w:val="DefaultParagraphFont"/>
-    <w:link w:val="Heading9"/>
+  <w:style w:type="character" w:customStyle="1" w:styleId="Balk9Char">
+    <w:name w:val="Başlık 9 Char"/>
+    <w:basedOn w:val="VarsaylanParagrafYazTipi"/>
+    <w:link w:val="Balk9"/>
     <w:uiPriority w:val="9"/>
     <w:semiHidden/>
     <w:rsid w:val="00107A3C"/>
@@ -6050,11 +6049,11 @@
       <w:color w:val="272727" w:themeColor="text1" w:themeTint="D8"/>
     </w:rPr>
   </w:style>
-  <w:style w:type="paragraph" w:styleId="Title">
+  <w:style w:type="paragraph" w:styleId="KonuBal">
     <w:name w:val="Title"/>
     <w:basedOn w:val="Normal"/>
     <w:next w:val="Normal"/>
-    <w:link w:val="TitleChar"/>
+    <w:link w:val="KonuBalChar"/>
     <w:uiPriority w:val="10"/>
     <w:qFormat/>
     <w:rsid w:val="00107A3C"/>
@@ -6070,10 +6069,10 @@
       <w:szCs w:val="56"/>
     </w:rPr>
   </w:style>
-  <w:style w:type="character" w:customStyle="1" w:styleId="TitleChar">
-    <w:name w:val="Title Char"/>
-    <w:basedOn w:val="DefaultParagraphFont"/>
-    <w:link w:val="Title"/>
+  <w:style w:type="character" w:customStyle="1" w:styleId="KonuBalChar">
+    <w:name w:val="Konu Başlığı Char"/>
+    <w:basedOn w:val="VarsaylanParagrafYazTipi"/>
+    <w:link w:val="KonuBal"/>
     <w:uiPriority w:val="10"/>
     <w:rsid w:val="00107A3C"/>
     <w:rPr>
@@ -6084,11 +6083,11 @@
       <w:szCs w:val="56"/>
     </w:rPr>
   </w:style>
-  <w:style w:type="paragraph" w:styleId="Subtitle">
+  <w:style w:type="paragraph" w:styleId="Altyaz">
     <w:name w:val="Subtitle"/>
     <w:basedOn w:val="Normal"/>
     <w:next w:val="Normal"/>
-    <w:link w:val="SubtitleChar"/>
+    <w:link w:val="AltyazChar"/>
     <w:uiPriority w:val="11"/>
     <w:qFormat/>
     <w:rsid w:val="00107A3C"/>
@@ -6105,10 +6104,10 @@
       <w:szCs w:val="28"/>
     </w:rPr>
   </w:style>
-  <w:style w:type="character" w:customStyle="1" w:styleId="SubtitleChar">
-    <w:name w:val="Subtitle Char"/>
-    <w:basedOn w:val="DefaultParagraphFont"/>
-    <w:link w:val="Subtitle"/>
+  <w:style w:type="character" w:customStyle="1" w:styleId="AltyazChar">
+    <w:name w:val="Altyazı Char"/>
+    <w:basedOn w:val="VarsaylanParagrafYazTipi"/>
+    <w:link w:val="Altyaz"/>
     <w:uiPriority w:val="11"/>
     <w:rsid w:val="00107A3C"/>
     <w:rPr>
@@ -6119,11 +6118,11 @@
       <w:szCs w:val="28"/>
     </w:rPr>
   </w:style>
-  <w:style w:type="paragraph" w:styleId="Quote">
+  <w:style w:type="paragraph" w:styleId="Alnt">
     <w:name w:val="Quote"/>
     <w:basedOn w:val="Normal"/>
     <w:next w:val="Normal"/>
-    <w:link w:val="QuoteChar"/>
+    <w:link w:val="AlntChar"/>
     <w:uiPriority w:val="29"/>
     <w:qFormat/>
     <w:rsid w:val="00107A3C"/>
@@ -6137,10 +6136,10 @@
       <w:color w:val="404040" w:themeColor="text1" w:themeTint="BF"/>
     </w:rPr>
   </w:style>
-  <w:style w:type="character" w:customStyle="1" w:styleId="QuoteChar">
-    <w:name w:val="Quote Char"/>
-    <w:basedOn w:val="DefaultParagraphFont"/>
-    <w:link w:val="Quote"/>
+  <w:style w:type="character" w:customStyle="1" w:styleId="AlntChar">
+    <w:name w:val="Alıntı Char"/>
+    <w:basedOn w:val="VarsaylanParagrafYazTipi"/>
+    <w:link w:val="Alnt"/>
     <w:uiPriority w:val="29"/>
     <w:rsid w:val="00107A3C"/>
     <w:rPr>
@@ -6149,7 +6148,7 @@
       <w:color w:val="404040" w:themeColor="text1" w:themeTint="BF"/>
     </w:rPr>
   </w:style>
-  <w:style w:type="paragraph" w:styleId="ListParagraph">
+  <w:style w:type="paragraph" w:styleId="ListeParagraf">
     <w:name w:val="List Paragraph"/>
     <w:basedOn w:val="Normal"/>
     <w:uiPriority w:val="34"/>
@@ -6160,9 +6159,9 @@
       <w:contextualSpacing/>
     </w:pPr>
   </w:style>
-  <w:style w:type="character" w:styleId="IntenseEmphasis">
+  <w:style w:type="character" w:styleId="GlVurgulama">
     <w:name w:val="Intense Emphasis"/>
-    <w:basedOn w:val="DefaultParagraphFont"/>
+    <w:basedOn w:val="VarsaylanParagrafYazTipi"/>
     <w:uiPriority w:val="21"/>
     <w:qFormat/>
     <w:rsid w:val="00107A3C"/>
@@ -6172,11 +6171,11 @@
       <w:color w:val="0F4761" w:themeColor="accent1" w:themeShade="BF"/>
     </w:rPr>
   </w:style>
-  <w:style w:type="paragraph" w:styleId="IntenseQuote">
+  <w:style w:type="paragraph" w:styleId="GlAlnt">
     <w:name w:val="Intense Quote"/>
     <w:basedOn w:val="Normal"/>
     <w:next w:val="Normal"/>
-    <w:link w:val="IntenseQuoteChar"/>
+    <w:link w:val="GlAlntChar"/>
     <w:uiPriority w:val="30"/>
     <w:qFormat/>
     <w:rsid w:val="00107A3C"/>
@@ -6195,10 +6194,10 @@
       <w:color w:val="0F4761" w:themeColor="accent1" w:themeShade="BF"/>
     </w:rPr>
   </w:style>
-  <w:style w:type="character" w:customStyle="1" w:styleId="IntenseQuoteChar">
-    <w:name w:val="Intense Quote Char"/>
-    <w:basedOn w:val="DefaultParagraphFont"/>
-    <w:link w:val="IntenseQuote"/>
+  <w:style w:type="character" w:customStyle="1" w:styleId="GlAlntChar">
+    <w:name w:val="Güçlü Alıntı Char"/>
+    <w:basedOn w:val="VarsaylanParagrafYazTipi"/>
+    <w:link w:val="GlAlnt"/>
     <w:uiPriority w:val="30"/>
     <w:rsid w:val="00107A3C"/>
     <w:rPr>
@@ -6207,9 +6206,9 @@
       <w:color w:val="0F4761" w:themeColor="accent1" w:themeShade="BF"/>
     </w:rPr>
   </w:style>
-  <w:style w:type="character" w:styleId="IntenseReference">
+  <w:style w:type="character" w:styleId="GlBavuru">
     <w:name w:val="Intense Reference"/>
-    <w:basedOn w:val="DefaultParagraphFont"/>
+    <w:basedOn w:val="VarsaylanParagrafYazTipi"/>
     <w:uiPriority w:val="32"/>
     <w:qFormat/>
     <w:rsid w:val="00107A3C"/>
@@ -6239,12 +6238,12 @@
   </w:style>
   <w:style w:type="character" w:customStyle="1" w:styleId="citation-84">
     <w:name w:val="citation-84"/>
-    <w:basedOn w:val="DefaultParagraphFont"/>
+    <w:basedOn w:val="VarsaylanParagrafYazTipi"/>
     <w:rsid w:val="004D5EA8"/>
   </w:style>
-  <w:style w:type="character" w:styleId="Strong">
+  <w:style w:type="character" w:styleId="Gl">
     <w:name w:val="Strong"/>
-    <w:basedOn w:val="DefaultParagraphFont"/>
+    <w:basedOn w:val="VarsaylanParagrafYazTipi"/>
     <w:uiPriority w:val="22"/>
     <w:qFormat/>
     <w:rsid w:val="004D5EA8"/>
@@ -6255,142 +6254,142 @@
   </w:style>
   <w:style w:type="character" w:customStyle="1" w:styleId="citation-83">
     <w:name w:val="citation-83"/>
-    <w:basedOn w:val="DefaultParagraphFont"/>
+    <w:basedOn w:val="VarsaylanParagrafYazTipi"/>
     <w:rsid w:val="004D5EA8"/>
   </w:style>
   <w:style w:type="character" w:customStyle="1" w:styleId="citation-82">
     <w:name w:val="citation-82"/>
-    <w:basedOn w:val="DefaultParagraphFont"/>
+    <w:basedOn w:val="VarsaylanParagrafYazTipi"/>
     <w:rsid w:val="004D5EA8"/>
   </w:style>
   <w:style w:type="character" w:customStyle="1" w:styleId="citation-81">
     <w:name w:val="citation-81"/>
-    <w:basedOn w:val="DefaultParagraphFont"/>
+    <w:basedOn w:val="VarsaylanParagrafYazTipi"/>
     <w:rsid w:val="004D5EA8"/>
   </w:style>
   <w:style w:type="character" w:customStyle="1" w:styleId="citation-80">
     <w:name w:val="citation-80"/>
-    <w:basedOn w:val="DefaultParagraphFont"/>
+    <w:basedOn w:val="VarsaylanParagrafYazTipi"/>
     <w:rsid w:val="004D5EA8"/>
   </w:style>
   <w:style w:type="character" w:customStyle="1" w:styleId="citation-79">
     <w:name w:val="citation-79"/>
-    <w:basedOn w:val="DefaultParagraphFont"/>
+    <w:basedOn w:val="VarsaylanParagrafYazTipi"/>
     <w:rsid w:val="004D5EA8"/>
   </w:style>
   <w:style w:type="character" w:customStyle="1" w:styleId="citation-78">
     <w:name w:val="citation-78"/>
-    <w:basedOn w:val="DefaultParagraphFont"/>
+    <w:basedOn w:val="VarsaylanParagrafYazTipi"/>
     <w:rsid w:val="004D5EA8"/>
   </w:style>
   <w:style w:type="character" w:customStyle="1" w:styleId="citation-77">
     <w:name w:val="citation-77"/>
-    <w:basedOn w:val="DefaultParagraphFont"/>
+    <w:basedOn w:val="VarsaylanParagrafYazTipi"/>
     <w:rsid w:val="004D5EA8"/>
   </w:style>
   <w:style w:type="character" w:customStyle="1" w:styleId="citation-76">
     <w:name w:val="citation-76"/>
-    <w:basedOn w:val="DefaultParagraphFont"/>
+    <w:basedOn w:val="VarsaylanParagrafYazTipi"/>
     <w:rsid w:val="004D5EA8"/>
   </w:style>
   <w:style w:type="character" w:customStyle="1" w:styleId="citation-75">
     <w:name w:val="citation-75"/>
-    <w:basedOn w:val="DefaultParagraphFont"/>
+    <w:basedOn w:val="VarsaylanParagrafYazTipi"/>
     <w:rsid w:val="004D5EA8"/>
   </w:style>
   <w:style w:type="character" w:customStyle="1" w:styleId="citation-74">
     <w:name w:val="citation-74"/>
-    <w:basedOn w:val="DefaultParagraphFont"/>
+    <w:basedOn w:val="VarsaylanParagrafYazTipi"/>
     <w:rsid w:val="004D5EA8"/>
   </w:style>
   <w:style w:type="character" w:customStyle="1" w:styleId="citation-73">
     <w:name w:val="citation-73"/>
-    <w:basedOn w:val="DefaultParagraphFont"/>
+    <w:basedOn w:val="VarsaylanParagrafYazTipi"/>
     <w:rsid w:val="004D5EA8"/>
   </w:style>
   <w:style w:type="character" w:customStyle="1" w:styleId="citation-72">
     <w:name w:val="citation-72"/>
-    <w:basedOn w:val="DefaultParagraphFont"/>
+    <w:basedOn w:val="VarsaylanParagrafYazTipi"/>
     <w:rsid w:val="004D5EA8"/>
   </w:style>
   <w:style w:type="character" w:customStyle="1" w:styleId="citation-71">
     <w:name w:val="citation-71"/>
-    <w:basedOn w:val="DefaultParagraphFont"/>
+    <w:basedOn w:val="VarsaylanParagrafYazTipi"/>
     <w:rsid w:val="004D5EA8"/>
   </w:style>
   <w:style w:type="character" w:customStyle="1" w:styleId="citation-70">
     <w:name w:val="citation-70"/>
-    <w:basedOn w:val="DefaultParagraphFont"/>
+    <w:basedOn w:val="VarsaylanParagrafYazTipi"/>
     <w:rsid w:val="004D5EA8"/>
   </w:style>
   <w:style w:type="character" w:customStyle="1" w:styleId="citation-67">
     <w:name w:val="citation-67"/>
-    <w:basedOn w:val="DefaultParagraphFont"/>
+    <w:basedOn w:val="VarsaylanParagrafYazTipi"/>
     <w:rsid w:val="004D5EA8"/>
   </w:style>
   <w:style w:type="character" w:customStyle="1" w:styleId="citation-66">
     <w:name w:val="citation-66"/>
-    <w:basedOn w:val="DefaultParagraphFont"/>
+    <w:basedOn w:val="VarsaylanParagrafYazTipi"/>
     <w:rsid w:val="004D5EA8"/>
   </w:style>
   <w:style w:type="character" w:customStyle="1" w:styleId="citation-65">
     <w:name w:val="citation-65"/>
-    <w:basedOn w:val="DefaultParagraphFont"/>
+    <w:basedOn w:val="VarsaylanParagrafYazTipi"/>
     <w:rsid w:val="004D5EA8"/>
   </w:style>
   <w:style w:type="character" w:customStyle="1" w:styleId="citation-59">
     <w:name w:val="citation-59"/>
-    <w:basedOn w:val="DefaultParagraphFont"/>
+    <w:basedOn w:val="VarsaylanParagrafYazTipi"/>
     <w:rsid w:val="004D5EA8"/>
   </w:style>
   <w:style w:type="character" w:customStyle="1" w:styleId="citation-56">
     <w:name w:val="citation-56"/>
-    <w:basedOn w:val="DefaultParagraphFont"/>
+    <w:basedOn w:val="VarsaylanParagrafYazTipi"/>
     <w:rsid w:val="004D5EA8"/>
   </w:style>
   <w:style w:type="character" w:customStyle="1" w:styleId="citation-54">
     <w:name w:val="citation-54"/>
-    <w:basedOn w:val="DefaultParagraphFont"/>
+    <w:basedOn w:val="VarsaylanParagrafYazTipi"/>
     <w:rsid w:val="004D5EA8"/>
   </w:style>
   <w:style w:type="character" w:customStyle="1" w:styleId="citation-53">
     <w:name w:val="citation-53"/>
-    <w:basedOn w:val="DefaultParagraphFont"/>
+    <w:basedOn w:val="VarsaylanParagrafYazTipi"/>
     <w:rsid w:val="004D5EA8"/>
   </w:style>
   <w:style w:type="character" w:customStyle="1" w:styleId="citation-52">
     <w:name w:val="citation-52"/>
-    <w:basedOn w:val="DefaultParagraphFont"/>
+    <w:basedOn w:val="VarsaylanParagrafYazTipi"/>
     <w:rsid w:val="004D5EA8"/>
   </w:style>
   <w:style w:type="character" w:customStyle="1" w:styleId="citation-51">
     <w:name w:val="citation-51"/>
-    <w:basedOn w:val="DefaultParagraphFont"/>
+    <w:basedOn w:val="VarsaylanParagrafYazTipi"/>
     <w:rsid w:val="004D5EA8"/>
   </w:style>
   <w:style w:type="character" w:customStyle="1" w:styleId="citation-50">
     <w:name w:val="citation-50"/>
-    <w:basedOn w:val="DefaultParagraphFont"/>
+    <w:basedOn w:val="VarsaylanParagrafYazTipi"/>
     <w:rsid w:val="004D5EA8"/>
   </w:style>
   <w:style w:type="character" w:customStyle="1" w:styleId="citation-49">
     <w:name w:val="citation-49"/>
-    <w:basedOn w:val="DefaultParagraphFont"/>
+    <w:basedOn w:val="VarsaylanParagrafYazTipi"/>
     <w:rsid w:val="004D5EA8"/>
   </w:style>
   <w:style w:type="character" w:customStyle="1" w:styleId="citation-48">
     <w:name w:val="citation-48"/>
-    <w:basedOn w:val="DefaultParagraphFont"/>
+    <w:basedOn w:val="VarsaylanParagrafYazTipi"/>
     <w:rsid w:val="004D5EA8"/>
   </w:style>
   <w:style w:type="character" w:customStyle="1" w:styleId="citation-47">
     <w:name w:val="citation-47"/>
-    <w:basedOn w:val="DefaultParagraphFont"/>
+    <w:basedOn w:val="VarsaylanParagrafYazTipi"/>
     <w:rsid w:val="004D5EA8"/>
   </w:style>
-  <w:style w:type="character" w:styleId="HTMLCode">
+  <w:style w:type="character" w:styleId="HTMLKodu">
     <w:name w:val="HTML Code"/>
-    <w:basedOn w:val="DefaultParagraphFont"/>
+    <w:basedOn w:val="VarsaylanParagrafYazTipi"/>
     <w:uiPriority w:val="99"/>
     <w:semiHidden/>
     <w:unhideWhenUsed/>
@@ -6403,7 +6402,7 @@
   </w:style>
   <w:style w:type="character" w:customStyle="1" w:styleId="icon-label">
     <w:name w:val="icon-label"/>
-    <w:basedOn w:val="DefaultParagraphFont"/>
+    <w:basedOn w:val="VarsaylanParagrafYazTipi"/>
     <w:rsid w:val="00DE66EF"/>
   </w:style>
 </w:styles>

--- a/Docs/PA2 Part 1/Project Design Document.docx
+++ b/Docs/PA2 Part 1/Project Design Document.docx
@@ -972,7 +972,7 @@
             <v:path o:extrusionok="f" gradientshapeok="t" o:connecttype="rect"/>
             <o:lock v:ext="edit" aspectratio="t"/>
           </v:shapetype>
-          <v:shape id="_x0000_i1025" type="#_x0000_t75" style="width:468pt;height:241.1pt">
+          <v:shape id="_x0000_i1025" type="#_x0000_t75" style="width:467.8pt;height:241.2pt">
             <v:imagedata r:id="rId6" o:title="component_diagram"/>
           </v:shape>
         </w:pict>
@@ -1039,7 +1039,7 @@
           <w:rFonts w:ascii="Arial" w:hAnsi="Arial" w:cs="Arial"/>
         </w:rPr>
         <w:pict w14:anchorId="45744019">
-          <v:shape id="_x0000_i1026" type="#_x0000_t75" style="width:467.15pt;height:224.35pt">
+          <v:shape id="_x0000_i1026" type="#_x0000_t75" style="width:467.35pt;height:224.4pt">
             <v:imagedata r:id="rId7" o:title="deployment_diagram"/>
           </v:shape>
         </w:pict>
@@ -1086,7 +1086,16 @@
           <w:rStyle w:val="citation-79"/>
           <w:rFonts w:ascii="Arial" w:hAnsi="Arial" w:cs="Arial"/>
         </w:rPr>
-        <w:t xml:space="preserve"> Java (JDK 17 LTS) </w:t>
+        <w:t xml:space="preserve"> Java (JDK 23</w:t>
+      </w:r>
+      <w:bookmarkStart w:id="0" w:name="_GoBack"/>
+      <w:bookmarkEnd w:id="0"/>
+      <w:r>
+        <w:rPr>
+          <w:rStyle w:val="citation-79"/>
+          <w:rFonts w:ascii="Arial" w:hAnsi="Arial" w:cs="Arial"/>
+        </w:rPr>
+        <w:t xml:space="preserve"> LTS) </w:t>
       </w:r>
     </w:p>
     <w:p>
@@ -2377,7 +2386,7 @@
           <w:rFonts w:ascii="Arial" w:hAnsi="Arial" w:cs="Arial"/>
         </w:rPr>
         <w:pict w14:anchorId="608EA38F">
-          <v:shape id="_x0000_i1027" type="#_x0000_t75" style="width:467.15pt;height:177.5pt">
+          <v:shape id="_x0000_i1027" type="#_x0000_t75" style="width:467.35pt;height:177.55pt">
             <v:imagedata r:id="rId8" o:title="class_diagram"/>
           </v:shape>
         </w:pict>
@@ -2554,8 +2563,6 @@
         </w:rPr>
         <w:t xml:space="preserve"> tetiklenir; bu işlem Java'da ayrı bir thread (iş parçacığı) üzerinde asenkron olarak çalışır ve süre sonlandığında elde edilen toplam zaman, kullanıcının seçtiği derse ait tabloya eklenmek üzere backend üzerinden veritabanına iletilir.</w:t>
       </w:r>
-      <w:bookmarkStart w:id="0" w:name="_GoBack"/>
-      <w:bookmarkEnd w:id="0"/>
     </w:p>
     <w:p>
       <w:pPr>
@@ -2659,7 +2666,7 @@
           <w:rFonts w:ascii="Arial" w:hAnsi="Arial" w:cs="Arial"/>
         </w:rPr>
         <w:pict w14:anchorId="61ED5562">
-          <v:shape id="_x0000_i1028" type="#_x0000_t75" style="width:467.15pt;height:242.8pt">
+          <v:shape id="_x0000_i1028" type="#_x0000_t75" style="width:466.9pt;height:242.95pt">
             <v:imagedata r:id="rId9" o:title="sequence_diagram"/>
           </v:shape>
         </w:pict>
